--- a/00-首页/题组Word/第一轮·综合套卷/第一轮综合卷09（教师版）.docx
+++ b/00-首页/题组Word/第一轮·综合套卷/第一轮综合卷09（教师版）.docx
@@ -330,48 +330,6 @@
         </w:rPr>
         <w:t>赵鑫光竞赛笔记</w:t>
       </w:r>
-      <w:r>
-        <w:rPr>
-          <w:rFonts w:ascii="Times New Roman" w:hAnsi="Times New Roman" w:eastAsia="Times New Roman" w:cs="Times New Roman"/>
-        </w:rPr>
-        <w:t xml:space="preserve"> </w:t>
-      </w:r>
-      <w:r>
-        <w:rPr>
-          <w:rFonts w:hint="eastAsia" w:ascii="Times New Roman" w:hAnsi="Times New Roman" w:eastAsia="FangSong" w:cs="Times New Roman"/>
-        </w:rPr>
-        <w:t>曾用于</w:t>
-      </w:r>
-      <w:r>
-        <w:rPr>
-          <w:rFonts w:hint="eastAsia" w:ascii="Times New Roman" w:hAnsi="Times New Roman" w:eastAsia="Times New Roman" w:cs="Times New Roman"/>
-        </w:rPr>
-        <w:t>：</w:t>
-      </w:r>
-      <w:r>
-        <w:rPr>
-          <w:rFonts w:hint="eastAsia" w:ascii="Times New Roman" w:hAnsi="Times New Roman" w:eastAsia="FangSong" w:cs="Times New Roman"/>
-        </w:rPr>
-        <w:t>第一轮综合卷</w:t>
-      </w:r>
-      <w:r>
-        <w:rPr>
-          <w:rFonts w:hint="eastAsia" w:ascii="Times New Roman" w:hAnsi="Times New Roman" w:eastAsia="Times New Roman" w:cs="Times New Roman"/>
-        </w:rPr>
-        <w:t>05（</w:t>
-      </w:r>
-      <w:r>
-        <w:rPr>
-          <w:rFonts w:hint="eastAsia" w:ascii="Times New Roman" w:hAnsi="Times New Roman" w:eastAsia="FangSong" w:cs="Times New Roman"/>
-        </w:rPr>
-        <w:t>教师版</w:t>
-      </w:r>
-      <w:r>
-        <w:rPr>
-          <w:rFonts w:hint="eastAsia" w:ascii="Times New Roman" w:hAnsi="Times New Roman" w:eastAsia="Times New Roman" w:cs="Times New Roman"/>
-        </w:rPr>
-        <w:t>）</w:t>
-      </w:r>
     </w:p>
     <w:p>
       <w:pPr>
@@ -808,48 +766,6 @@
           <w:rFonts w:hint="eastAsia" w:ascii="Times New Roman" w:hAnsi="Times New Roman" w:eastAsia="FangSong" w:cs="Times New Roman"/>
         </w:rPr>
         <w:t>赵鑫光竞赛笔记</w:t>
-      </w:r>
-      <w:r>
-        <w:rPr>
-          <w:rFonts w:ascii="Times New Roman" w:hAnsi="Times New Roman" w:eastAsia="Times New Roman" w:cs="Times New Roman"/>
-        </w:rPr>
-        <w:t xml:space="preserve"> </w:t>
-      </w:r>
-      <w:r>
-        <w:rPr>
-          <w:rFonts w:hint="eastAsia" w:ascii="Times New Roman" w:hAnsi="Times New Roman" w:eastAsia="FangSong" w:cs="Times New Roman"/>
-        </w:rPr>
-        <w:t>曾用于</w:t>
-      </w:r>
-      <w:r>
-        <w:rPr>
-          <w:rFonts w:hint="eastAsia" w:ascii="Times New Roman" w:hAnsi="Times New Roman" w:eastAsia="Times New Roman" w:cs="Times New Roman"/>
-        </w:rPr>
-        <w:t>：</w:t>
-      </w:r>
-      <w:r>
-        <w:rPr>
-          <w:rFonts w:hint="eastAsia" w:ascii="Times New Roman" w:hAnsi="Times New Roman" w:eastAsia="FangSong" w:cs="Times New Roman"/>
-        </w:rPr>
-        <w:t>第一轮综合卷</w:t>
-      </w:r>
-      <w:r>
-        <w:rPr>
-          <w:rFonts w:hint="eastAsia" w:ascii="Times New Roman" w:hAnsi="Times New Roman" w:eastAsia="Times New Roman" w:cs="Times New Roman"/>
-        </w:rPr>
-        <w:t>06（</w:t>
-      </w:r>
-      <w:r>
-        <w:rPr>
-          <w:rFonts w:hint="eastAsia" w:ascii="Times New Roman" w:hAnsi="Times New Roman" w:eastAsia="FangSong" w:cs="Times New Roman"/>
-        </w:rPr>
-        <w:t>教师版</w:t>
-      </w:r>
-      <w:r>
-        <w:rPr>
-          <w:rFonts w:hint="eastAsia" w:ascii="Times New Roman" w:hAnsi="Times New Roman" w:eastAsia="Times New Roman" w:cs="Times New Roman"/>
-        </w:rPr>
-        <w:t>）</w:t>
       </w:r>
     </w:p>
     <w:p>
@@ -1078,48 +994,6 @@
         </w:rPr>
         <w:t>赵鑫光竞赛笔记</w:t>
       </w:r>
-      <w:r>
-        <w:rPr>
-          <w:rFonts w:ascii="Times New Roman" w:hAnsi="Times New Roman" w:eastAsia="Times New Roman" w:cs="Times New Roman"/>
-        </w:rPr>
-        <w:t xml:space="preserve"> </w:t>
-      </w:r>
-      <w:r>
-        <w:rPr>
-          <w:rFonts w:hint="eastAsia" w:ascii="Times New Roman" w:hAnsi="Times New Roman" w:eastAsia="FangSong" w:cs="Times New Roman"/>
-        </w:rPr>
-        <w:t>曾用于</w:t>
-      </w:r>
-      <w:r>
-        <w:rPr>
-          <w:rFonts w:hint="eastAsia" w:ascii="Times New Roman" w:hAnsi="Times New Roman" w:eastAsia="Times New Roman" w:cs="Times New Roman"/>
-        </w:rPr>
-        <w:t>：</w:t>
-      </w:r>
-      <w:r>
-        <w:rPr>
-          <w:rFonts w:hint="eastAsia" w:ascii="Times New Roman" w:hAnsi="Times New Roman" w:eastAsia="FangSong" w:cs="Times New Roman"/>
-        </w:rPr>
-        <w:t>第一轮综合卷</w:t>
-      </w:r>
-      <w:r>
-        <w:rPr>
-          <w:rFonts w:hint="eastAsia" w:ascii="Times New Roman" w:hAnsi="Times New Roman" w:eastAsia="Times New Roman" w:cs="Times New Roman"/>
-        </w:rPr>
-        <w:t>06（</w:t>
-      </w:r>
-      <w:r>
-        <w:rPr>
-          <w:rFonts w:hint="eastAsia" w:ascii="Times New Roman" w:hAnsi="Times New Roman" w:eastAsia="FangSong" w:cs="Times New Roman"/>
-        </w:rPr>
-        <w:t>教师版</w:t>
-      </w:r>
-      <w:r>
-        <w:rPr>
-          <w:rFonts w:hint="eastAsia" w:ascii="Times New Roman" w:hAnsi="Times New Roman" w:eastAsia="Times New Roman" w:cs="Times New Roman"/>
-        </w:rPr>
-        <w:t>）</w:t>
-      </w:r>
     </w:p>
     <w:p>
       <w:pPr>
@@ -1312,48 +1186,6 @@
         </w:rPr>
         <w:t>赵鑫光竞赛笔记</w:t>
       </w:r>
-      <w:r>
-        <w:rPr>
-          <w:rFonts w:ascii="Times New Roman" w:hAnsi="Times New Roman" w:eastAsia="Times New Roman" w:cs="Times New Roman"/>
-        </w:rPr>
-        <w:t xml:space="preserve"> </w:t>
-      </w:r>
-      <w:r>
-        <w:rPr>
-          <w:rFonts w:hint="eastAsia" w:ascii="Times New Roman" w:hAnsi="Times New Roman" w:eastAsia="FangSong" w:cs="Times New Roman"/>
-        </w:rPr>
-        <w:t>曾用于</w:t>
-      </w:r>
-      <w:r>
-        <w:rPr>
-          <w:rFonts w:hint="eastAsia" w:ascii="Times New Roman" w:hAnsi="Times New Roman" w:eastAsia="Times New Roman" w:cs="Times New Roman"/>
-        </w:rPr>
-        <w:t>：</w:t>
-      </w:r>
-      <w:r>
-        <w:rPr>
-          <w:rFonts w:hint="eastAsia" w:ascii="Times New Roman" w:hAnsi="Times New Roman" w:eastAsia="FangSong" w:cs="Times New Roman"/>
-        </w:rPr>
-        <w:t>第一轮综合卷</w:t>
-      </w:r>
-      <w:r>
-        <w:rPr>
-          <w:rFonts w:hint="eastAsia" w:ascii="Times New Roman" w:hAnsi="Times New Roman" w:eastAsia="Times New Roman" w:cs="Times New Roman"/>
-        </w:rPr>
-        <w:t>06（</w:t>
-      </w:r>
-      <w:r>
-        <w:rPr>
-          <w:rFonts w:hint="eastAsia" w:ascii="Times New Roman" w:hAnsi="Times New Roman" w:eastAsia="FangSong" w:cs="Times New Roman"/>
-        </w:rPr>
-        <w:t>教师版</w:t>
-      </w:r>
-      <w:r>
-        <w:rPr>
-          <w:rFonts w:hint="eastAsia" w:ascii="Times New Roman" w:hAnsi="Times New Roman" w:eastAsia="Times New Roman" w:cs="Times New Roman"/>
-        </w:rPr>
-        <w:t>）</w:t>
-      </w:r>
     </w:p>
     <w:p>
       <w:pPr>
@@ -1710,66 +1542,6 @@
         </w:rPr>
         <w:t>第一分册</w:t>
       </w:r>
-      <w:r>
-        <w:rPr>
-          <w:rFonts w:ascii="Times New Roman" w:hAnsi="Times New Roman" w:eastAsia="Times New Roman" w:cs="Times New Roman"/>
-        </w:rPr>
-        <w:t xml:space="preserve"> </w:t>
-      </w:r>
-      <w:r>
-        <w:rPr>
-          <w:rFonts w:hint="eastAsia" w:ascii="Times New Roman" w:hAnsi="Times New Roman" w:eastAsia="FangSong" w:cs="Times New Roman"/>
-        </w:rPr>
-        <w:t>曾用于</w:t>
-      </w:r>
-      <w:r>
-        <w:rPr>
-          <w:rFonts w:hint="eastAsia" w:ascii="Times New Roman" w:hAnsi="Times New Roman" w:eastAsia="Times New Roman" w:cs="Times New Roman"/>
-        </w:rPr>
-        <w:t>：</w:t>
-      </w:r>
-      <w:r>
-        <w:rPr>
-          <w:rFonts w:hint="eastAsia" w:ascii="Times New Roman" w:hAnsi="Times New Roman" w:eastAsia="FangSong" w:cs="Times New Roman"/>
-        </w:rPr>
-        <w:t>一分册专项卷</w:t>
-      </w:r>
-      <w:r>
-        <w:rPr>
-          <w:rFonts w:hint="eastAsia" w:ascii="Times New Roman" w:hAnsi="Times New Roman" w:eastAsia="Times New Roman" w:cs="Times New Roman"/>
-        </w:rPr>
-        <w:t>IV,</w:t>
-      </w:r>
-      <w:r>
-        <w:rPr>
-          <w:rFonts w:ascii="Times New Roman" w:hAnsi="Times New Roman" w:eastAsia="Times New Roman" w:cs="Times New Roman"/>
-        </w:rPr>
-        <w:t xml:space="preserve"> </w:t>
-      </w:r>
-      <w:r>
-        <w:rPr>
-          <w:rFonts w:hint="eastAsia" w:ascii="Times New Roman" w:hAnsi="Times New Roman" w:eastAsia="FangSong" w:cs="Times New Roman"/>
-        </w:rPr>
-        <w:t>第一轮综合卷</w:t>
-      </w:r>
-      <w:r>
-        <w:rPr>
-          <w:rFonts w:hint="eastAsia" w:ascii="Times New Roman" w:hAnsi="Times New Roman" w:eastAsia="Times New Roman" w:cs="Times New Roman"/>
-        </w:rPr>
-        <w:t>08（</w:t>
-      </w:r>
-      <w:r>
-        <w:rPr>
-          <w:rFonts w:hint="eastAsia" w:ascii="Times New Roman" w:hAnsi="Times New Roman" w:eastAsia="FangSong" w:cs="Times New Roman"/>
-        </w:rPr>
-        <w:t>教师版</w:t>
-      </w:r>
-      <w:r>
-        <w:rPr>
-          <w:rFonts w:hint="eastAsia" w:ascii="Times New Roman" w:hAnsi="Times New Roman" w:eastAsia="Times New Roman" w:cs="Times New Roman"/>
-        </w:rPr>
-        <w:t>）</w:t>
-      </w:r>
     </w:p>
     <w:p>
       <w:pPr>
@@ -2516,48 +2288,6 @@
           <w:rFonts w:hint="eastAsia" w:ascii="Times New Roman" w:hAnsi="Times New Roman" w:eastAsia="FangSong" w:cs="Times New Roman"/>
         </w:rPr>
         <w:t>赵鑫光竞赛笔记</w:t>
-      </w:r>
-      <w:r>
-        <w:rPr>
-          <w:rFonts w:ascii="Times New Roman" w:hAnsi="Times New Roman" w:eastAsia="Times New Roman" w:cs="Times New Roman"/>
-        </w:rPr>
-        <w:t xml:space="preserve"> </w:t>
-      </w:r>
-      <w:r>
-        <w:rPr>
-          <w:rFonts w:hint="eastAsia" w:ascii="Times New Roman" w:hAnsi="Times New Roman" w:eastAsia="FangSong" w:cs="Times New Roman"/>
-        </w:rPr>
-        <w:t>曾用于</w:t>
-      </w:r>
-      <w:r>
-        <w:rPr>
-          <w:rFonts w:hint="eastAsia" w:ascii="Times New Roman" w:hAnsi="Times New Roman" w:eastAsia="Times New Roman" w:cs="Times New Roman"/>
-        </w:rPr>
-        <w:t>：</w:t>
-      </w:r>
-      <w:r>
-        <w:rPr>
-          <w:rFonts w:hint="eastAsia" w:ascii="Times New Roman" w:hAnsi="Times New Roman" w:eastAsia="FangSong" w:cs="Times New Roman"/>
-        </w:rPr>
-        <w:t>第一轮综合卷</w:t>
-      </w:r>
-      <w:r>
-        <w:rPr>
-          <w:rFonts w:hint="eastAsia" w:ascii="Times New Roman" w:hAnsi="Times New Roman" w:eastAsia="Times New Roman" w:cs="Times New Roman"/>
-        </w:rPr>
-        <w:t>03（</w:t>
-      </w:r>
-      <w:r>
-        <w:rPr>
-          <w:rFonts w:hint="eastAsia" w:ascii="Times New Roman" w:hAnsi="Times New Roman" w:eastAsia="FangSong" w:cs="Times New Roman"/>
-        </w:rPr>
-        <w:t>教师版</w:t>
-      </w:r>
-      <w:r>
-        <w:rPr>
-          <w:rFonts w:hint="eastAsia" w:ascii="Times New Roman" w:hAnsi="Times New Roman" w:eastAsia="Times New Roman" w:cs="Times New Roman"/>
-        </w:rPr>
-        <w:t>）</w:t>
       </w:r>
     </w:p>
     <w:p>
@@ -3149,60 +2879,6 @@
           <w:rFonts w:hint="eastAsia" w:ascii="Times New Roman" w:hAnsi="Times New Roman" w:eastAsia="FangSong" w:cs="Times New Roman"/>
         </w:rPr>
         <w:t>届初赛</w:t>
-      </w:r>
-      <w:r>
-        <w:rPr>
-          <w:rFonts w:ascii="Times New Roman" w:hAnsi="Times New Roman" w:eastAsia="Times New Roman" w:cs="Times New Roman"/>
-        </w:rPr>
-        <w:t xml:space="preserve"> </w:t>
-      </w:r>
-      <w:r>
-        <w:rPr>
-          <w:rFonts w:hint="eastAsia" w:ascii="Times New Roman" w:hAnsi="Times New Roman" w:eastAsia="FangSong" w:cs="Times New Roman"/>
-        </w:rPr>
-        <w:t>曾用于</w:t>
-      </w:r>
-      <w:r>
-        <w:rPr>
-          <w:rFonts w:hint="eastAsia" w:ascii="Times New Roman" w:hAnsi="Times New Roman" w:eastAsia="Times New Roman" w:cs="Times New Roman"/>
-        </w:rPr>
-        <w:t>：</w:t>
-      </w:r>
-      <w:r>
-        <w:rPr>
-          <w:rFonts w:hint="eastAsia" w:ascii="Times New Roman" w:hAnsi="Times New Roman" w:eastAsia="FangSong" w:cs="Times New Roman"/>
-        </w:rPr>
-        <w:t>第一轮结构</w:t>
-      </w:r>
-      <w:r>
-        <w:rPr>
-          <w:rFonts w:hint="eastAsia" w:ascii="Times New Roman" w:hAnsi="Times New Roman" w:eastAsia="Times New Roman" w:cs="Times New Roman"/>
-        </w:rPr>
-        <w:t>·4-</w:t>
-      </w:r>
-      <w:r>
-        <w:rPr>
-          <w:rFonts w:hint="eastAsia" w:ascii="Times New Roman" w:hAnsi="Times New Roman" w:eastAsia="FangSong" w:cs="Times New Roman"/>
-        </w:rPr>
-        <w:t>晶体结构</w:t>
-      </w:r>
-      <w:r>
-        <w:rPr>
-          <w:rFonts w:hint="eastAsia" w:ascii="Times New Roman" w:hAnsi="Times New Roman" w:eastAsia="Times New Roman" w:cs="Times New Roman"/>
-        </w:rPr>
-        <w:t>（</w:t>
-      </w:r>
-      <w:r>
-        <w:rPr>
-          <w:rFonts w:hint="eastAsia" w:ascii="Times New Roman" w:hAnsi="Times New Roman" w:eastAsia="FangSong" w:cs="Times New Roman"/>
-        </w:rPr>
-        <w:t>教师版</w:t>
-      </w:r>
-      <w:r>
-        <w:rPr>
-          <w:rFonts w:hint="eastAsia" w:ascii="Times New Roman" w:hAnsi="Times New Roman" w:eastAsia="Times New Roman" w:cs="Times New Roman"/>
-        </w:rPr>
-        <w:t>）</w:t>
       </w:r>
     </w:p>
     <w:p>
@@ -6838,60 +6514,6 @@
           <w:rFonts w:hint="eastAsia" w:ascii="Times New Roman" w:hAnsi="Times New Roman" w:eastAsia="FangSong" w:cs="Times New Roman"/>
         </w:rPr>
         <w:t>届初赛第二场</w:t>
-      </w:r>
-      <w:r>
-        <w:rPr>
-          <w:rFonts w:ascii="Times New Roman" w:hAnsi="Times New Roman" w:eastAsia="Times New Roman" w:cs="Times New Roman"/>
-        </w:rPr>
-        <w:t xml:space="preserve"> </w:t>
-      </w:r>
-      <w:r>
-        <w:rPr>
-          <w:rFonts w:hint="eastAsia" w:ascii="Times New Roman" w:hAnsi="Times New Roman" w:eastAsia="FangSong" w:cs="Times New Roman"/>
-        </w:rPr>
-        <w:t>曾用于</w:t>
-      </w:r>
-      <w:r>
-        <w:rPr>
-          <w:rFonts w:hint="eastAsia" w:ascii="Times New Roman" w:hAnsi="Times New Roman" w:eastAsia="Times New Roman" w:cs="Times New Roman"/>
-        </w:rPr>
-        <w:t>：</w:t>
-      </w:r>
-      <w:r>
-        <w:rPr>
-          <w:rFonts w:hint="eastAsia" w:ascii="Times New Roman" w:hAnsi="Times New Roman" w:eastAsia="FangSong" w:cs="Times New Roman"/>
-        </w:rPr>
-        <w:t>第一轮结构</w:t>
-      </w:r>
-      <w:r>
-        <w:rPr>
-          <w:rFonts w:hint="eastAsia" w:ascii="Times New Roman" w:hAnsi="Times New Roman" w:eastAsia="Times New Roman" w:cs="Times New Roman"/>
-        </w:rPr>
-        <w:t>·4-</w:t>
-      </w:r>
-      <w:r>
-        <w:rPr>
-          <w:rFonts w:hint="eastAsia" w:ascii="Times New Roman" w:hAnsi="Times New Roman" w:eastAsia="FangSong" w:cs="Times New Roman"/>
-        </w:rPr>
-        <w:t>晶体结构</w:t>
-      </w:r>
-      <w:r>
-        <w:rPr>
-          <w:rFonts w:hint="eastAsia" w:ascii="Times New Roman" w:hAnsi="Times New Roman" w:eastAsia="Times New Roman" w:cs="Times New Roman"/>
-        </w:rPr>
-        <w:t>（</w:t>
-      </w:r>
-      <w:r>
-        <w:rPr>
-          <w:rFonts w:hint="eastAsia" w:ascii="Times New Roman" w:hAnsi="Times New Roman" w:eastAsia="FangSong" w:cs="Times New Roman"/>
-        </w:rPr>
-        <w:t>教师版</w:t>
-      </w:r>
-      <w:r>
-        <w:rPr>
-          <w:rFonts w:hint="eastAsia" w:ascii="Times New Roman" w:hAnsi="Times New Roman" w:eastAsia="Times New Roman" w:cs="Times New Roman"/>
-        </w:rPr>
-        <w:t>）</w:t>
       </w:r>
     </w:p>
     <w:p>
@@ -13771,48 +13393,6 @@
         </w:rPr>
         <w:t>汇智竞赛题目</w:t>
       </w:r>
-      <w:r>
-        <w:rPr>
-          <w:rFonts w:ascii="Times New Roman" w:hAnsi="Times New Roman" w:eastAsia="Times New Roman" w:cs="Times New Roman"/>
-        </w:rPr>
-        <w:t xml:space="preserve"> </w:t>
-      </w:r>
-      <w:r>
-        <w:rPr>
-          <w:rFonts w:hint="eastAsia" w:ascii="Times New Roman" w:hAnsi="Times New Roman" w:eastAsia="FangSong" w:cs="Times New Roman"/>
-        </w:rPr>
-        <w:t>曾用于</w:t>
-      </w:r>
-      <w:r>
-        <w:rPr>
-          <w:rFonts w:hint="eastAsia" w:ascii="Times New Roman" w:hAnsi="Times New Roman" w:eastAsia="Times New Roman" w:cs="Times New Roman"/>
-        </w:rPr>
-        <w:t>：</w:t>
-      </w:r>
-      <w:r>
-        <w:rPr>
-          <w:rFonts w:hint="eastAsia" w:ascii="Times New Roman" w:hAnsi="Times New Roman" w:eastAsia="FangSong" w:cs="Times New Roman"/>
-        </w:rPr>
-        <w:t>第一轮综合卷</w:t>
-      </w:r>
-      <w:r>
-        <w:rPr>
-          <w:rFonts w:hint="eastAsia" w:ascii="Times New Roman" w:hAnsi="Times New Roman" w:eastAsia="Times New Roman" w:cs="Times New Roman"/>
-        </w:rPr>
-        <w:t>02（</w:t>
-      </w:r>
-      <w:r>
-        <w:rPr>
-          <w:rFonts w:hint="eastAsia" w:ascii="Times New Roman" w:hAnsi="Times New Roman" w:eastAsia="FangSong" w:cs="Times New Roman"/>
-        </w:rPr>
-        <w:t>教师版</w:t>
-      </w:r>
-      <w:r>
-        <w:rPr>
-          <w:rFonts w:hint="eastAsia" w:ascii="Times New Roman" w:hAnsi="Times New Roman" w:eastAsia="Times New Roman" w:cs="Times New Roman"/>
-        </w:rPr>
-        <w:t>）</w:t>
-      </w:r>
     </w:p>
     <w:p>
       <w:pPr>
@@ -14981,48 +14561,6 @@
           <w:rFonts w:hint="eastAsia" w:ascii="Times New Roman" w:hAnsi="Times New Roman" w:eastAsia="FangSong" w:cs="Times New Roman"/>
         </w:rPr>
         <w:t>汇智竞赛题目</w:t>
-      </w:r>
-      <w:r>
-        <w:rPr>
-          <w:rFonts w:ascii="Times New Roman" w:hAnsi="Times New Roman" w:eastAsia="Times New Roman" w:cs="Times New Roman"/>
-        </w:rPr>
-        <w:t xml:space="preserve"> </w:t>
-      </w:r>
-      <w:r>
-        <w:rPr>
-          <w:rFonts w:hint="eastAsia" w:ascii="Times New Roman" w:hAnsi="Times New Roman" w:eastAsia="FangSong" w:cs="Times New Roman"/>
-        </w:rPr>
-        <w:t>曾用于</w:t>
-      </w:r>
-      <w:r>
-        <w:rPr>
-          <w:rFonts w:hint="eastAsia" w:ascii="Times New Roman" w:hAnsi="Times New Roman" w:eastAsia="Times New Roman" w:cs="Times New Roman"/>
-        </w:rPr>
-        <w:t>：</w:t>
-      </w:r>
-      <w:r>
-        <w:rPr>
-          <w:rFonts w:hint="eastAsia" w:ascii="Times New Roman" w:hAnsi="Times New Roman" w:eastAsia="FangSong" w:cs="Times New Roman"/>
-        </w:rPr>
-        <w:t>第一轮综合卷</w:t>
-      </w:r>
-      <w:r>
-        <w:rPr>
-          <w:rFonts w:hint="eastAsia" w:ascii="Times New Roman" w:hAnsi="Times New Roman" w:eastAsia="Times New Roman" w:cs="Times New Roman"/>
-        </w:rPr>
-        <w:t>02（</w:t>
-      </w:r>
-      <w:r>
-        <w:rPr>
-          <w:rFonts w:hint="eastAsia" w:ascii="Times New Roman" w:hAnsi="Times New Roman" w:eastAsia="FangSong" w:cs="Times New Roman"/>
-        </w:rPr>
-        <w:t>教师版</w:t>
-      </w:r>
-      <w:r>
-        <w:rPr>
-          <w:rFonts w:hint="eastAsia" w:ascii="Times New Roman" w:hAnsi="Times New Roman" w:eastAsia="Times New Roman" w:cs="Times New Roman"/>
-        </w:rPr>
-        <w:t>）</w:t>
       </w:r>
     </w:p>
     <w:p>
@@ -19480,48 +19018,6 @@
           <w:rFonts w:hint="eastAsia" w:ascii="Times New Roman" w:hAnsi="Times New Roman" w:eastAsia="FangSong" w:cs="Times New Roman"/>
         </w:rPr>
         <w:t>化学竞赛初赛讲义</w:t>
-      </w:r>
-      <w:r>
-        <w:rPr>
-          <w:rFonts w:ascii="Times New Roman" w:hAnsi="Times New Roman" w:eastAsia="Times New Roman" w:cs="Times New Roman"/>
-        </w:rPr>
-        <w:t xml:space="preserve"> </w:t>
-      </w:r>
-      <w:r>
-        <w:rPr>
-          <w:rFonts w:hint="eastAsia" w:ascii="Times New Roman" w:hAnsi="Times New Roman" w:eastAsia="FangSong" w:cs="Times New Roman"/>
-        </w:rPr>
-        <w:t>曾用于</w:t>
-      </w:r>
-      <w:r>
-        <w:rPr>
-          <w:rFonts w:hint="eastAsia" w:ascii="Times New Roman" w:hAnsi="Times New Roman" w:eastAsia="Times New Roman" w:cs="Times New Roman"/>
-        </w:rPr>
-        <w:t>：</w:t>
-      </w:r>
-      <w:r>
-        <w:rPr>
-          <w:rFonts w:hint="eastAsia" w:ascii="Times New Roman" w:hAnsi="Times New Roman" w:eastAsia="FangSong" w:cs="Times New Roman"/>
-        </w:rPr>
-        <w:t>第一轮综合卷</w:t>
-      </w:r>
-      <w:r>
-        <w:rPr>
-          <w:rFonts w:hint="eastAsia" w:ascii="Times New Roman" w:hAnsi="Times New Roman" w:eastAsia="Times New Roman" w:cs="Times New Roman"/>
-        </w:rPr>
-        <w:t>05（</w:t>
-      </w:r>
-      <w:r>
-        <w:rPr>
-          <w:rFonts w:hint="eastAsia" w:ascii="Times New Roman" w:hAnsi="Times New Roman" w:eastAsia="FangSong" w:cs="Times New Roman"/>
-        </w:rPr>
-        <w:t>教师版</w:t>
-      </w:r>
-      <w:r>
-        <w:rPr>
-          <w:rFonts w:hint="eastAsia" w:ascii="Times New Roman" w:hAnsi="Times New Roman" w:eastAsia="Times New Roman" w:cs="Times New Roman"/>
-        </w:rPr>
-        <w:t>）</w:t>
       </w:r>
     </w:p>
     <w:p>
@@ -20257,48 +19753,6 @@
         </w:rPr>
         <w:t>化学竞赛初赛讲义</w:t>
       </w:r>
-      <w:r>
-        <w:rPr>
-          <w:rFonts w:ascii="Times New Roman" w:hAnsi="Times New Roman" w:eastAsia="Times New Roman" w:cs="Times New Roman"/>
-        </w:rPr>
-        <w:t xml:space="preserve"> </w:t>
-      </w:r>
-      <w:r>
-        <w:rPr>
-          <w:rFonts w:hint="eastAsia" w:ascii="Times New Roman" w:hAnsi="Times New Roman" w:eastAsia="FangSong" w:cs="Times New Roman"/>
-        </w:rPr>
-        <w:t>曾用于</w:t>
-      </w:r>
-      <w:r>
-        <w:rPr>
-          <w:rFonts w:hint="eastAsia" w:ascii="Times New Roman" w:hAnsi="Times New Roman" w:eastAsia="Times New Roman" w:cs="Times New Roman"/>
-        </w:rPr>
-        <w:t>：</w:t>
-      </w:r>
-      <w:r>
-        <w:rPr>
-          <w:rFonts w:hint="eastAsia" w:ascii="Times New Roman" w:hAnsi="Times New Roman" w:eastAsia="FangSong" w:cs="Times New Roman"/>
-        </w:rPr>
-        <w:t>第一轮综合卷</w:t>
-      </w:r>
-      <w:r>
-        <w:rPr>
-          <w:rFonts w:hint="eastAsia" w:ascii="Times New Roman" w:hAnsi="Times New Roman" w:eastAsia="Times New Roman" w:cs="Times New Roman"/>
-        </w:rPr>
-        <w:t>05（</w:t>
-      </w:r>
-      <w:r>
-        <w:rPr>
-          <w:rFonts w:hint="eastAsia" w:ascii="Times New Roman" w:hAnsi="Times New Roman" w:eastAsia="FangSong" w:cs="Times New Roman"/>
-        </w:rPr>
-        <w:t>教师版</w:t>
-      </w:r>
-      <w:r>
-        <w:rPr>
-          <w:rFonts w:hint="eastAsia" w:ascii="Times New Roman" w:hAnsi="Times New Roman" w:eastAsia="Times New Roman" w:cs="Times New Roman"/>
-        </w:rPr>
-        <w:t>）</w:t>
-      </w:r>
     </w:p>
     <w:p>
       <w:pPr>
@@ -21676,48 +21130,6 @@
           <w:rFonts w:hint="eastAsia" w:ascii="Times New Roman" w:hAnsi="Times New Roman" w:eastAsia="FangSong" w:cs="Times New Roman"/>
         </w:rPr>
         <w:t>化学竞赛初赛讲义</w:t>
-      </w:r>
-      <w:r>
-        <w:rPr>
-          <w:rFonts w:ascii="Times New Roman" w:hAnsi="Times New Roman" w:eastAsia="Times New Roman" w:cs="Times New Roman"/>
-        </w:rPr>
-        <w:t xml:space="preserve"> </w:t>
-      </w:r>
-      <w:r>
-        <w:rPr>
-          <w:rFonts w:hint="eastAsia" w:ascii="Times New Roman" w:hAnsi="Times New Roman" w:eastAsia="FangSong" w:cs="Times New Roman"/>
-        </w:rPr>
-        <w:t>曾用于</w:t>
-      </w:r>
-      <w:r>
-        <w:rPr>
-          <w:rFonts w:hint="eastAsia" w:ascii="Times New Roman" w:hAnsi="Times New Roman" w:eastAsia="Times New Roman" w:cs="Times New Roman"/>
-        </w:rPr>
-        <w:t>：</w:t>
-      </w:r>
-      <w:r>
-        <w:rPr>
-          <w:rFonts w:hint="eastAsia" w:ascii="Times New Roman" w:hAnsi="Times New Roman" w:eastAsia="FangSong" w:cs="Times New Roman"/>
-        </w:rPr>
-        <w:t>第一轮综合卷</w:t>
-      </w:r>
-      <w:r>
-        <w:rPr>
-          <w:rFonts w:hint="eastAsia" w:ascii="Times New Roman" w:hAnsi="Times New Roman" w:eastAsia="Times New Roman" w:cs="Times New Roman"/>
-        </w:rPr>
-        <w:t>06（</w:t>
-      </w:r>
-      <w:r>
-        <w:rPr>
-          <w:rFonts w:hint="eastAsia" w:ascii="Times New Roman" w:hAnsi="Times New Roman" w:eastAsia="FangSong" w:cs="Times New Roman"/>
-        </w:rPr>
-        <w:t>教师版</w:t>
-      </w:r>
-      <w:r>
-        <w:rPr>
-          <w:rFonts w:hint="eastAsia" w:ascii="Times New Roman" w:hAnsi="Times New Roman" w:eastAsia="Times New Roman" w:cs="Times New Roman"/>
-        </w:rPr>
-        <w:t>）</w:t>
       </w:r>
     </w:p>
     <w:p>
@@ -22530,48 +21942,6 @@
         </w:rPr>
         <w:t>化学竞赛初赛讲义</w:t>
       </w:r>
-      <w:r>
-        <w:rPr>
-          <w:rFonts w:ascii="Times New Roman" w:hAnsi="Times New Roman" w:eastAsia="Times New Roman" w:cs="Times New Roman"/>
-        </w:rPr>
-        <w:t xml:space="preserve"> </w:t>
-      </w:r>
-      <w:r>
-        <w:rPr>
-          <w:rFonts w:hint="eastAsia" w:ascii="Times New Roman" w:hAnsi="Times New Roman" w:eastAsia="FangSong" w:cs="Times New Roman"/>
-        </w:rPr>
-        <w:t>曾用于</w:t>
-      </w:r>
-      <w:r>
-        <w:rPr>
-          <w:rFonts w:hint="eastAsia" w:ascii="Times New Roman" w:hAnsi="Times New Roman" w:eastAsia="Times New Roman" w:cs="Times New Roman"/>
-        </w:rPr>
-        <w:t>：</w:t>
-      </w:r>
-      <w:r>
-        <w:rPr>
-          <w:rFonts w:hint="eastAsia" w:ascii="Times New Roman" w:hAnsi="Times New Roman" w:eastAsia="FangSong" w:cs="Times New Roman"/>
-        </w:rPr>
-        <w:t>第一轮综合卷</w:t>
-      </w:r>
-      <w:r>
-        <w:rPr>
-          <w:rFonts w:hint="eastAsia" w:ascii="Times New Roman" w:hAnsi="Times New Roman" w:eastAsia="Times New Roman" w:cs="Times New Roman"/>
-        </w:rPr>
-        <w:t>06（</w:t>
-      </w:r>
-      <w:r>
-        <w:rPr>
-          <w:rFonts w:hint="eastAsia" w:ascii="Times New Roman" w:hAnsi="Times New Roman" w:eastAsia="FangSong" w:cs="Times New Roman"/>
-        </w:rPr>
-        <w:t>教师版</w:t>
-      </w:r>
-      <w:r>
-        <w:rPr>
-          <w:rFonts w:hint="eastAsia" w:ascii="Times New Roman" w:hAnsi="Times New Roman" w:eastAsia="Times New Roman" w:cs="Times New Roman"/>
-        </w:rPr>
-        <w:t>）</w:t>
-      </w:r>
     </w:p>
     <w:p>
       <w:pPr>
@@ -24820,66 +24190,6 @@
         </w:rPr>
         <w:t>2023</w:t>
       </w:r>
-      <w:r>
-        <w:rPr>
-          <w:rFonts w:ascii="Times New Roman" w:hAnsi="Times New Roman" w:eastAsia="Times New Roman" w:cs="Times New Roman"/>
-        </w:rPr>
-        <w:t xml:space="preserve"> </w:t>
-      </w:r>
-      <w:r>
-        <w:rPr>
-          <w:rFonts w:hint="eastAsia" w:ascii="Times New Roman" w:hAnsi="Times New Roman" w:eastAsia="FangSong" w:cs="Times New Roman"/>
-        </w:rPr>
-        <w:t>曾用于</w:t>
-      </w:r>
-      <w:r>
-        <w:rPr>
-          <w:rFonts w:hint="eastAsia" w:ascii="Times New Roman" w:hAnsi="Times New Roman" w:eastAsia="Times New Roman" w:cs="Times New Roman"/>
-        </w:rPr>
-        <w:t>：</w:t>
-      </w:r>
-      <w:r>
-        <w:rPr>
-          <w:rFonts w:hint="eastAsia" w:ascii="Times New Roman" w:hAnsi="Times New Roman" w:eastAsia="FangSong" w:cs="Times New Roman"/>
-        </w:rPr>
-        <w:t>预赛基础卷</w:t>
-      </w:r>
-      <w:r>
-        <w:rPr>
-          <w:rFonts w:hint="eastAsia" w:ascii="Times New Roman" w:hAnsi="Times New Roman" w:eastAsia="Times New Roman" w:cs="Times New Roman"/>
-        </w:rPr>
-        <w:t>II,</w:t>
-      </w:r>
-      <w:r>
-        <w:rPr>
-          <w:rFonts w:ascii="Times New Roman" w:hAnsi="Times New Roman" w:eastAsia="Times New Roman" w:cs="Times New Roman"/>
-        </w:rPr>
-        <w:t xml:space="preserve"> </w:t>
-      </w:r>
-      <w:r>
-        <w:rPr>
-          <w:rFonts w:hint="eastAsia" w:ascii="Times New Roman" w:hAnsi="Times New Roman" w:eastAsia="FangSong" w:cs="Times New Roman"/>
-        </w:rPr>
-        <w:t>第一轮综合卷</w:t>
-      </w:r>
-      <w:r>
-        <w:rPr>
-          <w:rFonts w:hint="eastAsia" w:ascii="Times New Roman" w:hAnsi="Times New Roman" w:eastAsia="Times New Roman" w:cs="Times New Roman"/>
-        </w:rPr>
-        <w:t>05（</w:t>
-      </w:r>
-      <w:r>
-        <w:rPr>
-          <w:rFonts w:hint="eastAsia" w:ascii="Times New Roman" w:hAnsi="Times New Roman" w:eastAsia="FangSong" w:cs="Times New Roman"/>
-        </w:rPr>
-        <w:t>教师版</w:t>
-      </w:r>
-      <w:r>
-        <w:rPr>
-          <w:rFonts w:hint="eastAsia" w:ascii="Times New Roman" w:hAnsi="Times New Roman" w:eastAsia="Times New Roman" w:cs="Times New Roman"/>
-        </w:rPr>
-        <w:t>）</w:t>
-      </w:r>
     </w:p>
     <w:p>
       <w:pPr>
@@ -25476,66 +24786,6 @@
           <w:rFonts w:hint="eastAsia" w:ascii="Times New Roman" w:hAnsi="Times New Roman" w:eastAsia="Times New Roman" w:cs="Times New Roman"/>
         </w:rPr>
         <w:t>2021</w:t>
-      </w:r>
-      <w:r>
-        <w:rPr>
-          <w:rFonts w:ascii="Times New Roman" w:hAnsi="Times New Roman" w:eastAsia="Times New Roman" w:cs="Times New Roman"/>
-        </w:rPr>
-        <w:t xml:space="preserve"> </w:t>
-      </w:r>
-      <w:r>
-        <w:rPr>
-          <w:rFonts w:hint="eastAsia" w:ascii="Times New Roman" w:hAnsi="Times New Roman" w:eastAsia="FangSong" w:cs="Times New Roman"/>
-        </w:rPr>
-        <w:t>曾用于</w:t>
-      </w:r>
-      <w:r>
-        <w:rPr>
-          <w:rFonts w:hint="eastAsia" w:ascii="Times New Roman" w:hAnsi="Times New Roman" w:eastAsia="Times New Roman" w:cs="Times New Roman"/>
-        </w:rPr>
-        <w:t>：</w:t>
-      </w:r>
-      <w:r>
-        <w:rPr>
-          <w:rFonts w:hint="eastAsia" w:ascii="Times New Roman" w:hAnsi="Times New Roman" w:eastAsia="FangSong" w:cs="Times New Roman"/>
-        </w:rPr>
-        <w:t>省预赛专项卷</w:t>
-      </w:r>
-      <w:r>
-        <w:rPr>
-          <w:rFonts w:hint="eastAsia" w:ascii="Times New Roman" w:hAnsi="Times New Roman" w:eastAsia="Times New Roman" w:cs="Times New Roman"/>
-        </w:rPr>
-        <w:t>I,</w:t>
-      </w:r>
-      <w:r>
-        <w:rPr>
-          <w:rFonts w:ascii="Times New Roman" w:hAnsi="Times New Roman" w:eastAsia="Times New Roman" w:cs="Times New Roman"/>
-        </w:rPr>
-        <w:t xml:space="preserve"> </w:t>
-      </w:r>
-      <w:r>
-        <w:rPr>
-          <w:rFonts w:hint="eastAsia" w:ascii="Times New Roman" w:hAnsi="Times New Roman" w:eastAsia="FangSong" w:cs="Times New Roman"/>
-        </w:rPr>
-        <w:t>第一轮综合卷</w:t>
-      </w:r>
-      <w:r>
-        <w:rPr>
-          <w:rFonts w:hint="eastAsia" w:ascii="Times New Roman" w:hAnsi="Times New Roman" w:eastAsia="Times New Roman" w:cs="Times New Roman"/>
-        </w:rPr>
-        <w:t>04（</w:t>
-      </w:r>
-      <w:r>
-        <w:rPr>
-          <w:rFonts w:hint="eastAsia" w:ascii="Times New Roman" w:hAnsi="Times New Roman" w:eastAsia="FangSong" w:cs="Times New Roman"/>
-        </w:rPr>
-        <w:t>教师版</w:t>
-      </w:r>
-      <w:r>
-        <w:rPr>
-          <w:rFonts w:hint="eastAsia" w:ascii="Times New Roman" w:hAnsi="Times New Roman" w:eastAsia="Times New Roman" w:cs="Times New Roman"/>
-        </w:rPr>
-        <w:t>）</w:t>
       </w:r>
     </w:p>
     <w:p>
@@ -26421,60 +25671,6 @@
         </w:rPr>
         <w:t>2021</w:t>
       </w:r>
-      <w:r>
-        <w:rPr>
-          <w:rFonts w:ascii="Times New Roman" w:hAnsi="Times New Roman" w:eastAsia="Times New Roman" w:cs="Times New Roman"/>
-        </w:rPr>
-        <w:t xml:space="preserve"> </w:t>
-      </w:r>
-      <w:r>
-        <w:rPr>
-          <w:rFonts w:hint="eastAsia" w:ascii="Times New Roman" w:hAnsi="Times New Roman" w:eastAsia="FangSong" w:cs="Times New Roman"/>
-        </w:rPr>
-        <w:t>曾用于</w:t>
-      </w:r>
-      <w:r>
-        <w:rPr>
-          <w:rFonts w:hint="eastAsia" w:ascii="Times New Roman" w:hAnsi="Times New Roman" w:eastAsia="Times New Roman" w:cs="Times New Roman"/>
-        </w:rPr>
-        <w:t>：</w:t>
-      </w:r>
-      <w:r>
-        <w:rPr>
-          <w:rFonts w:hint="eastAsia" w:ascii="Times New Roman" w:hAnsi="Times New Roman" w:eastAsia="FangSong" w:cs="Times New Roman"/>
-        </w:rPr>
-        <w:t>第一轮原理</w:t>
-      </w:r>
-      <w:r>
-        <w:rPr>
-          <w:rFonts w:hint="eastAsia" w:ascii="Times New Roman" w:hAnsi="Times New Roman" w:eastAsia="Times New Roman" w:cs="Times New Roman"/>
-        </w:rPr>
-        <w:t>·6-</w:t>
-      </w:r>
-      <w:r>
-        <w:rPr>
-          <w:rFonts w:hint="eastAsia" w:ascii="Times New Roman" w:hAnsi="Times New Roman" w:eastAsia="FangSong" w:cs="Times New Roman"/>
-        </w:rPr>
-        <w:t>酸碱理论</w:t>
-      </w:r>
-      <w:r>
-        <w:rPr>
-          <w:rFonts w:hint="eastAsia" w:ascii="Times New Roman" w:hAnsi="Times New Roman" w:eastAsia="Times New Roman" w:cs="Times New Roman"/>
-        </w:rPr>
-        <w:t>（</w:t>
-      </w:r>
-      <w:r>
-        <w:rPr>
-          <w:rFonts w:hint="eastAsia" w:ascii="Times New Roman" w:hAnsi="Times New Roman" w:eastAsia="FangSong" w:cs="Times New Roman"/>
-        </w:rPr>
-        <w:t>教师版</w:t>
-      </w:r>
-      <w:r>
-        <w:rPr>
-          <w:rFonts w:hint="eastAsia" w:ascii="Times New Roman" w:hAnsi="Times New Roman" w:eastAsia="Times New Roman" w:cs="Times New Roman"/>
-        </w:rPr>
-        <w:t>）</w:t>
-      </w:r>
     </w:p>
     <w:p>
       <w:pPr>
@@ -26937,66 +26133,6 @@
           <w:rFonts w:hint="eastAsia" w:ascii="Times New Roman" w:hAnsi="Times New Roman" w:eastAsia="Times New Roman" w:cs="Times New Roman"/>
         </w:rPr>
         <w:t>2021</w:t>
-      </w:r>
-      <w:r>
-        <w:rPr>
-          <w:rFonts w:ascii="Times New Roman" w:hAnsi="Times New Roman" w:eastAsia="Times New Roman" w:cs="Times New Roman"/>
-        </w:rPr>
-        <w:t xml:space="preserve"> </w:t>
-      </w:r>
-      <w:r>
-        <w:rPr>
-          <w:rFonts w:hint="eastAsia" w:ascii="Times New Roman" w:hAnsi="Times New Roman" w:eastAsia="FangSong" w:cs="Times New Roman"/>
-        </w:rPr>
-        <w:t>曾用于</w:t>
-      </w:r>
-      <w:r>
-        <w:rPr>
-          <w:rFonts w:hint="eastAsia" w:ascii="Times New Roman" w:hAnsi="Times New Roman" w:eastAsia="Times New Roman" w:cs="Times New Roman"/>
-        </w:rPr>
-        <w:t>：</w:t>
-      </w:r>
-      <w:r>
-        <w:rPr>
-          <w:rFonts w:hint="eastAsia" w:ascii="Times New Roman" w:hAnsi="Times New Roman" w:eastAsia="FangSong" w:cs="Times New Roman"/>
-        </w:rPr>
-        <w:t>预赛基础卷</w:t>
-      </w:r>
-      <w:r>
-        <w:rPr>
-          <w:rFonts w:hint="eastAsia" w:ascii="Times New Roman" w:hAnsi="Times New Roman" w:eastAsia="Times New Roman" w:cs="Times New Roman"/>
-        </w:rPr>
-        <w:t>I,</w:t>
-      </w:r>
-      <w:r>
-        <w:rPr>
-          <w:rFonts w:ascii="Times New Roman" w:hAnsi="Times New Roman" w:eastAsia="Times New Roman" w:cs="Times New Roman"/>
-        </w:rPr>
-        <w:t xml:space="preserve"> </w:t>
-      </w:r>
-      <w:r>
-        <w:rPr>
-          <w:rFonts w:hint="eastAsia" w:ascii="Times New Roman" w:hAnsi="Times New Roman" w:eastAsia="FangSong" w:cs="Times New Roman"/>
-        </w:rPr>
-        <w:t>第一轮综合卷</w:t>
-      </w:r>
-      <w:r>
-        <w:rPr>
-          <w:rFonts w:hint="eastAsia" w:ascii="Times New Roman" w:hAnsi="Times New Roman" w:eastAsia="Times New Roman" w:cs="Times New Roman"/>
-        </w:rPr>
-        <w:t>05（</w:t>
-      </w:r>
-      <w:r>
-        <w:rPr>
-          <w:rFonts w:hint="eastAsia" w:ascii="Times New Roman" w:hAnsi="Times New Roman" w:eastAsia="FangSong" w:cs="Times New Roman"/>
-        </w:rPr>
-        <w:t>教师版</w:t>
-      </w:r>
-      <w:r>
-        <w:rPr>
-          <w:rFonts w:hint="eastAsia" w:ascii="Times New Roman" w:hAnsi="Times New Roman" w:eastAsia="Times New Roman" w:cs="Times New Roman"/>
-        </w:rPr>
-        <w:t>）</w:t>
       </w:r>
     </w:p>
     <w:p>
@@ -27758,48 +26894,6 @@
           <w:rFonts w:hint="eastAsia" w:ascii="Times New Roman" w:hAnsi="Times New Roman" w:eastAsia="FangSong" w:cs="Times New Roman"/>
         </w:rPr>
         <w:t>化学竞赛初赛讲义</w:t>
-      </w:r>
-      <w:r>
-        <w:rPr>
-          <w:rFonts w:ascii="Times New Roman" w:hAnsi="Times New Roman" w:eastAsia="Times New Roman" w:cs="Times New Roman"/>
-        </w:rPr>
-        <w:t xml:space="preserve"> </w:t>
-      </w:r>
-      <w:r>
-        <w:rPr>
-          <w:rFonts w:hint="eastAsia" w:ascii="Times New Roman" w:hAnsi="Times New Roman" w:eastAsia="FangSong" w:cs="Times New Roman"/>
-        </w:rPr>
-        <w:t>曾用于</w:t>
-      </w:r>
-      <w:r>
-        <w:rPr>
-          <w:rFonts w:hint="eastAsia" w:ascii="Times New Roman" w:hAnsi="Times New Roman" w:eastAsia="Times New Roman" w:cs="Times New Roman"/>
-        </w:rPr>
-        <w:t>：</w:t>
-      </w:r>
-      <w:r>
-        <w:rPr>
-          <w:rFonts w:hint="eastAsia" w:ascii="Times New Roman" w:hAnsi="Times New Roman" w:eastAsia="FangSong" w:cs="Times New Roman"/>
-        </w:rPr>
-        <w:t>第一轮综合卷</w:t>
-      </w:r>
-      <w:r>
-        <w:rPr>
-          <w:rFonts w:hint="eastAsia" w:ascii="Times New Roman" w:hAnsi="Times New Roman" w:eastAsia="Times New Roman" w:cs="Times New Roman"/>
-        </w:rPr>
-        <w:t>04（</w:t>
-      </w:r>
-      <w:r>
-        <w:rPr>
-          <w:rFonts w:hint="eastAsia" w:ascii="Times New Roman" w:hAnsi="Times New Roman" w:eastAsia="FangSong" w:cs="Times New Roman"/>
-        </w:rPr>
-        <w:t>教师版</w:t>
-      </w:r>
-      <w:r>
-        <w:rPr>
-          <w:rFonts w:hint="eastAsia" w:ascii="Times New Roman" w:hAnsi="Times New Roman" w:eastAsia="Times New Roman" w:cs="Times New Roman"/>
-        </w:rPr>
-        <w:t>）</w:t>
       </w:r>
     </w:p>
     <w:p>
@@ -28285,48 +27379,6 @@
         </w:rPr>
         <w:t>化学竞赛初赛讲义</w:t>
       </w:r>
-      <w:r>
-        <w:rPr>
-          <w:rFonts w:ascii="Times New Roman" w:hAnsi="Times New Roman" w:eastAsia="Times New Roman" w:cs="Times New Roman"/>
-        </w:rPr>
-        <w:t xml:space="preserve"> </w:t>
-      </w:r>
-      <w:r>
-        <w:rPr>
-          <w:rFonts w:hint="eastAsia" w:ascii="Times New Roman" w:hAnsi="Times New Roman" w:eastAsia="FangSong" w:cs="Times New Roman"/>
-        </w:rPr>
-        <w:t>曾用于</w:t>
-      </w:r>
-      <w:r>
-        <w:rPr>
-          <w:rFonts w:hint="eastAsia" w:ascii="Times New Roman" w:hAnsi="Times New Roman" w:eastAsia="Times New Roman" w:cs="Times New Roman"/>
-        </w:rPr>
-        <w:t>：</w:t>
-      </w:r>
-      <w:r>
-        <w:rPr>
-          <w:rFonts w:hint="eastAsia" w:ascii="Times New Roman" w:hAnsi="Times New Roman" w:eastAsia="FangSong" w:cs="Times New Roman"/>
-        </w:rPr>
-        <w:t>第一轮综合卷</w:t>
-      </w:r>
-      <w:r>
-        <w:rPr>
-          <w:rFonts w:hint="eastAsia" w:ascii="Times New Roman" w:hAnsi="Times New Roman" w:eastAsia="Times New Roman" w:cs="Times New Roman"/>
-        </w:rPr>
-        <w:t>04（</w:t>
-      </w:r>
-      <w:r>
-        <w:rPr>
-          <w:rFonts w:hint="eastAsia" w:ascii="Times New Roman" w:hAnsi="Times New Roman" w:eastAsia="FangSong" w:cs="Times New Roman"/>
-        </w:rPr>
-        <w:t>教师版</w:t>
-      </w:r>
-      <w:r>
-        <w:rPr>
-          <w:rFonts w:hint="eastAsia" w:ascii="Times New Roman" w:hAnsi="Times New Roman" w:eastAsia="Times New Roman" w:cs="Times New Roman"/>
-        </w:rPr>
-        <w:t>）</w:t>
-      </w:r>
     </w:p>
     <w:p>
       <w:pPr>
@@ -28792,66 +27844,6 @@
         </w:rPr>
         <w:t>第一分册</w:t>
       </w:r>
-      <w:r>
-        <w:rPr>
-          <w:rFonts w:ascii="Times New Roman" w:hAnsi="Times New Roman" w:eastAsia="Times New Roman" w:cs="Times New Roman"/>
-        </w:rPr>
-        <w:t xml:space="preserve"> </w:t>
-      </w:r>
-      <w:r>
-        <w:rPr>
-          <w:rFonts w:hint="eastAsia" w:ascii="Times New Roman" w:hAnsi="Times New Roman" w:eastAsia="FangSong" w:cs="Times New Roman"/>
-        </w:rPr>
-        <w:t>曾用于</w:t>
-      </w:r>
-      <w:r>
-        <w:rPr>
-          <w:rFonts w:hint="eastAsia" w:ascii="Times New Roman" w:hAnsi="Times New Roman" w:eastAsia="Times New Roman" w:cs="Times New Roman"/>
-        </w:rPr>
-        <w:t>：</w:t>
-      </w:r>
-      <w:r>
-        <w:rPr>
-          <w:rFonts w:hint="eastAsia" w:ascii="Times New Roman" w:hAnsi="Times New Roman" w:eastAsia="FangSong" w:cs="Times New Roman"/>
-        </w:rPr>
-        <w:t>一分册专项卷</w:t>
-      </w:r>
-      <w:r>
-        <w:rPr>
-          <w:rFonts w:hint="eastAsia" w:ascii="Times New Roman" w:hAnsi="Times New Roman" w:eastAsia="Times New Roman" w:cs="Times New Roman"/>
-        </w:rPr>
-        <w:t>III,</w:t>
-      </w:r>
-      <w:r>
-        <w:rPr>
-          <w:rFonts w:ascii="Times New Roman" w:hAnsi="Times New Roman" w:eastAsia="Times New Roman" w:cs="Times New Roman"/>
-        </w:rPr>
-        <w:t xml:space="preserve"> </w:t>
-      </w:r>
-      <w:r>
-        <w:rPr>
-          <w:rFonts w:hint="eastAsia" w:ascii="Times New Roman" w:hAnsi="Times New Roman" w:eastAsia="FangSong" w:cs="Times New Roman"/>
-        </w:rPr>
-        <w:t>第一轮综合卷</w:t>
-      </w:r>
-      <w:r>
-        <w:rPr>
-          <w:rFonts w:hint="eastAsia" w:ascii="Times New Roman" w:hAnsi="Times New Roman" w:eastAsia="Times New Roman" w:cs="Times New Roman"/>
-        </w:rPr>
-        <w:t>10（</w:t>
-      </w:r>
-      <w:r>
-        <w:rPr>
-          <w:rFonts w:hint="eastAsia" w:ascii="Times New Roman" w:hAnsi="Times New Roman" w:eastAsia="FangSong" w:cs="Times New Roman"/>
-        </w:rPr>
-        <w:t>教师版</w:t>
-      </w:r>
-      <w:r>
-        <w:rPr>
-          <w:rFonts w:hint="eastAsia" w:ascii="Times New Roman" w:hAnsi="Times New Roman" w:eastAsia="Times New Roman" w:cs="Times New Roman"/>
-        </w:rPr>
-        <w:t>）</w:t>
-      </w:r>
     </w:p>
     <w:p>
       <w:pPr>
@@ -31624,36 +30616,6 @@
           <w:rFonts w:hint="eastAsia" w:ascii="Times New Roman" w:hAnsi="Times New Roman" w:eastAsia="FangSong" w:cs="Times New Roman"/>
         </w:rPr>
         <w:t>一分册能力测试</w:t>
-      </w:r>
-      <w:r>
-        <w:rPr>
-          <w:rFonts w:ascii="Times New Roman" w:hAnsi="Times New Roman" w:eastAsia="Times New Roman" w:cs="Times New Roman"/>
-        </w:rPr>
-        <w:t xml:space="preserve"> </w:t>
-      </w:r>
-      <w:r>
-        <w:rPr>
-          <w:rFonts w:hint="eastAsia" w:ascii="Times New Roman" w:hAnsi="Times New Roman" w:eastAsia="FangSong" w:cs="Times New Roman"/>
-        </w:rPr>
-        <w:t>曾用于</w:t>
-      </w:r>
-      <w:r>
-        <w:rPr>
-          <w:rFonts w:hint="eastAsia" w:ascii="Times New Roman" w:hAnsi="Times New Roman" w:eastAsia="Times New Roman" w:cs="Times New Roman"/>
-        </w:rPr>
-        <w:t>：</w:t>
-      </w:r>
-      <w:r>
-        <w:rPr>
-          <w:rFonts w:hint="eastAsia" w:ascii="Times New Roman" w:hAnsi="Times New Roman" w:eastAsia="FangSong" w:cs="Times New Roman"/>
-        </w:rPr>
-        <w:t>综合模拟卷</w:t>
-      </w:r>
-      <w:r>
-        <w:rPr>
-          <w:rFonts w:hint="eastAsia" w:ascii="Times New Roman" w:hAnsi="Times New Roman" w:eastAsia="Times New Roman" w:cs="Times New Roman"/>
-        </w:rPr>
-        <w:t>VII</w:t>
       </w:r>
     </w:p>
     <w:p>
@@ -46414,66 +45376,6 @@
         </w:rPr>
         <w:t>第二分册</w:t>
       </w:r>
-      <w:r>
-        <w:rPr>
-          <w:rFonts w:ascii="Times New Roman" w:hAnsi="Times New Roman" w:eastAsia="Times New Roman" w:cs="Times New Roman"/>
-        </w:rPr>
-        <w:t xml:space="preserve"> </w:t>
-      </w:r>
-      <w:r>
-        <w:rPr>
-          <w:rFonts w:hint="eastAsia" w:ascii="Times New Roman" w:hAnsi="Times New Roman" w:eastAsia="FangSong" w:cs="Times New Roman"/>
-        </w:rPr>
-        <w:t>曾用于</w:t>
-      </w:r>
-      <w:r>
-        <w:rPr>
-          <w:rFonts w:hint="eastAsia" w:ascii="Times New Roman" w:hAnsi="Times New Roman" w:eastAsia="Times New Roman" w:cs="Times New Roman"/>
-        </w:rPr>
-        <w:t>：</w:t>
-      </w:r>
-      <w:r>
-        <w:rPr>
-          <w:rFonts w:hint="eastAsia" w:ascii="Times New Roman" w:hAnsi="Times New Roman" w:eastAsia="FangSong" w:cs="Times New Roman"/>
-        </w:rPr>
-        <w:t>二分册专项卷</w:t>
-      </w:r>
-      <w:r>
-        <w:rPr>
-          <w:rFonts w:hint="eastAsia" w:ascii="Times New Roman" w:hAnsi="Times New Roman" w:eastAsia="Times New Roman" w:cs="Times New Roman"/>
-        </w:rPr>
-        <w:t>IV,</w:t>
-      </w:r>
-      <w:r>
-        <w:rPr>
-          <w:rFonts w:ascii="Times New Roman" w:hAnsi="Times New Roman" w:eastAsia="Times New Roman" w:cs="Times New Roman"/>
-        </w:rPr>
-        <w:t xml:space="preserve"> </w:t>
-      </w:r>
-      <w:r>
-        <w:rPr>
-          <w:rFonts w:hint="eastAsia" w:ascii="Times New Roman" w:hAnsi="Times New Roman" w:eastAsia="FangSong" w:cs="Times New Roman"/>
-        </w:rPr>
-        <w:t>第一轮综合卷</w:t>
-      </w:r>
-      <w:r>
-        <w:rPr>
-          <w:rFonts w:hint="eastAsia" w:ascii="Times New Roman" w:hAnsi="Times New Roman" w:eastAsia="Times New Roman" w:cs="Times New Roman"/>
-        </w:rPr>
-        <w:t>09（</w:t>
-      </w:r>
-      <w:r>
-        <w:rPr>
-          <w:rFonts w:hint="eastAsia" w:ascii="Times New Roman" w:hAnsi="Times New Roman" w:eastAsia="FangSong" w:cs="Times New Roman"/>
-        </w:rPr>
-        <w:t>教师版</w:t>
-      </w:r>
-      <w:r>
-        <w:rPr>
-          <w:rFonts w:hint="eastAsia" w:ascii="Times New Roman" w:hAnsi="Times New Roman" w:eastAsia="Times New Roman" w:cs="Times New Roman"/>
-        </w:rPr>
-        <w:t>）</w:t>
-      </w:r>
     </w:p>
     <w:p>
       <w:pPr>
@@ -48836,66 +47738,6 @@
           <w:rFonts w:hint="eastAsia" w:ascii="Times New Roman" w:hAnsi="Times New Roman" w:eastAsia="FangSong" w:cs="Times New Roman"/>
         </w:rPr>
         <w:t>第一分册</w:t>
-      </w:r>
-      <w:r>
-        <w:rPr>
-          <w:rFonts w:ascii="Times New Roman" w:hAnsi="Times New Roman" w:eastAsia="Times New Roman" w:cs="Times New Roman"/>
-        </w:rPr>
-        <w:t xml:space="preserve"> </w:t>
-      </w:r>
-      <w:r>
-        <w:rPr>
-          <w:rFonts w:hint="eastAsia" w:ascii="Times New Roman" w:hAnsi="Times New Roman" w:eastAsia="FangSong" w:cs="Times New Roman"/>
-        </w:rPr>
-        <w:t>曾用于</w:t>
-      </w:r>
-      <w:r>
-        <w:rPr>
-          <w:rFonts w:hint="eastAsia" w:ascii="Times New Roman" w:hAnsi="Times New Roman" w:eastAsia="Times New Roman" w:cs="Times New Roman"/>
-        </w:rPr>
-        <w:t>：</w:t>
-      </w:r>
-      <w:r>
-        <w:rPr>
-          <w:rFonts w:hint="eastAsia" w:ascii="Times New Roman" w:hAnsi="Times New Roman" w:eastAsia="FangSong" w:cs="Times New Roman"/>
-        </w:rPr>
-        <w:t>一分册专项卷</w:t>
-      </w:r>
-      <w:r>
-        <w:rPr>
-          <w:rFonts w:hint="eastAsia" w:ascii="Times New Roman" w:hAnsi="Times New Roman" w:eastAsia="Times New Roman" w:cs="Times New Roman"/>
-        </w:rPr>
-        <w:t>I,</w:t>
-      </w:r>
-      <w:r>
-        <w:rPr>
-          <w:rFonts w:ascii="Times New Roman" w:hAnsi="Times New Roman" w:eastAsia="Times New Roman" w:cs="Times New Roman"/>
-        </w:rPr>
-        <w:t xml:space="preserve"> </w:t>
-      </w:r>
-      <w:r>
-        <w:rPr>
-          <w:rFonts w:hint="eastAsia" w:ascii="Times New Roman" w:hAnsi="Times New Roman" w:eastAsia="FangSong" w:cs="Times New Roman"/>
-        </w:rPr>
-        <w:t>第一轮综合卷</w:t>
-      </w:r>
-      <w:r>
-        <w:rPr>
-          <w:rFonts w:hint="eastAsia" w:ascii="Times New Roman" w:hAnsi="Times New Roman" w:eastAsia="Times New Roman" w:cs="Times New Roman"/>
-        </w:rPr>
-        <w:t>07（</w:t>
-      </w:r>
-      <w:r>
-        <w:rPr>
-          <w:rFonts w:hint="eastAsia" w:ascii="Times New Roman" w:hAnsi="Times New Roman" w:eastAsia="FangSong" w:cs="Times New Roman"/>
-        </w:rPr>
-        <w:t>教师版</w:t>
-      </w:r>
-      <w:r>
-        <w:rPr>
-          <w:rFonts w:hint="eastAsia" w:ascii="Times New Roman" w:hAnsi="Times New Roman" w:eastAsia="Times New Roman" w:cs="Times New Roman"/>
-        </w:rPr>
-        <w:t>）</w:t>
       </w:r>
     </w:p>
     <w:p>
@@ -51797,60 +50639,6 @@
           <w:rFonts w:hint="eastAsia" w:ascii="Times New Roman" w:hAnsi="Times New Roman" w:eastAsia="FangSong" w:cs="Times New Roman"/>
         </w:rPr>
         <w:t>上海中学竞赛课程</w:t>
-      </w:r>
-      <w:r>
-        <w:rPr>
-          <w:rFonts w:ascii="Times New Roman" w:hAnsi="Times New Roman" w:eastAsia="Times New Roman" w:cs="Times New Roman"/>
-        </w:rPr>
-        <w:t xml:space="preserve"> </w:t>
-      </w:r>
-      <w:r>
-        <w:rPr>
-          <w:rFonts w:hint="eastAsia" w:ascii="Times New Roman" w:hAnsi="Times New Roman" w:eastAsia="FangSong" w:cs="Times New Roman"/>
-        </w:rPr>
-        <w:t>曾用于</w:t>
-      </w:r>
-      <w:r>
-        <w:rPr>
-          <w:rFonts w:hint="eastAsia" w:ascii="Times New Roman" w:hAnsi="Times New Roman" w:eastAsia="Times New Roman" w:cs="Times New Roman"/>
-        </w:rPr>
-        <w:t>：</w:t>
-      </w:r>
-      <w:r>
-        <w:rPr>
-          <w:rFonts w:hint="eastAsia" w:ascii="Times New Roman" w:hAnsi="Times New Roman" w:eastAsia="FangSong" w:cs="Times New Roman"/>
-        </w:rPr>
-        <w:t>第一轮原理</w:t>
-      </w:r>
-      <w:r>
-        <w:rPr>
-          <w:rFonts w:hint="eastAsia" w:ascii="Times New Roman" w:hAnsi="Times New Roman" w:eastAsia="Times New Roman" w:cs="Times New Roman"/>
-        </w:rPr>
-        <w:t>·2-</w:t>
-      </w:r>
-      <w:r>
-        <w:rPr>
-          <w:rFonts w:hint="eastAsia" w:ascii="Times New Roman" w:hAnsi="Times New Roman" w:eastAsia="FangSong" w:cs="Times New Roman"/>
-        </w:rPr>
-        <w:t>溶液与相平衡</w:t>
-      </w:r>
-      <w:r>
-        <w:rPr>
-          <w:rFonts w:hint="eastAsia" w:ascii="Times New Roman" w:hAnsi="Times New Roman" w:eastAsia="Times New Roman" w:cs="Times New Roman"/>
-        </w:rPr>
-        <w:t>（</w:t>
-      </w:r>
-      <w:r>
-        <w:rPr>
-          <w:rFonts w:hint="eastAsia" w:ascii="Times New Roman" w:hAnsi="Times New Roman" w:eastAsia="FangSong" w:cs="Times New Roman"/>
-        </w:rPr>
-        <w:t>教师版</w:t>
-      </w:r>
-      <w:r>
-        <w:rPr>
-          <w:rFonts w:hint="eastAsia" w:ascii="Times New Roman" w:hAnsi="Times New Roman" w:eastAsia="Times New Roman" w:cs="Times New Roman"/>
-        </w:rPr>
-        <w:t>）</w:t>
       </w:r>
     </w:p>
     <w:p>

--- a/00-首页/题组Word/第一轮·综合套卷/第一轮综合卷09（教师版）.docx
+++ b/00-首页/题组Word/第一轮·综合套卷/第一轮综合卷09（教师版）.docx
@@ -2883,125 +2883,6 @@
     </w:p>
     <w:p>
       <w:pPr>
-        <w:pStyle w:val="BlockText"/>
-      </w:pPr>
-      <w:r>
-        <w:rPr>
-          <w:rFonts w:hint="eastAsia" w:ascii="Times New Roman" w:hAnsi="Times New Roman" w:eastAsia="FangSong" w:cs="Times New Roman"/>
-        </w:rPr>
-        <w:t>关联小问</w:t>
-      </w:r>
-      <w:r>
-        <w:rPr>
-          <w:rFonts w:hint="eastAsia" w:ascii="Times New Roman" w:hAnsi="Times New Roman" w:eastAsia="Times New Roman" w:cs="Times New Roman"/>
-        </w:rPr>
-        <w:t>：</w:t>
-      </w:r>
-      <w:r>
-        <w:rPr>
-          <w:rFonts w:hint="eastAsia" w:ascii="Times New Roman" w:hAnsi="Times New Roman" w:eastAsia="FangSong" w:cs="Times New Roman"/>
-        </w:rPr>
-        <w:t>题</w:t>
-      </w:r>
-      <w:r>
-        <w:rPr>
-          <w:rFonts w:hint="eastAsia" w:ascii="Times New Roman" w:hAnsi="Times New Roman" w:eastAsia="Times New Roman" w:cs="Times New Roman"/>
-        </w:rPr>
-        <w:t>-036-7-Mg2Fe</w:t>
-      </w:r>
-      <w:r>
-        <w:rPr>
-          <w:rFonts w:hint="eastAsia" w:ascii="Times New Roman" w:hAnsi="Times New Roman" w:eastAsia="FangSong" w:cs="Times New Roman"/>
-        </w:rPr>
-        <w:t>氢化物化学式与</w:t>
-      </w:r>
-      <w:r>
-        <w:rPr>
-          <w:rFonts w:hint="eastAsia" w:ascii="Times New Roman" w:hAnsi="Times New Roman" w:eastAsia="Times New Roman" w:cs="Times New Roman"/>
-        </w:rPr>
-        <w:t>H</w:t>
-      </w:r>
-      <w:r>
-        <w:rPr>
-          <w:rFonts w:hint="eastAsia" w:ascii="Times New Roman" w:hAnsi="Times New Roman" w:eastAsia="FangSong" w:cs="Times New Roman"/>
-        </w:rPr>
-        <w:t>原子数</w:t>
-      </w:r>
-      <w:r>
-        <w:rPr>
-          <w:rFonts w:ascii="Times New Roman" w:hAnsi="Times New Roman" w:eastAsia="Times New Roman" w:cs="Times New Roman"/>
-        </w:rPr>
-        <w:t xml:space="preserve"> | </w:t>
-      </w:r>
-      <w:r>
-        <w:rPr>
-          <w:rFonts w:hint="eastAsia" w:ascii="Times New Roman" w:hAnsi="Times New Roman" w:eastAsia="FangSong" w:cs="Times New Roman"/>
-        </w:rPr>
-        <w:t>题</w:t>
-      </w:r>
-      <w:r>
-        <w:rPr>
-          <w:rFonts w:hint="eastAsia" w:ascii="Times New Roman" w:hAnsi="Times New Roman" w:eastAsia="Times New Roman" w:cs="Times New Roman"/>
-        </w:rPr>
-        <w:t>-036-7-Mg2Fe</w:t>
-      </w:r>
-      <w:r>
-        <w:rPr>
-          <w:rFonts w:hint="eastAsia" w:ascii="Times New Roman" w:hAnsi="Times New Roman" w:eastAsia="FangSong" w:cs="Times New Roman"/>
-        </w:rPr>
-        <w:t>氢化物化学式与</w:t>
-      </w:r>
-      <w:r>
-        <w:rPr>
-          <w:rFonts w:hint="eastAsia" w:ascii="Times New Roman" w:hAnsi="Times New Roman" w:eastAsia="Times New Roman" w:cs="Times New Roman"/>
-        </w:rPr>
-        <w:t>H</w:t>
-      </w:r>
-      <w:r>
-        <w:rPr>
-          <w:rFonts w:hint="eastAsia" w:ascii="Times New Roman" w:hAnsi="Times New Roman" w:eastAsia="FangSong" w:cs="Times New Roman"/>
-        </w:rPr>
-        <w:t>原子数</w:t>
-      </w:r>
-      <w:r>
-        <w:rPr>
-          <w:rFonts w:ascii="Times New Roman" w:hAnsi="Times New Roman" w:eastAsia="Times New Roman" w:cs="Times New Roman"/>
-        </w:rPr>
-        <w:t xml:space="preserve"> | </w:t>
-      </w:r>
-      <w:r>
-        <w:rPr>
-          <w:rFonts w:hint="eastAsia" w:ascii="Times New Roman" w:hAnsi="Times New Roman" w:eastAsia="FangSong" w:cs="Times New Roman"/>
-        </w:rPr>
-        <w:t>题</w:t>
-      </w:r>
-      <w:r>
-        <w:rPr>
-          <w:rFonts w:hint="eastAsia" w:ascii="Times New Roman" w:hAnsi="Times New Roman" w:eastAsia="Times New Roman" w:cs="Times New Roman"/>
-        </w:rPr>
-        <w:t>-036-7-Mg2Fe</w:t>
-      </w:r>
-      <w:r>
-        <w:rPr>
-          <w:rFonts w:hint="eastAsia" w:ascii="Times New Roman" w:hAnsi="Times New Roman" w:eastAsia="FangSong" w:cs="Times New Roman"/>
-        </w:rPr>
-        <w:t>氢化物化学式与</w:t>
-      </w:r>
-      <w:r>
-        <w:rPr>
-          <w:rFonts w:hint="eastAsia" w:ascii="Times New Roman" w:hAnsi="Times New Roman" w:eastAsia="Times New Roman" w:cs="Times New Roman"/>
-        </w:rPr>
-        <w:t>H</w:t>
-      </w:r>
-      <w:r>
-        <w:rPr>
-          <w:rFonts w:hint="eastAsia" w:ascii="Times New Roman" w:hAnsi="Times New Roman" w:eastAsia="FangSong" w:cs="Times New Roman"/>
-        </w:rPr>
-        <w:t>原子数</w:t>
-      </w:r>
-    </w:p>
-    <w:p>
-      <w:pPr>
         <w:pStyle w:val="FirstParagraph"/>
       </w:pPr>
       <w:r>
@@ -3441,126 +3322,7 @@
     </w:p>
     <w:p>
       <w:pPr>
-        <w:pStyle w:val="BlockText"/>
-      </w:pPr>
-      <w:r>
-        <w:rPr>
-          <w:rFonts w:hint="eastAsia" w:ascii="Times New Roman" w:hAnsi="Times New Roman" w:eastAsia="FangSong" w:cs="Times New Roman"/>
-        </w:rPr>
-        <w:t>关联小问</w:t>
-      </w:r>
-      <w:r>
-        <w:rPr>
-          <w:rFonts w:hint="eastAsia" w:ascii="Times New Roman" w:hAnsi="Times New Roman" w:eastAsia="Times New Roman" w:cs="Times New Roman"/>
-        </w:rPr>
-        <w:t>：</w:t>
-      </w:r>
-      <w:r>
-        <w:rPr>
-          <w:rFonts w:hint="eastAsia" w:ascii="Times New Roman" w:hAnsi="Times New Roman" w:eastAsia="FangSong" w:cs="Times New Roman"/>
-        </w:rPr>
-        <w:t>题</w:t>
-      </w:r>
-      <w:r>
-        <w:rPr>
-          <w:rFonts w:hint="eastAsia" w:ascii="Times New Roman" w:hAnsi="Times New Roman" w:eastAsia="Times New Roman" w:cs="Times New Roman"/>
-        </w:rPr>
-        <w:t>-036-7-Mg2Fe</w:t>
-      </w:r>
-      <w:r>
-        <w:rPr>
-          <w:rFonts w:hint="eastAsia" w:ascii="Times New Roman" w:hAnsi="Times New Roman" w:eastAsia="FangSong" w:cs="Times New Roman"/>
-        </w:rPr>
-        <w:t>氢化物化学式与</w:t>
-      </w:r>
-      <w:r>
-        <w:rPr>
-          <w:rFonts w:hint="eastAsia" w:ascii="Times New Roman" w:hAnsi="Times New Roman" w:eastAsia="Times New Roman" w:cs="Times New Roman"/>
-        </w:rPr>
-        <w:t>H</w:t>
-      </w:r>
-      <w:r>
-        <w:rPr>
-          <w:rFonts w:hint="eastAsia" w:ascii="Times New Roman" w:hAnsi="Times New Roman" w:eastAsia="FangSong" w:cs="Times New Roman"/>
-        </w:rPr>
-        <w:t>原子数</w:t>
-      </w:r>
-      <w:r>
-        <w:rPr>
-          <w:rFonts w:ascii="Times New Roman" w:hAnsi="Times New Roman" w:eastAsia="Times New Roman" w:cs="Times New Roman"/>
-        </w:rPr>
-        <w:t xml:space="preserve"> | </w:t>
-      </w:r>
-      <w:r>
-        <w:rPr>
-          <w:rFonts w:hint="eastAsia" w:ascii="Times New Roman" w:hAnsi="Times New Roman" w:eastAsia="FangSong" w:cs="Times New Roman"/>
-        </w:rPr>
-        <w:t>题</w:t>
-      </w:r>
-      <w:r>
-        <w:rPr>
-          <w:rFonts w:hint="eastAsia" w:ascii="Times New Roman" w:hAnsi="Times New Roman" w:eastAsia="Times New Roman" w:cs="Times New Roman"/>
-        </w:rPr>
-        <w:t>-036-7-Mg2Fe</w:t>
-      </w:r>
-      <w:r>
-        <w:rPr>
-          <w:rFonts w:hint="eastAsia" w:ascii="Times New Roman" w:hAnsi="Times New Roman" w:eastAsia="FangSong" w:cs="Times New Roman"/>
-        </w:rPr>
-        <w:t>氢化物化学式与</w:t>
-      </w:r>
-      <w:r>
-        <w:rPr>
-          <w:rFonts w:hint="eastAsia" w:ascii="Times New Roman" w:hAnsi="Times New Roman" w:eastAsia="Times New Roman" w:cs="Times New Roman"/>
-        </w:rPr>
-        <w:t>H</w:t>
-      </w:r>
-      <w:r>
-        <w:rPr>
-          <w:rFonts w:hint="eastAsia" w:ascii="Times New Roman" w:hAnsi="Times New Roman" w:eastAsia="FangSong" w:cs="Times New Roman"/>
-        </w:rPr>
-        <w:t>原子数</w:t>
-      </w:r>
-      <w:r>
-        <w:rPr>
-          <w:rFonts w:ascii="Times New Roman" w:hAnsi="Times New Roman" w:eastAsia="Times New Roman" w:cs="Times New Roman"/>
-        </w:rPr>
-        <w:t xml:space="preserve"> | </w:t>
-      </w:r>
-      <w:r>
-        <w:rPr>
-          <w:rFonts w:hint="eastAsia" w:ascii="Times New Roman" w:hAnsi="Times New Roman" w:eastAsia="FangSong" w:cs="Times New Roman"/>
-        </w:rPr>
-        <w:t>题</w:t>
-      </w:r>
-      <w:r>
-        <w:rPr>
-          <w:rFonts w:hint="eastAsia" w:ascii="Times New Roman" w:hAnsi="Times New Roman" w:eastAsia="Times New Roman" w:cs="Times New Roman"/>
-        </w:rPr>
-        <w:t>-036-7-Mg2Fe</w:t>
-      </w:r>
-      <w:r>
-        <w:rPr>
-          <w:rFonts w:hint="eastAsia" w:ascii="Times New Roman" w:hAnsi="Times New Roman" w:eastAsia="FangSong" w:cs="Times New Roman"/>
-        </w:rPr>
-        <w:t>氢化物化学式与</w:t>
-      </w:r>
-      <w:r>
-        <w:rPr>
-          <w:rFonts w:hint="eastAsia" w:ascii="Times New Roman" w:hAnsi="Times New Roman" w:eastAsia="Times New Roman" w:cs="Times New Roman"/>
-        </w:rPr>
-        <w:t>H</w:t>
-      </w:r>
-      <w:r>
-        <w:rPr>
-          <w:rFonts w:hint="eastAsia" w:ascii="Times New Roman" w:hAnsi="Times New Roman" w:eastAsia="FangSong" w:cs="Times New Roman"/>
-        </w:rPr>
-        <w:t>原子数</w:t>
-      </w:r>
-    </w:p>
-    <w:p>
-      <w:pPr>
-        <w:pStyle w:val="FirstParagraph"/>
+        <w:pStyle w:val="BodyText"/>
       </w:pPr>
       <w:r>
         <w:rPr>
@@ -3764,126 +3526,7 @@
     </w:p>
     <w:p>
       <w:pPr>
-        <w:pStyle w:val="BlockText"/>
-      </w:pPr>
-      <w:r>
-        <w:rPr>
-          <w:rFonts w:hint="eastAsia" w:ascii="Times New Roman" w:hAnsi="Times New Roman" w:eastAsia="FangSong" w:cs="Times New Roman"/>
-        </w:rPr>
-        <w:t>关联小问</w:t>
-      </w:r>
-      <w:r>
-        <w:rPr>
-          <w:rFonts w:hint="eastAsia" w:ascii="Times New Roman" w:hAnsi="Times New Roman" w:eastAsia="Times New Roman" w:cs="Times New Roman"/>
-        </w:rPr>
-        <w:t>：</w:t>
-      </w:r>
-      <w:r>
-        <w:rPr>
-          <w:rFonts w:hint="eastAsia" w:ascii="Times New Roman" w:hAnsi="Times New Roman" w:eastAsia="FangSong" w:cs="Times New Roman"/>
-        </w:rPr>
-        <w:t>题</w:t>
-      </w:r>
-      <w:r>
-        <w:rPr>
-          <w:rFonts w:hint="eastAsia" w:ascii="Times New Roman" w:hAnsi="Times New Roman" w:eastAsia="Times New Roman" w:cs="Times New Roman"/>
-        </w:rPr>
-        <w:t>-036-7-Mg2Fe</w:t>
-      </w:r>
-      <w:r>
-        <w:rPr>
-          <w:rFonts w:hint="eastAsia" w:ascii="Times New Roman" w:hAnsi="Times New Roman" w:eastAsia="FangSong" w:cs="Times New Roman"/>
-        </w:rPr>
-        <w:t>氢化物化学式与</w:t>
-      </w:r>
-      <w:r>
-        <w:rPr>
-          <w:rFonts w:hint="eastAsia" w:ascii="Times New Roman" w:hAnsi="Times New Roman" w:eastAsia="Times New Roman" w:cs="Times New Roman"/>
-        </w:rPr>
-        <w:t>H</w:t>
-      </w:r>
-      <w:r>
-        <w:rPr>
-          <w:rFonts w:hint="eastAsia" w:ascii="Times New Roman" w:hAnsi="Times New Roman" w:eastAsia="FangSong" w:cs="Times New Roman"/>
-        </w:rPr>
-        <w:t>原子数</w:t>
-      </w:r>
-      <w:r>
-        <w:rPr>
-          <w:rFonts w:ascii="Times New Roman" w:hAnsi="Times New Roman" w:eastAsia="Times New Roman" w:cs="Times New Roman"/>
-        </w:rPr>
-        <w:t xml:space="preserve"> | </w:t>
-      </w:r>
-      <w:r>
-        <w:rPr>
-          <w:rFonts w:hint="eastAsia" w:ascii="Times New Roman" w:hAnsi="Times New Roman" w:eastAsia="FangSong" w:cs="Times New Roman"/>
-        </w:rPr>
-        <w:t>题</w:t>
-      </w:r>
-      <w:r>
-        <w:rPr>
-          <w:rFonts w:hint="eastAsia" w:ascii="Times New Roman" w:hAnsi="Times New Roman" w:eastAsia="Times New Roman" w:cs="Times New Roman"/>
-        </w:rPr>
-        <w:t>-036-7-Mg2Fe</w:t>
-      </w:r>
-      <w:r>
-        <w:rPr>
-          <w:rFonts w:hint="eastAsia" w:ascii="Times New Roman" w:hAnsi="Times New Roman" w:eastAsia="FangSong" w:cs="Times New Roman"/>
-        </w:rPr>
-        <w:t>氢化物化学式与</w:t>
-      </w:r>
-      <w:r>
-        <w:rPr>
-          <w:rFonts w:hint="eastAsia" w:ascii="Times New Roman" w:hAnsi="Times New Roman" w:eastAsia="Times New Roman" w:cs="Times New Roman"/>
-        </w:rPr>
-        <w:t>H</w:t>
-      </w:r>
-      <w:r>
-        <w:rPr>
-          <w:rFonts w:hint="eastAsia" w:ascii="Times New Roman" w:hAnsi="Times New Roman" w:eastAsia="FangSong" w:cs="Times New Roman"/>
-        </w:rPr>
-        <w:t>原子数</w:t>
-      </w:r>
-      <w:r>
-        <w:rPr>
-          <w:rFonts w:ascii="Times New Roman" w:hAnsi="Times New Roman" w:eastAsia="Times New Roman" w:cs="Times New Roman"/>
-        </w:rPr>
-        <w:t xml:space="preserve"> | </w:t>
-      </w:r>
-      <w:r>
-        <w:rPr>
-          <w:rFonts w:hint="eastAsia" w:ascii="Times New Roman" w:hAnsi="Times New Roman" w:eastAsia="FangSong" w:cs="Times New Roman"/>
-        </w:rPr>
-        <w:t>题</w:t>
-      </w:r>
-      <w:r>
-        <w:rPr>
-          <w:rFonts w:hint="eastAsia" w:ascii="Times New Roman" w:hAnsi="Times New Roman" w:eastAsia="Times New Roman" w:cs="Times New Roman"/>
-        </w:rPr>
-        <w:t>-036-7-Mg2Fe</w:t>
-      </w:r>
-      <w:r>
-        <w:rPr>
-          <w:rFonts w:hint="eastAsia" w:ascii="Times New Roman" w:hAnsi="Times New Roman" w:eastAsia="FangSong" w:cs="Times New Roman"/>
-        </w:rPr>
-        <w:t>氢化物化学式与</w:t>
-      </w:r>
-      <w:r>
-        <w:rPr>
-          <w:rFonts w:hint="eastAsia" w:ascii="Times New Roman" w:hAnsi="Times New Roman" w:eastAsia="Times New Roman" w:cs="Times New Roman"/>
-        </w:rPr>
-        <w:t>H</w:t>
-      </w:r>
-      <w:r>
-        <w:rPr>
-          <w:rFonts w:hint="eastAsia" w:ascii="Times New Roman" w:hAnsi="Times New Roman" w:eastAsia="FangSong" w:cs="Times New Roman"/>
-        </w:rPr>
-        <w:t>原子数</w:t>
-      </w:r>
-    </w:p>
-    <w:p>
-      <w:pPr>
-        <w:pStyle w:val="FirstParagraph"/>
+        <w:pStyle w:val="BodyText"/>
       </w:pPr>
       <w:r>
         <w:rPr>
@@ -4117,126 +3760,7 @@
     </w:p>
     <w:p>
       <w:pPr>
-        <w:pStyle w:val="BlockText"/>
-      </w:pPr>
-      <w:r>
-        <w:rPr>
-          <w:rFonts w:hint="eastAsia" w:ascii="Times New Roman" w:hAnsi="Times New Roman" w:eastAsia="FangSong" w:cs="Times New Roman"/>
-        </w:rPr>
-        <w:t>关联小问</w:t>
-      </w:r>
-      <w:r>
-        <w:rPr>
-          <w:rFonts w:hint="eastAsia" w:ascii="Times New Roman" w:hAnsi="Times New Roman" w:eastAsia="Times New Roman" w:cs="Times New Roman"/>
-        </w:rPr>
-        <w:t>：</w:t>
-      </w:r>
-      <w:r>
-        <w:rPr>
-          <w:rFonts w:hint="eastAsia" w:ascii="Times New Roman" w:hAnsi="Times New Roman" w:eastAsia="FangSong" w:cs="Times New Roman"/>
-        </w:rPr>
-        <w:t>题</w:t>
-      </w:r>
-      <w:r>
-        <w:rPr>
-          <w:rFonts w:hint="eastAsia" w:ascii="Times New Roman" w:hAnsi="Times New Roman" w:eastAsia="Times New Roman" w:cs="Times New Roman"/>
-        </w:rPr>
-        <w:t>-036-7-Mg2Fe</w:t>
-      </w:r>
-      <w:r>
-        <w:rPr>
-          <w:rFonts w:hint="eastAsia" w:ascii="Times New Roman" w:hAnsi="Times New Roman" w:eastAsia="FangSong" w:cs="Times New Roman"/>
-        </w:rPr>
-        <w:t>氢化物化学式与</w:t>
-      </w:r>
-      <w:r>
-        <w:rPr>
-          <w:rFonts w:hint="eastAsia" w:ascii="Times New Roman" w:hAnsi="Times New Roman" w:eastAsia="Times New Roman" w:cs="Times New Roman"/>
-        </w:rPr>
-        <w:t>H</w:t>
-      </w:r>
-      <w:r>
-        <w:rPr>
-          <w:rFonts w:hint="eastAsia" w:ascii="Times New Roman" w:hAnsi="Times New Roman" w:eastAsia="FangSong" w:cs="Times New Roman"/>
-        </w:rPr>
-        <w:t>原子数</w:t>
-      </w:r>
-      <w:r>
-        <w:rPr>
-          <w:rFonts w:ascii="Times New Roman" w:hAnsi="Times New Roman" w:eastAsia="Times New Roman" w:cs="Times New Roman"/>
-        </w:rPr>
-        <w:t xml:space="preserve"> | </w:t>
-      </w:r>
-      <w:r>
-        <w:rPr>
-          <w:rFonts w:hint="eastAsia" w:ascii="Times New Roman" w:hAnsi="Times New Roman" w:eastAsia="FangSong" w:cs="Times New Roman"/>
-        </w:rPr>
-        <w:t>题</w:t>
-      </w:r>
-      <w:r>
-        <w:rPr>
-          <w:rFonts w:hint="eastAsia" w:ascii="Times New Roman" w:hAnsi="Times New Roman" w:eastAsia="Times New Roman" w:cs="Times New Roman"/>
-        </w:rPr>
-        <w:t>-036-7-Mg2Fe</w:t>
-      </w:r>
-      <w:r>
-        <w:rPr>
-          <w:rFonts w:hint="eastAsia" w:ascii="Times New Roman" w:hAnsi="Times New Roman" w:eastAsia="FangSong" w:cs="Times New Roman"/>
-        </w:rPr>
-        <w:t>氢化物化学式与</w:t>
-      </w:r>
-      <w:r>
-        <w:rPr>
-          <w:rFonts w:hint="eastAsia" w:ascii="Times New Roman" w:hAnsi="Times New Roman" w:eastAsia="Times New Roman" w:cs="Times New Roman"/>
-        </w:rPr>
-        <w:t>H</w:t>
-      </w:r>
-      <w:r>
-        <w:rPr>
-          <w:rFonts w:hint="eastAsia" w:ascii="Times New Roman" w:hAnsi="Times New Roman" w:eastAsia="FangSong" w:cs="Times New Roman"/>
-        </w:rPr>
-        <w:t>原子数</w:t>
-      </w:r>
-      <w:r>
-        <w:rPr>
-          <w:rFonts w:ascii="Times New Roman" w:hAnsi="Times New Roman" w:eastAsia="Times New Roman" w:cs="Times New Roman"/>
-        </w:rPr>
-        <w:t xml:space="preserve"> | </w:t>
-      </w:r>
-      <w:r>
-        <w:rPr>
-          <w:rFonts w:hint="eastAsia" w:ascii="Times New Roman" w:hAnsi="Times New Roman" w:eastAsia="FangSong" w:cs="Times New Roman"/>
-        </w:rPr>
-        <w:t>题</w:t>
-      </w:r>
-      <w:r>
-        <w:rPr>
-          <w:rFonts w:hint="eastAsia" w:ascii="Times New Roman" w:hAnsi="Times New Roman" w:eastAsia="Times New Roman" w:cs="Times New Roman"/>
-        </w:rPr>
-        <w:t>-036-7-Mg2Fe</w:t>
-      </w:r>
-      <w:r>
-        <w:rPr>
-          <w:rFonts w:hint="eastAsia" w:ascii="Times New Roman" w:hAnsi="Times New Roman" w:eastAsia="FangSong" w:cs="Times New Roman"/>
-        </w:rPr>
-        <w:t>氢化物化学式与</w:t>
-      </w:r>
-      <w:r>
-        <w:rPr>
-          <w:rFonts w:hint="eastAsia" w:ascii="Times New Roman" w:hAnsi="Times New Roman" w:eastAsia="Times New Roman" w:cs="Times New Roman"/>
-        </w:rPr>
-        <w:t>H</w:t>
-      </w:r>
-      <w:r>
-        <w:rPr>
-          <w:rFonts w:hint="eastAsia" w:ascii="Times New Roman" w:hAnsi="Times New Roman" w:eastAsia="FangSong" w:cs="Times New Roman"/>
-        </w:rPr>
-        <w:t>原子数</w:t>
-      </w:r>
-    </w:p>
-    <w:p>
-      <w:pPr>
-        <w:pStyle w:val="FirstParagraph"/>
+        <w:pStyle w:val="BodyText"/>
       </w:pPr>
       <w:r>
         <w:rPr>
@@ -6518,167 +6042,6 @@
     </w:p>
     <w:p>
       <w:pPr>
-        <w:pStyle w:val="BlockText"/>
-      </w:pPr>
-      <w:r>
-        <w:rPr>
-          <w:rFonts w:hint="eastAsia" w:ascii="Times New Roman" w:hAnsi="Times New Roman" w:eastAsia="FangSong" w:cs="Times New Roman"/>
-        </w:rPr>
-        <w:t>关联小问</w:t>
-      </w:r>
-      <w:r>
-        <w:rPr>
-          <w:rFonts w:hint="eastAsia" w:ascii="Times New Roman" w:hAnsi="Times New Roman" w:eastAsia="Times New Roman" w:cs="Times New Roman"/>
-        </w:rPr>
-        <w:t>：</w:t>
-      </w:r>
-      <w:r>
-        <w:rPr>
-          <w:rFonts w:hint="eastAsia" w:ascii="Times New Roman" w:hAnsi="Times New Roman" w:eastAsia="FangSong" w:cs="Times New Roman"/>
-        </w:rPr>
-        <w:t>题</w:t>
-      </w:r>
-      <w:r>
-        <w:rPr>
-          <w:rFonts w:hint="eastAsia" w:ascii="Times New Roman" w:hAnsi="Times New Roman" w:eastAsia="Times New Roman" w:cs="Times New Roman"/>
-        </w:rPr>
-        <w:t>-036b-7-1-</w:t>
-      </w:r>
-      <w:r>
-        <w:rPr>
-          <w:rFonts w:hint="eastAsia" w:ascii="Times New Roman" w:hAnsi="Times New Roman" w:eastAsia="FangSong" w:cs="Times New Roman"/>
-        </w:rPr>
-        <w:t>晶胞中化学式数目</w:t>
-      </w:r>
-      <w:r>
-        <w:rPr>
-          <w:rFonts w:hint="eastAsia" w:ascii="Times New Roman" w:hAnsi="Times New Roman" w:eastAsia="Times New Roman" w:cs="Times New Roman"/>
-        </w:rPr>
-        <w:t>n</w:t>
-      </w:r>
-      <w:r>
-        <w:rPr>
-          <w:rFonts w:ascii="Times New Roman" w:hAnsi="Times New Roman" w:eastAsia="Times New Roman" w:cs="Times New Roman"/>
-        </w:rPr>
-        <w:t xml:space="preserve"> | </w:t>
-      </w:r>
-      <w:r>
-        <w:rPr>
-          <w:rFonts w:hint="eastAsia" w:ascii="Times New Roman" w:hAnsi="Times New Roman" w:eastAsia="FangSong" w:cs="Times New Roman"/>
-        </w:rPr>
-        <w:t>题</w:t>
-      </w:r>
-      <w:r>
-        <w:rPr>
-          <w:rFonts w:hint="eastAsia" w:ascii="Times New Roman" w:hAnsi="Times New Roman" w:eastAsia="Times New Roman" w:cs="Times New Roman"/>
-        </w:rPr>
-        <w:t>-036b-7-1-</w:t>
-      </w:r>
-      <w:r>
-        <w:rPr>
-          <w:rFonts w:hint="eastAsia" w:ascii="Times New Roman" w:hAnsi="Times New Roman" w:eastAsia="FangSong" w:cs="Times New Roman"/>
-        </w:rPr>
-        <w:t>晶胞中化学式数目</w:t>
-      </w:r>
-      <w:r>
-        <w:rPr>
-          <w:rFonts w:hint="eastAsia" w:ascii="Times New Roman" w:hAnsi="Times New Roman" w:eastAsia="Times New Roman" w:cs="Times New Roman"/>
-        </w:rPr>
-        <w:t>n</w:t>
-      </w:r>
-      <w:r>
-        <w:rPr>
-          <w:rFonts w:ascii="Times New Roman" w:hAnsi="Times New Roman" w:eastAsia="Times New Roman" w:cs="Times New Roman"/>
-        </w:rPr>
-        <w:t xml:space="preserve"> | </w:t>
-      </w:r>
-      <w:r>
-        <w:rPr>
-          <w:rFonts w:hint="eastAsia" w:ascii="Times New Roman" w:hAnsi="Times New Roman" w:eastAsia="FangSong" w:cs="Times New Roman"/>
-        </w:rPr>
-        <w:t>题</w:t>
-      </w:r>
-      <w:r>
-        <w:rPr>
-          <w:rFonts w:hint="eastAsia" w:ascii="Times New Roman" w:hAnsi="Times New Roman" w:eastAsia="Times New Roman" w:cs="Times New Roman"/>
-        </w:rPr>
-        <w:t>-036b-7-1-</w:t>
-      </w:r>
-      <w:r>
-        <w:rPr>
-          <w:rFonts w:hint="eastAsia" w:ascii="Times New Roman" w:hAnsi="Times New Roman" w:eastAsia="FangSong" w:cs="Times New Roman"/>
-        </w:rPr>
-        <w:t>晶胞中化学式数目</w:t>
-      </w:r>
-      <w:r>
-        <w:rPr>
-          <w:rFonts w:hint="eastAsia" w:ascii="Times New Roman" w:hAnsi="Times New Roman" w:eastAsia="Times New Roman" w:cs="Times New Roman"/>
-        </w:rPr>
-        <w:t>n</w:t>
-      </w:r>
-      <w:r>
-        <w:rPr>
-          <w:rFonts w:ascii="Times New Roman" w:hAnsi="Times New Roman" w:eastAsia="Times New Roman" w:cs="Times New Roman"/>
-        </w:rPr>
-        <w:t xml:space="preserve"> | </w:t>
-      </w:r>
-      <w:r>
-        <w:rPr>
-          <w:rFonts w:hint="eastAsia" w:ascii="Times New Roman" w:hAnsi="Times New Roman" w:eastAsia="FangSong" w:cs="Times New Roman"/>
-        </w:rPr>
-        <w:t>题</w:t>
-      </w:r>
-      <w:r>
-        <w:rPr>
-          <w:rFonts w:hint="eastAsia" w:ascii="Times New Roman" w:hAnsi="Times New Roman" w:eastAsia="Times New Roman" w:cs="Times New Roman"/>
-        </w:rPr>
-        <w:t>-036b-7-1-</w:t>
-      </w:r>
-      <w:r>
-        <w:rPr>
-          <w:rFonts w:hint="eastAsia" w:ascii="Times New Roman" w:hAnsi="Times New Roman" w:eastAsia="FangSong" w:cs="Times New Roman"/>
-        </w:rPr>
-        <w:t>晶胞中化学式数目</w:t>
-      </w:r>
-      <w:r>
-        <w:rPr>
-          <w:rFonts w:hint="eastAsia" w:ascii="Times New Roman" w:hAnsi="Times New Roman" w:eastAsia="Times New Roman" w:cs="Times New Roman"/>
-        </w:rPr>
-        <w:t>n</w:t>
-      </w:r>
-      <w:r>
-        <w:rPr>
-          <w:rFonts w:ascii="Times New Roman" w:hAnsi="Times New Roman" w:eastAsia="Times New Roman" w:cs="Times New Roman"/>
-        </w:rPr>
-        <w:t xml:space="preserve"> | </w:t>
-      </w:r>
-      <w:r>
-        <w:rPr>
-          <w:rFonts w:hint="eastAsia" w:ascii="Times New Roman" w:hAnsi="Times New Roman" w:eastAsia="FangSong" w:cs="Times New Roman"/>
-        </w:rPr>
-        <w:t>题</w:t>
-      </w:r>
-      <w:r>
-        <w:rPr>
-          <w:rFonts w:hint="eastAsia" w:ascii="Times New Roman" w:hAnsi="Times New Roman" w:eastAsia="Times New Roman" w:cs="Times New Roman"/>
-        </w:rPr>
-        <w:t>-036b-7-1-</w:t>
-      </w:r>
-      <w:r>
-        <w:rPr>
-          <w:rFonts w:hint="eastAsia" w:ascii="Times New Roman" w:hAnsi="Times New Roman" w:eastAsia="FangSong" w:cs="Times New Roman"/>
-        </w:rPr>
-        <w:t>晶胞中化学式数目</w:t>
-      </w:r>
-      <w:r>
-        <w:rPr>
-          <w:rFonts w:hint="eastAsia" w:ascii="Times New Roman" w:hAnsi="Times New Roman" w:eastAsia="Times New Roman" w:cs="Times New Roman"/>
-        </w:rPr>
-        <w:t>n</w:t>
-      </w:r>
-    </w:p>
-    <w:p>
-      <w:pPr>
         <w:pStyle w:val="FirstParagraph"/>
       </w:pPr>
       <w:r>
@@ -7268,168 +6631,7 @@
     </w:p>
     <w:p>
       <w:pPr>
-        <w:pStyle w:val="BlockText"/>
-      </w:pPr>
-      <w:r>
-        <w:rPr>
-          <w:rFonts w:hint="eastAsia" w:ascii="Times New Roman" w:hAnsi="Times New Roman" w:eastAsia="FangSong" w:cs="Times New Roman"/>
-        </w:rPr>
-        <w:t>关联小问</w:t>
-      </w:r>
-      <w:r>
-        <w:rPr>
-          <w:rFonts w:hint="eastAsia" w:ascii="Times New Roman" w:hAnsi="Times New Roman" w:eastAsia="Times New Roman" w:cs="Times New Roman"/>
-        </w:rPr>
-        <w:t>：</w:t>
-      </w:r>
-      <w:r>
-        <w:rPr>
-          <w:rFonts w:hint="eastAsia" w:ascii="Times New Roman" w:hAnsi="Times New Roman" w:eastAsia="FangSong" w:cs="Times New Roman"/>
-        </w:rPr>
-        <w:t>题</w:t>
-      </w:r>
-      <w:r>
-        <w:rPr>
-          <w:rFonts w:hint="eastAsia" w:ascii="Times New Roman" w:hAnsi="Times New Roman" w:eastAsia="Times New Roman" w:cs="Times New Roman"/>
-        </w:rPr>
-        <w:t>-036b-7-1-</w:t>
-      </w:r>
-      <w:r>
-        <w:rPr>
-          <w:rFonts w:hint="eastAsia" w:ascii="Times New Roman" w:hAnsi="Times New Roman" w:eastAsia="FangSong" w:cs="Times New Roman"/>
-        </w:rPr>
-        <w:t>晶胞中化学式数目</w:t>
-      </w:r>
-      <w:r>
-        <w:rPr>
-          <w:rFonts w:hint="eastAsia" w:ascii="Times New Roman" w:hAnsi="Times New Roman" w:eastAsia="Times New Roman" w:cs="Times New Roman"/>
-        </w:rPr>
-        <w:t>n</w:t>
-      </w:r>
-      <w:r>
-        <w:rPr>
-          <w:rFonts w:ascii="Times New Roman" w:hAnsi="Times New Roman" w:eastAsia="Times New Roman" w:cs="Times New Roman"/>
-        </w:rPr>
-        <w:t xml:space="preserve"> | </w:t>
-      </w:r>
-      <w:r>
-        <w:rPr>
-          <w:rFonts w:hint="eastAsia" w:ascii="Times New Roman" w:hAnsi="Times New Roman" w:eastAsia="FangSong" w:cs="Times New Roman"/>
-        </w:rPr>
-        <w:t>题</w:t>
-      </w:r>
-      <w:r>
-        <w:rPr>
-          <w:rFonts w:hint="eastAsia" w:ascii="Times New Roman" w:hAnsi="Times New Roman" w:eastAsia="Times New Roman" w:cs="Times New Roman"/>
-        </w:rPr>
-        <w:t>-036b-7-1-</w:t>
-      </w:r>
-      <w:r>
-        <w:rPr>
-          <w:rFonts w:hint="eastAsia" w:ascii="Times New Roman" w:hAnsi="Times New Roman" w:eastAsia="FangSong" w:cs="Times New Roman"/>
-        </w:rPr>
-        <w:t>晶胞中化学式数目</w:t>
-      </w:r>
-      <w:r>
-        <w:rPr>
-          <w:rFonts w:hint="eastAsia" w:ascii="Times New Roman" w:hAnsi="Times New Roman" w:eastAsia="Times New Roman" w:cs="Times New Roman"/>
-        </w:rPr>
-        <w:t>n</w:t>
-      </w:r>
-      <w:r>
-        <w:rPr>
-          <w:rFonts w:ascii="Times New Roman" w:hAnsi="Times New Roman" w:eastAsia="Times New Roman" w:cs="Times New Roman"/>
-        </w:rPr>
-        <w:t xml:space="preserve"> | </w:t>
-      </w:r>
-      <w:r>
-        <w:rPr>
-          <w:rFonts w:hint="eastAsia" w:ascii="Times New Roman" w:hAnsi="Times New Roman" w:eastAsia="FangSong" w:cs="Times New Roman"/>
-        </w:rPr>
-        <w:t>题</w:t>
-      </w:r>
-      <w:r>
-        <w:rPr>
-          <w:rFonts w:hint="eastAsia" w:ascii="Times New Roman" w:hAnsi="Times New Roman" w:eastAsia="Times New Roman" w:cs="Times New Roman"/>
-        </w:rPr>
-        <w:t>-036b-7-1-</w:t>
-      </w:r>
-      <w:r>
-        <w:rPr>
-          <w:rFonts w:hint="eastAsia" w:ascii="Times New Roman" w:hAnsi="Times New Roman" w:eastAsia="FangSong" w:cs="Times New Roman"/>
-        </w:rPr>
-        <w:t>晶胞中化学式数目</w:t>
-      </w:r>
-      <w:r>
-        <w:rPr>
-          <w:rFonts w:hint="eastAsia" w:ascii="Times New Roman" w:hAnsi="Times New Roman" w:eastAsia="Times New Roman" w:cs="Times New Roman"/>
-        </w:rPr>
-        <w:t>n</w:t>
-      </w:r>
-      <w:r>
-        <w:rPr>
-          <w:rFonts w:ascii="Times New Roman" w:hAnsi="Times New Roman" w:eastAsia="Times New Roman" w:cs="Times New Roman"/>
-        </w:rPr>
-        <w:t xml:space="preserve"> | </w:t>
-      </w:r>
-      <w:r>
-        <w:rPr>
-          <w:rFonts w:hint="eastAsia" w:ascii="Times New Roman" w:hAnsi="Times New Roman" w:eastAsia="FangSong" w:cs="Times New Roman"/>
-        </w:rPr>
-        <w:t>题</w:t>
-      </w:r>
-      <w:r>
-        <w:rPr>
-          <w:rFonts w:hint="eastAsia" w:ascii="Times New Roman" w:hAnsi="Times New Roman" w:eastAsia="Times New Roman" w:cs="Times New Roman"/>
-        </w:rPr>
-        <w:t>-036b-7-1-</w:t>
-      </w:r>
-      <w:r>
-        <w:rPr>
-          <w:rFonts w:hint="eastAsia" w:ascii="Times New Roman" w:hAnsi="Times New Roman" w:eastAsia="FangSong" w:cs="Times New Roman"/>
-        </w:rPr>
-        <w:t>晶胞中化学式数目</w:t>
-      </w:r>
-      <w:r>
-        <w:rPr>
-          <w:rFonts w:hint="eastAsia" w:ascii="Times New Roman" w:hAnsi="Times New Roman" w:eastAsia="Times New Roman" w:cs="Times New Roman"/>
-        </w:rPr>
-        <w:t>n</w:t>
-      </w:r>
-      <w:r>
-        <w:rPr>
-          <w:rFonts w:ascii="Times New Roman" w:hAnsi="Times New Roman" w:eastAsia="Times New Roman" w:cs="Times New Roman"/>
-        </w:rPr>
-        <w:t xml:space="preserve"> | </w:t>
-      </w:r>
-      <w:r>
-        <w:rPr>
-          <w:rFonts w:hint="eastAsia" w:ascii="Times New Roman" w:hAnsi="Times New Roman" w:eastAsia="FangSong" w:cs="Times New Roman"/>
-        </w:rPr>
-        <w:t>题</w:t>
-      </w:r>
-      <w:r>
-        <w:rPr>
-          <w:rFonts w:hint="eastAsia" w:ascii="Times New Roman" w:hAnsi="Times New Roman" w:eastAsia="Times New Roman" w:cs="Times New Roman"/>
-        </w:rPr>
-        <w:t>-036b-7-1-</w:t>
-      </w:r>
-      <w:r>
-        <w:rPr>
-          <w:rFonts w:hint="eastAsia" w:ascii="Times New Roman" w:hAnsi="Times New Roman" w:eastAsia="FangSong" w:cs="Times New Roman"/>
-        </w:rPr>
-        <w:t>晶胞中化学式数目</w:t>
-      </w:r>
-      <w:r>
-        <w:rPr>
-          <w:rFonts w:hint="eastAsia" w:ascii="Times New Roman" w:hAnsi="Times New Roman" w:eastAsia="Times New Roman" w:cs="Times New Roman"/>
-        </w:rPr>
-        <w:t>n</w:t>
-      </w:r>
-    </w:p>
-    <w:p>
-      <w:pPr>
-        <w:pStyle w:val="FirstParagraph"/>
+        <w:pStyle w:val="BodyText"/>
       </w:pPr>
       <w:r>
         <w:rPr>
@@ -7604,168 +6806,7 @@
     </w:p>
     <w:p>
       <w:pPr>
-        <w:pStyle w:val="BlockText"/>
-      </w:pPr>
-      <w:r>
-        <w:rPr>
-          <w:rFonts w:hint="eastAsia" w:ascii="Times New Roman" w:hAnsi="Times New Roman" w:eastAsia="FangSong" w:cs="Times New Roman"/>
-        </w:rPr>
-        <w:t>关联小问</w:t>
-      </w:r>
-      <w:r>
-        <w:rPr>
-          <w:rFonts w:hint="eastAsia" w:ascii="Times New Roman" w:hAnsi="Times New Roman" w:eastAsia="Times New Roman" w:cs="Times New Roman"/>
-        </w:rPr>
-        <w:t>：</w:t>
-      </w:r>
-      <w:r>
-        <w:rPr>
-          <w:rFonts w:hint="eastAsia" w:ascii="Times New Roman" w:hAnsi="Times New Roman" w:eastAsia="FangSong" w:cs="Times New Roman"/>
-        </w:rPr>
-        <w:t>题</w:t>
-      </w:r>
-      <w:r>
-        <w:rPr>
-          <w:rFonts w:hint="eastAsia" w:ascii="Times New Roman" w:hAnsi="Times New Roman" w:eastAsia="Times New Roman" w:cs="Times New Roman"/>
-        </w:rPr>
-        <w:t>-036b-7-1-</w:t>
-      </w:r>
-      <w:r>
-        <w:rPr>
-          <w:rFonts w:hint="eastAsia" w:ascii="Times New Roman" w:hAnsi="Times New Roman" w:eastAsia="FangSong" w:cs="Times New Roman"/>
-        </w:rPr>
-        <w:t>晶胞中化学式数目</w:t>
-      </w:r>
-      <w:r>
-        <w:rPr>
-          <w:rFonts w:hint="eastAsia" w:ascii="Times New Roman" w:hAnsi="Times New Roman" w:eastAsia="Times New Roman" w:cs="Times New Roman"/>
-        </w:rPr>
-        <w:t>n</w:t>
-      </w:r>
-      <w:r>
-        <w:rPr>
-          <w:rFonts w:ascii="Times New Roman" w:hAnsi="Times New Roman" w:eastAsia="Times New Roman" w:cs="Times New Roman"/>
-        </w:rPr>
-        <w:t xml:space="preserve"> | </w:t>
-      </w:r>
-      <w:r>
-        <w:rPr>
-          <w:rFonts w:hint="eastAsia" w:ascii="Times New Roman" w:hAnsi="Times New Roman" w:eastAsia="FangSong" w:cs="Times New Roman"/>
-        </w:rPr>
-        <w:t>题</w:t>
-      </w:r>
-      <w:r>
-        <w:rPr>
-          <w:rFonts w:hint="eastAsia" w:ascii="Times New Roman" w:hAnsi="Times New Roman" w:eastAsia="Times New Roman" w:cs="Times New Roman"/>
-        </w:rPr>
-        <w:t>-036b-7-1-</w:t>
-      </w:r>
-      <w:r>
-        <w:rPr>
-          <w:rFonts w:hint="eastAsia" w:ascii="Times New Roman" w:hAnsi="Times New Roman" w:eastAsia="FangSong" w:cs="Times New Roman"/>
-        </w:rPr>
-        <w:t>晶胞中化学式数目</w:t>
-      </w:r>
-      <w:r>
-        <w:rPr>
-          <w:rFonts w:hint="eastAsia" w:ascii="Times New Roman" w:hAnsi="Times New Roman" w:eastAsia="Times New Roman" w:cs="Times New Roman"/>
-        </w:rPr>
-        <w:t>n</w:t>
-      </w:r>
-      <w:r>
-        <w:rPr>
-          <w:rFonts w:ascii="Times New Roman" w:hAnsi="Times New Roman" w:eastAsia="Times New Roman" w:cs="Times New Roman"/>
-        </w:rPr>
-        <w:t xml:space="preserve"> | </w:t>
-      </w:r>
-      <w:r>
-        <w:rPr>
-          <w:rFonts w:hint="eastAsia" w:ascii="Times New Roman" w:hAnsi="Times New Roman" w:eastAsia="FangSong" w:cs="Times New Roman"/>
-        </w:rPr>
-        <w:t>题</w:t>
-      </w:r>
-      <w:r>
-        <w:rPr>
-          <w:rFonts w:hint="eastAsia" w:ascii="Times New Roman" w:hAnsi="Times New Roman" w:eastAsia="Times New Roman" w:cs="Times New Roman"/>
-        </w:rPr>
-        <w:t>-036b-7-1-</w:t>
-      </w:r>
-      <w:r>
-        <w:rPr>
-          <w:rFonts w:hint="eastAsia" w:ascii="Times New Roman" w:hAnsi="Times New Roman" w:eastAsia="FangSong" w:cs="Times New Roman"/>
-        </w:rPr>
-        <w:t>晶胞中化学式数目</w:t>
-      </w:r>
-      <w:r>
-        <w:rPr>
-          <w:rFonts w:hint="eastAsia" w:ascii="Times New Roman" w:hAnsi="Times New Roman" w:eastAsia="Times New Roman" w:cs="Times New Roman"/>
-        </w:rPr>
-        <w:t>n</w:t>
-      </w:r>
-      <w:r>
-        <w:rPr>
-          <w:rFonts w:ascii="Times New Roman" w:hAnsi="Times New Roman" w:eastAsia="Times New Roman" w:cs="Times New Roman"/>
-        </w:rPr>
-        <w:t xml:space="preserve"> | </w:t>
-      </w:r>
-      <w:r>
-        <w:rPr>
-          <w:rFonts w:hint="eastAsia" w:ascii="Times New Roman" w:hAnsi="Times New Roman" w:eastAsia="FangSong" w:cs="Times New Roman"/>
-        </w:rPr>
-        <w:t>题</w:t>
-      </w:r>
-      <w:r>
-        <w:rPr>
-          <w:rFonts w:hint="eastAsia" w:ascii="Times New Roman" w:hAnsi="Times New Roman" w:eastAsia="Times New Roman" w:cs="Times New Roman"/>
-        </w:rPr>
-        <w:t>-036b-7-1-</w:t>
-      </w:r>
-      <w:r>
-        <w:rPr>
-          <w:rFonts w:hint="eastAsia" w:ascii="Times New Roman" w:hAnsi="Times New Roman" w:eastAsia="FangSong" w:cs="Times New Roman"/>
-        </w:rPr>
-        <w:t>晶胞中化学式数目</w:t>
-      </w:r>
-      <w:r>
-        <w:rPr>
-          <w:rFonts w:hint="eastAsia" w:ascii="Times New Roman" w:hAnsi="Times New Roman" w:eastAsia="Times New Roman" w:cs="Times New Roman"/>
-        </w:rPr>
-        <w:t>n</w:t>
-      </w:r>
-      <w:r>
-        <w:rPr>
-          <w:rFonts w:ascii="Times New Roman" w:hAnsi="Times New Roman" w:eastAsia="Times New Roman" w:cs="Times New Roman"/>
-        </w:rPr>
-        <w:t xml:space="preserve"> | </w:t>
-      </w:r>
-      <w:r>
-        <w:rPr>
-          <w:rFonts w:hint="eastAsia" w:ascii="Times New Roman" w:hAnsi="Times New Roman" w:eastAsia="FangSong" w:cs="Times New Roman"/>
-        </w:rPr>
-        <w:t>题</w:t>
-      </w:r>
-      <w:r>
-        <w:rPr>
-          <w:rFonts w:hint="eastAsia" w:ascii="Times New Roman" w:hAnsi="Times New Roman" w:eastAsia="Times New Roman" w:cs="Times New Roman"/>
-        </w:rPr>
-        <w:t>-036b-7-1-</w:t>
-      </w:r>
-      <w:r>
-        <w:rPr>
-          <w:rFonts w:hint="eastAsia" w:ascii="Times New Roman" w:hAnsi="Times New Roman" w:eastAsia="FangSong" w:cs="Times New Roman"/>
-        </w:rPr>
-        <w:t>晶胞中化学式数目</w:t>
-      </w:r>
-      <w:r>
-        <w:rPr>
-          <w:rFonts w:hint="eastAsia" w:ascii="Times New Roman" w:hAnsi="Times New Roman" w:eastAsia="Times New Roman" w:cs="Times New Roman"/>
-        </w:rPr>
-        <w:t>n</w:t>
-      </w:r>
-    </w:p>
-    <w:p>
-      <w:pPr>
-        <w:pStyle w:val="FirstParagraph"/>
+        <w:pStyle w:val="BodyText"/>
       </w:pPr>
       <w:r>
         <w:rPr>
@@ -7829,168 +6870,7 @@
     </w:p>
     <w:p>
       <w:pPr>
-        <w:pStyle w:val="BlockText"/>
-      </w:pPr>
-      <w:r>
-        <w:rPr>
-          <w:rFonts w:hint="eastAsia" w:ascii="Times New Roman" w:hAnsi="Times New Roman" w:eastAsia="FangSong" w:cs="Times New Roman"/>
-        </w:rPr>
-        <w:t>关联小问</w:t>
-      </w:r>
-      <w:r>
-        <w:rPr>
-          <w:rFonts w:hint="eastAsia" w:ascii="Times New Roman" w:hAnsi="Times New Roman" w:eastAsia="Times New Roman" w:cs="Times New Roman"/>
-        </w:rPr>
-        <w:t>：</w:t>
-      </w:r>
-      <w:r>
-        <w:rPr>
-          <w:rFonts w:hint="eastAsia" w:ascii="Times New Roman" w:hAnsi="Times New Roman" w:eastAsia="FangSong" w:cs="Times New Roman"/>
-        </w:rPr>
-        <w:t>题</w:t>
-      </w:r>
-      <w:r>
-        <w:rPr>
-          <w:rFonts w:hint="eastAsia" w:ascii="Times New Roman" w:hAnsi="Times New Roman" w:eastAsia="Times New Roman" w:cs="Times New Roman"/>
-        </w:rPr>
-        <w:t>-036b-7-1-</w:t>
-      </w:r>
-      <w:r>
-        <w:rPr>
-          <w:rFonts w:hint="eastAsia" w:ascii="Times New Roman" w:hAnsi="Times New Roman" w:eastAsia="FangSong" w:cs="Times New Roman"/>
-        </w:rPr>
-        <w:t>晶胞中化学式数目</w:t>
-      </w:r>
-      <w:r>
-        <w:rPr>
-          <w:rFonts w:hint="eastAsia" w:ascii="Times New Roman" w:hAnsi="Times New Roman" w:eastAsia="Times New Roman" w:cs="Times New Roman"/>
-        </w:rPr>
-        <w:t>n</w:t>
-      </w:r>
-      <w:r>
-        <w:rPr>
-          <w:rFonts w:ascii="Times New Roman" w:hAnsi="Times New Roman" w:eastAsia="Times New Roman" w:cs="Times New Roman"/>
-        </w:rPr>
-        <w:t xml:space="preserve"> | </w:t>
-      </w:r>
-      <w:r>
-        <w:rPr>
-          <w:rFonts w:hint="eastAsia" w:ascii="Times New Roman" w:hAnsi="Times New Roman" w:eastAsia="FangSong" w:cs="Times New Roman"/>
-        </w:rPr>
-        <w:t>题</w:t>
-      </w:r>
-      <w:r>
-        <w:rPr>
-          <w:rFonts w:hint="eastAsia" w:ascii="Times New Roman" w:hAnsi="Times New Roman" w:eastAsia="Times New Roman" w:cs="Times New Roman"/>
-        </w:rPr>
-        <w:t>-036b-7-1-</w:t>
-      </w:r>
-      <w:r>
-        <w:rPr>
-          <w:rFonts w:hint="eastAsia" w:ascii="Times New Roman" w:hAnsi="Times New Roman" w:eastAsia="FangSong" w:cs="Times New Roman"/>
-        </w:rPr>
-        <w:t>晶胞中化学式数目</w:t>
-      </w:r>
-      <w:r>
-        <w:rPr>
-          <w:rFonts w:hint="eastAsia" w:ascii="Times New Roman" w:hAnsi="Times New Roman" w:eastAsia="Times New Roman" w:cs="Times New Roman"/>
-        </w:rPr>
-        <w:t>n</w:t>
-      </w:r>
-      <w:r>
-        <w:rPr>
-          <w:rFonts w:ascii="Times New Roman" w:hAnsi="Times New Roman" w:eastAsia="Times New Roman" w:cs="Times New Roman"/>
-        </w:rPr>
-        <w:t xml:space="preserve"> | </w:t>
-      </w:r>
-      <w:r>
-        <w:rPr>
-          <w:rFonts w:hint="eastAsia" w:ascii="Times New Roman" w:hAnsi="Times New Roman" w:eastAsia="FangSong" w:cs="Times New Roman"/>
-        </w:rPr>
-        <w:t>题</w:t>
-      </w:r>
-      <w:r>
-        <w:rPr>
-          <w:rFonts w:hint="eastAsia" w:ascii="Times New Roman" w:hAnsi="Times New Roman" w:eastAsia="Times New Roman" w:cs="Times New Roman"/>
-        </w:rPr>
-        <w:t>-036b-7-1-</w:t>
-      </w:r>
-      <w:r>
-        <w:rPr>
-          <w:rFonts w:hint="eastAsia" w:ascii="Times New Roman" w:hAnsi="Times New Roman" w:eastAsia="FangSong" w:cs="Times New Roman"/>
-        </w:rPr>
-        <w:t>晶胞中化学式数目</w:t>
-      </w:r>
-      <w:r>
-        <w:rPr>
-          <w:rFonts w:hint="eastAsia" w:ascii="Times New Roman" w:hAnsi="Times New Roman" w:eastAsia="Times New Roman" w:cs="Times New Roman"/>
-        </w:rPr>
-        <w:t>n</w:t>
-      </w:r>
-      <w:r>
-        <w:rPr>
-          <w:rFonts w:ascii="Times New Roman" w:hAnsi="Times New Roman" w:eastAsia="Times New Roman" w:cs="Times New Roman"/>
-        </w:rPr>
-        <w:t xml:space="preserve"> | </w:t>
-      </w:r>
-      <w:r>
-        <w:rPr>
-          <w:rFonts w:hint="eastAsia" w:ascii="Times New Roman" w:hAnsi="Times New Roman" w:eastAsia="FangSong" w:cs="Times New Roman"/>
-        </w:rPr>
-        <w:t>题</w:t>
-      </w:r>
-      <w:r>
-        <w:rPr>
-          <w:rFonts w:hint="eastAsia" w:ascii="Times New Roman" w:hAnsi="Times New Roman" w:eastAsia="Times New Roman" w:cs="Times New Roman"/>
-        </w:rPr>
-        <w:t>-036b-7-1-</w:t>
-      </w:r>
-      <w:r>
-        <w:rPr>
-          <w:rFonts w:hint="eastAsia" w:ascii="Times New Roman" w:hAnsi="Times New Roman" w:eastAsia="FangSong" w:cs="Times New Roman"/>
-        </w:rPr>
-        <w:t>晶胞中化学式数目</w:t>
-      </w:r>
-      <w:r>
-        <w:rPr>
-          <w:rFonts w:hint="eastAsia" w:ascii="Times New Roman" w:hAnsi="Times New Roman" w:eastAsia="Times New Roman" w:cs="Times New Roman"/>
-        </w:rPr>
-        <w:t>n</w:t>
-      </w:r>
-      <w:r>
-        <w:rPr>
-          <w:rFonts w:ascii="Times New Roman" w:hAnsi="Times New Roman" w:eastAsia="Times New Roman" w:cs="Times New Roman"/>
-        </w:rPr>
-        <w:t xml:space="preserve"> | </w:t>
-      </w:r>
-      <w:r>
-        <w:rPr>
-          <w:rFonts w:hint="eastAsia" w:ascii="Times New Roman" w:hAnsi="Times New Roman" w:eastAsia="FangSong" w:cs="Times New Roman"/>
-        </w:rPr>
-        <w:t>题</w:t>
-      </w:r>
-      <w:r>
-        <w:rPr>
-          <w:rFonts w:hint="eastAsia" w:ascii="Times New Roman" w:hAnsi="Times New Roman" w:eastAsia="Times New Roman" w:cs="Times New Roman"/>
-        </w:rPr>
-        <w:t>-036b-7-1-</w:t>
-      </w:r>
-      <w:r>
-        <w:rPr>
-          <w:rFonts w:hint="eastAsia" w:ascii="Times New Roman" w:hAnsi="Times New Roman" w:eastAsia="FangSong" w:cs="Times New Roman"/>
-        </w:rPr>
-        <w:t>晶胞中化学式数目</w:t>
-      </w:r>
-      <w:r>
-        <w:rPr>
-          <w:rFonts w:hint="eastAsia" w:ascii="Times New Roman" w:hAnsi="Times New Roman" w:eastAsia="Times New Roman" w:cs="Times New Roman"/>
-        </w:rPr>
-        <w:t>n</w:t>
-      </w:r>
-    </w:p>
-    <w:p>
-      <w:pPr>
-        <w:pStyle w:val="FirstParagraph"/>
+        <w:pStyle w:val="BodyText"/>
       </w:pPr>
       <w:r>
         <w:rPr>
@@ -8347,168 +7227,7 @@
     </w:p>
     <w:p>
       <w:pPr>
-        <w:pStyle w:val="BlockText"/>
-      </w:pPr>
-      <w:r>
-        <w:rPr>
-          <w:rFonts w:hint="eastAsia" w:ascii="Times New Roman" w:hAnsi="Times New Roman" w:eastAsia="FangSong" w:cs="Times New Roman"/>
-        </w:rPr>
-        <w:t>关联小问</w:t>
-      </w:r>
-      <w:r>
-        <w:rPr>
-          <w:rFonts w:hint="eastAsia" w:ascii="Times New Roman" w:hAnsi="Times New Roman" w:eastAsia="Times New Roman" w:cs="Times New Roman"/>
-        </w:rPr>
-        <w:t>：</w:t>
-      </w:r>
-      <w:r>
-        <w:rPr>
-          <w:rFonts w:hint="eastAsia" w:ascii="Times New Roman" w:hAnsi="Times New Roman" w:eastAsia="FangSong" w:cs="Times New Roman"/>
-        </w:rPr>
-        <w:t>题</w:t>
-      </w:r>
-      <w:r>
-        <w:rPr>
-          <w:rFonts w:hint="eastAsia" w:ascii="Times New Roman" w:hAnsi="Times New Roman" w:eastAsia="Times New Roman" w:cs="Times New Roman"/>
-        </w:rPr>
-        <w:t>-036b-7-1-</w:t>
-      </w:r>
-      <w:r>
-        <w:rPr>
-          <w:rFonts w:hint="eastAsia" w:ascii="Times New Roman" w:hAnsi="Times New Roman" w:eastAsia="FangSong" w:cs="Times New Roman"/>
-        </w:rPr>
-        <w:t>晶胞中化学式数目</w:t>
-      </w:r>
-      <w:r>
-        <w:rPr>
-          <w:rFonts w:hint="eastAsia" w:ascii="Times New Roman" w:hAnsi="Times New Roman" w:eastAsia="Times New Roman" w:cs="Times New Roman"/>
-        </w:rPr>
-        <w:t>n</w:t>
-      </w:r>
-      <w:r>
-        <w:rPr>
-          <w:rFonts w:ascii="Times New Roman" w:hAnsi="Times New Roman" w:eastAsia="Times New Roman" w:cs="Times New Roman"/>
-        </w:rPr>
-        <w:t xml:space="preserve"> | </w:t>
-      </w:r>
-      <w:r>
-        <w:rPr>
-          <w:rFonts w:hint="eastAsia" w:ascii="Times New Roman" w:hAnsi="Times New Roman" w:eastAsia="FangSong" w:cs="Times New Roman"/>
-        </w:rPr>
-        <w:t>题</w:t>
-      </w:r>
-      <w:r>
-        <w:rPr>
-          <w:rFonts w:hint="eastAsia" w:ascii="Times New Roman" w:hAnsi="Times New Roman" w:eastAsia="Times New Roman" w:cs="Times New Roman"/>
-        </w:rPr>
-        <w:t>-036b-7-1-</w:t>
-      </w:r>
-      <w:r>
-        <w:rPr>
-          <w:rFonts w:hint="eastAsia" w:ascii="Times New Roman" w:hAnsi="Times New Roman" w:eastAsia="FangSong" w:cs="Times New Roman"/>
-        </w:rPr>
-        <w:t>晶胞中化学式数目</w:t>
-      </w:r>
-      <w:r>
-        <w:rPr>
-          <w:rFonts w:hint="eastAsia" w:ascii="Times New Roman" w:hAnsi="Times New Roman" w:eastAsia="Times New Roman" w:cs="Times New Roman"/>
-        </w:rPr>
-        <w:t>n</w:t>
-      </w:r>
-      <w:r>
-        <w:rPr>
-          <w:rFonts w:ascii="Times New Roman" w:hAnsi="Times New Roman" w:eastAsia="Times New Roman" w:cs="Times New Roman"/>
-        </w:rPr>
-        <w:t xml:space="preserve"> | </w:t>
-      </w:r>
-      <w:r>
-        <w:rPr>
-          <w:rFonts w:hint="eastAsia" w:ascii="Times New Roman" w:hAnsi="Times New Roman" w:eastAsia="FangSong" w:cs="Times New Roman"/>
-        </w:rPr>
-        <w:t>题</w:t>
-      </w:r>
-      <w:r>
-        <w:rPr>
-          <w:rFonts w:hint="eastAsia" w:ascii="Times New Roman" w:hAnsi="Times New Roman" w:eastAsia="Times New Roman" w:cs="Times New Roman"/>
-        </w:rPr>
-        <w:t>-036b-7-1-</w:t>
-      </w:r>
-      <w:r>
-        <w:rPr>
-          <w:rFonts w:hint="eastAsia" w:ascii="Times New Roman" w:hAnsi="Times New Roman" w:eastAsia="FangSong" w:cs="Times New Roman"/>
-        </w:rPr>
-        <w:t>晶胞中化学式数目</w:t>
-      </w:r>
-      <w:r>
-        <w:rPr>
-          <w:rFonts w:hint="eastAsia" w:ascii="Times New Roman" w:hAnsi="Times New Roman" w:eastAsia="Times New Roman" w:cs="Times New Roman"/>
-        </w:rPr>
-        <w:t>n</w:t>
-      </w:r>
-      <w:r>
-        <w:rPr>
-          <w:rFonts w:ascii="Times New Roman" w:hAnsi="Times New Roman" w:eastAsia="Times New Roman" w:cs="Times New Roman"/>
-        </w:rPr>
-        <w:t xml:space="preserve"> | </w:t>
-      </w:r>
-      <w:r>
-        <w:rPr>
-          <w:rFonts w:hint="eastAsia" w:ascii="Times New Roman" w:hAnsi="Times New Roman" w:eastAsia="FangSong" w:cs="Times New Roman"/>
-        </w:rPr>
-        <w:t>题</w:t>
-      </w:r>
-      <w:r>
-        <w:rPr>
-          <w:rFonts w:hint="eastAsia" w:ascii="Times New Roman" w:hAnsi="Times New Roman" w:eastAsia="Times New Roman" w:cs="Times New Roman"/>
-        </w:rPr>
-        <w:t>-036b-7-1-</w:t>
-      </w:r>
-      <w:r>
-        <w:rPr>
-          <w:rFonts w:hint="eastAsia" w:ascii="Times New Roman" w:hAnsi="Times New Roman" w:eastAsia="FangSong" w:cs="Times New Roman"/>
-        </w:rPr>
-        <w:t>晶胞中化学式数目</w:t>
-      </w:r>
-      <w:r>
-        <w:rPr>
-          <w:rFonts w:hint="eastAsia" w:ascii="Times New Roman" w:hAnsi="Times New Roman" w:eastAsia="Times New Roman" w:cs="Times New Roman"/>
-        </w:rPr>
-        <w:t>n</w:t>
-      </w:r>
-      <w:r>
-        <w:rPr>
-          <w:rFonts w:ascii="Times New Roman" w:hAnsi="Times New Roman" w:eastAsia="Times New Roman" w:cs="Times New Roman"/>
-        </w:rPr>
-        <w:t xml:space="preserve"> | </w:t>
-      </w:r>
-      <w:r>
-        <w:rPr>
-          <w:rFonts w:hint="eastAsia" w:ascii="Times New Roman" w:hAnsi="Times New Roman" w:eastAsia="FangSong" w:cs="Times New Roman"/>
-        </w:rPr>
-        <w:t>题</w:t>
-      </w:r>
-      <w:r>
-        <w:rPr>
-          <w:rFonts w:hint="eastAsia" w:ascii="Times New Roman" w:hAnsi="Times New Roman" w:eastAsia="Times New Roman" w:cs="Times New Roman"/>
-        </w:rPr>
-        <w:t>-036b-7-1-</w:t>
-      </w:r>
-      <w:r>
-        <w:rPr>
-          <w:rFonts w:hint="eastAsia" w:ascii="Times New Roman" w:hAnsi="Times New Roman" w:eastAsia="FangSong" w:cs="Times New Roman"/>
-        </w:rPr>
-        <w:t>晶胞中化学式数目</w:t>
-      </w:r>
-      <w:r>
-        <w:rPr>
-          <w:rFonts w:hint="eastAsia" w:ascii="Times New Roman" w:hAnsi="Times New Roman" w:eastAsia="Times New Roman" w:cs="Times New Roman"/>
-        </w:rPr>
-        <w:t>n</w:t>
-      </w:r>
-    </w:p>
-    <w:p>
-      <w:pPr>
-        <w:pStyle w:val="FirstParagraph"/>
+        <w:pStyle w:val="BodyText"/>
       </w:pPr>
       <w:r>
         <w:rPr>
@@ -8636,168 +7355,7 @@
     </w:p>
     <w:p>
       <w:pPr>
-        <w:pStyle w:val="BlockText"/>
-      </w:pPr>
-      <w:r>
-        <w:rPr>
-          <w:rFonts w:hint="eastAsia" w:ascii="Times New Roman" w:hAnsi="Times New Roman" w:eastAsia="FangSong" w:cs="Times New Roman"/>
-        </w:rPr>
-        <w:t>关联小问</w:t>
-      </w:r>
-      <w:r>
-        <w:rPr>
-          <w:rFonts w:hint="eastAsia" w:ascii="Times New Roman" w:hAnsi="Times New Roman" w:eastAsia="Times New Roman" w:cs="Times New Roman"/>
-        </w:rPr>
-        <w:t>：</w:t>
-      </w:r>
-      <w:r>
-        <w:rPr>
-          <w:rFonts w:hint="eastAsia" w:ascii="Times New Roman" w:hAnsi="Times New Roman" w:eastAsia="FangSong" w:cs="Times New Roman"/>
-        </w:rPr>
-        <w:t>题</w:t>
-      </w:r>
-      <w:r>
-        <w:rPr>
-          <w:rFonts w:hint="eastAsia" w:ascii="Times New Roman" w:hAnsi="Times New Roman" w:eastAsia="Times New Roman" w:cs="Times New Roman"/>
-        </w:rPr>
-        <w:t>-036b-7-1-</w:t>
-      </w:r>
-      <w:r>
-        <w:rPr>
-          <w:rFonts w:hint="eastAsia" w:ascii="Times New Roman" w:hAnsi="Times New Roman" w:eastAsia="FangSong" w:cs="Times New Roman"/>
-        </w:rPr>
-        <w:t>晶胞中化学式数目</w:t>
-      </w:r>
-      <w:r>
-        <w:rPr>
-          <w:rFonts w:hint="eastAsia" w:ascii="Times New Roman" w:hAnsi="Times New Roman" w:eastAsia="Times New Roman" w:cs="Times New Roman"/>
-        </w:rPr>
-        <w:t>n</w:t>
-      </w:r>
-      <w:r>
-        <w:rPr>
-          <w:rFonts w:ascii="Times New Roman" w:hAnsi="Times New Roman" w:eastAsia="Times New Roman" w:cs="Times New Roman"/>
-        </w:rPr>
-        <w:t xml:space="preserve"> | </w:t>
-      </w:r>
-      <w:r>
-        <w:rPr>
-          <w:rFonts w:hint="eastAsia" w:ascii="Times New Roman" w:hAnsi="Times New Roman" w:eastAsia="FangSong" w:cs="Times New Roman"/>
-        </w:rPr>
-        <w:t>题</w:t>
-      </w:r>
-      <w:r>
-        <w:rPr>
-          <w:rFonts w:hint="eastAsia" w:ascii="Times New Roman" w:hAnsi="Times New Roman" w:eastAsia="Times New Roman" w:cs="Times New Roman"/>
-        </w:rPr>
-        <w:t>-036b-7-1-</w:t>
-      </w:r>
-      <w:r>
-        <w:rPr>
-          <w:rFonts w:hint="eastAsia" w:ascii="Times New Roman" w:hAnsi="Times New Roman" w:eastAsia="FangSong" w:cs="Times New Roman"/>
-        </w:rPr>
-        <w:t>晶胞中化学式数目</w:t>
-      </w:r>
-      <w:r>
-        <w:rPr>
-          <w:rFonts w:hint="eastAsia" w:ascii="Times New Roman" w:hAnsi="Times New Roman" w:eastAsia="Times New Roman" w:cs="Times New Roman"/>
-        </w:rPr>
-        <w:t>n</w:t>
-      </w:r>
-      <w:r>
-        <w:rPr>
-          <w:rFonts w:ascii="Times New Roman" w:hAnsi="Times New Roman" w:eastAsia="Times New Roman" w:cs="Times New Roman"/>
-        </w:rPr>
-        <w:t xml:space="preserve"> | </w:t>
-      </w:r>
-      <w:r>
-        <w:rPr>
-          <w:rFonts w:hint="eastAsia" w:ascii="Times New Roman" w:hAnsi="Times New Roman" w:eastAsia="FangSong" w:cs="Times New Roman"/>
-        </w:rPr>
-        <w:t>题</w:t>
-      </w:r>
-      <w:r>
-        <w:rPr>
-          <w:rFonts w:hint="eastAsia" w:ascii="Times New Roman" w:hAnsi="Times New Roman" w:eastAsia="Times New Roman" w:cs="Times New Roman"/>
-        </w:rPr>
-        <w:t>-036b-7-1-</w:t>
-      </w:r>
-      <w:r>
-        <w:rPr>
-          <w:rFonts w:hint="eastAsia" w:ascii="Times New Roman" w:hAnsi="Times New Roman" w:eastAsia="FangSong" w:cs="Times New Roman"/>
-        </w:rPr>
-        <w:t>晶胞中化学式数目</w:t>
-      </w:r>
-      <w:r>
-        <w:rPr>
-          <w:rFonts w:hint="eastAsia" w:ascii="Times New Roman" w:hAnsi="Times New Roman" w:eastAsia="Times New Roman" w:cs="Times New Roman"/>
-        </w:rPr>
-        <w:t>n</w:t>
-      </w:r>
-      <w:r>
-        <w:rPr>
-          <w:rFonts w:ascii="Times New Roman" w:hAnsi="Times New Roman" w:eastAsia="Times New Roman" w:cs="Times New Roman"/>
-        </w:rPr>
-        <w:t xml:space="preserve"> | </w:t>
-      </w:r>
-      <w:r>
-        <w:rPr>
-          <w:rFonts w:hint="eastAsia" w:ascii="Times New Roman" w:hAnsi="Times New Roman" w:eastAsia="FangSong" w:cs="Times New Roman"/>
-        </w:rPr>
-        <w:t>题</w:t>
-      </w:r>
-      <w:r>
-        <w:rPr>
-          <w:rFonts w:hint="eastAsia" w:ascii="Times New Roman" w:hAnsi="Times New Roman" w:eastAsia="Times New Roman" w:cs="Times New Roman"/>
-        </w:rPr>
-        <w:t>-036b-7-1-</w:t>
-      </w:r>
-      <w:r>
-        <w:rPr>
-          <w:rFonts w:hint="eastAsia" w:ascii="Times New Roman" w:hAnsi="Times New Roman" w:eastAsia="FangSong" w:cs="Times New Roman"/>
-        </w:rPr>
-        <w:t>晶胞中化学式数目</w:t>
-      </w:r>
-      <w:r>
-        <w:rPr>
-          <w:rFonts w:hint="eastAsia" w:ascii="Times New Roman" w:hAnsi="Times New Roman" w:eastAsia="Times New Roman" w:cs="Times New Roman"/>
-        </w:rPr>
-        <w:t>n</w:t>
-      </w:r>
-      <w:r>
-        <w:rPr>
-          <w:rFonts w:ascii="Times New Roman" w:hAnsi="Times New Roman" w:eastAsia="Times New Roman" w:cs="Times New Roman"/>
-        </w:rPr>
-        <w:t xml:space="preserve"> | </w:t>
-      </w:r>
-      <w:r>
-        <w:rPr>
-          <w:rFonts w:hint="eastAsia" w:ascii="Times New Roman" w:hAnsi="Times New Roman" w:eastAsia="FangSong" w:cs="Times New Roman"/>
-        </w:rPr>
-        <w:t>题</w:t>
-      </w:r>
-      <w:r>
-        <w:rPr>
-          <w:rFonts w:hint="eastAsia" w:ascii="Times New Roman" w:hAnsi="Times New Roman" w:eastAsia="Times New Roman" w:cs="Times New Roman"/>
-        </w:rPr>
-        <w:t>-036b-7-1-</w:t>
-      </w:r>
-      <w:r>
-        <w:rPr>
-          <w:rFonts w:hint="eastAsia" w:ascii="Times New Roman" w:hAnsi="Times New Roman" w:eastAsia="FangSong" w:cs="Times New Roman"/>
-        </w:rPr>
-        <w:t>晶胞中化学式数目</w:t>
-      </w:r>
-      <w:r>
-        <w:rPr>
-          <w:rFonts w:hint="eastAsia" w:ascii="Times New Roman" w:hAnsi="Times New Roman" w:eastAsia="Times New Roman" w:cs="Times New Roman"/>
-        </w:rPr>
-        <w:t>n</w:t>
-      </w:r>
-    </w:p>
-    <w:p>
-      <w:pPr>
-        <w:pStyle w:val="FirstParagraph"/>
+        <w:pStyle w:val="BodyText"/>
       </w:pPr>
       <w:r>
         <w:rPr>
@@ -43400,153 +41958,6 @@
           <w:rFonts w:hint="eastAsia" w:ascii="Times New Roman" w:hAnsi="Times New Roman" w:eastAsia="FangSong" w:cs="Times New Roman"/>
         </w:rPr>
         <w:t>二分册能力测试</w:t>
-      </w:r>
-    </w:p>
-    <w:p>
-      <w:pPr>
-        <w:pStyle w:val="BlockText"/>
-      </w:pPr>
-      <w:r>
-        <w:rPr>
-          <w:rFonts w:hint="eastAsia" w:ascii="Times New Roman" w:hAnsi="Times New Roman" w:eastAsia="FangSong" w:cs="Times New Roman"/>
-          <w:b/>
-          <w:bCs/>
-        </w:rPr>
-        <w:t xml:space="preserve">派生自</w:t>
-      </w:r>
-      <w:r>
-        <w:rPr>
-          <w:rFonts w:hint="eastAsia" w:ascii="Times New Roman" w:hAnsi="Times New Roman" w:eastAsia="Times New Roman" w:cs="Times New Roman"/>
-        </w:rPr>
-        <w:t>：</w:t>
-      </w:r>
-      <w:r>
-        <w:rPr>
-          <w:rFonts w:hint="eastAsia" w:ascii="Times New Roman" w:hAnsi="Times New Roman" w:eastAsia="FangSong" w:cs="Times New Roman"/>
-        </w:rPr>
-        <w:t>卷</w:t>
-      </w:r>
-      <w:r>
-        <w:rPr>
-          <w:rFonts w:hint="eastAsia" w:ascii="Times New Roman" w:hAnsi="Times New Roman" w:eastAsia="Times New Roman" w:cs="Times New Roman"/>
-        </w:rPr>
-        <w:t>-01-</w:t>
-      </w:r>
-      <w:r>
-        <w:rPr>
-          <w:rFonts w:hint="eastAsia" w:ascii="Times New Roman" w:hAnsi="Times New Roman" w:eastAsia="FangSong" w:cs="Times New Roman"/>
-        </w:rPr>
-        <w:t>第</w:t>
-      </w:r>
-      <w:r>
-        <w:rPr>
-          <w:rFonts w:hint="eastAsia" w:ascii="Times New Roman" w:hAnsi="Times New Roman" w:eastAsia="Times New Roman" w:cs="Times New Roman"/>
-        </w:rPr>
-        <w:t>1</w:t>
-      </w:r>
-      <w:r>
-        <w:rPr>
-          <w:rFonts w:hint="eastAsia" w:ascii="Times New Roman" w:hAnsi="Times New Roman" w:eastAsia="FangSong" w:cs="Times New Roman"/>
-        </w:rPr>
-        <w:t>章</w:t>
-      </w:r>
-      <w:r>
-        <w:rPr>
-          <w:rFonts w:hint="eastAsia" w:ascii="Times New Roman" w:hAnsi="Times New Roman" w:eastAsia="Times New Roman" w:cs="Times New Roman"/>
-        </w:rPr>
-        <w:t>-A</w:t>
-      </w:r>
-      <w:r>
-        <w:rPr>
-          <w:rFonts w:hint="eastAsia" w:ascii="Times New Roman" w:hAnsi="Times New Roman" w:eastAsia="FangSong" w:cs="Times New Roman"/>
-        </w:rPr>
-        <w:t>卷</w:t>
-      </w:r>
-      <w:r>
-        <w:rPr>
-          <w:rFonts w:hint="eastAsia" w:ascii="Times New Roman" w:hAnsi="Times New Roman" w:eastAsia="Times New Roman" w:cs="Times New Roman"/>
-        </w:rPr>
-        <w:t>-</w:t>
-      </w:r>
-      <w:r>
-        <w:rPr>
-          <w:rFonts w:hint="eastAsia" w:ascii="Times New Roman" w:hAnsi="Times New Roman" w:eastAsia="FangSong" w:cs="Times New Roman"/>
-        </w:rPr>
-        <w:t>化学反应速率与化学平衡</w:t>
-      </w:r>
-      <w:r>
-        <w:rPr>
-          <w:rFonts w:hint="eastAsia" w:ascii="Times New Roman" w:hAnsi="Times New Roman" w:eastAsia="Times New Roman" w:cs="Times New Roman"/>
-        </w:rPr>
-        <w:t>（</w:t>
-      </w:r>
-      <w:r>
-        <w:rPr>
-          <w:rFonts w:hint="eastAsia" w:ascii="Times New Roman" w:hAnsi="Times New Roman" w:eastAsia="FangSong" w:cs="Times New Roman"/>
-        </w:rPr>
-        <w:t>卷形态保留原文</w:t>
-      </w:r>
-      <w:r>
-        <w:rPr>
-          <w:rFonts w:hint="eastAsia" w:ascii="Times New Roman" w:hAnsi="Times New Roman" w:eastAsia="Times New Roman" w:cs="Times New Roman"/>
-        </w:rPr>
-        <w:t>；</w:t>
-      </w:r>
-      <w:r>
-        <w:rPr>
-          <w:rFonts w:hint="eastAsia" w:ascii="Times New Roman" w:hAnsi="Times New Roman" w:eastAsia="FangSong" w:cs="Times New Roman"/>
-        </w:rPr>
-        <w:t>本文件为派生逐题</w:t>
-      </w:r>
-      <w:r>
-        <w:rPr>
-          <w:rFonts w:hint="eastAsia" w:ascii="Times New Roman" w:hAnsi="Times New Roman" w:eastAsia="Times New Roman" w:cs="Times New Roman"/>
-        </w:rPr>
-        <w:t>）</w:t>
-      </w:r>
-      <w:r>
-        <w:rPr>
-          <w:rFonts w:ascii="Times New Roman" w:hAnsi="Times New Roman" w:eastAsia="Times New Roman" w:cs="Times New Roman"/>
-        </w:rPr>
-        <w:t xml:space="preserve"> </w:t>
-      </w:r>
-      <w:r>
-        <w:rPr>
-          <w:rFonts w:hint="eastAsia" w:ascii="Times New Roman" w:hAnsi="Times New Roman" w:eastAsia="FangSong" w:cs="Times New Roman"/>
-          <w:b/>
-          <w:bCs/>
-        </w:rPr>
-        <w:t xml:space="preserve">答案状态</w:t>
-      </w:r>
-      <w:r>
-        <w:rPr>
-          <w:rFonts w:hint="eastAsia" w:ascii="Times New Roman" w:hAnsi="Times New Roman" w:eastAsia="Times New Roman" w:cs="Times New Roman"/>
-        </w:rPr>
-        <w:t>：</w:t>
-      </w:r>
-      <w:r>
-        <w:rPr>
-          <w:rFonts w:hint="eastAsia" w:ascii="Times New Roman" w:hAnsi="Times New Roman" w:eastAsia="FangSong" w:cs="Times New Roman"/>
-        </w:rPr>
-        <w:t>已按题号锚切分</w:t>
-      </w:r>
-      <w:r>
-        <w:rPr>
-          <w:rFonts w:hint="eastAsia" w:ascii="Times New Roman" w:hAnsi="Times New Roman" w:eastAsia="Times New Roman" w:cs="Times New Roman"/>
-        </w:rPr>
-        <w:t>（</w:t>
-      </w:r>
-      <w:r>
-        <w:rPr>
-          <w:rFonts w:hint="eastAsia" w:ascii="Times New Roman" w:hAnsi="Times New Roman" w:eastAsia="FangSong" w:cs="Times New Roman"/>
-        </w:rPr>
-        <w:t>待抽检</w:t>
-      </w:r>
-      <w:r>
-        <w:rPr>
-          <w:rFonts w:hint="eastAsia" w:ascii="Times New Roman" w:hAnsi="Times New Roman" w:eastAsia="Times New Roman" w:cs="Times New Roman"/>
-        </w:rPr>
-        <w:t>）</w:t>
       </w:r>
     </w:p>
     <w:p>

--- a/00-首页/题组Word/第一轮·综合套卷/第一轮综合卷09（教师版）.docx
+++ b/00-首页/题组Word/第一轮·综合套卷/第一轮综合卷09（教师版）.docx
@@ -26716,14 +26716,14 @@
         </w:rPr>
         <w:drawing>
           <wp:inline>
-            <wp:extent cx="3240000" cy="4584609"/>
+            <wp:extent cx="3600000" cy="1525023"/>
             <wp:effectExtent b="0" l="0" r="0" t="0"/>
             <wp:docPr descr="" title="" id="78" name="Picture"/>
             <a:graphic>
               <a:graphicData uri="http://schemas.openxmlformats.org/drawingml/2006/picture">
                 <pic:pic>
                   <pic:nvPicPr>
-                    <pic:cNvPr descr="2021-浙江预赛_p03.png" id="79" name="Picture"/>
+                    <pic:cNvPr descr="6f0bf8789489a212.png" id="79" name="Picture"/>
                     <pic:cNvPicPr>
                       <a:picLocks noChangeArrowheads="1" noChangeAspect="1"/>
                     </pic:cNvPicPr>
@@ -26737,7 +26737,7 @@
                   <pic:spPr bwMode="auto">
                     <a:xfrm>
                       <a:off x="0" y="0"/>
-                      <a:ext cx="3240000" cy="4584609"/>
+                      <a:ext cx="3600000" cy="1525023"/>
                     </a:xfrm>
                     <a:prstGeom prst="rect">
                       <a:avLst/>
@@ -27787,14 +27787,14 @@
         </w:rPr>
         <w:drawing>
           <wp:inline>
-            <wp:extent cx="3240000" cy="4584609"/>
+            <wp:extent cx="3600000" cy="1066019"/>
             <wp:effectExtent b="0" l="0" r="0" t="0"/>
             <wp:docPr descr="" title="" id="82" name="Picture"/>
             <a:graphic>
               <a:graphicData uri="http://schemas.openxmlformats.org/drawingml/2006/picture">
                 <pic:pic>
                   <pic:nvPicPr>
-                    <pic:cNvPr descr="2021-浙江预赛_p05.png" id="83" name="Picture"/>
+                    <pic:cNvPr descr="aa299cc0797a8401.png" id="83" name="Picture"/>
                     <pic:cNvPicPr>
                       <a:picLocks noChangeArrowheads="1" noChangeAspect="1"/>
                     </pic:cNvPicPr>
@@ -27808,7 +27808,7 @@
                   <pic:spPr bwMode="auto">
                     <a:xfrm>
                       <a:off x="0" y="0"/>
-                      <a:ext cx="3240000" cy="4584609"/>
+                      <a:ext cx="3600000" cy="1066019"/>
                     </a:xfrm>
                     <a:prstGeom prst="rect">
                       <a:avLst/>

--- a/00-首页/题组Word/第一轮·综合套卷/第一轮综合卷09（教师版）.docx
+++ b/00-首页/题组Word/第一轮·综合套卷/第一轮综合卷09（教师版）.docx
@@ -765,6 +765,8 @@
     <w:p>
       <w:pPr>
         <w:pStyle w:val="FirstParagraph"/>
+        <w:ind w:left="480" w:hanging="480"/>
+        <w:spacing w:after="0"/>
       </w:pPr>
       <m:oMath>
         <m:sSub>
@@ -823,7 +825,20 @@
         <w:rPr>
           <w:rFonts w:hint="eastAsia" w:ascii="Times New Roman" w:hAnsi="Times New Roman" w:eastAsia="Times New Roman" w:cs="Times New Roman"/>
         </w:rPr>
-        <w:t>（）A.</w:t>
+        <w:t>（）</w:t>
+      </w:r>
+    </w:p>
+    <w:p>
+      <w:pPr>
+        <w:pStyle w:val="FirstParagraph"/>
+        <w:ind w:left="480" w:hanging="480"/>
+        <w:spacing w:before="0" w:after="0"/>
+      </w:pPr>
+      <w:r>
+        <w:rPr>
+          <w:rFonts w:hint="eastAsia" w:ascii="Times New Roman" w:hAnsi="Times New Roman" w:eastAsia="Times New Roman" w:cs="Times New Roman"/>
+        </w:rPr>
+        <w:t>A.</w:t>
       </w:r>
       <w:r>
         <w:rPr>
@@ -837,6 +852,13 @@
         </w:rPr>
         <w:t xml:space="preserve"> </w:t>
       </w:r>
+    </w:p>
+    <w:p>
+      <w:pPr>
+        <w:pStyle w:val="FirstParagraph"/>
+        <w:ind w:left="480" w:hanging="480"/>
+        <w:spacing w:before="0" w:after="0"/>
+      </w:pPr>
       <w:r>
         <w:rPr>
           <w:rFonts w:hint="eastAsia" w:ascii="Times New Roman" w:hAnsi="Times New Roman" w:eastAsia="Times New Roman" w:cs="Times New Roman"/>
@@ -855,6 +877,13 @@
         </w:rPr>
         <w:t xml:space="preserve"> </w:t>
       </w:r>
+    </w:p>
+    <w:p>
+      <w:pPr>
+        <w:pStyle w:val="FirstParagraph"/>
+        <w:ind w:left="480" w:hanging="480"/>
+        <w:spacing w:before="0" w:after="0"/>
+      </w:pPr>
       <w:r>
         <w:rPr>
           <w:rFonts w:hint="eastAsia" w:ascii="Times New Roman" w:hAnsi="Times New Roman" w:eastAsia="Times New Roman" w:cs="Times New Roman"/>
@@ -873,6 +902,13 @@
         </w:rPr>
         <w:t xml:space="preserve"> </w:t>
       </w:r>
+    </w:p>
+    <w:p>
+      <w:pPr>
+        <w:pStyle w:val="FirstParagraph"/>
+        <w:ind w:left="480" w:hanging="480"/>
+        <w:spacing w:before="0" w:after="180"/>
+      </w:pPr>
       <w:r>
         <w:rPr>
           <w:rFonts w:hint="eastAsia" w:ascii="Times New Roman" w:hAnsi="Times New Roman" w:eastAsia="Times New Roman" w:cs="Times New Roman"/>
@@ -988,6 +1024,8 @@
     <w:p>
       <w:pPr>
         <w:pStyle w:val="FirstParagraph"/>
+        <w:ind w:left="480" w:hanging="480"/>
+        <w:spacing w:after="0"/>
       </w:pPr>
       <w:r>
         <w:rPr>
@@ -1025,6 +1063,13 @@
         </w:rPr>
         <w:t xml:space="preserve"> </w:t>
       </w:r>
+    </w:p>
+    <w:p>
+      <w:pPr>
+        <w:pStyle w:val="FirstParagraph"/>
+        <w:ind w:left="480" w:hanging="480"/>
+        <w:spacing w:before="0" w:after="0"/>
+      </w:pPr>
       <w:r>
         <w:rPr>
           <w:rFonts w:ascii="Times New Roman" w:hAnsi="Times New Roman" w:eastAsia="Times New Roman" w:cs="Times New Roman"/>
@@ -1041,7 +1086,20 @@
         <w:rPr>
           <w:rFonts w:ascii="Times New Roman" w:hAnsi="Times New Roman" w:eastAsia="Times New Roman" w:cs="Times New Roman"/>
         </w:rPr>
-        <w:t xml:space="preserve"> B. </w:t>
+        <w:t xml:space="preserve"> </w:t>
+      </w:r>
+    </w:p>
+    <w:p>
+      <w:pPr>
+        <w:pStyle w:val="FirstParagraph"/>
+        <w:ind w:left="480" w:hanging="480"/>
+        <w:spacing w:before="0" w:after="0"/>
+      </w:pPr>
+      <w:r>
+        <w:rPr>
+          <w:rFonts w:ascii="Times New Roman" w:hAnsi="Times New Roman" w:eastAsia="Times New Roman" w:cs="Times New Roman"/>
+        </w:rPr>
+        <w:t xml:space="preserve">B. </w:t>
       </w:r>
       <w:r>
         <w:rPr>
@@ -1053,7 +1111,20 @@
         <w:rPr>
           <w:rFonts w:ascii="Times New Roman" w:hAnsi="Times New Roman" w:eastAsia="Times New Roman" w:cs="Times New Roman"/>
         </w:rPr>
-        <w:t xml:space="preserve"> C. </w:t>
+        <w:t xml:space="preserve"> </w:t>
+      </w:r>
+    </w:p>
+    <w:p>
+      <w:pPr>
+        <w:pStyle w:val="FirstParagraph"/>
+        <w:ind w:left="480" w:hanging="480"/>
+        <w:spacing w:before="0" w:after="0"/>
+      </w:pPr>
+      <w:r>
+        <w:rPr>
+          <w:rFonts w:ascii="Times New Roman" w:hAnsi="Times New Roman" w:eastAsia="Times New Roman" w:cs="Times New Roman"/>
+        </w:rPr>
+        <w:t xml:space="preserve">C. </w:t>
       </w:r>
       <w:r>
         <w:rPr>
@@ -1065,7 +1136,20 @@
         <w:rPr>
           <w:rFonts w:ascii="Times New Roman" w:hAnsi="Times New Roman" w:eastAsia="Times New Roman" w:cs="Times New Roman"/>
         </w:rPr>
-        <w:t xml:space="preserve"> D. </w:t>
+        <w:t xml:space="preserve"> </w:t>
+      </w:r>
+    </w:p>
+    <w:p>
+      <w:pPr>
+        <w:pStyle w:val="FirstParagraph"/>
+        <w:ind w:left="480" w:hanging="480"/>
+        <w:spacing w:before="0" w:after="180"/>
+      </w:pPr>
+      <w:r>
+        <w:rPr>
+          <w:rFonts w:ascii="Times New Roman" w:hAnsi="Times New Roman" w:eastAsia="Times New Roman" w:cs="Times New Roman"/>
+        </w:rPr>
+        <w:t xml:space="preserve">D. </w:t>
       </w:r>
       <w:r>
         <w:rPr>
@@ -1176,6 +1260,8 @@
     <w:p>
       <w:pPr>
         <w:pStyle w:val="FirstParagraph"/>
+        <w:ind w:left="480" w:hanging="480"/>
+        <w:spacing w:after="0"/>
       </w:pPr>
       <w:r>
         <w:rPr>
@@ -1273,6 +1359,13 @@
         </w:rPr>
         <w:t xml:space="preserve"> </w:t>
       </w:r>
+    </w:p>
+    <w:p>
+      <w:pPr>
+        <w:pStyle w:val="FirstParagraph"/>
+        <w:ind w:left="480" w:hanging="480"/>
+        <w:spacing w:before="0" w:after="0"/>
+      </w:pPr>
       <w:r>
         <w:rPr>
           <w:rFonts w:ascii="Times New Roman" w:hAnsi="Times New Roman" w:eastAsia="Times New Roman" w:cs="Times New Roman"/>
@@ -1314,6 +1407,13 @@
         </w:rPr>
         <w:t xml:space="preserve"> </w:t>
       </w:r>
+    </w:p>
+    <w:p>
+      <w:pPr>
+        <w:pStyle w:val="FirstParagraph"/>
+        <w:ind w:left="480" w:hanging="480"/>
+        <w:spacing w:before="0" w:after="0"/>
+      </w:pPr>
       <w:r>
         <w:rPr>
           <w:rFonts w:ascii="Times New Roman" w:hAnsi="Times New Roman" w:eastAsia="Times New Roman" w:cs="Times New Roman"/>
@@ -1349,6 +1449,13 @@
         </w:rPr>
         <w:t xml:space="preserve"> </w:t>
       </w:r>
+    </w:p>
+    <w:p>
+      <w:pPr>
+        <w:pStyle w:val="FirstParagraph"/>
+        <w:ind w:left="480" w:hanging="480"/>
+        <w:spacing w:before="0" w:after="0"/>
+      </w:pPr>
       <w:r>
         <w:rPr>
           <w:rFonts w:ascii="Times New Roman" w:hAnsi="Times New Roman" w:eastAsia="Times New Roman" w:cs="Times New Roman"/>
@@ -1384,6 +1491,13 @@
         </w:rPr>
         <w:t xml:space="preserve"> </w:t>
       </w:r>
+    </w:p>
+    <w:p>
+      <w:pPr>
+        <w:pStyle w:val="FirstParagraph"/>
+        <w:ind w:left="480" w:hanging="480"/>
+        <w:spacing w:before="0" w:after="180"/>
+      </w:pPr>
       <w:r>
         <w:rPr>
           <w:rFonts w:ascii="Times New Roman" w:hAnsi="Times New Roman" w:eastAsia="Times New Roman" w:cs="Times New Roman"/>
@@ -2668,6 +2782,8 @@
     <w:p>
       <w:pPr>
         <w:pStyle w:val="BodyText"/>
+        <w:ind w:left="480" w:hanging="480"/>
+        <w:spacing w:after="0"/>
       </w:pPr>
       <w:r>
         <w:rPr>
@@ -2687,6 +2803,13 @@
         </w:rPr>
         <w:t xml:space="preserve"> </w:t>
       </w:r>
+    </w:p>
+    <w:p>
+      <w:pPr>
+        <w:pStyle w:val="BodyText"/>
+        <w:ind w:left="480" w:hanging="480"/>
+        <w:spacing w:before="0" w:after="0"/>
+      </w:pPr>
       <w:r>
         <w:rPr>
           <w:rFonts w:hint="eastAsia" w:ascii="Times New Roman" w:hAnsi="Times New Roman" w:eastAsia="Times New Roman" w:cs="Times New Roman"/>
@@ -2705,6 +2828,13 @@
         </w:rPr>
         <w:t xml:space="preserve"> </w:t>
       </w:r>
+    </w:p>
+    <w:p>
+      <w:pPr>
+        <w:pStyle w:val="BodyText"/>
+        <w:ind w:left="480" w:hanging="480"/>
+        <w:spacing w:before="0" w:after="0"/>
+      </w:pPr>
       <w:r>
         <w:rPr>
           <w:rFonts w:hint="eastAsia" w:ascii="Times New Roman" w:hAnsi="Times New Roman" w:eastAsia="Times New Roman" w:cs="Times New Roman"/>
@@ -2723,6 +2853,13 @@
         </w:rPr>
         <w:t xml:space="preserve"> </w:t>
       </w:r>
+    </w:p>
+    <w:p>
+      <w:pPr>
+        <w:pStyle w:val="BodyText"/>
+        <w:ind w:left="480" w:hanging="480"/>
+        <w:spacing w:before="0" w:after="180"/>
+      </w:pPr>
       <w:r>
         <w:rPr>
           <w:rFonts w:hint="eastAsia" w:ascii="Times New Roman" w:hAnsi="Times New Roman" w:eastAsia="Times New Roman" w:cs="Times New Roman"/>
@@ -7169,7 +7306,7 @@
         </w:rPr>
         <w:drawing>
           <wp:inline>
-            <wp:extent cx="3240000" cy="3262344"/>
+            <wp:extent cx="3240000" cy="3228789"/>
             <wp:effectExtent b="0" l="0" r="0" t="0"/>
             <wp:docPr descr="" title="" id="21" name="Picture"/>
             <a:graphic>
@@ -7190,7 +7327,7 @@
                   <pic:spPr bwMode="auto">
                     <a:xfrm>
                       <a:off x="0" y="0"/>
-                      <a:ext cx="3240000" cy="3262344"/>
+                      <a:ext cx="3240000" cy="3228789"/>
                     </a:xfrm>
                     <a:prstGeom prst="rect">
                       <a:avLst/>
@@ -7826,7 +7963,7 @@
         </w:rPr>
         <w:drawing>
           <wp:inline>
-            <wp:extent cx="3600000" cy="1549157"/>
+            <wp:extent cx="3588972" cy="1549157"/>
             <wp:effectExtent b="0" l="0" r="0" t="0"/>
             <wp:docPr descr="" title="" id="27" name="Picture"/>
             <a:graphic>
@@ -7847,7 +7984,7 @@
                   <pic:spPr bwMode="auto">
                     <a:xfrm>
                       <a:off x="0" y="0"/>
-                      <a:ext cx="3600000" cy="1549157"/>
+                      <a:ext cx="3588972" cy="1549157"/>
                     </a:xfrm>
                     <a:prstGeom prst="rect">
                       <a:avLst/>
@@ -9202,7 +9339,7 @@
         </w:rPr>
         <w:drawing>
           <wp:inline>
-            <wp:extent cx="3240000" cy="3062812"/>
+            <wp:extent cx="3240000" cy="3022292"/>
             <wp:effectExtent b="0" l="0" r="0" t="0"/>
             <wp:docPr descr="" title="" id="31" name="Picture"/>
             <a:graphic>
@@ -9223,7 +9360,7 @@
                   <pic:spPr bwMode="auto">
                     <a:xfrm>
                       <a:off x="0" y="0"/>
-                      <a:ext cx="3240000" cy="3062812"/>
+                      <a:ext cx="3240000" cy="3022292"/>
                     </a:xfrm>
                     <a:prstGeom prst="rect">
                       <a:avLst/>
@@ -9406,7 +9543,7 @@
         </w:rPr>
         <w:drawing>
           <wp:inline>
-            <wp:extent cx="1800000" cy="1800000"/>
+            <wp:extent cx="1800000" cy="1761702"/>
             <wp:effectExtent b="0" l="0" r="0" t="0"/>
             <wp:docPr descr="" title="" id="34" name="Picture"/>
             <a:graphic>
@@ -9427,7 +9564,7 @@
                   <pic:spPr bwMode="auto">
                     <a:xfrm>
                       <a:off x="0" y="0"/>
-                      <a:ext cx="1800000" cy="1800000"/>
+                      <a:ext cx="1800000" cy="1761702"/>
                     </a:xfrm>
                     <a:prstGeom prst="rect">
                       <a:avLst/>
@@ -9879,7 +10016,7 @@
         </w:rPr>
         <w:drawing>
           <wp:inline>
-            <wp:extent cx="3240000" cy="3062812"/>
+            <wp:extent cx="3240000" cy="3022292"/>
             <wp:effectExtent b="0" l="0" r="0" t="0"/>
             <wp:docPr descr="" title="" id="36" name="Picture"/>
             <a:graphic>
@@ -9900,7 +10037,7 @@
                   <pic:spPr bwMode="auto">
                     <a:xfrm>
                       <a:off x="0" y="0"/>
-                      <a:ext cx="3240000" cy="3062812"/>
+                      <a:ext cx="3240000" cy="3022292"/>
                     </a:xfrm>
                     <a:prstGeom prst="rect">
                       <a:avLst/>
@@ -9944,7 +10081,7 @@
         </w:rPr>
         <w:drawing>
           <wp:inline>
-            <wp:extent cx="3600000" cy="1807209"/>
+            <wp:extent cx="3590386" cy="1807209"/>
             <wp:effectExtent b="0" l="0" r="0" t="0"/>
             <wp:docPr descr="" title="" id="39" name="Picture"/>
             <a:graphic>
@@ -9965,7 +10102,7 @@
                   <pic:spPr bwMode="auto">
                     <a:xfrm>
                       <a:off x="0" y="0"/>
-                      <a:ext cx="3600000" cy="1807209"/>
+                      <a:ext cx="3590386" cy="1807209"/>
                     </a:xfrm>
                     <a:prstGeom prst="rect">
                       <a:avLst/>
@@ -9996,7 +10133,7 @@
         </w:rPr>
         <w:drawing>
           <wp:inline>
-            <wp:extent cx="3600000" cy="1802416"/>
+            <wp:extent cx="3595115" cy="1802416"/>
             <wp:effectExtent b="0" l="0" r="0" t="0"/>
             <wp:docPr descr="" title="" id="42" name="Picture"/>
             <a:graphic>
@@ -10017,7 +10154,7 @@
                   <pic:spPr bwMode="auto">
                     <a:xfrm>
                       <a:off x="0" y="0"/>
-                      <a:ext cx="3600000" cy="1802416"/>
+                      <a:ext cx="3595115" cy="1802416"/>
                     </a:xfrm>
                     <a:prstGeom prst="rect">
                       <a:avLst/>
@@ -12511,7 +12648,7 @@
         </w:rPr>
         <w:drawing>
           <wp:inline>
-            <wp:extent cx="2520000" cy="3730513"/>
+            <wp:extent cx="2520000" cy="3722900"/>
             <wp:effectExtent b="0" l="0" r="0" t="0"/>
             <wp:docPr descr="" title="" id="46" name="Picture"/>
             <a:graphic>
@@ -12532,7 +12669,7 @@
                   <pic:spPr bwMode="auto">
                     <a:xfrm>
                       <a:off x="0" y="0"/>
-                      <a:ext cx="2520000" cy="3730513"/>
+                      <a:ext cx="2520000" cy="3722900"/>
                     </a:xfrm>
                     <a:prstGeom prst="rect">
                       <a:avLst/>
@@ -13107,7 +13244,7 @@
         </w:rPr>
         <w:drawing>
           <wp:inline>
-            <wp:extent cx="2520000" cy="3730513"/>
+            <wp:extent cx="2520000" cy="3722900"/>
             <wp:effectExtent b="0" l="0" r="0" t="0"/>
             <wp:docPr descr="" title="" id="51" name="Picture"/>
             <a:graphic>
@@ -13128,7 +13265,7 @@
                   <pic:spPr bwMode="auto">
                     <a:xfrm>
                       <a:off x="0" y="0"/>
-                      <a:ext cx="2520000" cy="3730513"/>
+                      <a:ext cx="2520000" cy="3722900"/>
                     </a:xfrm>
                     <a:prstGeom prst="rect">
                       <a:avLst/>
@@ -21962,7 +22099,7 @@
         </w:rPr>
         <w:drawing>
           <wp:inline>
-            <wp:extent cx="3240000" cy="2555643"/>
+            <wp:extent cx="3240000" cy="2534257"/>
             <wp:effectExtent b="0" l="0" r="0" t="0"/>
             <wp:docPr descr="" title="" id="59" name="Picture"/>
             <a:graphic>
@@ -21983,7 +22120,7 @@
                   <pic:spPr bwMode="auto">
                     <a:xfrm>
                       <a:off x="0" y="0"/>
-                      <a:ext cx="3240000" cy="2555643"/>
+                      <a:ext cx="3240000" cy="2534257"/>
                     </a:xfrm>
                     <a:prstGeom prst="rect">
                       <a:avLst/>
@@ -22605,7 +22742,7 @@
         </w:rPr>
         <w:drawing>
           <wp:inline>
-            <wp:extent cx="3600000" cy="2426086"/>
+            <wp:extent cx="3600000" cy="2341667"/>
             <wp:effectExtent b="0" l="0" r="0" t="0"/>
             <wp:docPr descr="" title="" id="63" name="Picture"/>
             <a:graphic>
@@ -22626,7 +22763,7 @@
                   <pic:spPr bwMode="auto">
                     <a:xfrm>
                       <a:off x="0" y="0"/>
-                      <a:ext cx="3600000" cy="2426086"/>
+                      <a:ext cx="3600000" cy="2341667"/>
                     </a:xfrm>
                     <a:prstGeom prst="rect">
                       <a:avLst/>
@@ -23340,7 +23477,7 @@
         </w:rPr>
         <w:drawing>
           <wp:inline>
-            <wp:extent cx="2476500" cy="2197100"/>
+            <wp:extent cx="2400300" cy="2197100"/>
             <wp:effectExtent b="0" l="0" r="0" t="0"/>
             <wp:docPr descr="" title="" id="66" name="Picture"/>
             <a:graphic>
@@ -23361,7 +23498,7 @@
                   <pic:spPr bwMode="auto">
                     <a:xfrm>
                       <a:off x="0" y="0"/>
-                      <a:ext cx="2476500" cy="2197100"/>
+                      <a:ext cx="2400300" cy="2197100"/>
                     </a:xfrm>
                     <a:prstGeom prst="rect">
                       <a:avLst/>
@@ -24151,7 +24288,7 @@
         </w:rPr>
         <w:drawing>
           <wp:inline>
-            <wp:extent cx="3600000" cy="2044067"/>
+            <wp:extent cx="3600000" cy="1983051"/>
             <wp:effectExtent b="0" l="0" r="0" t="0"/>
             <wp:docPr descr="" title="" id="70" name="Picture"/>
             <a:graphic>
@@ -24172,7 +24309,7 @@
                   <pic:spPr bwMode="auto">
                     <a:xfrm>
                       <a:off x="0" y="0"/>
-                      <a:ext cx="3600000" cy="2044067"/>
+                      <a:ext cx="3600000" cy="1983051"/>
                     </a:xfrm>
                     <a:prstGeom prst="rect">
                       <a:avLst/>
@@ -26759,10 +26896,6 @@
     <w:p>
       <w:pPr>
         <w:pStyle w:val="Compact"/>
-        <w:numPr>
-          <w:ilvl w:val="0"/>
-          <w:numId w:val="1016"/>
-        </w:numPr>
       </w:pPr>
       <w:r>
         <w:rPr>
@@ -26902,10 +27035,6 @@
     <w:p>
       <w:pPr>
         <w:pStyle w:val="Compact"/>
-        <w:numPr>
-          <w:ilvl w:val="0"/>
-          <w:numId w:val="1016"/>
-        </w:numPr>
       </w:pPr>
       <w:r>
         <w:rPr>
@@ -27079,10 +27208,6 @@
     <w:p>
       <w:pPr>
         <w:pStyle w:val="Compact"/>
-        <w:numPr>
-          <w:ilvl w:val="0"/>
-          <w:numId w:val="1016"/>
-        </w:numPr>
       </w:pPr>
       <w:r>
         <w:rPr>
@@ -27164,10 +27289,6 @@
     <w:p>
       <w:pPr>
         <w:pStyle w:val="Compact"/>
-        <w:numPr>
-          <w:ilvl w:val="0"/>
-          <w:numId w:val="1016"/>
-        </w:numPr>
       </w:pPr>
       <w:r>
         <w:rPr>
@@ -27830,10 +27951,6 @@
     <w:p>
       <w:pPr>
         <w:pStyle w:val="Compact"/>
-        <w:numPr>
-          <w:ilvl w:val="0"/>
-          <w:numId w:val="1017"/>
-        </w:numPr>
       </w:pPr>
       <w:r>
         <w:rPr>
@@ -27904,10 +28021,6 @@
     <w:p>
       <w:pPr>
         <w:pStyle w:val="Compact"/>
-        <w:numPr>
-          <w:ilvl w:val="0"/>
-          <w:numId w:val="1017"/>
-        </w:numPr>
       </w:pPr>
       <w:r>
         <w:rPr>
@@ -27958,10 +28071,6 @@
     <w:p>
       <w:pPr>
         <w:pStyle w:val="Compact"/>
-        <w:numPr>
-          <w:ilvl w:val="0"/>
-          <w:numId w:val="1017"/>
-        </w:numPr>
       </w:pPr>
       <w:r>
         <w:rPr>
@@ -27993,10 +28102,6 @@
     <w:p>
       <w:pPr>
         <w:pStyle w:val="Compact"/>
-        <w:numPr>
-          <w:ilvl w:val="0"/>
-          <w:numId w:val="1017"/>
-        </w:numPr>
       </w:pPr>
       <w:r>
         <w:rPr>
@@ -33479,7 +33584,7 @@
         </w:rPr>
         <w:drawing>
           <wp:inline>
-            <wp:extent cx="3240000" cy="2546225"/>
+            <wp:extent cx="3240000" cy="2496159"/>
             <wp:effectExtent b="0" l="0" r="0" t="0"/>
             <wp:docPr descr="" title="" id="90" name="Picture"/>
             <a:graphic>
@@ -33500,7 +33605,7 @@
                   <pic:spPr bwMode="auto">
                     <a:xfrm>
                       <a:off x="0" y="0"/>
-                      <a:ext cx="3240000" cy="2546225"/>
+                      <a:ext cx="3240000" cy="2496159"/>
                     </a:xfrm>
                     <a:prstGeom prst="rect">
                       <a:avLst/>
@@ -34823,7 +34928,7 @@
         </w:rPr>
         <w:drawing>
           <wp:inline>
-            <wp:extent cx="3600000" cy="1489655"/>
+            <wp:extent cx="3600000" cy="1467748"/>
             <wp:effectExtent b="0" l="0" r="0" t="0"/>
             <wp:docPr descr="" title="" id="93" name="Picture"/>
             <a:graphic>
@@ -34844,7 +34949,7 @@
                   <pic:spPr bwMode="auto">
                     <a:xfrm>
                       <a:off x="0" y="0"/>
-                      <a:ext cx="3600000" cy="1489655"/>
+                      <a:ext cx="3600000" cy="1467748"/>
                     </a:xfrm>
                     <a:prstGeom prst="rect">
                       <a:avLst/>
@@ -39097,7 +39202,7 @@
         </w:rPr>
         <w:drawing>
           <wp:inline>
-            <wp:extent cx="3600000" cy="1489655"/>
+            <wp:extent cx="3600000" cy="1467748"/>
             <wp:effectExtent b="0" l="0" r="0" t="0"/>
             <wp:docPr descr="" title="" id="95" name="Picture"/>
             <a:graphic>
@@ -39118,7 +39223,7 @@
                   <pic:spPr bwMode="auto">
                     <a:xfrm>
                       <a:off x="0" y="0"/>
-                      <a:ext cx="3600000" cy="1489655"/>
+                      <a:ext cx="3600000" cy="1467748"/>
                     </a:xfrm>
                     <a:prstGeom prst="rect">
                       <a:avLst/>
@@ -46535,7 +46640,7 @@
         </w:rPr>
         <w:drawing>
           <wp:inline>
-            <wp:extent cx="3600000" cy="2454919"/>
+            <wp:extent cx="3600000" cy="2421968"/>
             <wp:effectExtent b="0" l="0" r="0" t="0"/>
             <wp:docPr descr="" title="" id="100" name="Picture"/>
             <a:graphic>
@@ -46556,7 +46661,7 @@
                   <pic:spPr bwMode="auto">
                     <a:xfrm>
                       <a:off x="0" y="0"/>
-                      <a:ext cx="3600000" cy="2454919"/>
+                      <a:ext cx="3600000" cy="2421968"/>
                     </a:xfrm>
                     <a:prstGeom prst="rect">
                       <a:avLst/>

--- a/00-首页/题组Word/第一轮·综合套卷/第一轮综合卷09（教师版）.docx
+++ b/00-首页/题组Word/第一轮·综合套卷/第一轮综合卷09（教师版）.docx
@@ -13444,7 +13444,7 @@
         <m:sSup>
           <m:e>
             <m:r>
-              <m:t>​</m:t>
+              <m:t xml:space="preserve"> </m:t>
             </m:r>
           </m:e>
           <m:sup>
@@ -13549,7 +13549,7 @@
         <m:sSup>
           <m:e>
             <m:r>
-              <m:t>​</m:t>
+              <m:t xml:space="preserve"> </m:t>
             </m:r>
           </m:e>
           <m:sup>
@@ -13599,7 +13599,7 @@
         <m:sSup>
           <m:e>
             <m:r>
-              <m:t>​</m:t>
+              <m:t xml:space="preserve"> </m:t>
             </m:r>
           </m:e>
           <m:sup>
@@ -17741,7 +17741,7 @@
         <m:sSubSup>
           <m:e>
             <m:r>
-              <m:t>​</m:t>
+              <m:t xml:space="preserve"> </m:t>
             </m:r>
           </m:e>
           <m:sub>
@@ -17781,7 +17781,7 @@
         <m:sSubSup>
           <m:e>
             <m:r>
-              <m:t>​</m:t>
+              <m:t xml:space="preserve"> </m:t>
             </m:r>
           </m:e>
           <m:sub>
@@ -17836,7 +17836,7 @@
           <m:sSubSup>
             <m:e>
               <m:r>
-                <m:t>​</m:t>
+                <m:t xml:space="preserve"> </m:t>
               </m:r>
             </m:e>
             <m:sub>
@@ -17871,7 +17871,7 @@
           <m:sSubSup>
             <m:e>
               <m:r>
-                <m:t>​</m:t>
+                <m:t xml:space="preserve"> </m:t>
               </m:r>
             </m:e>
             <m:sub>
@@ -17900,7 +17900,7 @@
           <m:sSubSup>
             <m:e>
               <m:r>
-                <m:t>​</m:t>
+                <m:t xml:space="preserve"> </m:t>
               </m:r>
             </m:e>
             <m:sub>
@@ -17929,7 +17929,7 @@
           <m:sSubSup>
             <m:e>
               <m:r>
-                <m:t>​</m:t>
+                <m:t xml:space="preserve"> </m:t>
               </m:r>
             </m:e>
             <m:sub>
@@ -20308,7 +20308,7 @@
         <m:sSubSup>
           <m:e>
             <m:r>
-              <m:t>​</m:t>
+              <m:t xml:space="preserve"> </m:t>
             </m:r>
           </m:e>
           <m:sub>
@@ -20343,7 +20343,7 @@
         <m:sSubSup>
           <m:e>
             <m:r>
-              <m:t>​</m:t>
+              <m:t xml:space="preserve"> </m:t>
             </m:r>
           </m:e>
           <m:sub>
@@ -20378,7 +20378,7 @@
         <m:sSubSup>
           <m:e>
             <m:r>
-              <m:t>​</m:t>
+              <m:t xml:space="preserve"> </m:t>
             </m:r>
           </m:e>
           <m:sub>
@@ -20466,7 +20466,7 @@
         <m:sSubSup>
           <m:e>
             <m:r>
-              <m:t>​</m:t>
+              <m:t xml:space="preserve"> </m:t>
             </m:r>
           </m:e>
           <m:sub>
@@ -20501,7 +20501,7 @@
         <m:sSubSup>
           <m:e>
             <m:r>
-              <m:t>​</m:t>
+              <m:t xml:space="preserve"> </m:t>
             </m:r>
           </m:e>
           <m:sub>

--- a/00-首页/题组Word/第一轮·综合套卷/第一轮综合卷09（教师版）.docx
+++ b/00-首页/题组Word/第一轮·综合套卷/第一轮综合卷09（教师版）.docx
@@ -57,6 +57,14 @@
       <w:tblPr>
         <w:tblStyle w:val="Table"/>
         <w:tblW w:type="auto" w:w="0"/>
+        <w:tblBorders>
+          <w:top w:val="single" w:sz="12" w:space="0" w:color="000000"/>
+          <w:left w:val="none" w:sz="0" w:space="0" w:color="auto"/>
+          <w:bottom w:val="single" w:sz="12" w:space="0" w:color="000000"/>
+          <w:right w:val="none" w:sz="0" w:space="0" w:color="auto"/>
+          <w:insideH w:val="none" w:sz="0" w:space="0" w:color="auto"/>
+          <w:insideV w:val="none" w:sz="0" w:space="0" w:color="auto"/>
+        </w:tblBorders>
         <w:tblLook w:firstRow="1" w:lastRow="0" w:firstColumn="0" w:lastColumn="0" w:noHBand="0" w:noVBand="0" w:val="0020"/>
       </w:tblPr>
       <w:tblGrid>
@@ -69,7 +77,11 @@
           <w:tblHeader w:val="on"/>
         </w:trPr>
         <w:tc>
-          <w:tcPr/>
+          <w:tcPr>
+            <w:tcBorders>
+              <w:bottom w:val="single" w:sz="8" w:space="0" w:color="000000"/>
+            </w:tcBorders>
+          </w:tcPr>
           <w:p>
             <w:pPr>
               <w:pStyle w:val="Compact"/>
@@ -85,7 +97,11 @@
           </w:p>
         </w:tc>
         <w:tc>
-          <w:tcPr/>
+          <w:tcPr>
+            <w:tcBorders>
+              <w:bottom w:val="single" w:sz="8" w:space="0" w:color="000000"/>
+            </w:tcBorders>
+          </w:tcPr>
           <w:p>
             <w:pPr>
               <w:pStyle w:val="Compact"/>
@@ -101,7 +117,11 @@
           </w:p>
         </w:tc>
         <w:tc>
-          <w:tcPr/>
+          <w:tcPr>
+            <w:tcBorders>
+              <w:bottom w:val="single" w:sz="8" w:space="0" w:color="000000"/>
+            </w:tcBorders>
+          </w:tcPr>
           <w:p>
             <w:pPr>
               <w:pStyle w:val="Compact"/>
@@ -765,8 +785,8 @@
     <w:p>
       <w:pPr>
         <w:pStyle w:val="FirstParagraph"/>
+        <w:spacing w:before="0" w:after="0"/>
         <w:ind w:left="480" w:hanging="480"/>
-        <w:spacing w:after="0"/>
       </w:pPr>
       <m:oMath>
         <m:sSub>
@@ -831,8 +851,8 @@
     <w:p>
       <w:pPr>
         <w:pStyle w:val="FirstParagraph"/>
+        <w:spacing w:before="0" w:after="0"/>
         <w:ind w:left="480" w:hanging="480"/>
-        <w:spacing w:before="0" w:after="0"/>
       </w:pPr>
       <w:r>
         <w:rPr>
@@ -856,8 +876,8 @@
     <w:p>
       <w:pPr>
         <w:pStyle w:val="FirstParagraph"/>
+        <w:spacing w:before="0" w:after="0"/>
         <w:ind w:left="480" w:hanging="480"/>
-        <w:spacing w:before="0" w:after="0"/>
       </w:pPr>
       <w:r>
         <w:rPr>
@@ -881,8 +901,8 @@
     <w:p>
       <w:pPr>
         <w:pStyle w:val="FirstParagraph"/>
+        <w:spacing w:before="0" w:after="0"/>
         <w:ind w:left="480" w:hanging="480"/>
-        <w:spacing w:before="0" w:after="0"/>
       </w:pPr>
       <w:r>
         <w:rPr>
@@ -906,8 +926,8 @@
     <w:p>
       <w:pPr>
         <w:pStyle w:val="FirstParagraph"/>
+        <w:spacing w:before="0" w:after="0"/>
         <w:ind w:left="480" w:hanging="480"/>
-        <w:spacing w:before="0" w:after="180"/>
       </w:pPr>
       <w:r>
         <w:rPr>
@@ -1024,8 +1044,8 @@
     <w:p>
       <w:pPr>
         <w:pStyle w:val="FirstParagraph"/>
+        <w:spacing w:before="0" w:after="0"/>
         <w:ind w:left="480" w:hanging="480"/>
-        <w:spacing w:after="0"/>
       </w:pPr>
       <w:r>
         <w:rPr>
@@ -1067,8 +1087,8 @@
     <w:p>
       <w:pPr>
         <w:pStyle w:val="FirstParagraph"/>
+        <w:spacing w:before="0" w:after="0"/>
         <w:ind w:left="480" w:hanging="480"/>
-        <w:spacing w:before="0" w:after="0"/>
       </w:pPr>
       <w:r>
         <w:rPr>
@@ -1092,8 +1112,8 @@
     <w:p>
       <w:pPr>
         <w:pStyle w:val="FirstParagraph"/>
+        <w:spacing w:before="0" w:after="0"/>
         <w:ind w:left="480" w:hanging="480"/>
-        <w:spacing w:before="0" w:after="0"/>
       </w:pPr>
       <w:r>
         <w:rPr>
@@ -1117,8 +1137,8 @@
     <w:p>
       <w:pPr>
         <w:pStyle w:val="FirstParagraph"/>
+        <w:spacing w:before="0" w:after="0"/>
         <w:ind w:left="480" w:hanging="480"/>
-        <w:spacing w:before="0" w:after="0"/>
       </w:pPr>
       <w:r>
         <w:rPr>
@@ -1142,8 +1162,8 @@
     <w:p>
       <w:pPr>
         <w:pStyle w:val="FirstParagraph"/>
+        <w:spacing w:before="0" w:after="0"/>
         <w:ind w:left="480" w:hanging="480"/>
-        <w:spacing w:before="0" w:after="180"/>
       </w:pPr>
       <w:r>
         <w:rPr>
@@ -1260,8 +1280,8 @@
     <w:p>
       <w:pPr>
         <w:pStyle w:val="FirstParagraph"/>
+        <w:spacing w:before="0" w:after="0"/>
         <w:ind w:left="480" w:hanging="480"/>
-        <w:spacing w:after="0"/>
       </w:pPr>
       <w:r>
         <w:rPr>
@@ -1363,8 +1383,8 @@
     <w:p>
       <w:pPr>
         <w:pStyle w:val="FirstParagraph"/>
+        <w:spacing w:before="0" w:after="0"/>
         <w:ind w:left="480" w:hanging="480"/>
-        <w:spacing w:before="0" w:after="0"/>
       </w:pPr>
       <w:r>
         <w:rPr>
@@ -1411,8 +1431,8 @@
     <w:p>
       <w:pPr>
         <w:pStyle w:val="FirstParagraph"/>
+        <w:spacing w:before="0" w:after="0"/>
         <w:ind w:left="480" w:hanging="480"/>
-        <w:spacing w:before="0" w:after="0"/>
       </w:pPr>
       <w:r>
         <w:rPr>
@@ -1453,8 +1473,8 @@
     <w:p>
       <w:pPr>
         <w:pStyle w:val="FirstParagraph"/>
+        <w:spacing w:before="0" w:after="0"/>
         <w:ind w:left="480" w:hanging="480"/>
-        <w:spacing w:before="0" w:after="0"/>
       </w:pPr>
       <w:r>
         <w:rPr>
@@ -1495,8 +1515,8 @@
     <w:p>
       <w:pPr>
         <w:pStyle w:val="FirstParagraph"/>
+        <w:spacing w:before="0" w:after="0"/>
         <w:ind w:left="480" w:hanging="480"/>
-        <w:spacing w:before="0" w:after="180"/>
       </w:pPr>
       <w:r>
         <w:rPr>
@@ -2782,8 +2802,8 @@
     <w:p>
       <w:pPr>
         <w:pStyle w:val="BodyText"/>
+        <w:spacing w:before="0" w:after="0"/>
         <w:ind w:left="480" w:hanging="480"/>
-        <w:spacing w:after="0"/>
       </w:pPr>
       <w:r>
         <w:rPr>
@@ -2807,8 +2827,8 @@
     <w:p>
       <w:pPr>
         <w:pStyle w:val="BodyText"/>
+        <w:spacing w:before="0" w:after="0"/>
         <w:ind w:left="480" w:hanging="480"/>
-        <w:spacing w:before="0" w:after="0"/>
       </w:pPr>
       <w:r>
         <w:rPr>
@@ -2832,8 +2852,8 @@
     <w:p>
       <w:pPr>
         <w:pStyle w:val="BodyText"/>
+        <w:spacing w:before="0" w:after="0"/>
         <w:ind w:left="480" w:hanging="480"/>
-        <w:spacing w:before="0" w:after="0"/>
       </w:pPr>
       <w:r>
         <w:rPr>
@@ -2857,8 +2877,8 @@
     <w:p>
       <w:pPr>
         <w:pStyle w:val="BodyText"/>
+        <w:spacing w:before="0" w:after="0"/>
         <w:ind w:left="480" w:hanging="480"/>
-        <w:spacing w:before="0" w:after="180"/>
       </w:pPr>
       <w:r>
         <w:rPr>
@@ -26896,6 +26916,7 @@
     <w:p>
       <w:pPr>
         <w:pStyle w:val="Compact"/>
+        <w:spacing w:before="0" w:after="0"/>
       </w:pPr>
       <w:r>
         <w:rPr>
@@ -27035,6 +27056,7 @@
     <w:p>
       <w:pPr>
         <w:pStyle w:val="Compact"/>
+        <w:spacing w:before="0" w:after="0"/>
       </w:pPr>
       <w:r>
         <w:rPr>
@@ -27208,6 +27230,7 @@
     <w:p>
       <w:pPr>
         <w:pStyle w:val="Compact"/>
+        <w:spacing w:before="0" w:after="0"/>
       </w:pPr>
       <w:r>
         <w:rPr>
@@ -27289,6 +27312,7 @@
     <w:p>
       <w:pPr>
         <w:pStyle w:val="Compact"/>
+        <w:spacing w:before="0" w:after="0"/>
       </w:pPr>
       <w:r>
         <w:rPr>
@@ -27951,6 +27975,7 @@
     <w:p>
       <w:pPr>
         <w:pStyle w:val="Compact"/>
+        <w:spacing w:before="0" w:after="0"/>
       </w:pPr>
       <w:r>
         <w:rPr>
@@ -28021,6 +28046,7 @@
     <w:p>
       <w:pPr>
         <w:pStyle w:val="Compact"/>
+        <w:spacing w:before="0" w:after="0"/>
       </w:pPr>
       <w:r>
         <w:rPr>
@@ -28071,6 +28097,7 @@
     <w:p>
       <w:pPr>
         <w:pStyle w:val="Compact"/>
+        <w:spacing w:before="0" w:after="0"/>
       </w:pPr>
       <w:r>
         <w:rPr>
@@ -28102,6 +28129,7 @@
     <w:p>
       <w:pPr>
         <w:pStyle w:val="Compact"/>
+        <w:spacing w:before="0" w:after="0"/>
       </w:pPr>
       <w:r>
         <w:rPr>
@@ -28326,6 +28354,14 @@
         <w:tblStyle w:val="Table"/>
         <w:tblW w:type="pct" w:w="5000"/>
         <w:tblLayout w:type="fixed"/>
+        <w:tblBorders>
+          <w:top w:val="single" w:sz="12" w:space="0" w:color="000000"/>
+          <w:left w:val="none" w:sz="0" w:space="0" w:color="auto"/>
+          <w:bottom w:val="single" w:sz="12" w:space="0" w:color="000000"/>
+          <w:right w:val="none" w:sz="0" w:space="0" w:color="auto"/>
+          <w:insideH w:val="none" w:sz="0" w:space="0" w:color="auto"/>
+          <w:insideV w:val="none" w:sz="0" w:space="0" w:color="auto"/>
+        </w:tblBorders>
         <w:tblLook w:firstRow="1" w:lastRow="0" w:firstColumn="0" w:lastColumn="0" w:noHBand="0" w:noVBand="0" w:val="0020"/>
       </w:tblPr>
       <w:tblGrid>
@@ -28339,7 +28375,11 @@
           <w:tblHeader w:val="on"/>
         </w:trPr>
         <w:tc>
-          <w:tcPr/>
+          <w:tcPr>
+            <w:tcBorders>
+              <w:bottom w:val="single" w:sz="8" w:space="0" w:color="000000"/>
+            </w:tcBorders>
+          </w:tcPr>
           <w:p>
             <w:pPr>
               <w:pStyle w:val="Compact"/>
@@ -28355,7 +28395,11 @@
           </w:p>
         </w:tc>
         <w:tc>
-          <w:tcPr/>
+          <w:tcPr>
+            <w:tcBorders>
+              <w:bottom w:val="single" w:sz="8" w:space="0" w:color="000000"/>
+            </w:tcBorders>
+          </w:tcPr>
           <w:p>
             <w:pPr>
               <w:pStyle w:val="Compact"/>
@@ -28392,7 +28436,11 @@
           </w:p>
         </w:tc>
         <w:tc>
-          <w:tcPr/>
+          <w:tcPr>
+            <w:tcBorders>
+              <w:bottom w:val="single" w:sz="8" w:space="0" w:color="000000"/>
+            </w:tcBorders>
+          </w:tcPr>
           <w:p>
             <w:pPr>
               <w:pStyle w:val="Compact"/>
@@ -28444,7 +28492,11 @@
           </w:p>
         </w:tc>
         <w:tc>
-          <w:tcPr/>
+          <w:tcPr>
+            <w:tcBorders>
+              <w:bottom w:val="single" w:sz="8" w:space="0" w:color="000000"/>
+            </w:tcBorders>
+          </w:tcPr>
           <w:p>
             <w:pPr>
               <w:pStyle w:val="Compact"/>
@@ -51476,7 +51528,7 @@
     <ns0:rPr>
       <ns0:rFonts ns0:ascii="Times New Roman" ns0:cs="Times New Roman" ns0:eastAsia="SimHei" ns0:hAnsi="Times New Roman"/>
       <ns0:b/>
-      <ns0:color ns0:val="17324D"/>
+      <ns0:color ns0:val="000000"/>
       <ns0:sz ns0:val="44"/>
       <ns0:szCs ns0:val="56"/>
     </ns0:rPr>
@@ -51618,7 +51670,7 @@
     <ns0:rPr>
       <ns0:rFonts ns0:ascii="Times New Roman" ns0:cs="Times New Roman" ns0:eastAsia="SimHei" ns0:hAnsi="Times New Roman"/>
       <ns0:b/>
-      <ns0:color ns0:val="17324D"/>
+      <ns0:color ns0:val="000000"/>
       <ns0:sz ns0:val="32"/>
       <ns0:szCs ns0:val="40"/>
     </ns0:rPr>
@@ -51642,7 +51694,7 @@
     <ns0:rPr>
       <ns0:rFonts ns0:ascii="Times New Roman" ns0:cs="Times New Roman" ns0:eastAsia="SimHei" ns0:hAnsi="Times New Roman"/>
       <ns0:b/>
-      <ns0:color ns0:val="17324D"/>
+      <ns0:color ns0:val="000000"/>
       <ns0:sz ns0:val="28"/>
       <ns0:szCs ns0:val="32"/>
     </ns0:rPr>
@@ -51666,7 +51718,7 @@
     <ns0:rPr>
       <ns0:rFonts ns0:ascii="Times New Roman" ns0:cs="Times New Roman" ns0:eastAsia="SimHei" ns0:hAnsi="Times New Roman"/>
       <ns0:b/>
-      <ns0:color ns0:val="17324D"/>
+      <ns0:color ns0:val="000000"/>
       <ns0:sz ns0:val="25"/>
       <ns0:szCs ns0:val="28"/>
     </ns0:rPr>

--- a/00-首页/题组Word/第一轮·综合套卷/第一轮综合卷09（教师版）.docx
+++ b/00-首页/题组Word/第一轮·综合套卷/第一轮综合卷09（教师版）.docx
@@ -57,14 +57,6 @@
       <w:tblPr>
         <w:tblStyle w:val="Table"/>
         <w:tblW w:type="auto" w:w="0"/>
-        <w:tblBorders>
-          <w:top w:val="single" w:sz="12" w:space="0" w:color="000000"/>
-          <w:left w:val="none" w:sz="0" w:space="0" w:color="auto"/>
-          <w:bottom w:val="single" w:sz="12" w:space="0" w:color="000000"/>
-          <w:right w:val="none" w:sz="0" w:space="0" w:color="auto"/>
-          <w:insideH w:val="none" w:sz="0" w:space="0" w:color="auto"/>
-          <w:insideV w:val="none" w:sz="0" w:space="0" w:color="auto"/>
-        </w:tblBorders>
         <w:tblLook w:firstRow="1" w:lastRow="0" w:firstColumn="0" w:lastColumn="0" w:noHBand="0" w:noVBand="0" w:val="0020"/>
       </w:tblPr>
       <w:tblGrid>
@@ -77,11 +69,7 @@
           <w:tblHeader w:val="on"/>
         </w:trPr>
         <w:tc>
-          <w:tcPr>
-            <w:tcBorders>
-              <w:bottom w:val="single" w:sz="8" w:space="0" w:color="000000"/>
-            </w:tcBorders>
-          </w:tcPr>
+          <w:tcPr/>
           <w:p>
             <w:pPr>
               <w:pStyle w:val="Compact"/>
@@ -97,11 +85,7 @@
           </w:p>
         </w:tc>
         <w:tc>
-          <w:tcPr>
-            <w:tcBorders>
-              <w:bottom w:val="single" w:sz="8" w:space="0" w:color="000000"/>
-            </w:tcBorders>
-          </w:tcPr>
+          <w:tcPr/>
           <w:p>
             <w:pPr>
               <w:pStyle w:val="Compact"/>
@@ -117,11 +101,7 @@
           </w:p>
         </w:tc>
         <w:tc>
-          <w:tcPr>
-            <w:tcBorders>
-              <w:bottom w:val="single" w:sz="8" w:space="0" w:color="000000"/>
-            </w:tcBorders>
-          </w:tcPr>
+          <w:tcPr/>
           <w:p>
             <w:pPr>
               <w:pStyle w:val="Compact"/>
@@ -785,8 +765,6 @@
     <w:p>
       <w:pPr>
         <w:pStyle w:val="FirstParagraph"/>
-        <w:spacing w:before="0" w:after="0"/>
-        <w:ind w:left="480" w:hanging="480"/>
       </w:pPr>
       <m:oMath>
         <m:sSub>
@@ -845,20 +823,7 @@
         <w:rPr>
           <w:rFonts w:hint="eastAsia" w:ascii="Times New Roman" w:hAnsi="Times New Roman" w:eastAsia="Times New Roman" w:cs="Times New Roman"/>
         </w:rPr>
-        <w:t>（）</w:t>
-      </w:r>
-    </w:p>
-    <w:p>
-      <w:pPr>
-        <w:pStyle w:val="FirstParagraph"/>
-        <w:spacing w:before="0" w:after="0"/>
-        <w:ind w:left="480" w:hanging="480"/>
-      </w:pPr>
-      <w:r>
-        <w:rPr>
-          <w:rFonts w:hint="eastAsia" w:ascii="Times New Roman" w:hAnsi="Times New Roman" w:eastAsia="Times New Roman" w:cs="Times New Roman"/>
-        </w:rPr>
-        <w:t>A.</w:t>
+        <w:t>（）A.</w:t>
       </w:r>
       <w:r>
         <w:rPr>
@@ -872,13 +837,6 @@
         </w:rPr>
         <w:t xml:space="preserve"> </w:t>
       </w:r>
-    </w:p>
-    <w:p>
-      <w:pPr>
-        <w:pStyle w:val="FirstParagraph"/>
-        <w:spacing w:before="0" w:after="0"/>
-        <w:ind w:left="480" w:hanging="480"/>
-      </w:pPr>
       <w:r>
         <w:rPr>
           <w:rFonts w:hint="eastAsia" w:ascii="Times New Roman" w:hAnsi="Times New Roman" w:eastAsia="Times New Roman" w:cs="Times New Roman"/>
@@ -897,13 +855,6 @@
         </w:rPr>
         <w:t xml:space="preserve"> </w:t>
       </w:r>
-    </w:p>
-    <w:p>
-      <w:pPr>
-        <w:pStyle w:val="FirstParagraph"/>
-        <w:spacing w:before="0" w:after="0"/>
-        <w:ind w:left="480" w:hanging="480"/>
-      </w:pPr>
       <w:r>
         <w:rPr>
           <w:rFonts w:hint="eastAsia" w:ascii="Times New Roman" w:hAnsi="Times New Roman" w:eastAsia="Times New Roman" w:cs="Times New Roman"/>
@@ -922,13 +873,6 @@
         </w:rPr>
         <w:t xml:space="preserve"> </w:t>
       </w:r>
-    </w:p>
-    <w:p>
-      <w:pPr>
-        <w:pStyle w:val="FirstParagraph"/>
-        <w:spacing w:before="0" w:after="0"/>
-        <w:ind w:left="480" w:hanging="480"/>
-      </w:pPr>
       <w:r>
         <w:rPr>
           <w:rFonts w:hint="eastAsia" w:ascii="Times New Roman" w:hAnsi="Times New Roman" w:eastAsia="Times New Roman" w:cs="Times New Roman"/>
@@ -1044,8 +988,6 @@
     <w:p>
       <w:pPr>
         <w:pStyle w:val="FirstParagraph"/>
-        <w:spacing w:before="0" w:after="0"/>
-        <w:ind w:left="480" w:hanging="480"/>
       </w:pPr>
       <w:r>
         <w:rPr>
@@ -1083,13 +1025,6 @@
         </w:rPr>
         <w:t xml:space="preserve"> </w:t>
       </w:r>
-    </w:p>
-    <w:p>
-      <w:pPr>
-        <w:pStyle w:val="FirstParagraph"/>
-        <w:spacing w:before="0" w:after="0"/>
-        <w:ind w:left="480" w:hanging="480"/>
-      </w:pPr>
       <w:r>
         <w:rPr>
           <w:rFonts w:ascii="Times New Roman" w:hAnsi="Times New Roman" w:eastAsia="Times New Roman" w:cs="Times New Roman"/>
@@ -1106,20 +1041,7 @@
         <w:rPr>
           <w:rFonts w:ascii="Times New Roman" w:hAnsi="Times New Roman" w:eastAsia="Times New Roman" w:cs="Times New Roman"/>
         </w:rPr>
-        <w:t xml:space="preserve"> </w:t>
-      </w:r>
-    </w:p>
-    <w:p>
-      <w:pPr>
-        <w:pStyle w:val="FirstParagraph"/>
-        <w:spacing w:before="0" w:after="0"/>
-        <w:ind w:left="480" w:hanging="480"/>
-      </w:pPr>
-      <w:r>
-        <w:rPr>
-          <w:rFonts w:ascii="Times New Roman" w:hAnsi="Times New Roman" w:eastAsia="Times New Roman" w:cs="Times New Roman"/>
-        </w:rPr>
-        <w:t xml:space="preserve">B. </w:t>
+        <w:t xml:space="preserve"> B. </w:t>
       </w:r>
       <w:r>
         <w:rPr>
@@ -1131,20 +1053,7 @@
         <w:rPr>
           <w:rFonts w:ascii="Times New Roman" w:hAnsi="Times New Roman" w:eastAsia="Times New Roman" w:cs="Times New Roman"/>
         </w:rPr>
-        <w:t xml:space="preserve"> </w:t>
-      </w:r>
-    </w:p>
-    <w:p>
-      <w:pPr>
-        <w:pStyle w:val="FirstParagraph"/>
-        <w:spacing w:before="0" w:after="0"/>
-        <w:ind w:left="480" w:hanging="480"/>
-      </w:pPr>
-      <w:r>
-        <w:rPr>
-          <w:rFonts w:ascii="Times New Roman" w:hAnsi="Times New Roman" w:eastAsia="Times New Roman" w:cs="Times New Roman"/>
-        </w:rPr>
-        <w:t xml:space="preserve">C. </w:t>
+        <w:t xml:space="preserve"> C. </w:t>
       </w:r>
       <w:r>
         <w:rPr>
@@ -1156,20 +1065,7 @@
         <w:rPr>
           <w:rFonts w:ascii="Times New Roman" w:hAnsi="Times New Roman" w:eastAsia="Times New Roman" w:cs="Times New Roman"/>
         </w:rPr>
-        <w:t xml:space="preserve"> </w:t>
-      </w:r>
-    </w:p>
-    <w:p>
-      <w:pPr>
-        <w:pStyle w:val="FirstParagraph"/>
-        <w:spacing w:before="0" w:after="0"/>
-        <w:ind w:left="480" w:hanging="480"/>
-      </w:pPr>
-      <w:r>
-        <w:rPr>
-          <w:rFonts w:ascii="Times New Roman" w:hAnsi="Times New Roman" w:eastAsia="Times New Roman" w:cs="Times New Roman"/>
-        </w:rPr>
-        <w:t xml:space="preserve">D. </w:t>
+        <w:t xml:space="preserve"> D. </w:t>
       </w:r>
       <w:r>
         <w:rPr>
@@ -1280,8 +1176,6 @@
     <w:p>
       <w:pPr>
         <w:pStyle w:val="FirstParagraph"/>
-        <w:spacing w:before="0" w:after="0"/>
-        <w:ind w:left="480" w:hanging="480"/>
       </w:pPr>
       <w:r>
         <w:rPr>
@@ -1379,13 +1273,6 @@
         </w:rPr>
         <w:t xml:space="preserve"> </w:t>
       </w:r>
-    </w:p>
-    <w:p>
-      <w:pPr>
-        <w:pStyle w:val="FirstParagraph"/>
-        <w:spacing w:before="0" w:after="0"/>
-        <w:ind w:left="480" w:hanging="480"/>
-      </w:pPr>
       <w:r>
         <w:rPr>
           <w:rFonts w:ascii="Times New Roman" w:hAnsi="Times New Roman" w:eastAsia="Times New Roman" w:cs="Times New Roman"/>
@@ -1427,13 +1314,6 @@
         </w:rPr>
         <w:t xml:space="preserve"> </w:t>
       </w:r>
-    </w:p>
-    <w:p>
-      <w:pPr>
-        <w:pStyle w:val="FirstParagraph"/>
-        <w:spacing w:before="0" w:after="0"/>
-        <w:ind w:left="480" w:hanging="480"/>
-      </w:pPr>
       <w:r>
         <w:rPr>
           <w:rFonts w:ascii="Times New Roman" w:hAnsi="Times New Roman" w:eastAsia="Times New Roman" w:cs="Times New Roman"/>
@@ -1469,13 +1349,6 @@
         </w:rPr>
         <w:t xml:space="preserve"> </w:t>
       </w:r>
-    </w:p>
-    <w:p>
-      <w:pPr>
-        <w:pStyle w:val="FirstParagraph"/>
-        <w:spacing w:before="0" w:after="0"/>
-        <w:ind w:left="480" w:hanging="480"/>
-      </w:pPr>
       <w:r>
         <w:rPr>
           <w:rFonts w:ascii="Times New Roman" w:hAnsi="Times New Roman" w:eastAsia="Times New Roman" w:cs="Times New Roman"/>
@@ -1511,13 +1384,6 @@
         </w:rPr>
         <w:t xml:space="preserve"> </w:t>
       </w:r>
-    </w:p>
-    <w:p>
-      <w:pPr>
-        <w:pStyle w:val="FirstParagraph"/>
-        <w:spacing w:before="0" w:after="0"/>
-        <w:ind w:left="480" w:hanging="480"/>
-      </w:pPr>
       <w:r>
         <w:rPr>
           <w:rFonts w:ascii="Times New Roman" w:hAnsi="Times New Roman" w:eastAsia="Times New Roman" w:cs="Times New Roman"/>
@@ -2802,8 +2668,6 @@
     <w:p>
       <w:pPr>
         <w:pStyle w:val="BodyText"/>
-        <w:spacing w:before="0" w:after="0"/>
-        <w:ind w:left="480" w:hanging="480"/>
       </w:pPr>
       <w:r>
         <w:rPr>
@@ -2823,13 +2687,6 @@
         </w:rPr>
         <w:t xml:space="preserve"> </w:t>
       </w:r>
-    </w:p>
-    <w:p>
-      <w:pPr>
-        <w:pStyle w:val="BodyText"/>
-        <w:spacing w:before="0" w:after="0"/>
-        <w:ind w:left="480" w:hanging="480"/>
-      </w:pPr>
       <w:r>
         <w:rPr>
           <w:rFonts w:hint="eastAsia" w:ascii="Times New Roman" w:hAnsi="Times New Roman" w:eastAsia="Times New Roman" w:cs="Times New Roman"/>
@@ -2848,13 +2705,6 @@
         </w:rPr>
         <w:t xml:space="preserve"> </w:t>
       </w:r>
-    </w:p>
-    <w:p>
-      <w:pPr>
-        <w:pStyle w:val="BodyText"/>
-        <w:spacing w:before="0" w:after="0"/>
-        <w:ind w:left="480" w:hanging="480"/>
-      </w:pPr>
       <w:r>
         <w:rPr>
           <w:rFonts w:hint="eastAsia" w:ascii="Times New Roman" w:hAnsi="Times New Roman" w:eastAsia="Times New Roman" w:cs="Times New Roman"/>
@@ -2873,13 +2723,6 @@
         </w:rPr>
         <w:t xml:space="preserve"> </w:t>
       </w:r>
-    </w:p>
-    <w:p>
-      <w:pPr>
-        <w:pStyle w:val="BodyText"/>
-        <w:spacing w:before="0" w:after="0"/>
-        <w:ind w:left="480" w:hanging="480"/>
-      </w:pPr>
       <w:r>
         <w:rPr>
           <w:rFonts w:hint="eastAsia" w:ascii="Times New Roman" w:hAnsi="Times New Roman" w:eastAsia="Times New Roman" w:cs="Times New Roman"/>
@@ -7326,7 +7169,7 @@
         </w:rPr>
         <w:drawing>
           <wp:inline>
-            <wp:extent cx="3240000" cy="3228789"/>
+            <wp:extent cx="3240000" cy="3262344"/>
             <wp:effectExtent b="0" l="0" r="0" t="0"/>
             <wp:docPr descr="" title="" id="21" name="Picture"/>
             <a:graphic>
@@ -7347,7 +7190,7 @@
                   <pic:spPr bwMode="auto">
                     <a:xfrm>
                       <a:off x="0" y="0"/>
-                      <a:ext cx="3240000" cy="3228789"/>
+                      <a:ext cx="3240000" cy="3262344"/>
                     </a:xfrm>
                     <a:prstGeom prst="rect">
                       <a:avLst/>
@@ -7983,7 +7826,7 @@
         </w:rPr>
         <w:drawing>
           <wp:inline>
-            <wp:extent cx="3588972" cy="1549157"/>
+            <wp:extent cx="3600000" cy="1549157"/>
             <wp:effectExtent b="0" l="0" r="0" t="0"/>
             <wp:docPr descr="" title="" id="27" name="Picture"/>
             <a:graphic>
@@ -8004,7 +7847,7 @@
                   <pic:spPr bwMode="auto">
                     <a:xfrm>
                       <a:off x="0" y="0"/>
-                      <a:ext cx="3588972" cy="1549157"/>
+                      <a:ext cx="3600000" cy="1549157"/>
                     </a:xfrm>
                     <a:prstGeom prst="rect">
                       <a:avLst/>
@@ -9359,7 +9202,7 @@
         </w:rPr>
         <w:drawing>
           <wp:inline>
-            <wp:extent cx="3240000" cy="3022292"/>
+            <wp:extent cx="3240000" cy="3062812"/>
             <wp:effectExtent b="0" l="0" r="0" t="0"/>
             <wp:docPr descr="" title="" id="31" name="Picture"/>
             <a:graphic>
@@ -9380,7 +9223,7 @@
                   <pic:spPr bwMode="auto">
                     <a:xfrm>
                       <a:off x="0" y="0"/>
-                      <a:ext cx="3240000" cy="3022292"/>
+                      <a:ext cx="3240000" cy="3062812"/>
                     </a:xfrm>
                     <a:prstGeom prst="rect">
                       <a:avLst/>
@@ -9563,7 +9406,7 @@
         </w:rPr>
         <w:drawing>
           <wp:inline>
-            <wp:extent cx="1800000" cy="1761702"/>
+            <wp:extent cx="1800000" cy="1800000"/>
             <wp:effectExtent b="0" l="0" r="0" t="0"/>
             <wp:docPr descr="" title="" id="34" name="Picture"/>
             <a:graphic>
@@ -9584,7 +9427,7 @@
                   <pic:spPr bwMode="auto">
                     <a:xfrm>
                       <a:off x="0" y="0"/>
-                      <a:ext cx="1800000" cy="1761702"/>
+                      <a:ext cx="1800000" cy="1800000"/>
                     </a:xfrm>
                     <a:prstGeom prst="rect">
                       <a:avLst/>
@@ -10036,7 +9879,7 @@
         </w:rPr>
         <w:drawing>
           <wp:inline>
-            <wp:extent cx="3240000" cy="3022292"/>
+            <wp:extent cx="3240000" cy="3062812"/>
             <wp:effectExtent b="0" l="0" r="0" t="0"/>
             <wp:docPr descr="" title="" id="36" name="Picture"/>
             <a:graphic>
@@ -10057,7 +9900,7 @@
                   <pic:spPr bwMode="auto">
                     <a:xfrm>
                       <a:off x="0" y="0"/>
-                      <a:ext cx="3240000" cy="3022292"/>
+                      <a:ext cx="3240000" cy="3062812"/>
                     </a:xfrm>
                     <a:prstGeom prst="rect">
                       <a:avLst/>
@@ -10101,7 +9944,7 @@
         </w:rPr>
         <w:drawing>
           <wp:inline>
-            <wp:extent cx="3590386" cy="1807209"/>
+            <wp:extent cx="3600000" cy="1807209"/>
             <wp:effectExtent b="0" l="0" r="0" t="0"/>
             <wp:docPr descr="" title="" id="39" name="Picture"/>
             <a:graphic>
@@ -10122,7 +9965,7 @@
                   <pic:spPr bwMode="auto">
                     <a:xfrm>
                       <a:off x="0" y="0"/>
-                      <a:ext cx="3590386" cy="1807209"/>
+                      <a:ext cx="3600000" cy="1807209"/>
                     </a:xfrm>
                     <a:prstGeom prst="rect">
                       <a:avLst/>
@@ -10153,7 +9996,7 @@
         </w:rPr>
         <w:drawing>
           <wp:inline>
-            <wp:extent cx="3595115" cy="1802416"/>
+            <wp:extent cx="3600000" cy="1802416"/>
             <wp:effectExtent b="0" l="0" r="0" t="0"/>
             <wp:docPr descr="" title="" id="42" name="Picture"/>
             <a:graphic>
@@ -10174,7 +10017,7 @@
                   <pic:spPr bwMode="auto">
                     <a:xfrm>
                       <a:off x="0" y="0"/>
-                      <a:ext cx="3595115" cy="1802416"/>
+                      <a:ext cx="3600000" cy="1802416"/>
                     </a:xfrm>
                     <a:prstGeom prst="rect">
                       <a:avLst/>
@@ -12668,7 +12511,7 @@
         </w:rPr>
         <w:drawing>
           <wp:inline>
-            <wp:extent cx="2520000" cy="3722900"/>
+            <wp:extent cx="2520000" cy="3730513"/>
             <wp:effectExtent b="0" l="0" r="0" t="0"/>
             <wp:docPr descr="" title="" id="46" name="Picture"/>
             <a:graphic>
@@ -12689,7 +12532,7 @@
                   <pic:spPr bwMode="auto">
                     <a:xfrm>
                       <a:off x="0" y="0"/>
-                      <a:ext cx="2520000" cy="3722900"/>
+                      <a:ext cx="2520000" cy="3730513"/>
                     </a:xfrm>
                     <a:prstGeom prst="rect">
                       <a:avLst/>
@@ -13264,7 +13107,7 @@
         </w:rPr>
         <w:drawing>
           <wp:inline>
-            <wp:extent cx="2520000" cy="3722900"/>
+            <wp:extent cx="2520000" cy="3730513"/>
             <wp:effectExtent b="0" l="0" r="0" t="0"/>
             <wp:docPr descr="" title="" id="51" name="Picture"/>
             <a:graphic>
@@ -13285,7 +13128,7 @@
                   <pic:spPr bwMode="auto">
                     <a:xfrm>
                       <a:off x="0" y="0"/>
-                      <a:ext cx="2520000" cy="3722900"/>
+                      <a:ext cx="2520000" cy="3730513"/>
                     </a:xfrm>
                     <a:prstGeom prst="rect">
                       <a:avLst/>
@@ -13464,7 +13307,7 @@
         <m:sSup>
           <m:e>
             <m:r>
-              <m:t xml:space="preserve"> </m:t>
+              <m:t>​</m:t>
             </m:r>
           </m:e>
           <m:sup>
@@ -13569,7 +13412,7 @@
         <m:sSup>
           <m:e>
             <m:r>
-              <m:t xml:space="preserve"> </m:t>
+              <m:t>​</m:t>
             </m:r>
           </m:e>
           <m:sup>
@@ -13619,7 +13462,7 @@
         <m:sSup>
           <m:e>
             <m:r>
-              <m:t xml:space="preserve"> </m:t>
+              <m:t>​</m:t>
             </m:r>
           </m:e>
           <m:sup>
@@ -17761,7 +17604,7 @@
         <m:sSubSup>
           <m:e>
             <m:r>
-              <m:t xml:space="preserve"> </m:t>
+              <m:t>​</m:t>
             </m:r>
           </m:e>
           <m:sub>
@@ -17801,7 +17644,7 @@
         <m:sSubSup>
           <m:e>
             <m:r>
-              <m:t xml:space="preserve"> </m:t>
+              <m:t>​</m:t>
             </m:r>
           </m:e>
           <m:sub>
@@ -17856,7 +17699,7 @@
           <m:sSubSup>
             <m:e>
               <m:r>
-                <m:t xml:space="preserve"> </m:t>
+                <m:t>​</m:t>
               </m:r>
             </m:e>
             <m:sub>
@@ -17891,7 +17734,7 @@
           <m:sSubSup>
             <m:e>
               <m:r>
-                <m:t xml:space="preserve"> </m:t>
+                <m:t>​</m:t>
               </m:r>
             </m:e>
             <m:sub>
@@ -17920,7 +17763,7 @@
           <m:sSubSup>
             <m:e>
               <m:r>
-                <m:t xml:space="preserve"> </m:t>
+                <m:t>​</m:t>
               </m:r>
             </m:e>
             <m:sub>
@@ -17949,7 +17792,7 @@
           <m:sSubSup>
             <m:e>
               <m:r>
-                <m:t xml:space="preserve"> </m:t>
+                <m:t>​</m:t>
               </m:r>
             </m:e>
             <m:sub>
@@ -20328,7 +20171,7 @@
         <m:sSubSup>
           <m:e>
             <m:r>
-              <m:t xml:space="preserve"> </m:t>
+              <m:t>​</m:t>
             </m:r>
           </m:e>
           <m:sub>
@@ -20363,7 +20206,7 @@
         <m:sSubSup>
           <m:e>
             <m:r>
-              <m:t xml:space="preserve"> </m:t>
+              <m:t>​</m:t>
             </m:r>
           </m:e>
           <m:sub>
@@ -20398,7 +20241,7 @@
         <m:sSubSup>
           <m:e>
             <m:r>
-              <m:t xml:space="preserve"> </m:t>
+              <m:t>​</m:t>
             </m:r>
           </m:e>
           <m:sub>
@@ -20486,7 +20329,7 @@
         <m:sSubSup>
           <m:e>
             <m:r>
-              <m:t xml:space="preserve"> </m:t>
+              <m:t>​</m:t>
             </m:r>
           </m:e>
           <m:sub>
@@ -20521,7 +20364,7 @@
         <m:sSubSup>
           <m:e>
             <m:r>
-              <m:t xml:space="preserve"> </m:t>
+              <m:t>​</m:t>
             </m:r>
           </m:e>
           <m:sub>
@@ -22119,7 +21962,7 @@
         </w:rPr>
         <w:drawing>
           <wp:inline>
-            <wp:extent cx="3240000" cy="2534257"/>
+            <wp:extent cx="3240000" cy="2555643"/>
             <wp:effectExtent b="0" l="0" r="0" t="0"/>
             <wp:docPr descr="" title="" id="59" name="Picture"/>
             <a:graphic>
@@ -22140,7 +21983,7 @@
                   <pic:spPr bwMode="auto">
                     <a:xfrm>
                       <a:off x="0" y="0"/>
-                      <a:ext cx="3240000" cy="2534257"/>
+                      <a:ext cx="3240000" cy="2555643"/>
                     </a:xfrm>
                     <a:prstGeom prst="rect">
                       <a:avLst/>
@@ -22762,7 +22605,7 @@
         </w:rPr>
         <w:drawing>
           <wp:inline>
-            <wp:extent cx="3600000" cy="2341667"/>
+            <wp:extent cx="3600000" cy="2426086"/>
             <wp:effectExtent b="0" l="0" r="0" t="0"/>
             <wp:docPr descr="" title="" id="63" name="Picture"/>
             <a:graphic>
@@ -22783,7 +22626,7 @@
                   <pic:spPr bwMode="auto">
                     <a:xfrm>
                       <a:off x="0" y="0"/>
-                      <a:ext cx="3600000" cy="2341667"/>
+                      <a:ext cx="3600000" cy="2426086"/>
                     </a:xfrm>
                     <a:prstGeom prst="rect">
                       <a:avLst/>
@@ -23497,7 +23340,7 @@
         </w:rPr>
         <w:drawing>
           <wp:inline>
-            <wp:extent cx="2400300" cy="2197100"/>
+            <wp:extent cx="2476500" cy="2197100"/>
             <wp:effectExtent b="0" l="0" r="0" t="0"/>
             <wp:docPr descr="" title="" id="66" name="Picture"/>
             <a:graphic>
@@ -23518,7 +23361,7 @@
                   <pic:spPr bwMode="auto">
                     <a:xfrm>
                       <a:off x="0" y="0"/>
-                      <a:ext cx="2400300" cy="2197100"/>
+                      <a:ext cx="2476500" cy="2197100"/>
                     </a:xfrm>
                     <a:prstGeom prst="rect">
                       <a:avLst/>
@@ -24308,7 +24151,7 @@
         </w:rPr>
         <w:drawing>
           <wp:inline>
-            <wp:extent cx="3600000" cy="1983051"/>
+            <wp:extent cx="3600000" cy="2044067"/>
             <wp:effectExtent b="0" l="0" r="0" t="0"/>
             <wp:docPr descr="" title="" id="70" name="Picture"/>
             <a:graphic>
@@ -24329,7 +24172,7 @@
                   <pic:spPr bwMode="auto">
                     <a:xfrm>
                       <a:off x="0" y="0"/>
-                      <a:ext cx="3600000" cy="1983051"/>
+                      <a:ext cx="3600000" cy="2044067"/>
                     </a:xfrm>
                     <a:prstGeom prst="rect">
                       <a:avLst/>
@@ -26916,7 +26759,10 @@
     <w:p>
       <w:pPr>
         <w:pStyle w:val="Compact"/>
-        <w:spacing w:before="0" w:after="0"/>
+        <w:numPr>
+          <w:ilvl w:val="0"/>
+          <w:numId w:val="1016"/>
+        </w:numPr>
       </w:pPr>
       <w:r>
         <w:rPr>
@@ -27056,7 +26902,10 @@
     <w:p>
       <w:pPr>
         <w:pStyle w:val="Compact"/>
-        <w:spacing w:before="0" w:after="0"/>
+        <w:numPr>
+          <w:ilvl w:val="0"/>
+          <w:numId w:val="1016"/>
+        </w:numPr>
       </w:pPr>
       <w:r>
         <w:rPr>
@@ -27230,7 +27079,10 @@
     <w:p>
       <w:pPr>
         <w:pStyle w:val="Compact"/>
-        <w:spacing w:before="0" w:after="0"/>
+        <w:numPr>
+          <w:ilvl w:val="0"/>
+          <w:numId w:val="1016"/>
+        </w:numPr>
       </w:pPr>
       <w:r>
         <w:rPr>
@@ -27312,7 +27164,10 @@
     <w:p>
       <w:pPr>
         <w:pStyle w:val="Compact"/>
-        <w:spacing w:before="0" w:after="0"/>
+        <w:numPr>
+          <w:ilvl w:val="0"/>
+          <w:numId w:val="1016"/>
+        </w:numPr>
       </w:pPr>
       <w:r>
         <w:rPr>
@@ -27975,7 +27830,10 @@
     <w:p>
       <w:pPr>
         <w:pStyle w:val="Compact"/>
-        <w:spacing w:before="0" w:after="0"/>
+        <w:numPr>
+          <w:ilvl w:val="0"/>
+          <w:numId w:val="1017"/>
+        </w:numPr>
       </w:pPr>
       <w:r>
         <w:rPr>
@@ -28046,7 +27904,10 @@
     <w:p>
       <w:pPr>
         <w:pStyle w:val="Compact"/>
-        <w:spacing w:before="0" w:after="0"/>
+        <w:numPr>
+          <w:ilvl w:val="0"/>
+          <w:numId w:val="1017"/>
+        </w:numPr>
       </w:pPr>
       <w:r>
         <w:rPr>
@@ -28097,7 +27958,10 @@
     <w:p>
       <w:pPr>
         <w:pStyle w:val="Compact"/>
-        <w:spacing w:before="0" w:after="0"/>
+        <w:numPr>
+          <w:ilvl w:val="0"/>
+          <w:numId w:val="1017"/>
+        </w:numPr>
       </w:pPr>
       <w:r>
         <w:rPr>
@@ -28129,7 +27993,10 @@
     <w:p>
       <w:pPr>
         <w:pStyle w:val="Compact"/>
-        <w:spacing w:before="0" w:after="0"/>
+        <w:numPr>
+          <w:ilvl w:val="0"/>
+          <w:numId w:val="1017"/>
+        </w:numPr>
       </w:pPr>
       <w:r>
         <w:rPr>
@@ -28354,14 +28221,6 @@
         <w:tblStyle w:val="Table"/>
         <w:tblW w:type="pct" w:w="5000"/>
         <w:tblLayout w:type="fixed"/>
-        <w:tblBorders>
-          <w:top w:val="single" w:sz="12" w:space="0" w:color="000000"/>
-          <w:left w:val="none" w:sz="0" w:space="0" w:color="auto"/>
-          <w:bottom w:val="single" w:sz="12" w:space="0" w:color="000000"/>
-          <w:right w:val="none" w:sz="0" w:space="0" w:color="auto"/>
-          <w:insideH w:val="none" w:sz="0" w:space="0" w:color="auto"/>
-          <w:insideV w:val="none" w:sz="0" w:space="0" w:color="auto"/>
-        </w:tblBorders>
         <w:tblLook w:firstRow="1" w:lastRow="0" w:firstColumn="0" w:lastColumn="0" w:noHBand="0" w:noVBand="0" w:val="0020"/>
       </w:tblPr>
       <w:tblGrid>
@@ -28375,11 +28234,7 @@
           <w:tblHeader w:val="on"/>
         </w:trPr>
         <w:tc>
-          <w:tcPr>
-            <w:tcBorders>
-              <w:bottom w:val="single" w:sz="8" w:space="0" w:color="000000"/>
-            </w:tcBorders>
-          </w:tcPr>
+          <w:tcPr/>
           <w:p>
             <w:pPr>
               <w:pStyle w:val="Compact"/>
@@ -28395,11 +28250,7 @@
           </w:p>
         </w:tc>
         <w:tc>
-          <w:tcPr>
-            <w:tcBorders>
-              <w:bottom w:val="single" w:sz="8" w:space="0" w:color="000000"/>
-            </w:tcBorders>
-          </w:tcPr>
+          <w:tcPr/>
           <w:p>
             <w:pPr>
               <w:pStyle w:val="Compact"/>
@@ -28436,11 +28287,7 @@
           </w:p>
         </w:tc>
         <w:tc>
-          <w:tcPr>
-            <w:tcBorders>
-              <w:bottom w:val="single" w:sz="8" w:space="0" w:color="000000"/>
-            </w:tcBorders>
-          </w:tcPr>
+          <w:tcPr/>
           <w:p>
             <w:pPr>
               <w:pStyle w:val="Compact"/>
@@ -28492,11 +28339,7 @@
           </w:p>
         </w:tc>
         <w:tc>
-          <w:tcPr>
-            <w:tcBorders>
-              <w:bottom w:val="single" w:sz="8" w:space="0" w:color="000000"/>
-            </w:tcBorders>
-          </w:tcPr>
+          <w:tcPr/>
           <w:p>
             <w:pPr>
               <w:pStyle w:val="Compact"/>
@@ -33636,7 +33479,7 @@
         </w:rPr>
         <w:drawing>
           <wp:inline>
-            <wp:extent cx="3240000" cy="2496159"/>
+            <wp:extent cx="3240000" cy="2546225"/>
             <wp:effectExtent b="0" l="0" r="0" t="0"/>
             <wp:docPr descr="" title="" id="90" name="Picture"/>
             <a:graphic>
@@ -33657,7 +33500,7 @@
                   <pic:spPr bwMode="auto">
                     <a:xfrm>
                       <a:off x="0" y="0"/>
-                      <a:ext cx="3240000" cy="2496159"/>
+                      <a:ext cx="3240000" cy="2546225"/>
                     </a:xfrm>
                     <a:prstGeom prst="rect">
                       <a:avLst/>
@@ -34980,7 +34823,7 @@
         </w:rPr>
         <w:drawing>
           <wp:inline>
-            <wp:extent cx="3600000" cy="1467748"/>
+            <wp:extent cx="3600000" cy="1489655"/>
             <wp:effectExtent b="0" l="0" r="0" t="0"/>
             <wp:docPr descr="" title="" id="93" name="Picture"/>
             <a:graphic>
@@ -35001,7 +34844,7 @@
                   <pic:spPr bwMode="auto">
                     <a:xfrm>
                       <a:off x="0" y="0"/>
-                      <a:ext cx="3600000" cy="1467748"/>
+                      <a:ext cx="3600000" cy="1489655"/>
                     </a:xfrm>
                     <a:prstGeom prst="rect">
                       <a:avLst/>
@@ -39254,7 +39097,7 @@
         </w:rPr>
         <w:drawing>
           <wp:inline>
-            <wp:extent cx="3600000" cy="1467748"/>
+            <wp:extent cx="3600000" cy="1489655"/>
             <wp:effectExtent b="0" l="0" r="0" t="0"/>
             <wp:docPr descr="" title="" id="95" name="Picture"/>
             <a:graphic>
@@ -39275,7 +39118,7 @@
                   <pic:spPr bwMode="auto">
                     <a:xfrm>
                       <a:off x="0" y="0"/>
-                      <a:ext cx="3600000" cy="1467748"/>
+                      <a:ext cx="3600000" cy="1489655"/>
                     </a:xfrm>
                     <a:prstGeom prst="rect">
                       <a:avLst/>
@@ -40572,36 +40415,7 @@
         <w:rPr>
           <w:rFonts w:ascii="Times New Roman" w:hAnsi="Times New Roman" w:eastAsia="Times New Roman" w:cs="Times New Roman"/>
         </w:rPr>
-        <w:t xml:space="preserve"> </w:t>
-      </w:r>
-      <m:oMath>
-        <m:r>
-          <m:t>25</m:t>
-        </m:r>
-        <m:sSup>
-          <m:e>
-            <m:r>
-              <m:t> </m:t>
-            </m:r>
-          </m:e>
-          <m:sup>
-            <m:r>
-              <m:t>θ</m:t>
-            </m:r>
-          </m:sup>
-        </m:sSup>
-        <m:r>
-          <m:rPr>
-            <m:sty m:val="p"/>
-          </m:rPr>
-          <m:t>C</m:t>
-        </m:r>
-      </m:oMath>
-      <w:r>
-        <w:rPr>
-          <w:rFonts w:ascii="Times New Roman" w:hAnsi="Times New Roman" w:eastAsia="Times New Roman" w:cs="Times New Roman"/>
-        </w:rPr>
-        <w:t xml:space="preserve">、101 kPa </w:t>
+        <w:t xml:space="preserve"> 25 °C、101 kPa </w:t>
       </w:r>
       <w:r>
         <w:rPr>
@@ -46692,7 +46506,7 @@
         </w:rPr>
         <w:drawing>
           <wp:inline>
-            <wp:extent cx="3600000" cy="2421968"/>
+            <wp:extent cx="3600000" cy="2454919"/>
             <wp:effectExtent b="0" l="0" r="0" t="0"/>
             <wp:docPr descr="" title="" id="100" name="Picture"/>
             <a:graphic>
@@ -46713,7 +46527,7 @@
                   <pic:spPr bwMode="auto">
                     <a:xfrm>
                       <a:off x="0" y="0"/>
-                      <a:ext cx="3600000" cy="2421968"/>
+                      <a:ext cx="3600000" cy="2454919"/>
                     </a:xfrm>
                     <a:prstGeom prst="rect">
                       <a:avLst/>
@@ -48853,51 +48667,6 @@
     <w:p>
       <w:pPr>
         <w:pStyle w:val="FirstParagraph"/>
-      </w:pPr>
-      <w:r>
-        <w:rPr>
-          <w:rFonts w:ascii="Times New Roman" w:hAnsi="Times New Roman" w:eastAsia="Times New Roman" w:cs="Times New Roman"/>
-          <w:b/>
-          <w:bCs/>
-        </w:rPr>
-        <w:t xml:space="preserve">5 </w:t>
-      </w:r>
-      <w:r>
-        <w:rPr>
-          <w:rFonts w:hint="eastAsia" w:ascii="Times New Roman" w:hAnsi="Times New Roman" w:eastAsia="Times New Roman" w:cs="Times New Roman"/>
-          <w:b/>
-          <w:bCs/>
-        </w:rPr>
-        <w:t>(12</w:t>
-      </w:r>
-      <w:r>
-        <w:rPr>
-          <w:rFonts w:hint="eastAsia" w:ascii="Times New Roman" w:hAnsi="Times New Roman" w:eastAsia="FangSong" w:cs="Times New Roman"/>
-          <w:b/>
-          <w:bCs/>
-        </w:rPr>
-        <w:t>分</w:t>
-      </w:r>
-      <w:r>
-        <w:rPr>
-          <w:rFonts w:hint="eastAsia" w:ascii="Times New Roman" w:hAnsi="Times New Roman" w:eastAsia="Times New Roman" w:cs="Times New Roman"/>
-          <w:b/>
-          <w:bCs/>
-        </w:rPr>
-        <w:t>)</w:t>
-      </w:r>
-      <w:r>
-        <w:rPr>
-          <w:rFonts w:ascii="Times New Roman" w:hAnsi="Times New Roman" w:eastAsia="Times New Roman" w:cs="Times New Roman"/>
-          <w:b/>
-          <w:bCs/>
-        </w:rPr>
-        <w:t xml:space="preserve"> &lt;&lt;&lt;</w:t>
-      </w:r>
-    </w:p>
-    <w:p>
-      <w:pPr>
-        <w:pStyle w:val="BodyText"/>
       </w:pPr>
       <w:r>
         <w:rPr>
@@ -51528,7 +51297,7 @@
     <ns0:rPr>
       <ns0:rFonts ns0:ascii="Times New Roman" ns0:cs="Times New Roman" ns0:eastAsia="SimHei" ns0:hAnsi="Times New Roman"/>
       <ns0:b/>
-      <ns0:color ns0:val="000000"/>
+      <ns0:color ns0:val="17324D"/>
       <ns0:sz ns0:val="44"/>
       <ns0:szCs ns0:val="56"/>
     </ns0:rPr>
@@ -51670,7 +51439,7 @@
     <ns0:rPr>
       <ns0:rFonts ns0:ascii="Times New Roman" ns0:cs="Times New Roman" ns0:eastAsia="SimHei" ns0:hAnsi="Times New Roman"/>
       <ns0:b/>
-      <ns0:color ns0:val="000000"/>
+      <ns0:color ns0:val="17324D"/>
       <ns0:sz ns0:val="32"/>
       <ns0:szCs ns0:val="40"/>
     </ns0:rPr>
@@ -51694,7 +51463,7 @@
     <ns0:rPr>
       <ns0:rFonts ns0:ascii="Times New Roman" ns0:cs="Times New Roman" ns0:eastAsia="SimHei" ns0:hAnsi="Times New Roman"/>
       <ns0:b/>
-      <ns0:color ns0:val="000000"/>
+      <ns0:color ns0:val="17324D"/>
       <ns0:sz ns0:val="28"/>
       <ns0:szCs ns0:val="32"/>
     </ns0:rPr>
@@ -51718,7 +51487,7 @@
     <ns0:rPr>
       <ns0:rFonts ns0:ascii="Times New Roman" ns0:cs="Times New Roman" ns0:eastAsia="SimHei" ns0:hAnsi="Times New Roman"/>
       <ns0:b/>
-      <ns0:color ns0:val="000000"/>
+      <ns0:color ns0:val="17324D"/>
       <ns0:sz ns0:val="25"/>
       <ns0:szCs ns0:val="28"/>
     </ns0:rPr>

--- a/00-首页/题组Word/第一轮·综合套卷/第一轮综合卷09（教师版）.docx
+++ b/00-首页/题组Word/第一轮·综合套卷/第一轮综合卷09（教师版）.docx
@@ -40,6 +40,282 @@
         <w:t>卷</w:t>
       </w:r>
     </w:p>
+    <w:p>
+      <w:pPr>
+        <w:pStyle w:val="BlockText"/>
+        <w:ind w:firstLine="420"/>
+      </w:pPr>
+      <w:r>
+        <w:rPr>
+          <w:rFonts w:hint="eastAsia" w:ascii="Times New Roman" w:hAnsi="Times New Roman" w:eastAsia="FangSong" w:cs="Times New Roman"/>
+          <w:b/>
+          <w:bCs/>
+        </w:rPr>
+        <w:t xml:space="preserve">题源</w:t>
+      </w:r>
+      <w:r>
+        <w:rPr>
+          <w:rFonts w:hint="eastAsia" w:ascii="Times New Roman" w:hAnsi="Times New Roman" w:eastAsia="Times New Roman" w:cs="Times New Roman"/>
+        </w:rPr>
+        <w:t>：</w:t>
+      </w:r>
+      <w:r>
+        <w:rPr>
+          <w:rFonts w:hint="eastAsia" w:ascii="Times New Roman" w:hAnsi="Times New Roman" w:eastAsia="FangSong" w:cs="Times New Roman"/>
+        </w:rPr>
+        <w:t>竞赛导向题集</w:t>
+      </w:r>
+      <w:r>
+        <w:rPr>
+          <w:rFonts w:hint="eastAsia" w:ascii="Times New Roman" w:hAnsi="Times New Roman" w:eastAsia="Times New Roman" w:cs="Times New Roman"/>
+        </w:rPr>
+        <w:t>（</w:t>
+      </w:r>
+      <w:r>
+        <w:rPr>
+          <w:rFonts w:hint="eastAsia" w:ascii="Times New Roman" w:hAnsi="Times New Roman" w:eastAsia="FangSong" w:cs="Times New Roman"/>
+        </w:rPr>
+        <w:t>真题</w:t>
+      </w:r>
+      <w:r>
+        <w:rPr>
+          <w:rFonts w:hint="eastAsia" w:ascii="Times New Roman" w:hAnsi="Times New Roman" w:eastAsia="Times New Roman" w:cs="Times New Roman"/>
+        </w:rPr>
+        <w:t>／</w:t>
+      </w:r>
+      <w:r>
+        <w:rPr>
+          <w:rFonts w:hint="eastAsia" w:ascii="Times New Roman" w:hAnsi="Times New Roman" w:eastAsia="FangSong" w:cs="Times New Roman"/>
+        </w:rPr>
+        <w:t>专项卷</w:t>
+      </w:r>
+      <w:r>
+        <w:rPr>
+          <w:rFonts w:hint="eastAsia" w:ascii="Times New Roman" w:hAnsi="Times New Roman" w:eastAsia="Times New Roman" w:cs="Times New Roman"/>
+        </w:rPr>
+        <w:t>／</w:t>
+      </w:r>
+      <w:r>
+        <w:rPr>
+          <w:rFonts w:hint="eastAsia" w:ascii="Times New Roman" w:hAnsi="Times New Roman" w:eastAsia="FangSong" w:cs="Times New Roman"/>
+        </w:rPr>
+        <w:t>竞赛教程</w:t>
+      </w:r>
+      <w:r>
+        <w:rPr>
+          <w:rFonts w:hint="eastAsia" w:ascii="Times New Roman" w:hAnsi="Times New Roman" w:eastAsia="Times New Roman" w:cs="Times New Roman"/>
+        </w:rPr>
+        <w:t>／</w:t>
+      </w:r>
+      <w:r>
+        <w:rPr>
+          <w:rFonts w:hint="eastAsia" w:ascii="Times New Roman" w:hAnsi="Times New Roman" w:eastAsia="FangSong" w:cs="Times New Roman"/>
+        </w:rPr>
+        <w:t>竞赛讲义</w:t>
+      </w:r>
+      <w:r>
+        <w:rPr>
+          <w:rFonts w:hint="eastAsia" w:ascii="Times New Roman" w:hAnsi="Times New Roman" w:eastAsia="Times New Roman" w:cs="Times New Roman"/>
+        </w:rPr>
+        <w:t>），</w:t>
+      </w:r>
+      <w:r>
+        <w:rPr>
+          <w:rFonts w:hint="eastAsia" w:ascii="Times New Roman" w:hAnsi="Times New Roman" w:eastAsia="FangSong" w:cs="Times New Roman"/>
+        </w:rPr>
+        <w:t>不含大学教材课后习题</w:t>
+      </w:r>
+      <w:r>
+        <w:rPr>
+          <w:rFonts w:hint="eastAsia" w:ascii="Times New Roman" w:hAnsi="Times New Roman" w:eastAsia="Times New Roman" w:cs="Times New Roman"/>
+        </w:rPr>
+        <w:t>。</w:t>
+      </w:r>
+      <w:r>
+        <w:rPr>
+          <w:rFonts w:ascii="Times New Roman" w:hAnsi="Times New Roman" w:eastAsia="Times New Roman" w:cs="Times New Roman"/>
+        </w:rPr>
+        <w:t xml:space="preserve"> </w:t>
+      </w:r>
+      <w:r>
+        <w:rPr>
+          <w:rFonts w:hint="eastAsia" w:ascii="Times New Roman" w:hAnsi="Times New Roman" w:eastAsia="FangSong" w:cs="Times New Roman"/>
+          <w:b/>
+          <w:bCs/>
+        </w:rPr>
+        <w:t xml:space="preserve">构成</w:t>
+      </w:r>
+      <w:r>
+        <w:rPr>
+          <w:rFonts w:hint="eastAsia" w:ascii="Times New Roman" w:hAnsi="Times New Roman" w:eastAsia="Times New Roman" w:cs="Times New Roman"/>
+        </w:rPr>
+        <w:t>：</w:t>
+      </w:r>
+      <w:r>
+        <w:rPr>
+          <w:rFonts w:hint="eastAsia" w:ascii="Times New Roman" w:hAnsi="Times New Roman" w:eastAsia="FangSong" w:cs="Times New Roman"/>
+        </w:rPr>
+        <w:t>共</w:t>
+      </w:r>
+      <w:r>
+        <w:rPr>
+          <w:rFonts w:ascii="Times New Roman" w:hAnsi="Times New Roman" w:eastAsia="Times New Roman" w:cs="Times New Roman"/>
+        </w:rPr>
+        <w:t xml:space="preserve"> 26 </w:t>
+      </w:r>
+      <w:r>
+        <w:rPr>
+          <w:rFonts w:hint="eastAsia" w:ascii="Times New Roman" w:hAnsi="Times New Roman" w:eastAsia="FangSong" w:cs="Times New Roman"/>
+        </w:rPr>
+        <w:t>题</w:t>
+      </w:r>
+      <w:r>
+        <w:rPr>
+          <w:rFonts w:hint="eastAsia" w:ascii="Times New Roman" w:hAnsi="Times New Roman" w:eastAsia="Times New Roman" w:cs="Times New Roman"/>
+        </w:rPr>
+        <w:t>（</w:t>
+      </w:r>
+      <w:r>
+        <w:rPr>
+          <w:rFonts w:hint="eastAsia" w:ascii="Times New Roman" w:hAnsi="Times New Roman" w:eastAsia="FangSong" w:cs="Times New Roman"/>
+        </w:rPr>
+        <w:t>结构化学</w:t>
+      </w:r>
+      <w:r>
+        <w:rPr>
+          <w:rFonts w:ascii="Times New Roman" w:hAnsi="Times New Roman" w:eastAsia="Times New Roman" w:cs="Times New Roman"/>
+        </w:rPr>
+        <w:t xml:space="preserve"> 14 </w:t>
+      </w:r>
+      <w:r>
+        <w:rPr>
+          <w:rFonts w:hint="eastAsia" w:ascii="Times New Roman" w:hAnsi="Times New Roman" w:eastAsia="Times New Roman" w:cs="Times New Roman"/>
+        </w:rPr>
+        <w:t xml:space="preserve">＋</w:t>
+      </w:r>
+      <w:r>
+        <w:rPr>
+          <w:rFonts w:ascii="Times New Roman" w:hAnsi="Times New Roman" w:eastAsia="Times New Roman" w:cs="Times New Roman"/>
+        </w:rPr>
+        <w:t xml:space="preserve"> </w:t>
+      </w:r>
+      <w:r>
+        <w:rPr>
+          <w:rFonts w:hint="eastAsia" w:ascii="Times New Roman" w:hAnsi="Times New Roman" w:eastAsia="FangSong" w:cs="Times New Roman"/>
+        </w:rPr>
+        <w:t xml:space="preserve">化学原理</w:t>
+      </w:r>
+      <w:r>
+        <w:rPr>
+          <w:rFonts w:ascii="Times New Roman" w:hAnsi="Times New Roman" w:eastAsia="Times New Roman" w:cs="Times New Roman"/>
+        </w:rPr>
+        <w:t xml:space="preserve"> </w:t>
+      </w:r>
+      <w:r>
+        <w:rPr>
+          <w:rFonts w:hint="eastAsia" w:ascii="Times New Roman" w:hAnsi="Times New Roman" w:eastAsia="Times New Roman" w:cs="Times New Roman"/>
+        </w:rPr>
+        <w:t>12）；</w:t>
+      </w:r>
+      <w:r>
+        <w:rPr>
+          <w:rFonts w:hint="eastAsia" w:ascii="Times New Roman" w:hAnsi="Times New Roman" w:eastAsia="FangSong" w:cs="Times New Roman"/>
+        </w:rPr>
+        <w:t>基础</w:t>
+      </w:r>
+      <w:r>
+        <w:rPr>
+          <w:rFonts w:ascii="Times New Roman" w:hAnsi="Times New Roman" w:eastAsia="Times New Roman" w:cs="Times New Roman"/>
+        </w:rPr>
+        <w:t xml:space="preserve"> 6 </w:t>
+      </w:r>
+      <w:r>
+        <w:rPr>
+          <w:rFonts w:hint="eastAsia" w:ascii="Times New Roman" w:hAnsi="Times New Roman" w:eastAsia="Times New Roman" w:cs="Times New Roman"/>
+        </w:rPr>
+        <w:t xml:space="preserve">＋</w:t>
+      </w:r>
+      <w:r>
+        <w:rPr>
+          <w:rFonts w:ascii="Times New Roman" w:hAnsi="Times New Roman" w:eastAsia="Times New Roman" w:cs="Times New Roman"/>
+        </w:rPr>
+        <w:t xml:space="preserve"> </w:t>
+      </w:r>
+      <w:r>
+        <w:rPr>
+          <w:rFonts w:hint="eastAsia" w:ascii="Times New Roman" w:hAnsi="Times New Roman" w:eastAsia="FangSong" w:cs="Times New Roman"/>
+        </w:rPr>
+        <w:t xml:space="preserve">进阶</w:t>
+      </w:r>
+      <w:r>
+        <w:rPr>
+          <w:rFonts w:ascii="Times New Roman" w:hAnsi="Times New Roman" w:eastAsia="Times New Roman" w:cs="Times New Roman"/>
+        </w:rPr>
+        <w:t xml:space="preserve"> 16 </w:t>
+      </w:r>
+      <w:r>
+        <w:rPr>
+          <w:rFonts w:hint="eastAsia" w:ascii="Times New Roman" w:hAnsi="Times New Roman" w:eastAsia="Times New Roman" w:cs="Times New Roman"/>
+        </w:rPr>
+        <w:t xml:space="preserve">＋</w:t>
+      </w:r>
+      <w:r>
+        <w:rPr>
+          <w:rFonts w:ascii="Times New Roman" w:hAnsi="Times New Roman" w:eastAsia="Times New Roman" w:cs="Times New Roman"/>
+        </w:rPr>
+        <w:t xml:space="preserve"> </w:t>
+      </w:r>
+      <w:r>
+        <w:rPr>
+          <w:rFonts w:hint="eastAsia" w:ascii="Times New Roman" w:hAnsi="Times New Roman" w:eastAsia="FangSong" w:cs="Times New Roman"/>
+        </w:rPr>
+        <w:t xml:space="preserve">挑战</w:t>
+      </w:r>
+      <w:r>
+        <w:rPr>
+          <w:rFonts w:ascii="Times New Roman" w:hAnsi="Times New Roman" w:eastAsia="Times New Roman" w:cs="Times New Roman"/>
+        </w:rPr>
+        <w:t xml:space="preserve"> 4。</w:t>
+      </w:r>
+      <w:r>
+        <w:rPr>
+          <w:rFonts w:ascii="Times New Roman" w:hAnsi="Times New Roman" w:eastAsia="Times New Roman" w:cs="Times New Roman"/>
+        </w:rPr>
+        <w:t xml:space="preserve"> </w:t>
+      </w:r>
+      <w:r>
+        <w:rPr>
+          <w:rFonts w:hint="eastAsia" w:ascii="Times New Roman" w:hAnsi="Times New Roman" w:eastAsia="FangSong" w:cs="Times New Roman"/>
+          <w:b/>
+          <w:bCs/>
+        </w:rPr>
+        <w:t xml:space="preserve">学生版</w:t>
+      </w:r>
+      <w:r>
+        <w:rPr>
+          <w:rFonts w:hint="eastAsia" w:ascii="Times New Roman" w:hAnsi="Times New Roman" w:eastAsia="FangSong" w:cs="Times New Roman"/>
+        </w:rPr>
+        <w:t>同题号同序</w:t>
+      </w:r>
+      <w:r>
+        <w:rPr>
+          <w:rFonts w:hint="eastAsia" w:ascii="Times New Roman" w:hAnsi="Times New Roman" w:eastAsia="Times New Roman" w:cs="Times New Roman"/>
+        </w:rPr>
+        <w:t>，</w:t>
+      </w:r>
+      <w:r>
+        <w:rPr>
+          <w:rFonts w:hint="eastAsia" w:ascii="Times New Roman" w:hAnsi="Times New Roman" w:eastAsia="FangSong" w:cs="Times New Roman"/>
+        </w:rPr>
+        <w:t>可直接印发</w:t>
+      </w:r>
+      <w:r>
+        <w:rPr>
+          <w:rFonts w:hint="eastAsia" w:ascii="Times New Roman" w:hAnsi="Times New Roman" w:eastAsia="Times New Roman" w:cs="Times New Roman"/>
+        </w:rPr>
+        <w:t>。</w:t>
+      </w:r>
+    </w:p>
     <w:bookmarkStart w:id="9" w:name="难度总览"/>
     <w:p>
       <w:pPr>
@@ -58,6 +334,15 @@
         <w:tblStyle w:val="Table"/>
         <w:tblW w:type="auto" w:w="0"/>
         <w:tblLook w:firstRow="1" w:lastRow="0" w:firstColumn="0" w:lastColumn="0" w:noHBand="0" w:noVBand="0" w:val="0020"/>
+        <w:jc w:val="center"/>
+        <w:tblBorders>
+          <w:top w:val="single" w:sz="12" w:space="0" w:color="333333"/>
+          <w:bottom w:val="single" w:sz="12" w:space="0" w:color="333333"/>
+          <w:left w:val="none"/>
+          <w:right w:val="none"/>
+          <w:insideH w:val="none"/>
+          <w:insideV w:val="none"/>
+        </w:tblBorders>
       </w:tblPr>
       <w:tblGrid>
         <w:gridCol w:w="2640"/>
@@ -69,7 +354,11 @@
           <w:tblHeader w:val="on"/>
         </w:trPr>
         <w:tc>
-          <w:tcPr/>
+          <w:tcPr>
+            <w:tcBorders>
+              <w:bottom w:val="single" w:sz="6" w:space="0" w:color="333333"/>
+            </w:tcBorders>
+          </w:tcPr>
           <w:p>
             <w:pPr>
               <w:pStyle w:val="Compact"/>
@@ -85,7 +374,11 @@
           </w:p>
         </w:tc>
         <w:tc>
-          <w:tcPr/>
+          <w:tcPr>
+            <w:tcBorders>
+              <w:bottom w:val="single" w:sz="6" w:space="0" w:color="333333"/>
+            </w:tcBorders>
+          </w:tcPr>
           <w:p>
             <w:pPr>
               <w:pStyle w:val="Compact"/>
@@ -101,7 +394,11 @@
           </w:p>
         </w:tc>
         <w:tc>
-          <w:tcPr/>
+          <w:tcPr>
+            <w:tcBorders>
+              <w:bottom w:val="single" w:sz="6" w:space="0" w:color="333333"/>
+            </w:tcBorders>
+          </w:tcPr>
           <w:p>
             <w:pPr>
               <w:pStyle w:val="Compact"/>
@@ -311,6 +608,7 @@
     <w:p>
       <w:pPr>
         <w:pStyle w:val="BlockText"/>
+        <w:ind w:firstLine="420"/>
       </w:pPr>
       <w:r>
         <w:rPr>
@@ -334,6 +632,7 @@
     <w:p>
       <w:pPr>
         <w:pStyle w:val="FirstParagraph"/>
+        <w:ind w:firstLine="420"/>
       </w:pPr>
       <w:r>
         <w:rPr>
@@ -375,7 +674,23 @@
         <w:rPr>
           <w:rFonts w:hint="eastAsia" w:ascii="Times New Roman" w:hAnsi="Times New Roman" w:eastAsia="Times New Roman" w:cs="Times New Roman"/>
         </w:rPr>
-        <w:t xml:space="preserve">）A.</w:t>
+        <w:t xml:space="preserve">）</w:t>
+      </w:r>
+    </w:p>
+    <w:p>
+      <w:pPr>
+        <w:pStyle w:val="Compact"/>
+        <w:numPr>
+          <w:ilvl w:val="0"/>
+          <w:numId w:val="1001"/>
+        </w:numPr>
+        <w:ind w:firstLine="420"/>
+      </w:pPr>
+      <w:r>
+        <w:rPr>
+          <w:rFonts w:ascii="Times New Roman" w:hAnsi="Times New Roman" w:eastAsia="Times New Roman" w:cs="Times New Roman"/>
+        </w:rPr>
+        <w:t xml:space="preserve">A.</w:t>
       </w:r>
       <w:r>
         <w:rPr>
@@ -453,13 +768,23 @@
         <w:rPr>
           <w:rFonts w:hint="eastAsia" w:ascii="Times New Roman" w:hAnsi="Times New Roman" w:eastAsia="FangSong" w:cs="Times New Roman"/>
         </w:rPr>
-        <w:t>分子的小</w:t>
-      </w:r>
-      <w:r>
-        <w:rPr>
-          <w:rFonts w:hint="eastAsia" w:ascii="Times New Roman" w:hAnsi="Times New Roman" w:eastAsia="Times New Roman" w:cs="Times New Roman"/>
-        </w:rPr>
-        <w:t>B.</w:t>
+        <w:t xml:space="preserve">分子的小</w:t>
+      </w:r>
+    </w:p>
+    <w:p>
+      <w:pPr>
+        <w:pStyle w:val="Compact"/>
+        <w:numPr>
+          <w:ilvl w:val="0"/>
+          <w:numId w:val="1001"/>
+        </w:numPr>
+        <w:ind w:firstLine="420"/>
+      </w:pPr>
+      <w:r>
+        <w:rPr>
+          <w:rFonts w:ascii="Times New Roman" w:hAnsi="Times New Roman" w:eastAsia="Times New Roman" w:cs="Times New Roman"/>
+        </w:rPr>
+        <w:t xml:space="preserve">B.</w:t>
       </w:r>
       <w:r>
         <w:rPr>
@@ -509,7 +834,23 @@
         <w:rPr>
           <w:rFonts w:hint="eastAsia" w:ascii="Times New Roman" w:hAnsi="Times New Roman" w:eastAsia="Times New Roman" w:cs="Times New Roman"/>
         </w:rPr>
-        <w:t>2.5C.</w:t>
+        <w:t>2.5</w:t>
+      </w:r>
+    </w:p>
+    <w:p>
+      <w:pPr>
+        <w:pStyle w:val="Compact"/>
+        <w:numPr>
+          <w:ilvl w:val="0"/>
+          <w:numId w:val="1001"/>
+        </w:numPr>
+        <w:ind w:firstLine="420"/>
+      </w:pPr>
+      <w:r>
+        <w:rPr>
+          <w:rFonts w:ascii="Times New Roman" w:hAnsi="Times New Roman" w:eastAsia="Times New Roman" w:cs="Times New Roman"/>
+        </w:rPr>
+        <w:t xml:space="preserve">C.</w:t>
       </w:r>
       <w:r>
         <w:rPr>
@@ -595,8 +936,18 @@
         <w:rPr>
           <w:rFonts w:hint="eastAsia" w:ascii="Times New Roman" w:hAnsi="Times New Roman" w:eastAsia="FangSong" w:cs="Times New Roman"/>
         </w:rPr>
-        <w:t>是等电子体系</w:t>
-      </w:r>
+        <w:t xml:space="preserve">是等电子体系</w:t>
+      </w:r>
+    </w:p>
+    <w:p>
+      <w:pPr>
+        <w:pStyle w:val="Compact"/>
+        <w:numPr>
+          <w:ilvl w:val="0"/>
+          <w:numId w:val="1001"/>
+        </w:numPr>
+        <w:ind w:firstLine="420"/>
+      </w:pPr>
       <w:r>
         <w:rPr>
           <w:rFonts w:hint="eastAsia" w:ascii="Times New Roman" w:hAnsi="Times New Roman" w:eastAsia="Times New Roman" w:cs="Times New Roman"/>
@@ -661,30 +1012,32 @@
           <w:rFonts w:hint="eastAsia" w:ascii="Times New Roman" w:hAnsi="Times New Roman" w:eastAsia="FangSong" w:cs="Times New Roman"/>
         </w:rPr>
         <w:t xml:space="preserve">分子不能稳定存在</w:t>
+      </w:r>
+    </w:p>
+    <w:p>
+      <w:pPr>
+        <w:pStyle w:val="FirstParagraph"/>
+        <w:ind w:firstLine="420"/>
+      </w:pPr>
+      <w:r>
+        <w:rPr>
+          <w:rFonts w:hint="eastAsia" w:ascii="Times New Roman" w:hAnsi="Times New Roman" w:eastAsia="FangSong" w:cs="Times New Roman"/>
+          <w:b/>
+          <w:bCs/>
+        </w:rPr>
+        <w:t xml:space="preserve">参考答案</w:t>
+      </w:r>
+      <w:r>
+        <w:rPr>
+          <w:rFonts w:hint="eastAsia" w:ascii="Times New Roman" w:hAnsi="Times New Roman" w:eastAsia="Times New Roman" w:cs="Times New Roman"/>
+        </w:rPr>
+        <w:t xml:space="preserve">：</w:t>
       </w:r>
     </w:p>
     <w:p>
       <w:pPr>
         <w:pStyle w:val="BodyText"/>
-      </w:pPr>
-      <w:r>
-        <w:rPr>
-          <w:rFonts w:hint="eastAsia" w:ascii="Times New Roman" w:hAnsi="Times New Roman" w:eastAsia="FangSong" w:cs="Times New Roman"/>
-          <w:b/>
-          <w:bCs/>
-        </w:rPr>
-        <w:t xml:space="preserve">参考答案</w:t>
-      </w:r>
-      <w:r>
-        <w:rPr>
-          <w:rFonts w:hint="eastAsia" w:ascii="Times New Roman" w:hAnsi="Times New Roman" w:eastAsia="Times New Roman" w:cs="Times New Roman"/>
-        </w:rPr>
-        <w:t xml:space="preserve">：</w:t>
-      </w:r>
-    </w:p>
-    <w:p>
-      <w:pPr>
-        <w:pStyle w:val="BodyText"/>
+        <w:ind w:firstLine="420"/>
       </w:pPr>
       <w:r>
         <w:rPr>
@@ -742,6 +1095,7 @@
     <w:p>
       <w:pPr>
         <w:pStyle w:val="BlockText"/>
+        <w:ind w:firstLine="420"/>
       </w:pPr>
       <w:r>
         <w:rPr>
@@ -765,6 +1119,7 @@
     <w:p>
       <w:pPr>
         <w:pStyle w:val="FirstParagraph"/>
+        <w:ind w:firstLine="420"/>
       </w:pPr>
       <m:oMath>
         <m:sSub>
@@ -823,7 +1178,23 @@
         <w:rPr>
           <w:rFonts w:hint="eastAsia" w:ascii="Times New Roman" w:hAnsi="Times New Roman" w:eastAsia="Times New Roman" w:cs="Times New Roman"/>
         </w:rPr>
-        <w:t>（）A.</w:t>
+        <w:t xml:space="preserve">（）</w:t>
+      </w:r>
+    </w:p>
+    <w:p>
+      <w:pPr>
+        <w:pStyle w:val="Compact"/>
+        <w:numPr>
+          <w:ilvl w:val="0"/>
+          <w:numId w:val="1002"/>
+        </w:numPr>
+        <w:ind w:firstLine="420"/>
+      </w:pPr>
+      <w:r>
+        <w:rPr>
+          <w:rFonts w:hint="eastAsia" w:ascii="Times New Roman" w:hAnsi="Times New Roman" w:eastAsia="Times New Roman" w:cs="Times New Roman"/>
+        </w:rPr>
+        <w:t>A.</w:t>
       </w:r>
       <w:r>
         <w:rPr>
@@ -831,12 +1202,16 @@
         </w:rPr>
         <w:t>直线形</w:t>
       </w:r>
-      <w:r>
-        <w:rPr>
-          <w:rFonts w:ascii="Times New Roman" w:hAnsi="Times New Roman" w:eastAsia="Times New Roman" w:cs="Times New Roman"/>
-        </w:rPr>
-        <w:t xml:space="preserve"> </w:t>
-      </w:r>
+    </w:p>
+    <w:p>
+      <w:pPr>
+        <w:pStyle w:val="Compact"/>
+        <w:numPr>
+          <w:ilvl w:val="0"/>
+          <w:numId w:val="1002"/>
+        </w:numPr>
+        <w:ind w:firstLine="420"/>
+      </w:pPr>
       <w:r>
         <w:rPr>
           <w:rFonts w:hint="eastAsia" w:ascii="Times New Roman" w:hAnsi="Times New Roman" w:eastAsia="Times New Roman" w:cs="Times New Roman"/>
@@ -849,12 +1224,16 @@
         </w:rPr>
         <w:t>平面正方形</w:t>
       </w:r>
-      <w:r>
-        <w:rPr>
-          <w:rFonts w:ascii="Times New Roman" w:hAnsi="Times New Roman" w:eastAsia="Times New Roman" w:cs="Times New Roman"/>
-        </w:rPr>
-        <w:t xml:space="preserve"> </w:t>
-      </w:r>
+    </w:p>
+    <w:p>
+      <w:pPr>
+        <w:pStyle w:val="Compact"/>
+        <w:numPr>
+          <w:ilvl w:val="0"/>
+          <w:numId w:val="1002"/>
+        </w:numPr>
+        <w:ind w:firstLine="420"/>
+      </w:pPr>
       <w:r>
         <w:rPr>
           <w:rFonts w:hint="eastAsia" w:ascii="Times New Roman" w:hAnsi="Times New Roman" w:eastAsia="Times New Roman" w:cs="Times New Roman"/>
@@ -867,12 +1246,16 @@
         </w:rPr>
         <w:t>四面体形</w:t>
       </w:r>
-      <w:r>
-        <w:rPr>
-          <w:rFonts w:ascii="Times New Roman" w:hAnsi="Times New Roman" w:eastAsia="Times New Roman" w:cs="Times New Roman"/>
-        </w:rPr>
-        <w:t xml:space="preserve"> </w:t>
-      </w:r>
+    </w:p>
+    <w:p>
+      <w:pPr>
+        <w:pStyle w:val="Compact"/>
+        <w:numPr>
+          <w:ilvl w:val="0"/>
+          <w:numId w:val="1002"/>
+        </w:numPr>
+        <w:ind w:firstLine="420"/>
+      </w:pPr>
       <w:r>
         <w:rPr>
           <w:rFonts w:hint="eastAsia" w:ascii="Times New Roman" w:hAnsi="Times New Roman" w:eastAsia="Times New Roman" w:cs="Times New Roman"/>
@@ -884,30 +1267,32 @@
           <w:rFonts w:hint="eastAsia" w:ascii="Times New Roman" w:hAnsi="Times New Roman" w:eastAsia="FangSong" w:cs="Times New Roman"/>
         </w:rPr>
         <w:t>平面三角形</w:t>
+      </w:r>
+    </w:p>
+    <w:p>
+      <w:pPr>
+        <w:pStyle w:val="FirstParagraph"/>
+        <w:ind w:firstLine="420"/>
+      </w:pPr>
+      <w:r>
+        <w:rPr>
+          <w:rFonts w:hint="eastAsia" w:ascii="Times New Roman" w:hAnsi="Times New Roman" w:eastAsia="FangSong" w:cs="Times New Roman"/>
+          <w:b/>
+          <w:bCs/>
+        </w:rPr>
+        <w:t xml:space="preserve">参考答案</w:t>
+      </w:r>
+      <w:r>
+        <w:rPr>
+          <w:rFonts w:hint="eastAsia" w:ascii="Times New Roman" w:hAnsi="Times New Roman" w:eastAsia="Times New Roman" w:cs="Times New Roman"/>
+        </w:rPr>
+        <w:t xml:space="preserve">：</w:t>
       </w:r>
     </w:p>
     <w:p>
       <w:pPr>
         <w:pStyle w:val="BodyText"/>
-      </w:pPr>
-      <w:r>
-        <w:rPr>
-          <w:rFonts w:hint="eastAsia" w:ascii="Times New Roman" w:hAnsi="Times New Roman" w:eastAsia="FangSong" w:cs="Times New Roman"/>
-          <w:b/>
-          <w:bCs/>
-        </w:rPr>
-        <w:t xml:space="preserve">参考答案</w:t>
-      </w:r>
-      <w:r>
-        <w:rPr>
-          <w:rFonts w:hint="eastAsia" w:ascii="Times New Roman" w:hAnsi="Times New Roman" w:eastAsia="Times New Roman" w:cs="Times New Roman"/>
-        </w:rPr>
-        <w:t xml:space="preserve">：</w:t>
-      </w:r>
-    </w:p>
-    <w:p>
-      <w:pPr>
-        <w:pStyle w:val="BodyText"/>
+        <w:ind w:firstLine="420"/>
       </w:pPr>
       <w:r>
         <w:rPr>
@@ -965,6 +1350,7 @@
     <w:p>
       <w:pPr>
         <w:pStyle w:val="BlockText"/>
+        <w:ind w:firstLine="420"/>
       </w:pPr>
       <w:r>
         <w:rPr>
@@ -988,6 +1374,7 @@
     <w:p>
       <w:pPr>
         <w:pStyle w:val="FirstParagraph"/>
+        <w:ind w:firstLine="420"/>
       </w:pPr>
       <w:r>
         <w:rPr>
@@ -1029,7 +1416,7 @@
         <w:rPr>
           <w:rFonts w:ascii="Times New Roman" w:hAnsi="Times New Roman" w:eastAsia="Times New Roman" w:cs="Times New Roman"/>
         </w:rPr>
-        <w:t xml:space="preserve">A. </w:t>
+        <w:t xml:space="preserve">- A. </w:t>
       </w:r>
       <w:r>
         <w:rPr>
@@ -1041,7 +1428,13 @@
         <w:rPr>
           <w:rFonts w:ascii="Times New Roman" w:hAnsi="Times New Roman" w:eastAsia="Times New Roman" w:cs="Times New Roman"/>
         </w:rPr>
-        <w:t xml:space="preserve"> B. </w:t>
+        <w:t xml:space="preserve"> </w:t>
+      </w:r>
+      <w:r>
+        <w:rPr>
+          <w:rFonts w:ascii="Times New Roman" w:hAnsi="Times New Roman" w:eastAsia="Times New Roman" w:cs="Times New Roman"/>
+        </w:rPr>
+        <w:t xml:space="preserve">- B. </w:t>
       </w:r>
       <w:r>
         <w:rPr>
@@ -1053,7 +1446,13 @@
         <w:rPr>
           <w:rFonts w:ascii="Times New Roman" w:hAnsi="Times New Roman" w:eastAsia="Times New Roman" w:cs="Times New Roman"/>
         </w:rPr>
-        <w:t xml:space="preserve"> C. </w:t>
+        <w:t xml:space="preserve"> </w:t>
+      </w:r>
+      <w:r>
+        <w:rPr>
+          <w:rFonts w:ascii="Times New Roman" w:hAnsi="Times New Roman" w:eastAsia="Times New Roman" w:cs="Times New Roman"/>
+        </w:rPr>
+        <w:t xml:space="preserve">- C. </w:t>
       </w:r>
       <w:r>
         <w:rPr>
@@ -1065,7 +1464,13 @@
         <w:rPr>
           <w:rFonts w:ascii="Times New Roman" w:hAnsi="Times New Roman" w:eastAsia="Times New Roman" w:cs="Times New Roman"/>
         </w:rPr>
-        <w:t xml:space="preserve"> D. </w:t>
+        <w:t xml:space="preserve"> </w:t>
+      </w:r>
+      <w:r>
+        <w:rPr>
+          <w:rFonts w:ascii="Times New Roman" w:hAnsi="Times New Roman" w:eastAsia="Times New Roman" w:cs="Times New Roman"/>
+        </w:rPr>
+        <w:t xml:space="preserve">- D. </w:t>
       </w:r>
       <w:r>
         <w:rPr>
@@ -1077,6 +1482,7 @@
     <w:p>
       <w:pPr>
         <w:pStyle w:val="BodyText"/>
+        <w:ind w:firstLine="420"/>
       </w:pPr>
       <w:r>
         <w:rPr>
@@ -1096,6 +1502,7 @@
     <w:p>
       <w:pPr>
         <w:pStyle w:val="BodyText"/>
+        <w:ind w:firstLine="420"/>
       </w:pPr>
       <w:r>
         <w:rPr>
@@ -1153,6 +1560,7 @@
     <w:p>
       <w:pPr>
         <w:pStyle w:val="BlockText"/>
+        <w:ind w:firstLine="420"/>
       </w:pPr>
       <w:r>
         <w:rPr>
@@ -1176,6 +1584,7 @@
     <w:p>
       <w:pPr>
         <w:pStyle w:val="FirstParagraph"/>
+        <w:ind w:firstLine="420"/>
       </w:pPr>
       <w:r>
         <w:rPr>
@@ -1277,7 +1686,7 @@
         <w:rPr>
           <w:rFonts w:ascii="Times New Roman" w:hAnsi="Times New Roman" w:eastAsia="Times New Roman" w:cs="Times New Roman"/>
         </w:rPr>
-        <w:t xml:space="preserve">A.</w:t>
+        <w:t xml:space="preserve">- A.</w:t>
       </w:r>
       <w:r>
         <w:rPr>
@@ -1318,7 +1727,7 @@
         <w:rPr>
           <w:rFonts w:ascii="Times New Roman" w:hAnsi="Times New Roman" w:eastAsia="Times New Roman" w:cs="Times New Roman"/>
         </w:rPr>
-        <w:t xml:space="preserve">B.</w:t>
+        <w:t xml:space="preserve">- B.</w:t>
       </w:r>
       <w:r>
         <w:rPr>
@@ -1353,7 +1762,7 @@
         <w:rPr>
           <w:rFonts w:ascii="Times New Roman" w:hAnsi="Times New Roman" w:eastAsia="Times New Roman" w:cs="Times New Roman"/>
         </w:rPr>
-        <w:t xml:space="preserve">C.</w:t>
+        <w:t xml:space="preserve">- C.</w:t>
       </w:r>
       <w:r>
         <w:rPr>
@@ -1388,7 +1797,7 @@
         <w:rPr>
           <w:rFonts w:ascii="Times New Roman" w:hAnsi="Times New Roman" w:eastAsia="Times New Roman" w:cs="Times New Roman"/>
         </w:rPr>
-        <w:t xml:space="preserve">D.</w:t>
+        <w:t xml:space="preserve">- D.</w:t>
       </w:r>
       <w:r>
         <w:rPr>
@@ -1417,6 +1826,7 @@
     <w:p>
       <w:pPr>
         <w:pStyle w:val="BodyText"/>
+        <w:ind w:firstLine="420"/>
       </w:pPr>
       <w:r>
         <w:rPr>
@@ -1436,6 +1846,7 @@
     <w:p>
       <w:pPr>
         <w:pStyle w:val="BodyText"/>
+        <w:ind w:firstLine="420"/>
       </w:pPr>
       <w:r>
         <w:rPr>
@@ -1493,6 +1904,7 @@
     <w:p>
       <w:pPr>
         <w:pStyle w:val="BlockText"/>
+        <w:ind w:firstLine="420"/>
       </w:pPr>
       <w:r>
         <w:rPr>
@@ -1528,6 +1940,7 @@
     <w:p>
       <w:pPr>
         <w:pStyle w:val="FirstParagraph"/>
+        <w:ind w:firstLine="420"/>
       </w:pPr>
       <w:r>
         <w:rPr>
@@ -1593,6 +2006,7 @@
     <w:p>
       <w:pPr>
         <w:pStyle w:val="BodyText"/>
+        <w:ind w:firstLine="420"/>
       </w:pPr>
       <w:r>
         <w:rPr>
@@ -1682,6 +2096,7 @@
     <w:p>
       <w:pPr>
         <w:pStyle w:val="BodyText"/>
+        <w:ind w:firstLine="420"/>
       </w:pPr>
       <w:r>
         <w:rPr>
@@ -1701,6 +2116,7 @@
     <w:p>
       <w:pPr>
         <w:pStyle w:val="BodyText"/>
+        <w:ind w:firstLine="420"/>
       </w:pPr>
       <w:r>
         <w:rPr>
@@ -1714,6 +2130,7 @@
     <w:p>
       <w:pPr>
         <w:pStyle w:val="BodyText"/>
+        <w:ind w:firstLine="420"/>
       </w:pPr>
       <w:r>
         <w:rPr>
@@ -2120,6 +2537,7 @@
     <w:p>
       <w:pPr>
         <w:pStyle w:val="BodyText"/>
+        <w:ind w:firstLine="420"/>
       </w:pPr>
       <w:r>
         <w:rPr>
@@ -2157,6 +2575,7 @@
     <w:p>
       <w:pPr>
         <w:pStyle w:val="BodyText"/>
+        <w:ind w:firstLine="420"/>
       </w:pPr>
       <w:r>
         <w:rPr>
@@ -2252,6 +2671,7 @@
     <w:p>
       <w:pPr>
         <w:pStyle w:val="BlockText"/>
+        <w:ind w:firstLine="420"/>
       </w:pPr>
       <w:r>
         <w:rPr>
@@ -2275,6 +2695,7 @@
     <w:p>
       <w:pPr>
         <w:pStyle w:val="FirstParagraph"/>
+        <w:ind w:firstLine="420"/>
       </w:pPr>
       <w:r>
         <w:rPr>
@@ -2440,6 +2861,7 @@
     <w:p>
       <w:pPr>
         <w:pStyle w:val="BodyText"/>
+        <w:ind w:firstLine="420"/>
       </w:pPr>
       <w:r>
         <w:rPr>
@@ -2495,6 +2917,7 @@
     <w:p>
       <w:pPr>
         <w:pStyle w:val="BodyText"/>
+        <w:ind w:firstLine="420"/>
       </w:pPr>
       <w:r>
         <w:rPr>
@@ -2645,6 +3068,7 @@
     <w:p>
       <w:pPr>
         <w:pStyle w:val="BodyText"/>
+        <w:ind w:firstLine="420"/>
       </w:pPr>
       <w:r>
         <w:rPr>
@@ -2663,101 +3087,120 @@
           <w:rFonts w:hint="eastAsia" w:ascii="Times New Roman" w:hAnsi="Times New Roman" w:eastAsia="FangSong" w:cs="Times New Roman"/>
         </w:rPr>
         <w:t>的级数为</w:t>
+      </w:r>
+    </w:p>
+    <w:p>
+      <w:pPr>
+        <w:pStyle w:val="Compact"/>
+        <w:numPr>
+          <w:ilvl w:val="0"/>
+          <w:numId w:val="1003"/>
+        </w:numPr>
+        <w:ind w:firstLine="420"/>
+      </w:pPr>
+      <w:r>
+        <w:rPr>
+          <w:rFonts w:hint="eastAsia" w:ascii="Times New Roman" w:hAnsi="Times New Roman" w:eastAsia="Times New Roman" w:cs="Times New Roman"/>
+        </w:rPr>
+        <w:t>A.</w:t>
+      </w:r>
+      <w:r>
+        <w:rPr>
+          <w:rFonts w:hint="eastAsia" w:ascii="Times New Roman" w:hAnsi="Times New Roman" w:eastAsia="FangSong" w:cs="Times New Roman"/>
+        </w:rPr>
+        <w:t>零级</w:t>
+      </w:r>
+    </w:p>
+    <w:p>
+      <w:pPr>
+        <w:pStyle w:val="Compact"/>
+        <w:numPr>
+          <w:ilvl w:val="0"/>
+          <w:numId w:val="1003"/>
+        </w:numPr>
+        <w:ind w:firstLine="420"/>
+      </w:pPr>
+      <w:r>
+        <w:rPr>
+          <w:rFonts w:hint="eastAsia" w:ascii="Times New Roman" w:hAnsi="Times New Roman" w:eastAsia="Times New Roman" w:cs="Times New Roman"/>
+        </w:rPr>
+        <w:t>B.</w:t>
+      </w:r>
+      <w:r>
+        <w:rPr>
+          <w:rFonts w:hint="eastAsia" w:ascii="Times New Roman" w:hAnsi="Times New Roman" w:eastAsia="FangSong" w:cs="Times New Roman"/>
+        </w:rPr>
+        <w:t>一级</w:t>
+      </w:r>
+    </w:p>
+    <w:p>
+      <w:pPr>
+        <w:pStyle w:val="Compact"/>
+        <w:numPr>
+          <w:ilvl w:val="0"/>
+          <w:numId w:val="1003"/>
+        </w:numPr>
+        <w:ind w:firstLine="420"/>
+      </w:pPr>
+      <w:r>
+        <w:rPr>
+          <w:rFonts w:hint="eastAsia" w:ascii="Times New Roman" w:hAnsi="Times New Roman" w:eastAsia="Times New Roman" w:cs="Times New Roman"/>
+        </w:rPr>
+        <w:t>C.</w:t>
+      </w:r>
+      <w:r>
+        <w:rPr>
+          <w:rFonts w:hint="eastAsia" w:ascii="Times New Roman" w:hAnsi="Times New Roman" w:eastAsia="FangSong" w:cs="Times New Roman"/>
+        </w:rPr>
+        <w:t>二级</w:t>
+      </w:r>
+    </w:p>
+    <w:p>
+      <w:pPr>
+        <w:pStyle w:val="Compact"/>
+        <w:numPr>
+          <w:ilvl w:val="0"/>
+          <w:numId w:val="1003"/>
+        </w:numPr>
+        <w:ind w:firstLine="420"/>
+      </w:pPr>
+      <w:r>
+        <w:rPr>
+          <w:rFonts w:hint="eastAsia" w:ascii="Times New Roman" w:hAnsi="Times New Roman" w:eastAsia="Times New Roman" w:cs="Times New Roman"/>
+        </w:rPr>
+        <w:t>D.</w:t>
+      </w:r>
+      <w:r>
+        <w:rPr>
+          <w:rFonts w:hint="eastAsia" w:ascii="Times New Roman" w:hAnsi="Times New Roman" w:eastAsia="FangSong" w:cs="Times New Roman"/>
+        </w:rPr>
+        <w:t>三级</w:t>
+      </w:r>
+    </w:p>
+    <w:p>
+      <w:pPr>
+        <w:pStyle w:val="FirstParagraph"/>
+        <w:ind w:firstLine="420"/>
+      </w:pPr>
+      <w:r>
+        <w:rPr>
+          <w:rFonts w:hint="eastAsia" w:ascii="Times New Roman" w:hAnsi="Times New Roman" w:eastAsia="FangSong" w:cs="Times New Roman"/>
+          <w:b/>
+          <w:bCs/>
+        </w:rPr>
+        <w:t xml:space="preserve">参考答案</w:t>
+      </w:r>
+      <w:r>
+        <w:rPr>
+          <w:rFonts w:hint="eastAsia" w:ascii="Times New Roman" w:hAnsi="Times New Roman" w:eastAsia="Times New Roman" w:cs="Times New Roman"/>
+        </w:rPr>
+        <w:t xml:space="preserve">：</w:t>
       </w:r>
     </w:p>
     <w:p>
       <w:pPr>
         <w:pStyle w:val="BodyText"/>
-      </w:pPr>
-      <w:r>
-        <w:rPr>
-          <w:rFonts w:hint="eastAsia" w:ascii="Times New Roman" w:hAnsi="Times New Roman" w:eastAsia="Times New Roman" w:cs="Times New Roman"/>
-        </w:rPr>
-        <w:t>A.</w:t>
-      </w:r>
-      <w:r>
-        <w:rPr>
-          <w:rFonts w:hint="eastAsia" w:ascii="Times New Roman" w:hAnsi="Times New Roman" w:eastAsia="FangSong" w:cs="Times New Roman"/>
-        </w:rPr>
-        <w:t>零级</w:t>
-      </w:r>
-      <w:r>
-        <w:rPr>
-          <w:rFonts w:ascii="Times New Roman" w:hAnsi="Times New Roman" w:eastAsia="Times New Roman" w:cs="Times New Roman"/>
-        </w:rPr>
-        <w:t xml:space="preserve"> </w:t>
-      </w:r>
-      <w:r>
-        <w:rPr>
-          <w:rFonts w:hint="eastAsia" w:ascii="Times New Roman" w:hAnsi="Times New Roman" w:eastAsia="Times New Roman" w:cs="Times New Roman"/>
-        </w:rPr>
-        <w:t>B.</w:t>
-      </w:r>
-      <w:r>
-        <w:rPr>
-          <w:rFonts w:hint="eastAsia" w:ascii="Times New Roman" w:hAnsi="Times New Roman" w:eastAsia="FangSong" w:cs="Times New Roman"/>
-        </w:rPr>
-        <w:t>一级</w:t>
-      </w:r>
-      <w:r>
-        <w:rPr>
-          <w:rFonts w:ascii="Times New Roman" w:hAnsi="Times New Roman" w:eastAsia="Times New Roman" w:cs="Times New Roman"/>
-        </w:rPr>
-        <w:t xml:space="preserve"> </w:t>
-      </w:r>
-      <w:r>
-        <w:rPr>
-          <w:rFonts w:hint="eastAsia" w:ascii="Times New Roman" w:hAnsi="Times New Roman" w:eastAsia="Times New Roman" w:cs="Times New Roman"/>
-        </w:rPr>
-        <w:t>C.</w:t>
-      </w:r>
-      <w:r>
-        <w:rPr>
-          <w:rFonts w:hint="eastAsia" w:ascii="Times New Roman" w:hAnsi="Times New Roman" w:eastAsia="FangSong" w:cs="Times New Roman"/>
-        </w:rPr>
-        <w:t>二级</w:t>
-      </w:r>
-      <w:r>
-        <w:rPr>
-          <w:rFonts w:ascii="Times New Roman" w:hAnsi="Times New Roman" w:eastAsia="Times New Roman" w:cs="Times New Roman"/>
-        </w:rPr>
-        <w:t xml:space="preserve"> </w:t>
-      </w:r>
-      <w:r>
-        <w:rPr>
-          <w:rFonts w:hint="eastAsia" w:ascii="Times New Roman" w:hAnsi="Times New Roman" w:eastAsia="Times New Roman" w:cs="Times New Roman"/>
-        </w:rPr>
-        <w:t>D.</w:t>
-      </w:r>
-      <w:r>
-        <w:rPr>
-          <w:rFonts w:hint="eastAsia" w:ascii="Times New Roman" w:hAnsi="Times New Roman" w:eastAsia="FangSong" w:cs="Times New Roman"/>
-        </w:rPr>
-        <w:t>三级</w:t>
-      </w:r>
-    </w:p>
-    <w:p>
-      <w:pPr>
-        <w:pStyle w:val="BodyText"/>
-      </w:pPr>
-      <w:r>
-        <w:rPr>
-          <w:rFonts w:hint="eastAsia" w:ascii="Times New Roman" w:hAnsi="Times New Roman" w:eastAsia="FangSong" w:cs="Times New Roman"/>
-          <w:b/>
-          <w:bCs/>
-        </w:rPr>
-        <w:t xml:space="preserve">参考答案</w:t>
-      </w:r>
-      <w:r>
-        <w:rPr>
-          <w:rFonts w:hint="eastAsia" w:ascii="Times New Roman" w:hAnsi="Times New Roman" w:eastAsia="Times New Roman" w:cs="Times New Roman"/>
-        </w:rPr>
-        <w:t xml:space="preserve">：</w:t>
-      </w:r>
-    </w:p>
-    <w:p>
-      <w:pPr>
-        <w:pStyle w:val="BodyText"/>
+        <w:ind w:firstLine="420"/>
       </w:pPr>
       <w:r>
         <w:rPr>
@@ -2815,6 +3258,7 @@
     <w:p>
       <w:pPr>
         <w:pStyle w:val="BlockText"/>
+        <w:ind w:firstLine="420"/>
       </w:pPr>
       <w:r>
         <w:rPr>
@@ -2862,6 +3306,7 @@
     <w:p>
       <w:pPr>
         <w:pStyle w:val="FirstParagraph"/>
+        <w:ind w:firstLine="420"/>
       </w:pPr>
       <w:r>
         <w:rPr>
@@ -3238,16 +3683,14 @@
     </w:p>
     <w:p>
       <w:pPr>
-        <w:pStyle w:val="BodyText"/>
+        <w:numPr>
+          <w:ilvl w:val="0"/>
+          <w:numId w:val="1004"/>
+        </w:numPr>
+        <w:ind w:firstLine="420"/>
       </w:pPr>
       <w:r>
         <w:rPr>
-          <w:rFonts w:ascii="Times New Roman" w:hAnsi="Times New Roman" w:eastAsia="Times New Roman" w:cs="Times New Roman"/>
-        </w:rPr>
-        <w:t xml:space="preserve">6-1 </w:t>
-      </w:r>
-      <w:r>
-        <w:rPr>
           <w:rFonts w:hint="eastAsia" w:ascii="Times New Roman" w:hAnsi="Times New Roman" w:eastAsia="FangSong" w:cs="Times New Roman"/>
         </w:rPr>
         <w:t>写出该晶体的化学式</w:t>
@@ -3257,183 +3700,179 @@
           <w:rFonts w:hint="eastAsia" w:ascii="Times New Roman" w:hAnsi="Times New Roman" w:eastAsia="Times New Roman" w:cs="Times New Roman"/>
         </w:rPr>
         <w:t>。</w:t>
+      </w:r>
+    </w:p>
+    <w:p>
+      <w:pPr>
+        <w:numPr>
+          <w:ilvl w:val="0"/>
+          <w:numId w:val="1004"/>
+        </w:numPr>
+        <w:ind w:firstLine="420"/>
+      </w:pPr>
+      <w:r>
+        <w:rPr>
+          <w:rFonts w:hint="eastAsia" w:ascii="Times New Roman" w:hAnsi="Times New Roman" w:eastAsia="FangSong" w:cs="Times New Roman"/>
+        </w:rPr>
+        <w:t xml:space="preserve">写出位于晶胞顶点和棱上的</w:t>
+      </w:r>
+      <w:r>
+        <w:rPr>
+          <w:rFonts w:ascii="Times New Roman" w:hAnsi="Times New Roman" w:eastAsia="Times New Roman" w:cs="Times New Roman"/>
+        </w:rPr>
+        <w:t xml:space="preserve"> A </w:t>
+      </w:r>
+      <w:r>
+        <w:rPr>
+          <w:rFonts w:hint="eastAsia" w:ascii="Times New Roman" w:hAnsi="Times New Roman" w:eastAsia="FangSong" w:cs="Times New Roman"/>
+        </w:rPr>
+        <w:t>原子的坐标参数</w:t>
+      </w:r>
+      <w:r>
+        <w:rPr>
+          <w:rFonts w:hint="eastAsia" w:ascii="Times New Roman" w:hAnsi="Times New Roman" w:eastAsia="Times New Roman" w:cs="Times New Roman"/>
+        </w:rPr>
+        <w:t>；</w:t>
+      </w:r>
+      <w:r>
+        <w:rPr>
+          <w:rFonts w:hint="eastAsia" w:ascii="Times New Roman" w:hAnsi="Times New Roman" w:eastAsia="FangSong" w:cs="Times New Roman"/>
+        </w:rPr>
+        <w:t>计算</w:t>
+      </w:r>
+      <w:r>
+        <w:rPr>
+          <w:rFonts w:ascii="Times New Roman" w:hAnsi="Times New Roman" w:eastAsia="Times New Roman" w:cs="Times New Roman"/>
+        </w:rPr>
+        <w:t xml:space="preserve"> A1-A2 </w:t>
+      </w:r>
+      <w:r>
+        <w:rPr>
+          <w:rFonts w:hint="eastAsia" w:ascii="Times New Roman" w:hAnsi="Times New Roman" w:eastAsia="FangSong" w:cs="Times New Roman"/>
+        </w:rPr>
+        <w:t>距离</w:t>
+      </w:r>
+      <w:r>
+        <w:rPr>
+          <w:rFonts w:hint="eastAsia" w:ascii="Times New Roman" w:hAnsi="Times New Roman" w:eastAsia="Times New Roman" w:cs="Times New Roman"/>
+        </w:rPr>
+        <w:t>。</w:t>
+      </w:r>
+    </w:p>
+    <w:p>
+      <w:pPr>
+        <w:numPr>
+          <w:ilvl w:val="0"/>
+          <w:numId w:val="1004"/>
+        </w:numPr>
+        <w:ind w:firstLine="420"/>
+      </w:pPr>
+      <w:r>
+        <w:rPr>
+          <w:rFonts w:hint="eastAsia" w:ascii="Times New Roman" w:hAnsi="Times New Roman" w:eastAsia="FangSong" w:cs="Times New Roman"/>
+        </w:rPr>
+        <w:t xml:space="preserve">写出所有</w:t>
+      </w:r>
+      <w:r>
+        <w:rPr>
+          <w:rFonts w:ascii="Times New Roman" w:hAnsi="Times New Roman" w:eastAsia="Times New Roman" w:cs="Times New Roman"/>
+        </w:rPr>
+        <w:t xml:space="preserve"> B </w:t>
+      </w:r>
+      <w:r>
+        <w:rPr>
+          <w:rFonts w:hint="eastAsia" w:ascii="Times New Roman" w:hAnsi="Times New Roman" w:eastAsia="FangSong" w:cs="Times New Roman"/>
+        </w:rPr>
+        <w:t>原子的坐标参数</w:t>
+      </w:r>
+      <w:r>
+        <w:rPr>
+          <w:rFonts w:hint="eastAsia" w:ascii="Times New Roman" w:hAnsi="Times New Roman" w:eastAsia="Times New Roman" w:cs="Times New Roman"/>
+        </w:rPr>
+        <w:t>。</w:t>
+      </w:r>
+    </w:p>
+    <w:p>
+      <w:pPr>
+        <w:numPr>
+          <w:ilvl w:val="0"/>
+          <w:numId w:val="1004"/>
+        </w:numPr>
+        <w:ind w:firstLine="420"/>
+      </w:pPr>
+      <w:r>
+        <w:rPr>
+          <w:rFonts w:hint="eastAsia" w:ascii="Times New Roman" w:hAnsi="Times New Roman" w:eastAsia="FangSong" w:cs="Times New Roman"/>
+        </w:rPr>
+        <w:t xml:space="preserve">若将晶胞中顶角和棱上的</w:t>
+      </w:r>
+      <w:r>
+        <w:rPr>
+          <w:rFonts w:ascii="Times New Roman" w:hAnsi="Times New Roman" w:eastAsia="Times New Roman" w:cs="Times New Roman"/>
+        </w:rPr>
+        <w:t xml:space="preserve"> A </w:t>
+      </w:r>
+      <w:r>
+        <w:rPr>
+          <w:rFonts w:hint="eastAsia" w:ascii="Times New Roman" w:hAnsi="Times New Roman" w:eastAsia="FangSong" w:cs="Times New Roman"/>
+        </w:rPr>
+        <w:t xml:space="preserve">用另一种原子</w:t>
+      </w:r>
+      <w:r>
+        <w:rPr>
+          <w:rFonts w:ascii="Times New Roman" w:hAnsi="Times New Roman" w:eastAsia="Times New Roman" w:cs="Times New Roman"/>
+        </w:rPr>
+        <w:t xml:space="preserve"> C </w:t>
+      </w:r>
+      <w:r>
+        <w:rPr>
+          <w:rFonts w:hint="eastAsia" w:ascii="Times New Roman" w:hAnsi="Times New Roman" w:eastAsia="FangSong" w:cs="Times New Roman"/>
+        </w:rPr>
+        <w:t>替换</w:t>
+      </w:r>
+      <w:r>
+        <w:rPr>
+          <w:rFonts w:hint="eastAsia" w:ascii="Times New Roman" w:hAnsi="Times New Roman" w:eastAsia="Times New Roman" w:cs="Times New Roman"/>
+        </w:rPr>
+        <w:t>，</w:t>
+      </w:r>
+      <w:r>
+        <w:rPr>
+          <w:rFonts w:hint="eastAsia" w:ascii="Times New Roman" w:hAnsi="Times New Roman" w:eastAsia="FangSong" w:cs="Times New Roman"/>
+        </w:rPr>
+        <w:t>写出所得晶体的化学式</w:t>
+      </w:r>
+      <w:r>
+        <w:rPr>
+          <w:rFonts w:hint="eastAsia" w:ascii="Times New Roman" w:hAnsi="Times New Roman" w:eastAsia="Times New Roman" w:cs="Times New Roman"/>
+        </w:rPr>
+        <w:t>。</w:t>
+      </w:r>
+    </w:p>
+    <w:p>
+      <w:pPr>
+        <w:pStyle w:val="FirstParagraph"/>
+        <w:ind w:firstLine="420"/>
+      </w:pPr>
+      <w:r>
+        <w:rPr>
+          <w:rFonts w:hint="eastAsia" w:ascii="Times New Roman" w:hAnsi="Times New Roman" w:eastAsia="FangSong" w:cs="Times New Roman"/>
+          <w:b/>
+          <w:bCs/>
+        </w:rPr>
+        <w:t xml:space="preserve">参考答案</w:t>
+      </w:r>
+      <w:r>
+        <w:rPr>
+          <w:rFonts w:hint="eastAsia" w:ascii="Times New Roman" w:hAnsi="Times New Roman" w:eastAsia="Times New Roman" w:cs="Times New Roman"/>
+        </w:rPr>
+        <w:t xml:space="preserve">：</w:t>
       </w:r>
     </w:p>
     <w:p>
       <w:pPr>
         <w:pStyle w:val="BodyText"/>
-      </w:pPr>
-      <w:r>
-        <w:rPr>
-          <w:rFonts w:ascii="Times New Roman" w:hAnsi="Times New Roman" w:eastAsia="Times New Roman" w:cs="Times New Roman"/>
-        </w:rPr>
-        <w:t xml:space="preserve">6-2 </w:t>
-      </w:r>
-      <w:r>
-        <w:rPr>
-          <w:rFonts w:hint="eastAsia" w:ascii="Times New Roman" w:hAnsi="Times New Roman" w:eastAsia="FangSong" w:cs="Times New Roman"/>
-        </w:rPr>
-        <w:t xml:space="preserve">写出位于晶胞顶点和棱上的</w:t>
-      </w:r>
-      <w:r>
-        <w:rPr>
-          <w:rFonts w:ascii="Times New Roman" w:hAnsi="Times New Roman" w:eastAsia="Times New Roman" w:cs="Times New Roman"/>
-        </w:rPr>
-        <w:t xml:space="preserve"> A </w:t>
-      </w:r>
-      <w:r>
-        <w:rPr>
-          <w:rFonts w:hint="eastAsia" w:ascii="Times New Roman" w:hAnsi="Times New Roman" w:eastAsia="FangSong" w:cs="Times New Roman"/>
-        </w:rPr>
-        <w:t>原子的坐标参数</w:t>
-      </w:r>
-      <w:r>
-        <w:rPr>
-          <w:rFonts w:hint="eastAsia" w:ascii="Times New Roman" w:hAnsi="Times New Roman" w:eastAsia="Times New Roman" w:cs="Times New Roman"/>
-        </w:rPr>
-        <w:t>；</w:t>
-      </w:r>
-      <w:r>
-        <w:rPr>
-          <w:rFonts w:hint="eastAsia" w:ascii="Times New Roman" w:hAnsi="Times New Roman" w:eastAsia="FangSong" w:cs="Times New Roman"/>
-        </w:rPr>
-        <w:t>计算</w:t>
-      </w:r>
-      <w:r>
-        <w:rPr>
-          <w:rFonts w:ascii="Times New Roman" w:hAnsi="Times New Roman" w:eastAsia="Times New Roman" w:cs="Times New Roman"/>
-        </w:rPr>
-        <w:t xml:space="preserve"> A1-A2 </w:t>
-      </w:r>
-      <w:r>
-        <w:rPr>
-          <w:rFonts w:hint="eastAsia" w:ascii="Times New Roman" w:hAnsi="Times New Roman" w:eastAsia="FangSong" w:cs="Times New Roman"/>
-        </w:rPr>
-        <w:t>距离</w:t>
-      </w:r>
-      <w:r>
-        <w:rPr>
-          <w:rFonts w:hint="eastAsia" w:ascii="Times New Roman" w:hAnsi="Times New Roman" w:eastAsia="Times New Roman" w:cs="Times New Roman"/>
-        </w:rPr>
-        <w:t>。</w:t>
-      </w:r>
-    </w:p>
-    <w:p>
-      <w:pPr>
-        <w:pStyle w:val="BodyText"/>
-      </w:pPr>
-      <w:r>
-        <w:rPr>
-          <w:rFonts w:ascii="Times New Roman" w:hAnsi="Times New Roman" w:eastAsia="Times New Roman" w:cs="Times New Roman"/>
-        </w:rPr>
-        <w:t xml:space="preserve">6-3 </w:t>
-      </w:r>
-      <w:r>
-        <w:rPr>
-          <w:rFonts w:hint="eastAsia" w:ascii="Times New Roman" w:hAnsi="Times New Roman" w:eastAsia="FangSong" w:cs="Times New Roman"/>
-        </w:rPr>
-        <w:t xml:space="preserve">写出所有</w:t>
-      </w:r>
-      <w:r>
-        <w:rPr>
-          <w:rFonts w:ascii="Times New Roman" w:hAnsi="Times New Roman" w:eastAsia="Times New Roman" w:cs="Times New Roman"/>
-        </w:rPr>
-        <w:t xml:space="preserve"> B </w:t>
-      </w:r>
-      <w:r>
-        <w:rPr>
-          <w:rFonts w:hint="eastAsia" w:ascii="Times New Roman" w:hAnsi="Times New Roman" w:eastAsia="FangSong" w:cs="Times New Roman"/>
-        </w:rPr>
-        <w:t>原子的坐标参数</w:t>
-      </w:r>
-      <w:r>
-        <w:rPr>
-          <w:rFonts w:hint="eastAsia" w:ascii="Times New Roman" w:hAnsi="Times New Roman" w:eastAsia="Times New Roman" w:cs="Times New Roman"/>
-        </w:rPr>
-        <w:t>。</w:t>
-      </w:r>
-    </w:p>
-    <w:p>
-      <w:pPr>
-        <w:pStyle w:val="BodyText"/>
-      </w:pPr>
-      <w:r>
-        <w:rPr>
-          <w:rFonts w:ascii="Times New Roman" w:hAnsi="Times New Roman" w:eastAsia="Times New Roman" w:cs="Times New Roman"/>
-        </w:rPr>
-        <w:t xml:space="preserve">6-4 </w:t>
-      </w:r>
-      <w:r>
-        <w:rPr>
-          <w:rFonts w:hint="eastAsia" w:ascii="Times New Roman" w:hAnsi="Times New Roman" w:eastAsia="FangSong" w:cs="Times New Roman"/>
-        </w:rPr>
-        <w:t xml:space="preserve">若将晶胞中顶角和棱上的</w:t>
-      </w:r>
-      <w:r>
-        <w:rPr>
-          <w:rFonts w:ascii="Times New Roman" w:hAnsi="Times New Roman" w:eastAsia="Times New Roman" w:cs="Times New Roman"/>
-        </w:rPr>
-        <w:t xml:space="preserve"> A </w:t>
-      </w:r>
-      <w:r>
-        <w:rPr>
-          <w:rFonts w:hint="eastAsia" w:ascii="Times New Roman" w:hAnsi="Times New Roman" w:eastAsia="FangSong" w:cs="Times New Roman"/>
-        </w:rPr>
-        <w:t xml:space="preserve">用另一种原子</w:t>
-      </w:r>
-      <w:r>
-        <w:rPr>
-          <w:rFonts w:ascii="Times New Roman" w:hAnsi="Times New Roman" w:eastAsia="Times New Roman" w:cs="Times New Roman"/>
-        </w:rPr>
-        <w:t xml:space="preserve"> C </w:t>
-      </w:r>
-      <w:r>
-        <w:rPr>
-          <w:rFonts w:hint="eastAsia" w:ascii="Times New Roman" w:hAnsi="Times New Roman" w:eastAsia="FangSong" w:cs="Times New Roman"/>
-        </w:rPr>
-        <w:t>替换</w:t>
-      </w:r>
-      <w:r>
-        <w:rPr>
-          <w:rFonts w:hint="eastAsia" w:ascii="Times New Roman" w:hAnsi="Times New Roman" w:eastAsia="Times New Roman" w:cs="Times New Roman"/>
-        </w:rPr>
-        <w:t>，</w:t>
-      </w:r>
-      <w:r>
-        <w:rPr>
-          <w:rFonts w:hint="eastAsia" w:ascii="Times New Roman" w:hAnsi="Times New Roman" w:eastAsia="FangSong" w:cs="Times New Roman"/>
-        </w:rPr>
-        <w:t>写出所得晶体的化学式</w:t>
-      </w:r>
-      <w:r>
-        <w:rPr>
-          <w:rFonts w:hint="eastAsia" w:ascii="Times New Roman" w:hAnsi="Times New Roman" w:eastAsia="Times New Roman" w:cs="Times New Roman"/>
-        </w:rPr>
-        <w:t>。</w:t>
-      </w:r>
-    </w:p>
-    <w:p>
-      <w:pPr>
-        <w:pStyle w:val="BodyText"/>
-      </w:pPr>
-      <w:r>
-        <w:rPr>
-          <w:rFonts w:hint="eastAsia" w:ascii="Times New Roman" w:hAnsi="Times New Roman" w:eastAsia="FangSong" w:cs="Times New Roman"/>
-          <w:b/>
-          <w:bCs/>
-        </w:rPr>
-        <w:t xml:space="preserve">参考答案</w:t>
-      </w:r>
-      <w:r>
-        <w:rPr>
-          <w:rFonts w:hint="eastAsia" w:ascii="Times New Roman" w:hAnsi="Times New Roman" w:eastAsia="Times New Roman" w:cs="Times New Roman"/>
-        </w:rPr>
-        <w:t xml:space="preserve">：</w:t>
-      </w:r>
-    </w:p>
-    <w:p>
-      <w:pPr>
-        <w:pStyle w:val="BodyText"/>
+        <w:ind w:firstLine="420"/>
       </w:pPr>
       <w:r>
         <w:rPr>
@@ -3694,6 +4133,7 @@
     <w:p>
       <w:pPr>
         <w:pStyle w:val="BodyText"/>
+        <w:ind w:firstLine="420"/>
       </w:pPr>
       <w:r>
         <w:rPr>
@@ -3869,6 +4309,7 @@
     <w:p>
       <w:pPr>
         <w:pStyle w:val="BodyText"/>
+        <w:ind w:firstLine="420"/>
       </w:pPr>
       <w:r>
         <w:rPr>
@@ -3915,6 +4356,7 @@
     <w:p>
       <w:pPr>
         <w:pStyle w:val="BodyText"/>
+        <w:ind w:firstLine="420"/>
       </w:pPr>
       <w:r>
         <w:rPr>
@@ -4052,6 +4494,7 @@
     <w:p>
       <w:pPr>
         <w:pStyle w:val="BodyText"/>
+        <w:ind w:firstLine="420"/>
       </w:pPr>
       <w:r>
         <w:rPr>
@@ -4382,6 +4825,7 @@
     <w:p>
       <w:pPr>
         <w:pStyle w:val="BodyText"/>
+        <w:ind w:firstLine="420"/>
       </w:pPr>
       <w:r>
         <w:rPr>
@@ -4533,6 +4977,7 @@
     <w:p>
       <w:pPr>
         <w:pStyle w:val="BodyText"/>
+        <w:ind w:firstLine="420"/>
       </w:pPr>
       <w:r>
         <w:rPr>
@@ -5363,6 +5808,7 @@
     <w:p>
       <w:pPr>
         <w:pStyle w:val="FirstParagraph"/>
+        <w:ind w:firstLine="420"/>
       </w:pPr>
       <w:r>
         <w:rPr>
@@ -5484,6 +5930,7 @@
     <w:p>
       <w:pPr>
         <w:pStyle w:val="BodyText"/>
+        <w:ind w:firstLine="420"/>
       </w:pPr>
       <w:r>
         <w:rPr>
@@ -5611,6 +6058,7 @@
     <w:p>
       <w:pPr>
         <w:pStyle w:val="BodyText"/>
+        <w:ind w:firstLine="420"/>
       </w:pPr>
       <w:r>
         <w:rPr>
@@ -5828,6 +6276,7 @@
     <w:p>
       <w:pPr>
         <w:pStyle w:val="BodyText"/>
+        <w:ind w:firstLine="420"/>
       </w:pPr>
       <w:r>
         <w:rPr>
@@ -5963,7 +6412,7 @@
         <w:pStyle w:val="Compact"/>
         <w:numPr>
           <w:ilvl w:val="0"/>
-          <w:numId w:val="1001"/>
+          <w:numId w:val="1005"/>
         </w:numPr>
       </w:pPr>
       <m:oMath>
@@ -6039,7 +6488,7 @@
         <w:pStyle w:val="Compact"/>
         <w:numPr>
           <w:ilvl w:val="0"/>
-          <w:numId w:val="1001"/>
+          <w:numId w:val="1005"/>
         </w:numPr>
       </w:pPr>
       <m:oMath>
@@ -6115,7 +6564,7 @@
         <w:pStyle w:val="Compact"/>
         <w:numPr>
           <w:ilvl w:val="0"/>
-          <w:numId w:val="1001"/>
+          <w:numId w:val="1005"/>
         </w:numPr>
       </w:pPr>
       <m:oMath>
@@ -6191,7 +6640,7 @@
         <w:pStyle w:val="Compact"/>
         <w:numPr>
           <w:ilvl w:val="0"/>
-          <w:numId w:val="1001"/>
+          <w:numId w:val="1005"/>
         </w:numPr>
       </w:pPr>
       <m:oMath>
@@ -6265,6 +6714,7 @@
     <w:p>
       <w:pPr>
         <w:pStyle w:val="FirstParagraph"/>
+        <w:ind w:firstLine="420"/>
       </w:pPr>
       <w:r>
         <w:rPr>
@@ -6424,6 +6874,7 @@
     <w:p>
       <w:pPr>
         <w:pStyle w:val="BodyText"/>
+        <w:ind w:firstLine="420"/>
       </w:pPr>
       <w:r>
         <w:rPr>
@@ -6467,8 +6918,9 @@
         <w:pStyle w:val="Compact"/>
         <w:numPr>
           <w:ilvl w:val="0"/>
-          <w:numId w:val="1002"/>
+          <w:numId w:val="1006"/>
         </w:numPr>
+        <w:ind w:firstLine="420"/>
       </w:pPr>
       <w:r>
         <w:rPr>
@@ -6524,8 +6976,9 @@
         <w:pStyle w:val="Compact"/>
         <w:numPr>
           <w:ilvl w:val="0"/>
-          <w:numId w:val="1002"/>
+          <w:numId w:val="1006"/>
         </w:numPr>
+        <w:ind w:firstLine="420"/>
       </w:pPr>
       <w:r>
         <w:rPr>
@@ -6551,8 +7004,9 @@
         <w:pStyle w:val="Compact"/>
         <w:numPr>
           <w:ilvl w:val="0"/>
-          <w:numId w:val="1002"/>
+          <w:numId w:val="1006"/>
         </w:numPr>
+        <w:ind w:firstLine="420"/>
       </w:pPr>
       <w:r>
         <w:rPr>
@@ -6612,6 +7066,7 @@
     <w:p>
       <w:pPr>
         <w:pStyle w:val="FirstParagraph"/>
+        <w:ind w:firstLine="420"/>
       </w:pPr>
       <w:r>
         <w:rPr>
@@ -6719,6 +7174,7 @@
     <w:p>
       <w:pPr>
         <w:pStyle w:val="BlockText"/>
+        <w:ind w:firstLine="420"/>
       </w:pPr>
       <w:r>
         <w:rPr>
@@ -6766,6 +7222,7 @@
     <w:p>
       <w:pPr>
         <w:pStyle w:val="FirstParagraph"/>
+        <w:ind w:firstLine="420"/>
       </w:pPr>
       <w:r>
         <w:rPr>
@@ -7212,6 +7669,7 @@
     <w:p>
       <w:pPr>
         <w:pStyle w:val="BodyText"/>
+        <w:ind w:firstLine="420"/>
       </w:pPr>
       <w:r>
         <w:rPr>
@@ -7336,6 +7794,7 @@
     <w:p>
       <w:pPr>
         <w:pStyle w:val="BodyText"/>
+        <w:ind w:firstLine="420"/>
       </w:pPr>
       <w:r>
         <w:rPr>
@@ -7752,6 +8211,7 @@
     <w:p>
       <w:pPr>
         <w:pStyle w:val="BodyText"/>
+        <w:ind w:firstLine="420"/>
       </w:pPr>
       <w:r>
         <w:rPr>
@@ -7869,6 +8329,7 @@
     <w:p>
       <w:pPr>
         <w:pStyle w:val="BodyText"/>
+        <w:ind w:firstLine="420"/>
       </w:pPr>
       <w:r>
         <w:rPr>
@@ -7903,8 +8364,9 @@
         <w:pStyle w:val="Compact"/>
         <w:numPr>
           <w:ilvl w:val="0"/>
-          <w:numId w:val="1003"/>
+          <w:numId w:val="1007"/>
         </w:numPr>
+        <w:ind w:firstLine="420"/>
       </w:pPr>
       <w:r>
         <w:rPr>
@@ -7978,7 +8440,7 @@
         <w:pStyle w:val="Compact"/>
         <w:numPr>
           <w:ilvl w:val="0"/>
-          <w:numId w:val="1003"/>
+          <w:numId w:val="1007"/>
         </w:numPr>
       </w:pPr>
       <w:r>
@@ -8024,7 +8486,7 @@
         <w:pStyle w:val="Compact"/>
         <w:numPr>
           <w:ilvl w:val="0"/>
-          <w:numId w:val="1003"/>
+          <w:numId w:val="1007"/>
         </w:numPr>
       </w:pPr>
       <w:r>
@@ -8074,6 +8536,7 @@
     <w:p>
       <w:pPr>
         <w:pStyle w:val="FirstParagraph"/>
+        <w:ind w:firstLine="420"/>
       </w:pPr>
       <w:r>
         <w:rPr>
@@ -8169,6 +8632,7 @@
     <w:p>
       <w:pPr>
         <w:pStyle w:val="BodyText"/>
+        <w:ind w:firstLine="420"/>
       </w:pPr>
       <w:r>
         <w:rPr>
@@ -8218,6 +8682,7 @@
     <w:p>
       <w:pPr>
         <w:pStyle w:val="BodyText"/>
+        <w:ind w:firstLine="420"/>
       </w:pPr>
       <w:r>
         <w:rPr>
@@ -8380,6 +8845,7 @@
     <w:p>
       <w:pPr>
         <w:pStyle w:val="BodyText"/>
+        <w:ind w:firstLine="420"/>
       </w:pPr>
       <w:r>
         <w:rPr>
@@ -8415,6 +8881,7 @@
     <w:p>
       <w:pPr>
         <w:pStyle w:val="BodyText"/>
+        <w:ind w:firstLine="420"/>
       </w:pPr>
       <w:r>
         <w:rPr>
@@ -8484,6 +8951,7 @@
     <w:p>
       <w:pPr>
         <w:pStyle w:val="BodyText"/>
+        <w:ind w:firstLine="420"/>
       </w:pPr>
       <w:r>
         <w:rPr>
@@ -8519,6 +8987,7 @@
     <w:p>
       <w:pPr>
         <w:pStyle w:val="BodyText"/>
+        <w:ind w:firstLine="420"/>
       </w:pPr>
       <w:r>
         <w:rPr>
@@ -8759,6 +9228,7 @@
     <w:p>
       <w:pPr>
         <w:pStyle w:val="BlockText"/>
+        <w:ind w:firstLine="420"/>
       </w:pPr>
       <w:r>
         <w:rPr>
@@ -8806,6 +9276,7 @@
     <w:p>
       <w:pPr>
         <w:pStyle w:val="FirstParagraph"/>
+        <w:ind w:firstLine="420"/>
       </w:pPr>
       <w:r>
         <w:rPr>
@@ -9164,6 +9635,7 @@
     <w:p>
       <w:pPr>
         <w:pStyle w:val="BodyText"/>
+        <w:ind w:firstLine="420"/>
       </w:pPr>
       <w:r>
         <w:rPr>
@@ -9245,6 +9717,7 @@
     <w:p>
       <w:pPr>
         <w:pStyle w:val="BodyText"/>
+        <w:ind w:firstLine="420"/>
       </w:pPr>
       <w:r>
         <w:rPr>
@@ -9340,6 +9813,7 @@
     <w:p>
       <w:pPr>
         <w:pStyle w:val="BodyText"/>
+        <w:ind w:firstLine="420"/>
       </w:pPr>
       <w:r>
         <w:rPr>
@@ -9449,6 +9923,7 @@
     <w:p>
       <w:pPr>
         <w:pStyle w:val="BodyText"/>
+        <w:ind w:firstLine="420"/>
       </w:pPr>
       <w:r>
         <w:rPr>
@@ -9582,6 +10057,7 @@
     <w:p>
       <w:pPr>
         <w:pStyle w:val="BodyText"/>
+        <w:ind w:firstLine="420"/>
       </w:pPr>
       <w:r>
         <w:rPr>
@@ -9683,6 +10159,7 @@
     <w:p>
       <w:pPr>
         <w:pStyle w:val="BodyText"/>
+        <w:ind w:firstLine="420"/>
       </w:pPr>
       <w:r>
         <w:rPr>
@@ -9712,6 +10189,7 @@
     <w:p>
       <w:pPr>
         <w:pStyle w:val="BodyText"/>
+        <w:ind w:firstLine="420"/>
       </w:pPr>
       <w:r>
         <w:rPr>
@@ -9791,6 +10269,7 @@
     <w:p>
       <w:pPr>
         <w:pStyle w:val="BodyText"/>
+        <w:ind w:firstLine="420"/>
       </w:pPr>
       <w:r>
         <w:rPr>
@@ -9922,6 +10401,7 @@
     <w:p>
       <w:pPr>
         <w:pStyle w:val="BodyText"/>
+        <w:ind w:firstLine="420"/>
       </w:pPr>
       <w:r>
         <w:rPr>
@@ -10039,6 +10519,7 @@
     <w:p>
       <w:pPr>
         <w:pStyle w:val="BodyText"/>
+        <w:ind w:firstLine="420"/>
       </w:pPr>
       <w:r>
         <w:rPr>
@@ -10058,6 +10539,7 @@
     <w:p>
       <w:pPr>
         <w:pStyle w:val="BodyText"/>
+        <w:ind w:firstLine="420"/>
       </w:pPr>
       <w:r>
         <w:rPr>
@@ -10149,6 +10631,7 @@
     <w:p>
       <w:pPr>
         <w:pStyle w:val="BodyText"/>
+        <w:ind w:firstLine="420"/>
       </w:pPr>
       <w:r>
         <w:rPr>
@@ -10198,6 +10681,7 @@
     <w:p>
       <w:pPr>
         <w:pStyle w:val="BodyText"/>
+        <w:ind w:firstLine="420"/>
       </w:pPr>
       <w:r>
         <w:rPr>
@@ -10389,6 +10873,7 @@
     <w:p>
       <w:pPr>
         <w:pStyle w:val="FirstParagraph"/>
+        <w:ind w:firstLine="420"/>
       </w:pPr>
       <w:r>
         <w:rPr>
@@ -10574,6 +11059,7 @@
     <w:p>
       <w:pPr>
         <w:pStyle w:val="FirstParagraph"/>
+        <w:ind w:firstLine="420"/>
       </w:pPr>
       <w:r>
         <w:rPr>
@@ -10753,6 +11239,7 @@
     <w:p>
       <w:pPr>
         <w:pStyle w:val="FirstParagraph"/>
+        <w:ind w:firstLine="420"/>
       </w:pPr>
       <w:r>
         <w:rPr>
@@ -10818,6 +11305,7 @@
     <w:p>
       <w:pPr>
         <w:pStyle w:val="BodyText"/>
+        <w:ind w:firstLine="420"/>
       </w:pPr>
       <w:r>
         <w:rPr>
@@ -11196,6 +11684,7 @@
     <w:p>
       <w:pPr>
         <w:pStyle w:val="FirstParagraph"/>
+        <w:ind w:firstLine="420"/>
       </w:pPr>
       <w:r>
         <w:rPr>
@@ -11566,6 +12055,7 @@
     <w:p>
       <w:pPr>
         <w:pStyle w:val="FirstParagraph"/>
+        <w:ind w:firstLine="420"/>
       </w:pPr>
       <w:r>
         <w:rPr>
@@ -11798,6 +12288,7 @@
     <w:p>
       <w:pPr>
         <w:pStyle w:val="FirstParagraph"/>
+        <w:ind w:firstLine="420"/>
       </w:pPr>
       <w:r>
         <w:rPr>
@@ -11847,6 +12338,7 @@
     <w:p>
       <w:pPr>
         <w:pStyle w:val="BodyText"/>
+        <w:ind w:firstLine="420"/>
       </w:pPr>
       <w:r>
         <w:rPr>
@@ -11918,6 +12410,7 @@
     <w:p>
       <w:pPr>
         <w:pStyle w:val="BlockText"/>
+        <w:ind w:firstLine="420"/>
       </w:pPr>
       <w:r>
         <w:rPr>
@@ -11965,6 +12458,7 @@
     <w:p>
       <w:pPr>
         <w:pStyle w:val="FirstParagraph"/>
+        <w:ind w:firstLine="420"/>
       </w:pPr>
       <w:r>
         <w:rPr>
@@ -12138,6 +12632,7 @@
     <w:p>
       <w:pPr>
         <w:pStyle w:val="BodyText"/>
+        <w:ind w:firstLine="420"/>
       </w:pPr>
       <w:r>
         <w:rPr>
@@ -12468,6 +12963,7 @@
     <w:p>
       <w:pPr>
         <w:pStyle w:val="BodyText"/>
+        <w:ind w:firstLine="420"/>
       </w:pPr>
       <w:r>
         <w:rPr>
@@ -12554,6 +13050,7 @@
     <w:p>
       <w:pPr>
         <w:pStyle w:val="BodyText"/>
+        <w:ind w:firstLine="420"/>
       </w:pPr>
       <w:r>
         <w:rPr>
@@ -12729,6 +13226,7 @@
     <w:p>
       <w:pPr>
         <w:pStyle w:val="BodyText"/>
+        <w:ind w:firstLine="420"/>
       </w:pPr>
       <w:r>
         <w:rPr>
@@ -12793,6 +13291,7 @@
     <w:p>
       <w:pPr>
         <w:pStyle w:val="BodyText"/>
+        <w:ind w:firstLine="420"/>
       </w:pPr>
       <w:r>
         <w:rPr>
@@ -13081,6 +13580,7 @@
     <w:p>
       <w:pPr>
         <w:pStyle w:val="BodyText"/>
+        <w:ind w:firstLine="420"/>
       </w:pPr>
       <w:r>
         <w:rPr>
@@ -13150,6 +13650,7 @@
     <w:p>
       <w:pPr>
         <w:pStyle w:val="BodyText"/>
+        <w:ind w:firstLine="420"/>
       </w:pPr>
       <w:r>
         <w:rPr>
@@ -13278,6 +13779,7 @@
     <w:p>
       <w:pPr>
         <w:pStyle w:val="BodyText"/>
+        <w:ind w:firstLine="420"/>
       </w:pPr>
       <w:r>
         <w:rPr>
@@ -13512,6 +14014,7 @@
     <w:p>
       <w:pPr>
         <w:pStyle w:val="BodyText"/>
+        <w:ind w:firstLine="420"/>
       </w:pPr>
       <w:r>
         <w:rPr>
@@ -13531,6 +14034,7 @@
     <w:p>
       <w:pPr>
         <w:pStyle w:val="BodyText"/>
+        <w:ind w:firstLine="420"/>
       </w:pPr>
       <w:r>
         <w:rPr>
@@ -13848,6 +14352,7 @@
     <w:p>
       <w:pPr>
         <w:pStyle w:val="BodyText"/>
+        <w:ind w:firstLine="420"/>
       </w:pPr>
       <w:r>
         <w:rPr>
@@ -14540,6 +15045,7 @@
     <w:p>
       <w:pPr>
         <w:pStyle w:val="FirstParagraph"/>
+        <w:ind w:firstLine="420"/>
       </w:pPr>
       <w:r>
         <w:rPr>
@@ -14963,6 +15469,7 @@
     <w:p>
       <w:pPr>
         <w:pStyle w:val="FirstParagraph"/>
+        <w:ind w:firstLine="420"/>
       </w:pPr>
       <w:r>
         <w:rPr>
@@ -15004,6 +15511,7 @@
     <w:p>
       <w:pPr>
         <w:pStyle w:val="BodyText"/>
+        <w:ind w:firstLine="420"/>
       </w:pPr>
       <w:r>
         <w:rPr>
@@ -15348,6 +15856,7 @@
     <w:p>
       <w:pPr>
         <w:pStyle w:val="BodyText"/>
+        <w:ind w:firstLine="420"/>
       </w:pPr>
       <w:r>
         <w:rPr>
@@ -15567,6 +16076,7 @@
     <w:p>
       <w:pPr>
         <w:pStyle w:val="FirstParagraph"/>
+        <w:ind w:firstLine="420"/>
       </w:pPr>
       <w:r>
         <w:rPr>
@@ -15702,6 +16212,7 @@
     <w:p>
       <w:pPr>
         <w:pStyle w:val="FirstParagraph"/>
+        <w:ind w:firstLine="420"/>
       </w:pPr>
       <w:r>
         <w:rPr>
@@ -15835,6 +16346,7 @@
     <w:p>
       <w:pPr>
         <w:pStyle w:val="BodyText"/>
+        <w:ind w:firstLine="420"/>
       </w:pPr>
       <w:r>
         <w:rPr>
@@ -16030,6 +16542,7 @@
     <w:p>
       <w:pPr>
         <w:pStyle w:val="FirstParagraph"/>
+        <w:ind w:firstLine="420"/>
       </w:pPr>
       <w:r>
         <w:rPr>
@@ -16071,6 +16584,7 @@
     <w:p>
       <w:pPr>
         <w:pStyle w:val="BodyText"/>
+        <w:ind w:firstLine="420"/>
       </w:pPr>
       <w:r>
         <w:rPr>
@@ -16226,6 +16740,7 @@
     <w:p>
       <w:pPr>
         <w:pStyle w:val="BodyText"/>
+        <w:ind w:firstLine="420"/>
       </w:pPr>
       <w:r>
         <w:rPr>
@@ -16245,8 +16760,9 @@
         <w:pStyle w:val="Compact"/>
         <w:numPr>
           <w:ilvl w:val="0"/>
-          <w:numId w:val="1004"/>
+          <w:numId w:val="1008"/>
         </w:numPr>
+        <w:ind w:firstLine="420"/>
       </w:pPr>
       <w:r>
         <w:rPr>
@@ -16372,8 +16888,9 @@
         <w:pStyle w:val="Compact"/>
         <w:numPr>
           <w:ilvl w:val="0"/>
-          <w:numId w:val="1004"/>
+          <w:numId w:val="1008"/>
         </w:numPr>
+        <w:ind w:firstLine="420"/>
       </w:pPr>
       <w:r>
         <w:rPr>
@@ -16455,8 +16972,9 @@
         <w:pStyle w:val="Compact"/>
         <w:numPr>
           <w:ilvl w:val="0"/>
-          <w:numId w:val="1004"/>
+          <w:numId w:val="1008"/>
         </w:numPr>
+        <w:ind w:firstLine="420"/>
       </w:pPr>
       <w:r>
         <w:rPr>
@@ -16580,8 +17098,9 @@
         <w:pStyle w:val="Compact"/>
         <w:numPr>
           <w:ilvl w:val="0"/>
-          <w:numId w:val="1004"/>
+          <w:numId w:val="1008"/>
         </w:numPr>
+        <w:ind w:firstLine="420"/>
       </w:pPr>
       <w:r>
         <w:rPr>
@@ -16626,8 +17145,9 @@
         <w:pStyle w:val="Compact"/>
         <w:numPr>
           <w:ilvl w:val="1"/>
-          <w:numId w:val="1005"/>
+          <w:numId w:val="1009"/>
         </w:numPr>
+        <w:ind w:firstLine="420"/>
       </w:pPr>
       <w:r>
         <w:rPr>
@@ -16804,8 +17324,9 @@
         <w:pStyle w:val="Compact"/>
         <w:numPr>
           <w:ilvl w:val="1"/>
-          <w:numId w:val="1005"/>
+          <w:numId w:val="1009"/>
         </w:numPr>
+        <w:ind w:firstLine="420"/>
       </w:pPr>
       <w:r>
         <w:rPr>
@@ -16980,6 +17501,7 @@
     <w:p>
       <w:pPr>
         <w:pStyle w:val="FirstParagraph"/>
+        <w:ind w:firstLine="420"/>
       </w:pPr>
       <w:r>
         <w:rPr>
@@ -17182,6 +17704,7 @@
     <w:p>
       <w:pPr>
         <w:pStyle w:val="FirstParagraph"/>
+        <w:ind w:firstLine="420"/>
       </w:pPr>
       <w:r>
         <w:rPr>
@@ -17532,6 +18055,7 @@
     <w:p>
       <w:pPr>
         <w:pStyle w:val="FirstParagraph"/>
+        <w:ind w:firstLine="420"/>
       </w:pPr>
       <w:r>
         <w:rPr>
@@ -17587,6 +18111,7 @@
     <w:p>
       <w:pPr>
         <w:pStyle w:val="BodyText"/>
+        <w:ind w:firstLine="420"/>
       </w:pPr>
       <w:r>
         <w:rPr>
@@ -17854,6 +18379,7 @@
     <w:p>
       <w:pPr>
         <w:pStyle w:val="BlockText"/>
+        <w:ind w:firstLine="420"/>
       </w:pPr>
       <w:r>
         <w:rPr>
@@ -17877,6 +18403,7 @@
     <w:p>
       <w:pPr>
         <w:pStyle w:val="FirstParagraph"/>
+        <w:ind w:firstLine="420"/>
       </w:pPr>
       <w:r>
         <w:rPr>
@@ -18023,25 +18550,6 @@
           <w:rFonts w:hint="eastAsia" w:ascii="Times New Roman" w:hAnsi="Times New Roman" w:eastAsia="Times New Roman" w:cs="Times New Roman"/>
         </w:rPr>
         <w:t>：</w:t>
-      </w:r>
-    </w:p>
-    <w:p>
-      <w:pPr>
-        <w:pStyle w:val="BodyText"/>
-      </w:pPr>
-      <w:r>
-        <w:rPr>
-          <w:rFonts w:hint="eastAsia" w:ascii="Times New Roman" w:hAnsi="Times New Roman" w:eastAsia="FangSong" w:cs="Times New Roman"/>
-          <w:b/>
-          <w:bCs/>
-        </w:rPr>
-        <w:t xml:space="preserve">参考答案</w:t>
-      </w:r>
-      <w:r>
-        <w:rPr>
-          <w:rFonts w:hint="eastAsia" w:ascii="Times New Roman" w:hAnsi="Times New Roman" w:eastAsia="Times New Roman" w:cs="Times New Roman"/>
-        </w:rPr>
-        <w:t xml:space="preserve">：</w:t>
       </w:r>
     </w:p>
     <w:p>
@@ -18128,6 +18636,7 @@
     <w:p>
       <w:pPr>
         <w:pStyle w:val="BodyText"/>
+        <w:ind w:firstLine="420"/>
       </w:pPr>
       <m:oMath>
         <m:r>
@@ -18145,12 +18654,6 @@
       </m:oMath>
       <w:r>
         <w:rPr>
-          <w:rFonts w:ascii="Times New Roman" w:hAnsi="Times New Roman" w:eastAsia="Times New Roman" w:cs="Times New Roman"/>
-        </w:rPr>
-        <w:t xml:space="preserve"> </w:t>
-      </w:r>
-      <w:r>
-        <w:rPr>
           <w:rFonts w:hint="eastAsia" w:ascii="Times New Roman" w:hAnsi="Times New Roman" w:eastAsia="Times New Roman" w:cs="Times New Roman"/>
         </w:rPr>
         <w:t>，</w:t>
@@ -18160,6 +18663,609 @@
           <w:rFonts w:hint="eastAsia" w:ascii="Times New Roman" w:hAnsi="Times New Roman" w:eastAsia="FangSong" w:cs="Times New Roman"/>
         </w:rPr>
         <w:t>但只有正奇数</w:t>
+      </w:r>
+      <w:r>
+        <w:rPr>
+          <w:rFonts w:hint="eastAsia" w:ascii="Times New Roman" w:hAnsi="Times New Roman" w:eastAsia="Times New Roman" w:cs="Times New Roman"/>
+        </w:rPr>
+        <w:t>；</w:t>
+      </w:r>
+    </w:p>
+    <w:p>
+      <w:pPr>
+        <w:pStyle w:val="BodyText"/>
+        <w:ind w:firstLine="420"/>
+      </w:pPr>
+      <m:oMath>
+        <m:r>
+          <m:t>r</m:t>
+        </m:r>
+      </m:oMath>
+      <w:r>
+        <w:rPr>
+          <w:rFonts w:ascii="Times New Roman" w:hAnsi="Times New Roman" w:eastAsia="Times New Roman" w:cs="Times New Roman"/>
+        </w:rPr>
+        <w:t xml:space="preserve"> </w:t>
+      </w:r>
+      <w:r>
+        <w:rPr>
+          <w:rFonts w:hint="eastAsia" w:ascii="Times New Roman" w:hAnsi="Times New Roman" w:eastAsia="FangSong" w:cs="Times New Roman"/>
+        </w:rPr>
+        <w:t xml:space="preserve">取从</w:t>
+      </w:r>
+      <w:r>
+        <w:rPr>
+          <w:rFonts w:ascii="Times New Roman" w:hAnsi="Times New Roman" w:eastAsia="Times New Roman" w:cs="Times New Roman"/>
+        </w:rPr>
+        <w:t xml:space="preserve"> </w:t>
+      </w:r>
+      <m:oMath>
+        <m:r>
+          <m:rPr>
+            <m:sty m:val="p"/>
+          </m:rPr>
+          <m:t>−</m:t>
+        </m:r>
+        <m:r>
+          <m:t>q</m:t>
+        </m:r>
+      </m:oMath>
+      <w:r>
+        <w:rPr>
+          <w:rFonts w:ascii="Times New Roman" w:hAnsi="Times New Roman" w:eastAsia="Times New Roman" w:cs="Times New Roman"/>
+        </w:rPr>
+        <w:t xml:space="preserve"> </w:t>
+      </w:r>
+      <w:r>
+        <w:rPr>
+          <w:rFonts w:hint="eastAsia" w:ascii="Times New Roman" w:hAnsi="Times New Roman" w:eastAsia="FangSong" w:cs="Times New Roman"/>
+        </w:rPr>
+        <w:t xml:space="preserve">到</w:t>
+      </w:r>
+      <w:r>
+        <w:rPr>
+          <w:rFonts w:ascii="Times New Roman" w:hAnsi="Times New Roman" w:eastAsia="Times New Roman" w:cs="Times New Roman"/>
+        </w:rPr>
+        <w:t xml:space="preserve"> </w:t>
+      </w:r>
+      <m:oMath>
+        <m:r>
+          <m:rPr>
+            <m:sty m:val="p"/>
+          </m:rPr>
+          <m:t>+</m:t>
+        </m:r>
+        <m:r>
+          <m:t>q</m:t>
+        </m:r>
+      </m:oMath>
+      <w:r>
+        <w:rPr>
+          <w:rFonts w:ascii="Times New Roman" w:hAnsi="Times New Roman" w:eastAsia="Times New Roman" w:cs="Times New Roman"/>
+        </w:rPr>
+        <w:t xml:space="preserve"> </w:t>
+      </w:r>
+      <w:r>
+        <w:rPr>
+          <w:rFonts w:hint="eastAsia" w:ascii="Times New Roman" w:hAnsi="Times New Roman" w:eastAsia="FangSong" w:cs="Times New Roman"/>
+        </w:rPr>
+        <w:t>的所有偶数</w:t>
+      </w:r>
+      <w:r>
+        <w:rPr>
+          <w:rFonts w:hint="eastAsia" w:ascii="Times New Roman" w:hAnsi="Times New Roman" w:eastAsia="Times New Roman" w:cs="Times New Roman"/>
+        </w:rPr>
+        <w:t>（</w:t>
+      </w:r>
+      <w:r>
+        <w:rPr>
+          <w:rFonts w:hint="eastAsia" w:ascii="Times New Roman" w:hAnsi="Times New Roman" w:eastAsia="FangSong" w:cs="Times New Roman"/>
+        </w:rPr>
+        <w:t>零被认为是偶数</w:t>
+      </w:r>
+      <w:r>
+        <w:rPr>
+          <w:rFonts w:hint="eastAsia" w:ascii="Times New Roman" w:hAnsi="Times New Roman" w:eastAsia="Times New Roman" w:cs="Times New Roman"/>
+        </w:rPr>
+        <w:t>）；</w:t>
+      </w:r>
+    </w:p>
+    <w:p>
+      <w:pPr>
+        <w:pStyle w:val="BodyText"/>
+        <w:ind w:firstLine="420"/>
+      </w:pPr>
+      <m:oMath>
+        <m:r>
+          <m:t>s</m:t>
+        </m:r>
+      </m:oMath>
+      <w:r>
+        <w:rPr>
+          <w:rFonts w:ascii="Times New Roman" w:hAnsi="Times New Roman" w:eastAsia="Times New Roman" w:cs="Times New Roman"/>
+        </w:rPr>
+        <w:t xml:space="preserve"> </w:t>
+      </w:r>
+      <w:r>
+        <w:rPr>
+          <w:rFonts w:hint="eastAsia" w:ascii="Times New Roman" w:hAnsi="Times New Roman" w:eastAsia="FangSong" w:cs="Times New Roman"/>
+        </w:rPr>
+        <w:t xml:space="preserve">取</w:t>
+      </w:r>
+      <w:r>
+        <w:rPr>
+          <w:rFonts w:ascii="Times New Roman" w:hAnsi="Times New Roman" w:eastAsia="Times New Roman" w:cs="Times New Roman"/>
+        </w:rPr>
+        <w:t xml:space="preserve"> </w:t>
+      </w:r>
+      <m:oMath>
+        <m:r>
+          <m:rPr>
+            <m:sty m:val="p"/>
+          </m:rPr>
+          <m:t>+</m:t>
+        </m:r>
+        <m:f>
+          <m:fPr>
+            <m:type m:val="bar"/>
+          </m:fPr>
+          <m:num>
+            <m:r>
+              <m:t>1</m:t>
+            </m:r>
+          </m:num>
+          <m:den>
+            <m:r>
+              <m:t>2</m:t>
+            </m:r>
+          </m:den>
+        </m:f>
+      </m:oMath>
+      <w:r>
+        <w:rPr>
+          <w:rFonts w:ascii="Times New Roman" w:hAnsi="Times New Roman" w:eastAsia="Times New Roman" w:cs="Times New Roman"/>
+        </w:rPr>
+        <w:t xml:space="preserve"> </w:t>
+      </w:r>
+      <w:r>
+        <w:rPr>
+          <w:rFonts w:hint="eastAsia" w:ascii="Times New Roman" w:hAnsi="Times New Roman" w:eastAsia="FangSong" w:cs="Times New Roman"/>
+        </w:rPr>
+        <w:t xml:space="preserve">和</w:t>
+      </w:r>
+      <w:r>
+        <w:rPr>
+          <w:rFonts w:ascii="Times New Roman" w:hAnsi="Times New Roman" w:eastAsia="Times New Roman" w:cs="Times New Roman"/>
+        </w:rPr>
+        <w:t xml:space="preserve"> </w:t>
+      </w:r>
+      <m:oMath>
+        <m:r>
+          <m:rPr>
+            <m:sty m:val="p"/>
+          </m:rPr>
+          <m:t>−</m:t>
+        </m:r>
+        <m:f>
+          <m:fPr>
+            <m:type m:val="bar"/>
+          </m:fPr>
+          <m:num>
+            <m:r>
+              <m:t>1</m:t>
+            </m:r>
+          </m:num>
+          <m:den>
+            <m:r>
+              <m:t>2</m:t>
+            </m:r>
+          </m:den>
+        </m:f>
+      </m:oMath>
+      <w:r>
+        <w:rPr>
+          <w:rFonts w:ascii="Times New Roman" w:hAnsi="Times New Roman" w:eastAsia="Times New Roman" w:cs="Times New Roman"/>
+        </w:rPr>
+        <w:t xml:space="preserve">。</w:t>
+      </w:r>
+    </w:p>
+    <w:p>
+      <w:pPr>
+        <w:numPr>
+          <w:ilvl w:val="0"/>
+          <w:numId w:val="1010"/>
+        </w:numPr>
+        <w:ind w:firstLine="420"/>
+      </w:pPr>
+      <w:r>
+        <w:rPr>
+          <w:rFonts w:hint="eastAsia" w:ascii="Times New Roman" w:hAnsi="Times New Roman" w:eastAsia="FangSong" w:cs="Times New Roman"/>
+        </w:rPr>
+        <w:t>分别指出下面量子数条件下可以容纳的电子数</w:t>
+      </w:r>
+      <w:r>
+        <w:rPr>
+          <w:rFonts w:hint="eastAsia" w:ascii="Times New Roman" w:hAnsi="Times New Roman" w:eastAsia="Times New Roman" w:cs="Times New Roman"/>
+        </w:rPr>
+        <w:t>：①</w:t>
+      </w:r>
+      <w:r>
+        <w:rPr>
+          <w:rFonts w:ascii="Times New Roman" w:hAnsi="Times New Roman" w:eastAsia="Times New Roman" w:cs="Times New Roman"/>
+        </w:rPr>
+        <w:t xml:space="preserve"> </w:t>
+      </w:r>
+      <w:r>
+        <w:rPr>
+          <w:rFonts w:hint="eastAsia" w:ascii="Times New Roman" w:hAnsi="Times New Roman" w:eastAsia="Times New Roman" w:cs="Times New Roman"/>
+        </w:rPr>
+        <w:t xml:space="preserve">p=6；②</w:t>
+      </w:r>
+      <w:r>
+        <w:rPr>
+          <w:rFonts w:ascii="Times New Roman" w:hAnsi="Times New Roman" w:eastAsia="Times New Roman" w:cs="Times New Roman"/>
+        </w:rPr>
+        <w:t xml:space="preserve"> </w:t>
+      </w:r>
+      <w:r>
+        <w:rPr>
+          <w:rFonts w:hint="eastAsia" w:ascii="Times New Roman" w:hAnsi="Times New Roman" w:eastAsia="Times New Roman" w:cs="Times New Roman"/>
+        </w:rPr>
+        <w:t xml:space="preserve">p=4、q=3；③</w:t>
+      </w:r>
+      <w:r>
+        <w:rPr>
+          <w:rFonts w:ascii="Times New Roman" w:hAnsi="Times New Roman" w:eastAsia="Times New Roman" w:cs="Times New Roman"/>
+        </w:rPr>
+        <w:t xml:space="preserve"> p=3、q=0、r=0。</w:t>
+      </w:r>
+    </w:p>
+    <w:p>
+      <w:pPr>
+        <w:numPr>
+          <w:ilvl w:val="0"/>
+          <w:numId w:val="1010"/>
+        </w:numPr>
+        <w:ind w:firstLine="420"/>
+      </w:pPr>
+      <w:r>
+        <w:rPr>
+          <w:rFonts w:hint="eastAsia" w:ascii="Times New Roman" w:hAnsi="Times New Roman" w:eastAsia="FangSong" w:cs="Times New Roman"/>
+        </w:rPr>
+        <w:t>试写出前四周期反应性最低的四种元素的原子序数</w:t>
+      </w:r>
+      <w:r>
+        <w:rPr>
+          <w:rFonts w:hint="eastAsia" w:ascii="Times New Roman" w:hAnsi="Times New Roman" w:eastAsia="Times New Roman" w:cs="Times New Roman"/>
+        </w:rPr>
+        <w:t>。</w:t>
+      </w:r>
+    </w:p>
+    <w:p>
+      <w:pPr>
+        <w:numPr>
+          <w:ilvl w:val="0"/>
+          <w:numId w:val="1010"/>
+        </w:numPr>
+        <w:ind w:firstLine="420"/>
+      </w:pPr>
+      <w:r>
+        <w:rPr>
+          <w:rFonts w:hint="eastAsia" w:ascii="Times New Roman" w:hAnsi="Times New Roman" w:eastAsia="FangSong" w:cs="Times New Roman"/>
+        </w:rPr>
+        <w:t>试画出该星球上前四周期的元素周期表</w:t>
+      </w:r>
+      <w:r>
+        <w:rPr>
+          <w:rFonts w:hint="eastAsia" w:ascii="Times New Roman" w:hAnsi="Times New Roman" w:eastAsia="Times New Roman" w:cs="Times New Roman"/>
+        </w:rPr>
+        <w:t>。</w:t>
+      </w:r>
+    </w:p>
+    <w:p>
+      <w:pPr>
+        <w:numPr>
+          <w:ilvl w:val="0"/>
+          <w:numId w:val="1010"/>
+        </w:numPr>
+        <w:ind w:firstLine="420"/>
+      </w:pPr>
+      <w:r>
+        <w:rPr>
+          <w:rFonts w:hint="eastAsia" w:ascii="Times New Roman" w:hAnsi="Times New Roman" w:eastAsia="FangSong" w:cs="Times New Roman"/>
+        </w:rPr>
+        <w:t xml:space="preserve">试指出第</w:t>
+      </w:r>
+      <w:r>
+        <w:rPr>
+          <w:rFonts w:ascii="Times New Roman" w:hAnsi="Times New Roman" w:eastAsia="Times New Roman" w:cs="Times New Roman"/>
+        </w:rPr>
+        <w:t xml:space="preserve"> </w:t>
+      </w:r>
+      <m:oMath>
+        <m:r>
+          <m:t>m</m:t>
+        </m:r>
+      </m:oMath>
+      <w:r>
+        <w:rPr>
+          <w:rFonts w:ascii="Times New Roman" w:hAnsi="Times New Roman" w:eastAsia="Times New Roman" w:cs="Times New Roman"/>
+        </w:rPr>
+        <w:t xml:space="preserve"> </w:t>
+      </w:r>
+      <w:r>
+        <w:rPr>
+          <w:rFonts w:hint="eastAsia" w:ascii="Times New Roman" w:hAnsi="Times New Roman" w:eastAsia="FangSong" w:cs="Times New Roman"/>
+        </w:rPr>
+        <w:t>周期可容纳的总元素个数</w:t>
+      </w:r>
+      <w:r>
+        <w:rPr>
+          <w:rFonts w:hint="eastAsia" w:ascii="Times New Roman" w:hAnsi="Times New Roman" w:eastAsia="Times New Roman" w:cs="Times New Roman"/>
+        </w:rPr>
+        <w:t>。</w:t>
+      </w:r>
+    </w:p>
+    <w:p>
+      <w:pPr>
+        <w:pStyle w:val="FirstParagraph"/>
+        <w:ind w:firstLine="420"/>
+      </w:pPr>
+      <w:r>
+        <w:rPr>
+          <w:rFonts w:hint="eastAsia" w:ascii="Times New Roman" w:hAnsi="Times New Roman" w:eastAsia="FangSong" w:cs="Times New Roman"/>
+          <w:b/>
+          <w:bCs/>
+        </w:rPr>
+        <w:t xml:space="preserve">参考答案</w:t>
+      </w:r>
+      <w:r>
+        <w:rPr>
+          <w:rFonts w:hint="eastAsia" w:ascii="Times New Roman" w:hAnsi="Times New Roman" w:eastAsia="Times New Roman" w:cs="Times New Roman"/>
+        </w:rPr>
+        <w:t xml:space="preserve">：</w:t>
+      </w:r>
+    </w:p>
+    <w:p>
+      <w:pPr>
+        <w:pStyle w:val="BlockText"/>
+        <w:ind w:firstLine="420"/>
+      </w:pPr>
+      <w:r>
+        <w:rPr>
+          <w:rFonts w:hint="eastAsia" w:ascii="Times New Roman" w:hAnsi="Times New Roman" w:eastAsia="FangSong" w:cs="Times New Roman"/>
+          <w:b/>
+          <w:bCs/>
+        </w:rPr>
+        <w:t xml:space="preserve">校勘注</w:t>
+      </w:r>
+      <w:r>
+        <w:rPr>
+          <w:rFonts w:hint="eastAsia" w:ascii="Times New Roman" w:hAnsi="Times New Roman" w:eastAsia="Times New Roman" w:cs="Times New Roman"/>
+        </w:rPr>
+        <w:t>：</w:t>
+      </w:r>
+      <w:r>
+        <w:rPr>
+          <w:rFonts w:hint="eastAsia" w:ascii="Times New Roman" w:hAnsi="Times New Roman" w:eastAsia="FangSong" w:cs="Times New Roman"/>
+        </w:rPr>
+        <w:t>本题源卡把取值规则与设问整体写进了答案区开头</w:t>
+      </w:r>
+      <w:r>
+        <w:rPr>
+          <w:rFonts w:hint="eastAsia" w:ascii="Times New Roman" w:hAnsi="Times New Roman" w:eastAsia="Times New Roman" w:cs="Times New Roman"/>
+        </w:rPr>
+        <w:t>，</w:t>
+      </w:r>
+      <w:r>
+        <w:rPr>
+          <w:rFonts w:hint="eastAsia" w:ascii="Times New Roman" w:hAnsi="Times New Roman" w:eastAsia="FangSong" w:cs="Times New Roman"/>
+        </w:rPr>
+        <w:t>此处回迁题面为</w:t>
+      </w:r>
+      <w:r>
+        <w:rPr>
+          <w:rFonts w:ascii="Times New Roman" w:hAnsi="Times New Roman" w:eastAsia="Times New Roman" w:cs="Times New Roman"/>
+        </w:rPr>
+        <w:t xml:space="preserve"> </w:t>
+      </w:r>
+      <w:r>
+        <w:rPr>
+          <w:rFonts w:hint="eastAsia" w:ascii="Times New Roman" w:hAnsi="Times New Roman" w:eastAsia="Times New Roman" w:cs="Times New Roman"/>
+        </w:rPr>
+        <w:t>(1)~(4)，</w:t>
+      </w:r>
+      <w:r>
+        <w:rPr>
+          <w:rFonts w:hint="eastAsia" w:ascii="Times New Roman" w:hAnsi="Times New Roman" w:eastAsia="FangSong" w:cs="Times New Roman"/>
+        </w:rPr>
+        <w:t>解答编号同步</w:t>
+      </w:r>
+      <w:r>
+        <w:rPr>
+          <w:rFonts w:hint="eastAsia" w:ascii="Times New Roman" w:hAnsi="Times New Roman" w:eastAsia="Times New Roman" w:cs="Times New Roman"/>
+        </w:rPr>
+        <w:t>。</w:t>
+      </w:r>
+    </w:p>
+    <w:p>
+      <w:pPr>
+        <w:pStyle w:val="FirstParagraph"/>
+        <w:ind w:firstLine="420"/>
+      </w:pPr>
+      <w:r>
+        <w:rPr>
+          <w:rFonts w:ascii="Times New Roman" w:hAnsi="Times New Roman" w:eastAsia="Times New Roman" w:cs="Times New Roman"/>
+          <w:b/>
+          <w:bCs/>
+        </w:rPr>
+        <w:t xml:space="preserve">(1)</w:t>
+      </w:r>
+      <w:r>
+        <w:rPr>
+          <w:rFonts w:ascii="Times New Roman" w:hAnsi="Times New Roman" w:eastAsia="Times New Roman" w:cs="Times New Roman"/>
+        </w:rPr>
+        <w:t xml:space="preserve"> </w:t>
+      </w:r>
+      <w:r>
+        <w:rPr>
+          <w:rFonts w:ascii="Times New Roman" w:hAnsi="Times New Roman" w:eastAsia="Times New Roman" w:cs="Times New Roman"/>
+        </w:rPr>
+        <w:t xml:space="preserve">①p=6: </w:t>
+      </w:r>
+      <w:r>
+        <w:rPr>
+          <w:rFonts w:hint="eastAsia" w:ascii="Times New Roman" w:hAnsi="Times New Roman" w:eastAsia="Times New Roman" w:cs="Times New Roman"/>
+        </w:rPr>
+        <w:t>18</w:t>
+      </w:r>
+      <w:r>
+        <w:rPr>
+          <w:rFonts w:hint="eastAsia" w:ascii="Times New Roman" w:hAnsi="Times New Roman" w:eastAsia="FangSong" w:cs="Times New Roman"/>
+        </w:rPr>
+        <w:t>个电子</w:t>
+      </w:r>
+      <w:r>
+        <w:rPr>
+          <w:rFonts w:hint="eastAsia" w:ascii="Times New Roman" w:hAnsi="Times New Roman" w:eastAsia="Times New Roman" w:cs="Times New Roman"/>
+        </w:rPr>
+        <w:t>；</w:t>
+      </w:r>
+      <w:r>
+        <w:rPr>
+          <w:rFonts w:ascii="Times New Roman" w:hAnsi="Times New Roman" w:eastAsia="Times New Roman" w:cs="Times New Roman"/>
+        </w:rPr>
+        <w:t xml:space="preserve"> ②p=4、q=3: </w:t>
+      </w:r>
+      <w:r>
+        <w:rPr>
+          <w:rFonts w:hint="eastAsia" w:ascii="Times New Roman" w:hAnsi="Times New Roman" w:eastAsia="Times New Roman" w:cs="Times New Roman"/>
+        </w:rPr>
+        <w:t>6</w:t>
+      </w:r>
+      <w:r>
+        <w:rPr>
+          <w:rFonts w:hint="eastAsia" w:ascii="Times New Roman" w:hAnsi="Times New Roman" w:eastAsia="FangSong" w:cs="Times New Roman"/>
+        </w:rPr>
+        <w:t>个电子</w:t>
+      </w:r>
+      <w:r>
+        <w:rPr>
+          <w:rFonts w:hint="eastAsia" w:ascii="Times New Roman" w:hAnsi="Times New Roman" w:eastAsia="Times New Roman" w:cs="Times New Roman"/>
+        </w:rPr>
+        <w:t>；</w:t>
+      </w:r>
+      <w:r>
+        <w:rPr>
+          <w:rFonts w:ascii="Times New Roman" w:hAnsi="Times New Roman" w:eastAsia="Times New Roman" w:cs="Times New Roman"/>
+        </w:rPr>
+        <w:t xml:space="preserve"> </w:t>
+      </w:r>
+      <w:r>
+        <w:rPr>
+          <w:rFonts w:hint="eastAsia" w:ascii="Times New Roman" w:hAnsi="Times New Roman" w:eastAsia="Times New Roman" w:cs="Times New Roman"/>
+        </w:rPr>
+        <w:t>③p=3、q=0、r=0：</w:t>
+      </w:r>
+      <w:r>
+        <w:rPr>
+          <w:rFonts w:hint="eastAsia" w:ascii="Times New Roman" w:hAnsi="Times New Roman" w:eastAsia="FangSong" w:cs="Times New Roman"/>
+        </w:rPr>
+        <w:t>无电子</w:t>
+      </w:r>
+      <w:r>
+        <w:rPr>
+          <w:rFonts w:hint="eastAsia" w:ascii="Times New Roman" w:hAnsi="Times New Roman" w:eastAsia="Times New Roman" w:cs="Times New Roman"/>
+        </w:rPr>
+        <w:t>(</w:t>
+      </w:r>
+      <w:r>
+        <w:rPr>
+          <w:rFonts w:hint="eastAsia" w:ascii="Times New Roman" w:hAnsi="Times New Roman" w:eastAsia="FangSong" w:cs="Times New Roman"/>
+        </w:rPr>
+        <w:t>轨道不存在</w:t>
+      </w:r>
+      <w:r>
+        <w:rPr>
+          <w:rFonts w:hint="eastAsia" w:ascii="Times New Roman" w:hAnsi="Times New Roman" w:eastAsia="Times New Roman" w:cs="Times New Roman"/>
+        </w:rPr>
+        <w:t>)</w:t>
+      </w:r>
+      <w:r>
+        <w:rPr>
+          <w:rFonts w:ascii="Times New Roman" w:hAnsi="Times New Roman" w:eastAsia="Times New Roman" w:cs="Times New Roman"/>
+        </w:rPr>
+        <w:t xml:space="preserve"> </w:t>
+      </w:r>
+      <w:r>
+        <w:rPr>
+          <w:rFonts w:ascii="Times New Roman" w:hAnsi="Times New Roman" w:eastAsia="Times New Roman" w:cs="Times New Roman"/>
+          <w:b/>
+          <w:bCs/>
+        </w:rPr>
+        <w:t xml:space="preserve">(2)</w:t>
+      </w:r>
+      <w:r>
+        <w:rPr>
+          <w:rFonts w:ascii="Times New Roman" w:hAnsi="Times New Roman" w:eastAsia="Times New Roman" w:cs="Times New Roman"/>
+        </w:rPr>
+        <w:t xml:space="preserve"> </w:t>
+      </w:r>
+      <w:r>
+        <w:rPr>
+          <w:rFonts w:hint="eastAsia" w:ascii="Times New Roman" w:hAnsi="Times New Roman" w:eastAsia="FangSong" w:cs="Times New Roman"/>
+        </w:rPr>
+        <w:t>原子序数</w:t>
+      </w:r>
+      <w:r>
+        <w:rPr>
+          <w:rFonts w:hint="eastAsia" w:ascii="Times New Roman" w:hAnsi="Times New Roman" w:eastAsia="Times New Roman" w:cs="Times New Roman"/>
+        </w:rPr>
+        <w:t>：2、4、12、20</w:t>
+      </w:r>
+    </w:p>
+    <w:p>
+      <w:pPr>
+        <w:pStyle w:val="BodyText"/>
+        <w:ind w:firstLine="420"/>
+      </w:pPr>
+      <w:r>
+        <w:rPr>
+          <w:rFonts w:ascii="Times New Roman" w:hAnsi="Times New Roman" w:eastAsia="Times New Roman" w:cs="Times New Roman"/>
+          <w:b/>
+          <w:bCs/>
+        </w:rPr>
+        <w:t xml:space="preserve">(3)</w:t>
+      </w:r>
+      <w:r>
+        <w:rPr>
+          <w:rFonts w:ascii="Times New Roman" w:hAnsi="Times New Roman" w:eastAsia="Times New Roman" w:cs="Times New Roman"/>
+        </w:rPr>
+        <w:t xml:space="preserve"> </w:t>
+      </w:r>
+      <w:r>
+        <w:rPr>
+          <w:rFonts w:hint="eastAsia" w:ascii="Times New Roman" w:hAnsi="Times New Roman" w:eastAsia="FangSong" w:cs="Times New Roman"/>
+        </w:rPr>
+        <w:t>该星球上前四周期元素周期表</w:t>
+      </w:r>
+      <w:r>
+        <w:rPr>
+          <w:rFonts w:hint="eastAsia" w:ascii="Times New Roman" w:hAnsi="Times New Roman" w:eastAsia="Times New Roman" w:cs="Times New Roman"/>
+        </w:rPr>
+        <w:t>（</w:t>
+      </w:r>
+      <w:r>
+        <w:rPr>
+          <w:rFonts w:hint="eastAsia" w:ascii="Times New Roman" w:hAnsi="Times New Roman" w:eastAsia="FangSong" w:cs="Times New Roman"/>
+        </w:rPr>
+        <w:t>数字为原子序数</w:t>
+      </w:r>
+      <w:r>
+        <w:rPr>
+          <w:rFonts w:hint="eastAsia" w:ascii="Times New Roman" w:hAnsi="Times New Roman" w:eastAsia="Times New Roman" w:cs="Times New Roman"/>
+        </w:rPr>
+        <w:t>）：</w:t>
       </w:r>
     </w:p>
     <w:p>
@@ -18170,631 +19276,249 @@
         <w:rPr>
           <w:rFonts w:ascii="Times New Roman" w:hAnsi="Times New Roman" w:eastAsia="Times New Roman" w:cs="Times New Roman"/>
         </w:rPr>
-        <w:t xml:space="preserve">r </w:t>
-      </w:r>
-      <w:r>
-        <w:rPr>
-          <w:rFonts w:hint="eastAsia" w:ascii="Times New Roman" w:hAnsi="Times New Roman" w:eastAsia="FangSong" w:cs="Times New Roman"/>
-        </w:rPr>
-        <w:t xml:space="preserve">取从</w:t>
-      </w:r>
-      <w:r>
-        <w:rPr>
-          <w:rFonts w:ascii="Times New Roman" w:hAnsi="Times New Roman" w:eastAsia="Times New Roman" w:cs="Times New Roman"/>
-        </w:rPr>
-        <w:t xml:space="preserve"> -q </w:t>
-      </w:r>
-      <w:r>
-        <w:rPr>
-          <w:rFonts w:hint="eastAsia" w:ascii="Times New Roman" w:hAnsi="Times New Roman" w:eastAsia="FangSong" w:cs="Times New Roman"/>
-        </w:rPr>
-        <w:t xml:space="preserve">到</w:t>
-      </w:r>
-      <w:r>
-        <w:rPr>
-          <w:rFonts w:ascii="Times New Roman" w:hAnsi="Times New Roman" w:eastAsia="Times New Roman" w:cs="Times New Roman"/>
-        </w:rPr>
-        <w:t xml:space="preserve"> +q </w:t>
-      </w:r>
-      <w:r>
-        <w:rPr>
-          <w:rFonts w:hint="eastAsia" w:ascii="Times New Roman" w:hAnsi="Times New Roman" w:eastAsia="FangSong" w:cs="Times New Roman"/>
-        </w:rPr>
-        <w:t>的所有偶数</w:t>
-      </w:r>
-      <w:r>
-        <w:rPr>
-          <w:rFonts w:hint="eastAsia" w:ascii="Times New Roman" w:hAnsi="Times New Roman" w:eastAsia="Times New Roman" w:cs="Times New Roman"/>
-        </w:rPr>
-        <w:t>(</w:t>
-      </w:r>
-      <w:r>
-        <w:rPr>
-          <w:rFonts w:hint="eastAsia" w:ascii="Times New Roman" w:hAnsi="Times New Roman" w:eastAsia="FangSong" w:cs="Times New Roman"/>
-        </w:rPr>
-        <w:t>零被认为是偶数</w:t>
-      </w:r>
-      <w:r>
-        <w:rPr>
-          <w:rFonts w:hint="eastAsia" w:ascii="Times New Roman" w:hAnsi="Times New Roman" w:eastAsia="Times New Roman" w:cs="Times New Roman"/>
-        </w:rPr>
-        <w:t>)</w:t>
+        <w:t xml:space="preserve">1</w:t>
+      </w:r>
+      <w:r>
+        <w:rPr>
+          <w:rFonts w:ascii="Times New Roman" w:hAnsi="Times New Roman" w:eastAsia="Times New Roman" w:cs="Times New Roman"/>
+        </w:rPr>
+        <w:t xml:space="preserve"> </w:t>
+      </w:r>
+      <w:r>
+        <w:rPr>
+          <w:rFonts w:ascii="Times New Roman" w:hAnsi="Times New Roman" w:eastAsia="Times New Roman" w:cs="Times New Roman"/>
+        </w:rPr>
+        <w:t xml:space="preserve">2</w:t>
+      </w:r>
+      <w:r>
+        <w:rPr>
+          <w:rFonts w:ascii="Times New Roman" w:hAnsi="Times New Roman" w:eastAsia="Times New Roman" w:cs="Times New Roman"/>
+        </w:rPr>
+        <w:t xml:space="preserve"> </w:t>
+      </w:r>
+      <w:r>
+        <w:rPr>
+          <w:rFonts w:ascii="Times New Roman" w:hAnsi="Times New Roman" w:eastAsia="Times New Roman" w:cs="Times New Roman"/>
+        </w:rPr>
+        <w:t xml:space="preserve">3</w:t>
+      </w:r>
+      <w:r>
+        <w:rPr>
+          <w:rFonts w:ascii="Times New Roman" w:hAnsi="Times New Roman" w:eastAsia="Times New Roman" w:cs="Times New Roman"/>
+        </w:rPr>
+        <w:t xml:space="preserve"> </w:t>
+      </w:r>
+      <w:r>
+        <w:rPr>
+          <w:rFonts w:ascii="Times New Roman" w:hAnsi="Times New Roman" w:eastAsia="Times New Roman" w:cs="Times New Roman"/>
+        </w:rPr>
+        <w:t xml:space="preserve">4</w:t>
+      </w:r>
+      <w:r>
+        <w:rPr>
+          <w:rFonts w:ascii="Times New Roman" w:hAnsi="Times New Roman" w:eastAsia="Times New Roman" w:cs="Times New Roman"/>
+        </w:rPr>
+        <w:t xml:space="preserve"> </w:t>
+      </w:r>
+      <w:r>
+        <w:rPr>
+          <w:rFonts w:ascii="Times New Roman" w:hAnsi="Times New Roman" w:eastAsia="Times New Roman" w:cs="Times New Roman"/>
+        </w:rPr>
+        <w:t xml:space="preserve">5</w:t>
+      </w:r>
+      <w:r>
+        <w:rPr>
+          <w:rFonts w:ascii="Times New Roman" w:hAnsi="Times New Roman" w:eastAsia="Times New Roman" w:cs="Times New Roman"/>
+        </w:rPr>
+        <w:t xml:space="preserve"> </w:t>
+      </w:r>
+      <w:r>
+        <w:rPr>
+          <w:rFonts w:ascii="Times New Roman" w:hAnsi="Times New Roman" w:eastAsia="Times New Roman" w:cs="Times New Roman"/>
+        </w:rPr>
+        <w:t xml:space="preserve">6</w:t>
+      </w:r>
+      <w:r>
+        <w:rPr>
+          <w:rFonts w:ascii="Times New Roman" w:hAnsi="Times New Roman" w:eastAsia="Times New Roman" w:cs="Times New Roman"/>
+        </w:rPr>
+        <w:t xml:space="preserve"> </w:t>
+      </w:r>
+      <w:r>
+        <w:rPr>
+          <w:rFonts w:ascii="Times New Roman" w:hAnsi="Times New Roman" w:eastAsia="Times New Roman" w:cs="Times New Roman"/>
+        </w:rPr>
+        <w:t xml:space="preserve">7</w:t>
+      </w:r>
+      <w:r>
+        <w:rPr>
+          <w:rFonts w:ascii="Times New Roman" w:hAnsi="Times New Roman" w:eastAsia="Times New Roman" w:cs="Times New Roman"/>
+        </w:rPr>
+        <w:t xml:space="preserve"> </w:t>
+      </w:r>
+      <w:r>
+        <w:rPr>
+          <w:rFonts w:ascii="Times New Roman" w:hAnsi="Times New Roman" w:eastAsia="Times New Roman" w:cs="Times New Roman"/>
+        </w:rPr>
+        <w:t xml:space="preserve">8</w:t>
+      </w:r>
+      <w:r>
+        <w:rPr>
+          <w:rFonts w:ascii="Times New Roman" w:hAnsi="Times New Roman" w:eastAsia="Times New Roman" w:cs="Times New Roman"/>
+        </w:rPr>
+        <w:t xml:space="preserve"> </w:t>
+      </w:r>
+      <w:r>
+        <w:rPr>
+          <w:rFonts w:ascii="Times New Roman" w:hAnsi="Times New Roman" w:eastAsia="Times New Roman" w:cs="Times New Roman"/>
+        </w:rPr>
+        <w:t xml:space="preserve">9</w:t>
+      </w:r>
+      <w:r>
+        <w:rPr>
+          <w:rFonts w:ascii="Times New Roman" w:hAnsi="Times New Roman" w:eastAsia="Times New Roman" w:cs="Times New Roman"/>
+        </w:rPr>
+        <w:t xml:space="preserve"> </w:t>
+      </w:r>
+      <w:r>
+        <w:rPr>
+          <w:rFonts w:ascii="Times New Roman" w:hAnsi="Times New Roman" w:eastAsia="Times New Roman" w:cs="Times New Roman"/>
+        </w:rPr>
+        <w:t xml:space="preserve">10</w:t>
+      </w:r>
+      <w:r>
+        <w:rPr>
+          <w:rFonts w:ascii="Times New Roman" w:hAnsi="Times New Roman" w:eastAsia="Times New Roman" w:cs="Times New Roman"/>
+        </w:rPr>
+        <w:t xml:space="preserve"> </w:t>
+      </w:r>
+      <w:r>
+        <w:rPr>
+          <w:rFonts w:ascii="Times New Roman" w:hAnsi="Times New Roman" w:eastAsia="Times New Roman" w:cs="Times New Roman"/>
+        </w:rPr>
+        <w:t xml:space="preserve">11</w:t>
+      </w:r>
+      <w:r>
+        <w:rPr>
+          <w:rFonts w:ascii="Times New Roman" w:hAnsi="Times New Roman" w:eastAsia="Times New Roman" w:cs="Times New Roman"/>
+        </w:rPr>
+        <w:t xml:space="preserve"> </w:t>
+      </w:r>
+      <w:r>
+        <w:rPr>
+          <w:rFonts w:ascii="Times New Roman" w:hAnsi="Times New Roman" w:eastAsia="Times New Roman" w:cs="Times New Roman"/>
+        </w:rPr>
+        <w:t xml:space="preserve">12</w:t>
+      </w:r>
+      <w:r>
+        <w:rPr>
+          <w:rFonts w:ascii="Times New Roman" w:hAnsi="Times New Roman" w:eastAsia="Times New Roman" w:cs="Times New Roman"/>
+        </w:rPr>
+        <w:t xml:space="preserve"> </w:t>
+      </w:r>
+      <w:r>
+        <w:rPr>
+          <w:rFonts w:ascii="Times New Roman" w:hAnsi="Times New Roman" w:eastAsia="Times New Roman" w:cs="Times New Roman"/>
+        </w:rPr>
+        <w:t xml:space="preserve">13</w:t>
+      </w:r>
+      <w:r>
+        <w:rPr>
+          <w:rFonts w:ascii="Times New Roman" w:hAnsi="Times New Roman" w:eastAsia="Times New Roman" w:cs="Times New Roman"/>
+        </w:rPr>
+        <w:t xml:space="preserve"> </w:t>
+      </w:r>
+      <w:r>
+        <w:rPr>
+          <w:rFonts w:ascii="Times New Roman" w:hAnsi="Times New Roman" w:eastAsia="Times New Roman" w:cs="Times New Roman"/>
+        </w:rPr>
+        <w:t xml:space="preserve">14</w:t>
+      </w:r>
+      <w:r>
+        <w:rPr>
+          <w:rFonts w:ascii="Times New Roman" w:hAnsi="Times New Roman" w:eastAsia="Times New Roman" w:cs="Times New Roman"/>
+        </w:rPr>
+        <w:t xml:space="preserve"> </w:t>
+      </w:r>
+      <w:r>
+        <w:rPr>
+          <w:rFonts w:ascii="Times New Roman" w:hAnsi="Times New Roman" w:eastAsia="Times New Roman" w:cs="Times New Roman"/>
+        </w:rPr>
+        <w:t xml:space="preserve">15</w:t>
+      </w:r>
+      <w:r>
+        <w:rPr>
+          <w:rFonts w:ascii="Times New Roman" w:hAnsi="Times New Roman" w:eastAsia="Times New Roman" w:cs="Times New Roman"/>
+        </w:rPr>
+        <w:t xml:space="preserve"> </w:t>
+      </w:r>
+      <w:r>
+        <w:rPr>
+          <w:rFonts w:ascii="Times New Roman" w:hAnsi="Times New Roman" w:eastAsia="Times New Roman" w:cs="Times New Roman"/>
+        </w:rPr>
+        <w:t xml:space="preserve">16</w:t>
+      </w:r>
+      <w:r>
+        <w:rPr>
+          <w:rFonts w:ascii="Times New Roman" w:hAnsi="Times New Roman" w:eastAsia="Times New Roman" w:cs="Times New Roman"/>
+        </w:rPr>
+        <w:t xml:space="preserve"> </w:t>
+      </w:r>
+      <w:r>
+        <w:rPr>
+          <w:rFonts w:ascii="Times New Roman" w:hAnsi="Times New Roman" w:eastAsia="Times New Roman" w:cs="Times New Roman"/>
+        </w:rPr>
+        <w:t xml:space="preserve">17</w:t>
+      </w:r>
+      <w:r>
+        <w:rPr>
+          <w:rFonts w:ascii="Times New Roman" w:hAnsi="Times New Roman" w:eastAsia="Times New Roman" w:cs="Times New Roman"/>
+        </w:rPr>
+        <w:t xml:space="preserve"> </w:t>
+      </w:r>
+      <w:r>
+        <w:rPr>
+          <w:rFonts w:ascii="Times New Roman" w:hAnsi="Times New Roman" w:eastAsia="Times New Roman" w:cs="Times New Roman"/>
+        </w:rPr>
+        <w:t xml:space="preserve">18</w:t>
+      </w:r>
+      <w:r>
+        <w:rPr>
+          <w:rFonts w:ascii="Times New Roman" w:hAnsi="Times New Roman" w:eastAsia="Times New Roman" w:cs="Times New Roman"/>
+        </w:rPr>
+        <w:t xml:space="preserve"> </w:t>
+      </w:r>
+      <w:r>
+        <w:rPr>
+          <w:rFonts w:ascii="Times New Roman" w:hAnsi="Times New Roman" w:eastAsia="Times New Roman" w:cs="Times New Roman"/>
+        </w:rPr>
+        <w:t xml:space="preserve">19</w:t>
+      </w:r>
+      <w:r>
+        <w:rPr>
+          <w:rFonts w:ascii="Times New Roman" w:hAnsi="Times New Roman" w:eastAsia="Times New Roman" w:cs="Times New Roman"/>
+        </w:rPr>
+        <w:t xml:space="preserve"> </w:t>
+      </w:r>
+      <w:r>
+        <w:rPr>
+          <w:rFonts w:ascii="Times New Roman" w:hAnsi="Times New Roman" w:eastAsia="Times New Roman" w:cs="Times New Roman"/>
+        </w:rPr>
+        <w:t xml:space="preserve">20</w:t>
       </w:r>
     </w:p>
     <w:p>
       <w:pPr>
         <w:pStyle w:val="BodyText"/>
+        <w:ind w:firstLine="420"/>
       </w:pPr>
-      <m:oMath>
-        <m:r>
-          <m:t>s</m:t>
-        </m:r>
-      </m:oMath>
-      <w:r>
-        <w:rPr>
-          <w:rFonts w:ascii="Times New Roman" w:hAnsi="Times New Roman" w:eastAsia="Times New Roman" w:cs="Times New Roman"/>
-        </w:rPr>
-        <w:t xml:space="preserve"> </w:t>
-      </w:r>
-      <w:r>
-        <w:rPr>
-          <w:rFonts w:hint="eastAsia" w:ascii="Times New Roman" w:hAnsi="Times New Roman" w:eastAsia="FangSong" w:cs="Times New Roman"/>
-        </w:rPr>
-        <w:t xml:space="preserve">取</w:t>
-      </w:r>
-      <w:r>
-        <w:rPr>
-          <w:rFonts w:ascii="Times New Roman" w:hAnsi="Times New Roman" w:eastAsia="Times New Roman" w:cs="Times New Roman"/>
-        </w:rPr>
-        <w:t xml:space="preserve"> </w:t>
-      </w:r>
-      <m:oMath>
-        <m:r>
-          <m:rPr>
-            <m:sty m:val="p"/>
-          </m:rPr>
-          <m:t>+</m:t>
-        </m:r>
-        <m:f>
-          <m:fPr>
-            <m:type m:val="bar"/>
-          </m:fPr>
-          <m:num>
-            <m:r>
-              <m:t>1</m:t>
-            </m:r>
-          </m:num>
-          <m:den>
-            <m:r>
-              <m:t>2</m:t>
-            </m:r>
-          </m:den>
-        </m:f>
-      </m:oMath>
-      <w:r>
-        <w:rPr>
-          <w:rFonts w:ascii="Times New Roman" w:hAnsi="Times New Roman" w:eastAsia="Times New Roman" w:cs="Times New Roman"/>
-        </w:rPr>
-        <w:t xml:space="preserve"> </w:t>
-      </w:r>
-      <w:r>
-        <w:rPr>
-          <w:rFonts w:hint="eastAsia" w:ascii="Times New Roman" w:hAnsi="Times New Roman" w:eastAsia="FangSong" w:cs="Times New Roman"/>
-        </w:rPr>
-        <w:t xml:space="preserve">和</w:t>
-      </w:r>
-      <w:r>
-        <w:rPr>
-          <w:rFonts w:ascii="Times New Roman" w:hAnsi="Times New Roman" w:eastAsia="Times New Roman" w:cs="Times New Roman"/>
-        </w:rPr>
-        <w:t xml:space="preserve"> </w:t>
-      </w:r>
-      <m:oMath>
-        <m:r>
-          <m:rPr>
-            <m:sty m:val="p"/>
-          </m:rPr>
-          <m:t>−</m:t>
-        </m:r>
-        <m:f>
-          <m:fPr>
-            <m:type m:val="bar"/>
-          </m:fPr>
-          <m:num>
-            <m:r>
-              <m:t>1</m:t>
-            </m:r>
-          </m:num>
-          <m:den>
-            <m:r>
-              <m:t>2</m:t>
-            </m:r>
-          </m:den>
-        </m:f>
-      </m:oMath>
-    </w:p>
-    <w:p>
-      <w:pPr>
-        <w:pStyle w:val="BodyText"/>
-      </w:pPr>
-      <w:r>
-        <w:rPr>
-          <w:rFonts w:ascii="Times New Roman" w:hAnsi="Times New Roman" w:eastAsia="Times New Roman" w:cs="Times New Roman"/>
-        </w:rPr>
-        <w:t xml:space="preserve">13-1 </w:t>
-      </w:r>
-      <w:r>
-        <w:rPr>
-          <w:rFonts w:hint="eastAsia" w:ascii="Times New Roman" w:hAnsi="Times New Roman" w:eastAsia="FangSong" w:cs="Times New Roman"/>
-        </w:rPr>
-        <w:t xml:space="preserve">分别指出下面量子数条件下可以容纳的电子数</w:t>
-      </w:r>
-      <w:r>
-        <w:rPr>
-          <w:rFonts w:ascii="Times New Roman" w:hAnsi="Times New Roman" w:eastAsia="Times New Roman" w:cs="Times New Roman"/>
-        </w:rPr>
-        <w:t xml:space="preserve"> </w:t>
-      </w:r>
-      <w:r>
-        <w:rPr>
-          <w:rFonts w:ascii="Times New Roman" w:hAnsi="Times New Roman" w:eastAsia="Times New Roman" w:cs="Times New Roman"/>
-        </w:rPr>
-        <w:t xml:space="preserve">①p=6; ②p=4、q=3; ③p=3、q=0、r=0</w:t>
-      </w:r>
-    </w:p>
-    <w:p>
-      <w:pPr>
-        <w:pStyle w:val="BodyText"/>
-      </w:pPr>
-      <w:r>
-        <w:rPr>
-          <w:rFonts w:ascii="Times New Roman" w:hAnsi="Times New Roman" w:eastAsia="Times New Roman" w:cs="Times New Roman"/>
-        </w:rPr>
-        <w:t xml:space="preserve">13-2 </w:t>
-      </w:r>
-      <w:r>
-        <w:rPr>
-          <w:rFonts w:hint="eastAsia" w:ascii="Times New Roman" w:hAnsi="Times New Roman" w:eastAsia="FangSong" w:cs="Times New Roman"/>
-        </w:rPr>
-        <w:t>试写出前四周期反应性最低的四种元素的原子序数</w:t>
-      </w:r>
-      <w:r>
-        <w:rPr>
-          <w:rFonts w:hint="eastAsia" w:ascii="Times New Roman" w:hAnsi="Times New Roman" w:eastAsia="Times New Roman" w:cs="Times New Roman"/>
-        </w:rPr>
-        <w:t>。</w:t>
-      </w:r>
-    </w:p>
-    <w:p>
-      <w:pPr>
-        <w:pStyle w:val="BodyText"/>
-      </w:pPr>
-      <w:r>
-        <w:rPr>
-          <w:rFonts w:ascii="Times New Roman" w:hAnsi="Times New Roman" w:eastAsia="Times New Roman" w:cs="Times New Roman"/>
-        </w:rPr>
-        <w:t xml:space="preserve">13-3 </w:t>
-      </w:r>
-      <w:r>
-        <w:rPr>
-          <w:rFonts w:hint="eastAsia" w:ascii="Times New Roman" w:hAnsi="Times New Roman" w:eastAsia="FangSong" w:cs="Times New Roman"/>
-        </w:rPr>
-        <w:t>试画出该星球上前四周期的元素周期表</w:t>
-      </w:r>
-      <w:r>
-        <w:rPr>
-          <w:rFonts w:hint="eastAsia" w:ascii="Times New Roman" w:hAnsi="Times New Roman" w:eastAsia="Times New Roman" w:cs="Times New Roman"/>
-        </w:rPr>
-        <w:t>。</w:t>
-      </w:r>
-    </w:p>
-    <w:p>
-      <w:pPr>
-        <w:pStyle w:val="BodyText"/>
-      </w:pPr>
-      <w:r>
-        <w:rPr>
-          <w:rFonts w:ascii="Times New Roman" w:hAnsi="Times New Roman" w:eastAsia="Times New Roman" w:cs="Times New Roman"/>
-        </w:rPr>
-        <w:t xml:space="preserve">13-4 </w:t>
-      </w:r>
-      <w:r>
-        <w:rPr>
-          <w:rFonts w:hint="eastAsia" w:ascii="Times New Roman" w:hAnsi="Times New Roman" w:eastAsia="FangSong" w:cs="Times New Roman"/>
-        </w:rPr>
-        <w:t xml:space="preserve">试指出第</w:t>
-      </w:r>
-      <w:r>
-        <w:rPr>
-          <w:rFonts w:ascii="Times New Roman" w:hAnsi="Times New Roman" w:eastAsia="Times New Roman" w:cs="Times New Roman"/>
-        </w:rPr>
-        <w:t xml:space="preserve"> </w:t>
-      </w:r>
-      <m:oMath>
-        <m:r>
-          <m:t>m</m:t>
-        </m:r>
-      </m:oMath>
-      <w:r>
-        <w:rPr>
-          <w:rFonts w:ascii="Times New Roman" w:hAnsi="Times New Roman" w:eastAsia="Times New Roman" w:cs="Times New Roman"/>
-        </w:rPr>
-        <w:t xml:space="preserve"> </w:t>
-      </w:r>
-      <w:r>
-        <w:rPr>
-          <w:rFonts w:hint="eastAsia" w:ascii="Times New Roman" w:hAnsi="Times New Roman" w:eastAsia="FangSong" w:cs="Times New Roman"/>
-        </w:rPr>
-        <w:t>周期可容纳的总元素个数</w:t>
-      </w:r>
-      <w:r>
-        <w:rPr>
-          <w:rFonts w:hint="eastAsia" w:ascii="Times New Roman" w:hAnsi="Times New Roman" w:eastAsia="Times New Roman" w:cs="Times New Roman"/>
-        </w:rPr>
-        <w:t>。</w:t>
-      </w:r>
-    </w:p>
-    <w:p>
-      <w:pPr>
-        <w:pStyle w:val="BodyText"/>
-      </w:pPr>
-      <w:r>
-        <w:rPr>
-          <w:rFonts w:ascii="Times New Roman" w:hAnsi="Times New Roman" w:eastAsia="Times New Roman" w:cs="Times New Roman"/>
-        </w:rPr>
-        <w:t xml:space="preserve">13-1 ①p=6: </w:t>
-      </w:r>
-      <w:r>
-        <w:rPr>
-          <w:rFonts w:hint="eastAsia" w:ascii="Times New Roman" w:hAnsi="Times New Roman" w:eastAsia="Times New Roman" w:cs="Times New Roman"/>
-        </w:rPr>
-        <w:t>18</w:t>
-      </w:r>
-      <w:r>
-        <w:rPr>
-          <w:rFonts w:hint="eastAsia" w:ascii="Times New Roman" w:hAnsi="Times New Roman" w:eastAsia="FangSong" w:cs="Times New Roman"/>
-        </w:rPr>
-        <w:t>个电子</w:t>
-      </w:r>
-      <w:r>
-        <w:rPr>
-          <w:rFonts w:hint="eastAsia" w:ascii="Times New Roman" w:hAnsi="Times New Roman" w:eastAsia="Times New Roman" w:cs="Times New Roman"/>
-        </w:rPr>
-        <w:t>；</w:t>
-      </w:r>
-      <w:r>
-        <w:rPr>
-          <w:rFonts w:ascii="Times New Roman" w:hAnsi="Times New Roman" w:eastAsia="Times New Roman" w:cs="Times New Roman"/>
-        </w:rPr>
-        <w:t xml:space="preserve"> ②p=4、q=3: </w:t>
-      </w:r>
-      <w:r>
-        <w:rPr>
-          <w:rFonts w:hint="eastAsia" w:ascii="Times New Roman" w:hAnsi="Times New Roman" w:eastAsia="Times New Roman" w:cs="Times New Roman"/>
-        </w:rPr>
-        <w:t>6</w:t>
-      </w:r>
-      <w:r>
-        <w:rPr>
-          <w:rFonts w:hint="eastAsia" w:ascii="Times New Roman" w:hAnsi="Times New Roman" w:eastAsia="FangSong" w:cs="Times New Roman"/>
-        </w:rPr>
-        <w:t>个电子</w:t>
-      </w:r>
-      <w:r>
-        <w:rPr>
-          <w:rFonts w:hint="eastAsia" w:ascii="Times New Roman" w:hAnsi="Times New Roman" w:eastAsia="Times New Roman" w:cs="Times New Roman"/>
-        </w:rPr>
-        <w:t>；</w:t>
-      </w:r>
-      <w:r>
-        <w:rPr>
-          <w:rFonts w:ascii="Times New Roman" w:hAnsi="Times New Roman" w:eastAsia="Times New Roman" w:cs="Times New Roman"/>
-        </w:rPr>
-        <w:t xml:space="preserve"> </w:t>
-      </w:r>
-      <w:r>
-        <w:rPr>
-          <w:rFonts w:hint="eastAsia" w:ascii="Times New Roman" w:hAnsi="Times New Roman" w:eastAsia="Times New Roman" w:cs="Times New Roman"/>
-        </w:rPr>
-        <w:t>③p=3、q=0、r=0：</w:t>
-      </w:r>
-      <w:r>
-        <w:rPr>
-          <w:rFonts w:hint="eastAsia" w:ascii="Times New Roman" w:hAnsi="Times New Roman" w:eastAsia="FangSong" w:cs="Times New Roman"/>
-        </w:rPr>
-        <w:t>无电子</w:t>
-      </w:r>
-      <w:r>
-        <w:rPr>
-          <w:rFonts w:hint="eastAsia" w:ascii="Times New Roman" w:hAnsi="Times New Roman" w:eastAsia="Times New Roman" w:cs="Times New Roman"/>
-        </w:rPr>
-        <w:t>(</w:t>
-      </w:r>
-      <w:r>
-        <w:rPr>
-          <w:rFonts w:hint="eastAsia" w:ascii="Times New Roman" w:hAnsi="Times New Roman" w:eastAsia="FangSong" w:cs="Times New Roman"/>
-        </w:rPr>
-        <w:t>轨道不存在</w:t>
-      </w:r>
-      <w:r>
-        <w:rPr>
-          <w:rFonts w:hint="eastAsia" w:ascii="Times New Roman" w:hAnsi="Times New Roman" w:eastAsia="Times New Roman" w:cs="Times New Roman"/>
-        </w:rPr>
-        <w:t>)</w:t>
-      </w:r>
-      <w:r>
-        <w:rPr>
-          <w:rFonts w:ascii="Times New Roman" w:hAnsi="Times New Roman" w:eastAsia="Times New Roman" w:cs="Times New Roman"/>
-        </w:rPr>
-        <w:t xml:space="preserve"> </w:t>
-      </w:r>
-      <w:r>
-        <w:rPr>
-          <w:rFonts w:ascii="Times New Roman" w:hAnsi="Times New Roman" w:eastAsia="Times New Roman" w:cs="Times New Roman"/>
-        </w:rPr>
-        <w:t xml:space="preserve">13-2 </w:t>
-      </w:r>
-      <w:r>
-        <w:rPr>
-          <w:rFonts w:hint="eastAsia" w:ascii="Times New Roman" w:hAnsi="Times New Roman" w:eastAsia="FangSong" w:cs="Times New Roman"/>
-        </w:rPr>
-        <w:t>原子序数</w:t>
-      </w:r>
-      <w:r>
-        <w:rPr>
-          <w:rFonts w:hint="eastAsia" w:ascii="Times New Roman" w:hAnsi="Times New Roman" w:eastAsia="Times New Roman" w:cs="Times New Roman"/>
-        </w:rPr>
-        <w:t>：2、4、12、20</w:t>
-      </w:r>
-    </w:p>
-    <w:p>
-      <w:pPr>
-        <w:pStyle w:val="BodyText"/>
-      </w:pPr>
-      <w:r>
-        <w:rPr>
-          <w:rFonts w:ascii="Times New Roman" w:hAnsi="Times New Roman" w:eastAsia="Times New Roman" w:cs="Times New Roman"/>
-        </w:rPr>
-        <w:t xml:space="preserve">1</w:t>
-      </w:r>
-      <w:r>
-        <w:rPr>
-          <w:rFonts w:ascii="Times New Roman" w:hAnsi="Times New Roman" w:eastAsia="Times New Roman" w:cs="Times New Roman"/>
-        </w:rPr>
-        <w:t xml:space="preserve"> </w:t>
-      </w:r>
-      <w:r>
-        <w:rPr>
-          <w:rFonts w:ascii="Times New Roman" w:hAnsi="Times New Roman" w:eastAsia="Times New Roman" w:cs="Times New Roman"/>
-        </w:rPr>
-        <w:t xml:space="preserve">2</w:t>
-      </w:r>
-      <w:r>
-        <w:rPr>
-          <w:rFonts w:ascii="Times New Roman" w:hAnsi="Times New Roman" w:eastAsia="Times New Roman" w:cs="Times New Roman"/>
-        </w:rPr>
-        <w:t xml:space="preserve"> </w:t>
-      </w:r>
-      <w:r>
-        <w:rPr>
-          <w:rFonts w:ascii="Times New Roman" w:hAnsi="Times New Roman" w:eastAsia="Times New Roman" w:cs="Times New Roman"/>
-        </w:rPr>
-        <w:t xml:space="preserve">3</w:t>
-      </w:r>
-      <w:r>
-        <w:rPr>
-          <w:rFonts w:ascii="Times New Roman" w:hAnsi="Times New Roman" w:eastAsia="Times New Roman" w:cs="Times New Roman"/>
-        </w:rPr>
-        <w:t xml:space="preserve"> </w:t>
-      </w:r>
-      <w:r>
-        <w:rPr>
-          <w:rFonts w:ascii="Times New Roman" w:hAnsi="Times New Roman" w:eastAsia="Times New Roman" w:cs="Times New Roman"/>
-        </w:rPr>
-        <w:t xml:space="preserve">4</w:t>
-      </w:r>
-      <w:r>
-        <w:rPr>
-          <w:rFonts w:ascii="Times New Roman" w:hAnsi="Times New Roman" w:eastAsia="Times New Roman" w:cs="Times New Roman"/>
-        </w:rPr>
-        <w:t xml:space="preserve"> </w:t>
-      </w:r>
-      <w:r>
-        <w:rPr>
-          <w:rFonts w:ascii="Times New Roman" w:hAnsi="Times New Roman" w:eastAsia="Times New Roman" w:cs="Times New Roman"/>
-        </w:rPr>
-        <w:t xml:space="preserve">5</w:t>
-      </w:r>
-      <w:r>
-        <w:rPr>
-          <w:rFonts w:ascii="Times New Roman" w:hAnsi="Times New Roman" w:eastAsia="Times New Roman" w:cs="Times New Roman"/>
-        </w:rPr>
-        <w:t xml:space="preserve"> </w:t>
-      </w:r>
-      <w:r>
-        <w:rPr>
-          <w:rFonts w:ascii="Times New Roman" w:hAnsi="Times New Roman" w:eastAsia="Times New Roman" w:cs="Times New Roman"/>
-        </w:rPr>
-        <w:t xml:space="preserve">6</w:t>
-      </w:r>
-      <w:r>
-        <w:rPr>
-          <w:rFonts w:ascii="Times New Roman" w:hAnsi="Times New Roman" w:eastAsia="Times New Roman" w:cs="Times New Roman"/>
-        </w:rPr>
-        <w:t xml:space="preserve"> </w:t>
-      </w:r>
-      <w:r>
-        <w:rPr>
-          <w:rFonts w:ascii="Times New Roman" w:hAnsi="Times New Roman" w:eastAsia="Times New Roman" w:cs="Times New Roman"/>
-        </w:rPr>
-        <w:t xml:space="preserve">7</w:t>
-      </w:r>
-      <w:r>
-        <w:rPr>
-          <w:rFonts w:ascii="Times New Roman" w:hAnsi="Times New Roman" w:eastAsia="Times New Roman" w:cs="Times New Roman"/>
-        </w:rPr>
-        <w:t xml:space="preserve"> </w:t>
-      </w:r>
-      <w:r>
-        <w:rPr>
-          <w:rFonts w:ascii="Times New Roman" w:hAnsi="Times New Roman" w:eastAsia="Times New Roman" w:cs="Times New Roman"/>
-        </w:rPr>
-        <w:t xml:space="preserve">8</w:t>
-      </w:r>
-      <w:r>
-        <w:rPr>
-          <w:rFonts w:ascii="Times New Roman" w:hAnsi="Times New Roman" w:eastAsia="Times New Roman" w:cs="Times New Roman"/>
-        </w:rPr>
-        <w:t xml:space="preserve"> </w:t>
-      </w:r>
-      <w:r>
-        <w:rPr>
-          <w:rFonts w:ascii="Times New Roman" w:hAnsi="Times New Roman" w:eastAsia="Times New Roman" w:cs="Times New Roman"/>
-        </w:rPr>
-        <w:t xml:space="preserve">9</w:t>
-      </w:r>
-      <w:r>
-        <w:rPr>
-          <w:rFonts w:ascii="Times New Roman" w:hAnsi="Times New Roman" w:eastAsia="Times New Roman" w:cs="Times New Roman"/>
-        </w:rPr>
-        <w:t xml:space="preserve"> </w:t>
-      </w:r>
-      <w:r>
-        <w:rPr>
-          <w:rFonts w:ascii="Times New Roman" w:hAnsi="Times New Roman" w:eastAsia="Times New Roman" w:cs="Times New Roman"/>
-        </w:rPr>
-        <w:t xml:space="preserve">10</w:t>
-      </w:r>
-      <w:r>
-        <w:rPr>
-          <w:rFonts w:ascii="Times New Roman" w:hAnsi="Times New Roman" w:eastAsia="Times New Roman" w:cs="Times New Roman"/>
-        </w:rPr>
-        <w:t xml:space="preserve"> </w:t>
-      </w:r>
-      <w:r>
-        <w:rPr>
-          <w:rFonts w:ascii="Times New Roman" w:hAnsi="Times New Roman" w:eastAsia="Times New Roman" w:cs="Times New Roman"/>
-        </w:rPr>
-        <w:t xml:space="preserve">11</w:t>
-      </w:r>
-      <w:r>
-        <w:rPr>
-          <w:rFonts w:ascii="Times New Roman" w:hAnsi="Times New Roman" w:eastAsia="Times New Roman" w:cs="Times New Roman"/>
-        </w:rPr>
-        <w:t xml:space="preserve"> </w:t>
-      </w:r>
-      <w:r>
-        <w:rPr>
-          <w:rFonts w:ascii="Times New Roman" w:hAnsi="Times New Roman" w:eastAsia="Times New Roman" w:cs="Times New Roman"/>
-        </w:rPr>
-        <w:t xml:space="preserve">12</w:t>
-      </w:r>
-      <w:r>
-        <w:rPr>
-          <w:rFonts w:ascii="Times New Roman" w:hAnsi="Times New Roman" w:eastAsia="Times New Roman" w:cs="Times New Roman"/>
-        </w:rPr>
-        <w:t xml:space="preserve"> </w:t>
-      </w:r>
-      <w:r>
-        <w:rPr>
-          <w:rFonts w:ascii="Times New Roman" w:hAnsi="Times New Roman" w:eastAsia="Times New Roman" w:cs="Times New Roman"/>
-        </w:rPr>
-        <w:t xml:space="preserve">13</w:t>
-      </w:r>
-      <w:r>
-        <w:rPr>
-          <w:rFonts w:ascii="Times New Roman" w:hAnsi="Times New Roman" w:eastAsia="Times New Roman" w:cs="Times New Roman"/>
-        </w:rPr>
-        <w:t xml:space="preserve"> </w:t>
-      </w:r>
-      <w:r>
-        <w:rPr>
-          <w:rFonts w:ascii="Times New Roman" w:hAnsi="Times New Roman" w:eastAsia="Times New Roman" w:cs="Times New Roman"/>
-        </w:rPr>
-        <w:t xml:space="preserve">14</w:t>
-      </w:r>
-      <w:r>
-        <w:rPr>
-          <w:rFonts w:ascii="Times New Roman" w:hAnsi="Times New Roman" w:eastAsia="Times New Roman" w:cs="Times New Roman"/>
-        </w:rPr>
-        <w:t xml:space="preserve"> </w:t>
-      </w:r>
-      <w:r>
-        <w:rPr>
-          <w:rFonts w:ascii="Times New Roman" w:hAnsi="Times New Roman" w:eastAsia="Times New Roman" w:cs="Times New Roman"/>
-        </w:rPr>
-        <w:t xml:space="preserve">15</w:t>
-      </w:r>
-      <w:r>
-        <w:rPr>
-          <w:rFonts w:ascii="Times New Roman" w:hAnsi="Times New Roman" w:eastAsia="Times New Roman" w:cs="Times New Roman"/>
-        </w:rPr>
-        <w:t xml:space="preserve"> </w:t>
-      </w:r>
-      <w:r>
-        <w:rPr>
-          <w:rFonts w:ascii="Times New Roman" w:hAnsi="Times New Roman" w:eastAsia="Times New Roman" w:cs="Times New Roman"/>
-        </w:rPr>
-        <w:t xml:space="preserve">16</w:t>
-      </w:r>
-      <w:r>
-        <w:rPr>
-          <w:rFonts w:ascii="Times New Roman" w:hAnsi="Times New Roman" w:eastAsia="Times New Roman" w:cs="Times New Roman"/>
-        </w:rPr>
-        <w:t xml:space="preserve"> </w:t>
-      </w:r>
-      <w:r>
-        <w:rPr>
-          <w:rFonts w:ascii="Times New Roman" w:hAnsi="Times New Roman" w:eastAsia="Times New Roman" w:cs="Times New Roman"/>
-        </w:rPr>
-        <w:t xml:space="preserve">17</w:t>
-      </w:r>
-      <w:r>
-        <w:rPr>
-          <w:rFonts w:ascii="Times New Roman" w:hAnsi="Times New Roman" w:eastAsia="Times New Roman" w:cs="Times New Roman"/>
-        </w:rPr>
-        <w:t xml:space="preserve"> </w:t>
-      </w:r>
-      <w:r>
-        <w:rPr>
-          <w:rFonts w:ascii="Times New Roman" w:hAnsi="Times New Roman" w:eastAsia="Times New Roman" w:cs="Times New Roman"/>
-        </w:rPr>
-        <w:t xml:space="preserve">18</w:t>
-      </w:r>
-      <w:r>
-        <w:rPr>
-          <w:rFonts w:ascii="Times New Roman" w:hAnsi="Times New Roman" w:eastAsia="Times New Roman" w:cs="Times New Roman"/>
-        </w:rPr>
-        <w:t xml:space="preserve"> </w:t>
-      </w:r>
-      <w:r>
-        <w:rPr>
-          <w:rFonts w:ascii="Times New Roman" w:hAnsi="Times New Roman" w:eastAsia="Times New Roman" w:cs="Times New Roman"/>
-        </w:rPr>
-        <w:t xml:space="preserve">19</w:t>
-      </w:r>
-      <w:r>
-        <w:rPr>
-          <w:rFonts w:ascii="Times New Roman" w:hAnsi="Times New Roman" w:eastAsia="Times New Roman" w:cs="Times New Roman"/>
-        </w:rPr>
-        <w:t xml:space="preserve"> </w:t>
-      </w:r>
-      <w:r>
-        <w:rPr>
-          <w:rFonts w:ascii="Times New Roman" w:hAnsi="Times New Roman" w:eastAsia="Times New Roman" w:cs="Times New Roman"/>
-        </w:rPr>
-        <w:t xml:space="preserve">20</w:t>
-      </w:r>
-    </w:p>
-    <w:p>
-      <w:pPr>
-        <w:pStyle w:val="BodyText"/>
-      </w:pPr>
-      <w:r>
-        <w:rPr>
-          <w:rFonts w:ascii="Times New Roman" w:hAnsi="Times New Roman" w:eastAsia="Times New Roman" w:cs="Times New Roman"/>
-        </w:rPr>
-        <w:t xml:space="preserve">13-4</w:t>
+      <w:r>
+        <w:rPr>
+          <w:rFonts w:ascii="Times New Roman" w:hAnsi="Times New Roman" w:eastAsia="Times New Roman" w:cs="Times New Roman"/>
+          <w:b/>
+          <w:bCs/>
+        </w:rPr>
+        <w:t xml:space="preserve">(4)</w:t>
       </w:r>
       <w:r>
         <w:rPr>
@@ -19023,6 +19747,7 @@
     <w:p>
       <w:pPr>
         <w:pStyle w:val="BlockText"/>
+        <w:ind w:firstLine="420"/>
       </w:pPr>
       <w:r>
         <w:rPr>
@@ -19046,6 +19771,7 @@
     <w:p>
       <w:pPr>
         <w:pStyle w:val="FirstParagraph"/>
+        <w:ind w:firstLine="420"/>
       </w:pPr>
       <w:r>
         <w:rPr>
@@ -19238,6 +19964,240 @@
           <w:rFonts w:hint="eastAsia" w:ascii="Times New Roman" w:hAnsi="Times New Roman" w:eastAsia="FangSong" w:cs="Times New Roman"/>
         </w:rPr>
         <w:t>他的预测得到了证实</w:t>
+      </w:r>
+      <w:r>
+        <w:rPr>
+          <w:rFonts w:hint="eastAsia" w:ascii="Times New Roman" w:hAnsi="Times New Roman" w:eastAsia="Times New Roman" w:cs="Times New Roman"/>
+        </w:rPr>
+        <w:t>。</w:t>
+      </w:r>
+    </w:p>
+    <w:p>
+      <w:pPr>
+        <w:numPr>
+          <w:ilvl w:val="0"/>
+          <w:numId w:val="1011"/>
+        </w:numPr>
+        <w:ind w:firstLine="420"/>
+      </w:pPr>
+      <w:r>
+        <w:rPr>
+          <w:rFonts w:hint="eastAsia" w:ascii="Times New Roman" w:hAnsi="Times New Roman" w:eastAsia="FangSong" w:cs="Times New Roman"/>
+        </w:rPr>
+        <w:t>有趣的是</w:t>
+      </w:r>
+      <w:r>
+        <w:rPr>
+          <w:rFonts w:hint="eastAsia" w:ascii="Times New Roman" w:hAnsi="Times New Roman" w:eastAsia="Times New Roman" w:cs="Times New Roman"/>
+        </w:rPr>
+        <w:t>,</w:t>
+      </w:r>
+      <w:r>
+        <w:rPr>
+          <w:rFonts w:ascii="Times New Roman" w:hAnsi="Times New Roman" w:eastAsia="Times New Roman" w:cs="Times New Roman"/>
+        </w:rPr>
+        <w:t xml:space="preserve"> </w:t>
+      </w:r>
+      <w:r>
+        <w:rPr>
+          <w:rFonts w:hint="eastAsia" w:ascii="Times New Roman" w:hAnsi="Times New Roman" w:eastAsia="FangSong" w:cs="Times New Roman"/>
+        </w:rPr>
+        <w:t>这三种元素的名称都具有地理上的溯源</w:t>
+      </w:r>
+      <w:r>
+        <w:rPr>
+          <w:rFonts w:hint="eastAsia" w:ascii="Times New Roman" w:hAnsi="Times New Roman" w:eastAsia="Times New Roman" w:cs="Times New Roman"/>
+        </w:rPr>
+        <w:t>。Mendeleev</w:t>
+      </w:r>
+      <w:r>
+        <w:rPr>
+          <w:rFonts w:ascii="Times New Roman" w:hAnsi="Times New Roman" w:eastAsia="Times New Roman" w:cs="Times New Roman"/>
+        </w:rPr>
+        <w:t xml:space="preserve"> </w:t>
+      </w:r>
+      <w:r>
+        <w:rPr>
+          <w:rFonts w:hint="eastAsia" w:ascii="Times New Roman" w:hAnsi="Times New Roman" w:eastAsia="FangSong" w:cs="Times New Roman"/>
+        </w:rPr>
+        <w:t>预测的三种元素现在被称为何种元素</w:t>
+      </w:r>
+      <w:r>
+        <w:rPr>
+          <w:rFonts w:hint="eastAsia" w:ascii="Times New Roman" w:hAnsi="Times New Roman" w:eastAsia="Times New Roman" w:cs="Times New Roman"/>
+        </w:rPr>
+        <w:t>?</w:t>
+      </w:r>
+      <w:r>
+        <w:rPr>
+          <w:rFonts w:ascii="Times New Roman" w:hAnsi="Times New Roman" w:eastAsia="Times New Roman" w:cs="Times New Roman"/>
+        </w:rPr>
+        <w:t xml:space="preserve"> </w:t>
+      </w:r>
+      <w:r>
+        <w:rPr>
+          <w:rFonts w:hint="eastAsia" w:ascii="Times New Roman" w:hAnsi="Times New Roman" w:eastAsia="FangSong" w:cs="Times New Roman"/>
+        </w:rPr>
+        <w:t xml:space="preserve">为什么</w:t>
+      </w:r>
+      <w:r>
+        <w:rPr>
+          <w:rFonts w:ascii="Times New Roman" w:hAnsi="Times New Roman" w:eastAsia="Times New Roman" w:cs="Times New Roman"/>
+        </w:rPr>
+        <w:t xml:space="preserve"> Mendeleev </w:t>
+      </w:r>
+      <w:r>
+        <w:rPr>
+          <w:rFonts w:hint="eastAsia" w:ascii="Times New Roman" w:hAnsi="Times New Roman" w:eastAsia="FangSong" w:cs="Times New Roman"/>
+        </w:rPr>
+        <w:t>不能预测出稀有气体元素</w:t>
+      </w:r>
+      <w:r>
+        <w:rPr>
+          <w:rFonts w:hint="eastAsia" w:ascii="Times New Roman" w:hAnsi="Times New Roman" w:eastAsia="Times New Roman" w:cs="Times New Roman"/>
+        </w:rPr>
+        <w:t>?</w:t>
+      </w:r>
+    </w:p>
+    <w:p>
+      <w:pPr>
+        <w:numPr>
+          <w:ilvl w:val="0"/>
+          <w:numId w:val="1011"/>
+        </w:numPr>
+        <w:ind w:firstLine="420"/>
+      </w:pPr>
+      <w:r>
+        <w:rPr>
+          <w:rFonts w:hint="eastAsia" w:ascii="Times New Roman" w:hAnsi="Times New Roman" w:eastAsia="Times New Roman" w:cs="Times New Roman"/>
+        </w:rPr>
+        <w:t>2005</w:t>
+      </w:r>
+      <w:r>
+        <w:rPr>
+          <w:rFonts w:hint="eastAsia" w:ascii="Times New Roman" w:hAnsi="Times New Roman" w:eastAsia="FangSong" w:cs="Times New Roman"/>
+        </w:rPr>
+        <w:t>年在俄罗斯和美国的联合实验室中发现了第</w:t>
+      </w:r>
+      <w:r>
+        <w:rPr>
+          <w:rFonts w:hint="eastAsia" w:ascii="Times New Roman" w:hAnsi="Times New Roman" w:eastAsia="Times New Roman" w:cs="Times New Roman"/>
+        </w:rPr>
+        <w:t>118</w:t>
+      </w:r>
+      <w:r>
+        <w:rPr>
+          <w:rFonts w:hint="eastAsia" w:ascii="Times New Roman" w:hAnsi="Times New Roman" w:eastAsia="FangSong" w:cs="Times New Roman"/>
+        </w:rPr>
+        <w:t>号元素</w:t>
+      </w:r>
+      <w:r>
+        <w:rPr>
+          <w:rFonts w:hint="eastAsia" w:ascii="Times New Roman" w:hAnsi="Times New Roman" w:eastAsia="Times New Roman" w:cs="Times New Roman"/>
+        </w:rPr>
+        <w:t>。</w:t>
+      </w:r>
+      <w:r>
+        <w:rPr>
+          <w:rFonts w:hint="eastAsia" w:ascii="Times New Roman" w:hAnsi="Times New Roman" w:eastAsia="FangSong" w:cs="Times New Roman"/>
+        </w:rPr>
+        <w:t>其合成方法用钙</w:t>
+      </w:r>
+      <w:r>
+        <w:rPr>
+          <w:rFonts w:hint="eastAsia" w:ascii="Times New Roman" w:hAnsi="Times New Roman" w:eastAsia="Times New Roman" w:cs="Times New Roman"/>
+        </w:rPr>
+        <w:t>-48</w:t>
+      </w:r>
+      <w:r>
+        <w:rPr>
+          <w:rFonts w:hint="eastAsia" w:ascii="Times New Roman" w:hAnsi="Times New Roman" w:eastAsia="FangSong" w:cs="Times New Roman"/>
+        </w:rPr>
+        <w:t>核轰击含</w:t>
+      </w:r>
+      <w:r>
+        <w:rPr>
+          <w:rFonts w:hint="eastAsia" w:ascii="Times New Roman" w:hAnsi="Times New Roman" w:eastAsia="Times New Roman" w:cs="Times New Roman"/>
+        </w:rPr>
+        <w:t>Cf-249</w:t>
+      </w:r>
+      <w:r>
+        <w:rPr>
+          <w:rFonts w:hint="eastAsia" w:ascii="Times New Roman" w:hAnsi="Times New Roman" w:eastAsia="FangSong" w:cs="Times New Roman"/>
+        </w:rPr>
+        <w:t>核的靶</w:t>
+      </w:r>
+      <w:r>
+        <w:rPr>
+          <w:rFonts w:hint="eastAsia" w:ascii="Times New Roman" w:hAnsi="Times New Roman" w:eastAsia="Times New Roman" w:cs="Times New Roman"/>
+        </w:rPr>
+        <w:t>。</w:t>
+      </w:r>
+      <w:r>
+        <w:rPr>
+          <w:rFonts w:hint="eastAsia" w:ascii="Times New Roman" w:hAnsi="Times New Roman" w:eastAsia="FangSong" w:cs="Times New Roman"/>
+        </w:rPr>
+        <w:t>得到质量数为</w:t>
+      </w:r>
+      <w:r>
+        <w:rPr>
+          <w:rFonts w:hint="eastAsia" w:ascii="Times New Roman" w:hAnsi="Times New Roman" w:eastAsia="Times New Roman" w:cs="Times New Roman"/>
+        </w:rPr>
+        <w:t>294</w:t>
+      </w:r>
+      <w:r>
+        <w:rPr>
+          <w:rFonts w:hint="eastAsia" w:ascii="Times New Roman" w:hAnsi="Times New Roman" w:eastAsia="FangSong" w:cs="Times New Roman"/>
+        </w:rPr>
+        <w:t>的第</w:t>
+      </w:r>
+      <w:r>
+        <w:rPr>
+          <w:rFonts w:hint="eastAsia" w:ascii="Times New Roman" w:hAnsi="Times New Roman" w:eastAsia="Times New Roman" w:cs="Times New Roman"/>
+        </w:rPr>
+        <w:t>118</w:t>
+      </w:r>
+      <w:r>
+        <w:rPr>
+          <w:rFonts w:hint="eastAsia" w:ascii="Times New Roman" w:hAnsi="Times New Roman" w:eastAsia="FangSong" w:cs="Times New Roman"/>
+        </w:rPr>
+        <w:t>号元素</w:t>
+      </w:r>
+      <w:r>
+        <w:rPr>
+          <w:rFonts w:hint="eastAsia" w:ascii="Times New Roman" w:hAnsi="Times New Roman" w:eastAsia="Times New Roman" w:cs="Times New Roman"/>
+        </w:rPr>
+        <w:t>。</w:t>
+      </w:r>
+    </w:p>
+    <w:p>
+      <w:pPr>
+        <w:pStyle w:val="FirstParagraph"/>
+        <w:ind w:firstLine="420"/>
+      </w:pPr>
+      <w:r>
+        <w:rPr>
+          <w:rFonts w:hint="eastAsia" w:ascii="Times New Roman" w:hAnsi="Times New Roman" w:eastAsia="Times New Roman" w:cs="Times New Roman"/>
+        </w:rPr>
+        <w:t>①</w:t>
+      </w:r>
+      <w:r>
+        <w:rPr>
+          <w:rFonts w:hint="eastAsia" w:ascii="Times New Roman" w:hAnsi="Times New Roman" w:eastAsia="FangSong" w:cs="Times New Roman"/>
+        </w:rPr>
+        <w:t>试写出合成第</w:t>
+      </w:r>
+      <w:r>
+        <w:rPr>
+          <w:rFonts w:ascii="Times New Roman" w:hAnsi="Times New Roman" w:eastAsia="Times New Roman" w:cs="Times New Roman"/>
+        </w:rPr>
+        <w:t xml:space="preserve"> 118 </w:t>
+      </w:r>
+      <w:r>
+        <w:rPr>
+          <w:rFonts w:hint="eastAsia" w:ascii="Times New Roman" w:hAnsi="Times New Roman" w:eastAsia="FangSong" w:cs="Times New Roman"/>
+        </w:rPr>
+        <w:t>号元素的核反应方程式</w:t>
       </w:r>
       <w:r>
         <w:rPr>
@@ -19249,232 +20209,286 @@
     <w:p>
       <w:pPr>
         <w:pStyle w:val="BodyText"/>
+        <w:ind w:firstLine="420"/>
       </w:pPr>
       <w:r>
         <w:rPr>
-          <w:rFonts w:ascii="Times New Roman" w:hAnsi="Times New Roman" w:eastAsia="Times New Roman" w:cs="Times New Roman"/>
-        </w:rPr>
-        <w:t xml:space="preserve">14-1 </w:t>
-      </w:r>
-      <w:r>
-        <w:rPr>
-          <w:rFonts w:hint="eastAsia" w:ascii="Times New Roman" w:hAnsi="Times New Roman" w:eastAsia="FangSong" w:cs="Times New Roman"/>
-        </w:rPr>
-        <w:t>有趣的是</w:t>
-      </w:r>
-      <w:r>
-        <w:rPr>
-          <w:rFonts w:hint="eastAsia" w:ascii="Times New Roman" w:hAnsi="Times New Roman" w:eastAsia="Times New Roman" w:cs="Times New Roman"/>
-        </w:rPr>
-        <w:t>,</w:t>
-      </w:r>
-      <w:r>
-        <w:rPr>
-          <w:rFonts w:ascii="Times New Roman" w:hAnsi="Times New Roman" w:eastAsia="Times New Roman" w:cs="Times New Roman"/>
-        </w:rPr>
-        <w:t xml:space="preserve"> </w:t>
-      </w:r>
-      <w:r>
-        <w:rPr>
-          <w:rFonts w:hint="eastAsia" w:ascii="Times New Roman" w:hAnsi="Times New Roman" w:eastAsia="FangSong" w:cs="Times New Roman"/>
-        </w:rPr>
-        <w:t>这三种元素的名称都具有地理上的溯源</w:t>
-      </w:r>
-      <w:r>
-        <w:rPr>
-          <w:rFonts w:hint="eastAsia" w:ascii="Times New Roman" w:hAnsi="Times New Roman" w:eastAsia="Times New Roman" w:cs="Times New Roman"/>
-        </w:rPr>
-        <w:t>。Mendeleev</w:t>
-      </w:r>
-      <w:r>
-        <w:rPr>
-          <w:rFonts w:ascii="Times New Roman" w:hAnsi="Times New Roman" w:eastAsia="Times New Roman" w:cs="Times New Roman"/>
-        </w:rPr>
-        <w:t xml:space="preserve"> </w:t>
-      </w:r>
-      <w:r>
-        <w:rPr>
-          <w:rFonts w:hint="eastAsia" w:ascii="Times New Roman" w:hAnsi="Times New Roman" w:eastAsia="FangSong" w:cs="Times New Roman"/>
-        </w:rPr>
-        <w:t>预测的三种元素现在被称为何种元素</w:t>
-      </w:r>
-      <w:r>
-        <w:rPr>
-          <w:rFonts w:hint="eastAsia" w:ascii="Times New Roman" w:hAnsi="Times New Roman" w:eastAsia="Times New Roman" w:cs="Times New Roman"/>
-        </w:rPr>
-        <w:t>?</w:t>
-      </w:r>
-      <w:r>
-        <w:rPr>
-          <w:rFonts w:ascii="Times New Roman" w:hAnsi="Times New Roman" w:eastAsia="Times New Roman" w:cs="Times New Roman"/>
-        </w:rPr>
-        <w:t xml:space="preserve"> </w:t>
-      </w:r>
-      <w:r>
-        <w:rPr>
-          <w:rFonts w:hint="eastAsia" w:ascii="Times New Roman" w:hAnsi="Times New Roman" w:eastAsia="FangSong" w:cs="Times New Roman"/>
-        </w:rPr>
-        <w:t xml:space="preserve">为什么</w:t>
-      </w:r>
-      <w:r>
-        <w:rPr>
-          <w:rFonts w:ascii="Times New Roman" w:hAnsi="Times New Roman" w:eastAsia="Times New Roman" w:cs="Times New Roman"/>
-        </w:rPr>
-        <w:t xml:space="preserve"> Mendeleev </w:t>
-      </w:r>
-      <w:r>
-        <w:rPr>
-          <w:rFonts w:hint="eastAsia" w:ascii="Times New Roman" w:hAnsi="Times New Roman" w:eastAsia="FangSong" w:cs="Times New Roman"/>
-        </w:rPr>
-        <w:t>不能预测出稀有气体元素</w:t>
-      </w:r>
-      <w:r>
-        <w:rPr>
-          <w:rFonts w:hint="eastAsia" w:ascii="Times New Roman" w:hAnsi="Times New Roman" w:eastAsia="Times New Roman" w:cs="Times New Roman"/>
-        </w:rPr>
-        <w:t>?</w:t>
+          <w:rFonts w:hint="eastAsia" w:ascii="Times New Roman" w:hAnsi="Times New Roman" w:eastAsia="Times New Roman" w:cs="Times New Roman"/>
+        </w:rPr>
+        <w:t>②</w:t>
+      </w:r>
+      <w:r>
+        <w:rPr>
+          <w:rFonts w:hint="eastAsia" w:ascii="Times New Roman" w:hAnsi="Times New Roman" w:eastAsia="FangSong" w:cs="Times New Roman"/>
+        </w:rPr>
+        <w:t>试写出第</w:t>
+      </w:r>
+      <w:r>
+        <w:rPr>
+          <w:rFonts w:ascii="Times New Roman" w:hAnsi="Times New Roman" w:eastAsia="Times New Roman" w:cs="Times New Roman"/>
+        </w:rPr>
+        <w:t xml:space="preserve"> 118 </w:t>
+      </w:r>
+      <w:r>
+        <w:rPr>
+          <w:rFonts w:hint="eastAsia" w:ascii="Times New Roman" w:hAnsi="Times New Roman" w:eastAsia="FangSong" w:cs="Times New Roman"/>
+        </w:rPr>
+        <w:t xml:space="preserve">号元素的三次</w:t>
+      </w:r>
+      <w:r>
+        <w:rPr>
+          <w:rFonts w:ascii="Times New Roman" w:hAnsi="Times New Roman" w:eastAsia="Times New Roman" w:cs="Times New Roman"/>
+        </w:rPr>
+        <w:t xml:space="preserve"> - </w:t>
+      </w:r>
+      <w:r>
+        <w:rPr>
+          <w:rFonts w:hint="eastAsia" w:ascii="Times New Roman" w:hAnsi="Times New Roman" w:eastAsia="FangSong" w:cs="Times New Roman"/>
+        </w:rPr>
+        <w:t>衰变的核反应方程式</w:t>
+      </w:r>
+      <w:r>
+        <w:rPr>
+          <w:rFonts w:hint="eastAsia" w:ascii="Times New Roman" w:hAnsi="Times New Roman" w:eastAsia="Times New Roman" w:cs="Times New Roman"/>
+        </w:rPr>
+        <w:t>。</w:t>
       </w:r>
     </w:p>
     <w:p>
       <w:pPr>
         <w:pStyle w:val="BodyText"/>
+        <w:ind w:firstLine="420"/>
       </w:pPr>
       <w:r>
         <w:rPr>
-          <w:rFonts w:ascii="Times New Roman" w:hAnsi="Times New Roman" w:eastAsia="Times New Roman" w:cs="Times New Roman"/>
-        </w:rPr>
-        <w:t xml:space="preserve">14-2 </w:t>
-      </w:r>
-      <w:r>
-        <w:rPr>
-          <w:rFonts w:hint="eastAsia" w:ascii="Times New Roman" w:hAnsi="Times New Roman" w:eastAsia="Times New Roman" w:cs="Times New Roman"/>
-        </w:rPr>
-        <w:t>2005</w:t>
-      </w:r>
-      <w:r>
-        <w:rPr>
-          <w:rFonts w:hint="eastAsia" w:ascii="Times New Roman" w:hAnsi="Times New Roman" w:eastAsia="FangSong" w:cs="Times New Roman"/>
-        </w:rPr>
-        <w:t>年在俄罗斯和美国的联合实验室中发现了第</w:t>
-      </w:r>
-      <w:r>
-        <w:rPr>
-          <w:rFonts w:hint="eastAsia" w:ascii="Times New Roman" w:hAnsi="Times New Roman" w:eastAsia="Times New Roman" w:cs="Times New Roman"/>
-        </w:rPr>
-        <w:t>118</w:t>
-      </w:r>
-      <w:r>
-        <w:rPr>
-          <w:rFonts w:hint="eastAsia" w:ascii="Times New Roman" w:hAnsi="Times New Roman" w:eastAsia="FangSong" w:cs="Times New Roman"/>
-        </w:rPr>
-        <w:t>号元素</w:t>
-      </w:r>
-      <w:r>
-        <w:rPr>
-          <w:rFonts w:hint="eastAsia" w:ascii="Times New Roman" w:hAnsi="Times New Roman" w:eastAsia="Times New Roman" w:cs="Times New Roman"/>
-        </w:rPr>
-        <w:t>。</w:t>
-      </w:r>
-      <w:r>
-        <w:rPr>
-          <w:rFonts w:hint="eastAsia" w:ascii="Times New Roman" w:hAnsi="Times New Roman" w:eastAsia="FangSong" w:cs="Times New Roman"/>
-        </w:rPr>
-        <w:t>其合成方法用钙</w:t>
-      </w:r>
-      <w:r>
-        <w:rPr>
-          <w:rFonts w:hint="eastAsia" w:ascii="Times New Roman" w:hAnsi="Times New Roman" w:eastAsia="Times New Roman" w:cs="Times New Roman"/>
-        </w:rPr>
-        <w:t>-48</w:t>
-      </w:r>
-      <w:r>
-        <w:rPr>
-          <w:rFonts w:hint="eastAsia" w:ascii="Times New Roman" w:hAnsi="Times New Roman" w:eastAsia="FangSong" w:cs="Times New Roman"/>
-        </w:rPr>
-        <w:t>核轰击含</w:t>
-      </w:r>
-      <w:r>
-        <w:rPr>
-          <w:rFonts w:hint="eastAsia" w:ascii="Times New Roman" w:hAnsi="Times New Roman" w:eastAsia="Times New Roman" w:cs="Times New Roman"/>
-        </w:rPr>
-        <w:t>Cf-249</w:t>
-      </w:r>
-      <w:r>
-        <w:rPr>
-          <w:rFonts w:hint="eastAsia" w:ascii="Times New Roman" w:hAnsi="Times New Roman" w:eastAsia="FangSong" w:cs="Times New Roman"/>
-        </w:rPr>
-        <w:t>核的靶</w:t>
-      </w:r>
-      <w:r>
-        <w:rPr>
-          <w:rFonts w:hint="eastAsia" w:ascii="Times New Roman" w:hAnsi="Times New Roman" w:eastAsia="Times New Roman" w:cs="Times New Roman"/>
-        </w:rPr>
-        <w:t>。</w:t>
-      </w:r>
-      <w:r>
-        <w:rPr>
-          <w:rFonts w:hint="eastAsia" w:ascii="Times New Roman" w:hAnsi="Times New Roman" w:eastAsia="FangSong" w:cs="Times New Roman"/>
-        </w:rPr>
-        <w:t>得到质量数为</w:t>
-      </w:r>
-      <w:r>
-        <w:rPr>
-          <w:rFonts w:hint="eastAsia" w:ascii="Times New Roman" w:hAnsi="Times New Roman" w:eastAsia="Times New Roman" w:cs="Times New Roman"/>
-        </w:rPr>
-        <w:t>294</w:t>
-      </w:r>
-      <w:r>
-        <w:rPr>
-          <w:rFonts w:hint="eastAsia" w:ascii="Times New Roman" w:hAnsi="Times New Roman" w:eastAsia="FangSong" w:cs="Times New Roman"/>
-        </w:rPr>
-        <w:t>的第</w:t>
-      </w:r>
-      <w:r>
-        <w:rPr>
-          <w:rFonts w:hint="eastAsia" w:ascii="Times New Roman" w:hAnsi="Times New Roman" w:eastAsia="Times New Roman" w:cs="Times New Roman"/>
-        </w:rPr>
-        <w:t>118</w:t>
-      </w:r>
-      <w:r>
-        <w:rPr>
-          <w:rFonts w:hint="eastAsia" w:ascii="Times New Roman" w:hAnsi="Times New Roman" w:eastAsia="FangSong" w:cs="Times New Roman"/>
-        </w:rPr>
-        <w:t>号元素</w:t>
-      </w:r>
-      <w:r>
-        <w:rPr>
-          <w:rFonts w:hint="eastAsia" w:ascii="Times New Roman" w:hAnsi="Times New Roman" w:eastAsia="Times New Roman" w:cs="Times New Roman"/>
-        </w:rPr>
-        <w:t>。</w:t>
+          <w:rFonts w:hint="eastAsia" w:ascii="Times New Roman" w:hAnsi="Times New Roman" w:eastAsia="Times New Roman" w:cs="Times New Roman"/>
+        </w:rPr>
+        <w:t>③</w:t>
+      </w:r>
+      <w:r>
+        <w:rPr>
+          <w:rFonts w:hint="eastAsia" w:ascii="Times New Roman" w:hAnsi="Times New Roman" w:eastAsia="FangSong" w:cs="Times New Roman"/>
+        </w:rPr>
+        <w:t>写出第</w:t>
+      </w:r>
+      <w:r>
+        <w:rPr>
+          <w:rFonts w:ascii="Times New Roman" w:hAnsi="Times New Roman" w:eastAsia="Times New Roman" w:cs="Times New Roman"/>
+        </w:rPr>
+        <w:t xml:space="preserve"> 118 </w:t>
+      </w:r>
+      <w:r>
+        <w:rPr>
+          <w:rFonts w:hint="eastAsia" w:ascii="Times New Roman" w:hAnsi="Times New Roman" w:eastAsia="FangSong" w:cs="Times New Roman"/>
+        </w:rPr>
+        <w:t>号元素的核外电子排布</w:t>
+      </w:r>
+      <w:r>
+        <w:rPr>
+          <w:rFonts w:hint="eastAsia" w:ascii="Times New Roman" w:hAnsi="Times New Roman" w:eastAsia="Times New Roman" w:cs="Times New Roman"/>
+        </w:rPr>
+        <w:t>(</w:t>
+      </w:r>
+      <w:r>
+        <w:rPr>
+          <w:rFonts w:hint="eastAsia" w:ascii="Times New Roman" w:hAnsi="Times New Roman" w:eastAsia="FangSong" w:cs="Times New Roman"/>
+        </w:rPr>
+        <w:t>用稀有气体</w:t>
+      </w:r>
+      <w:r>
+        <w:rPr>
+          <w:rFonts w:hint="eastAsia" w:ascii="Times New Roman" w:hAnsi="Times New Roman" w:eastAsia="Times New Roman" w:cs="Times New Roman"/>
+        </w:rPr>
+        <w:t>+s,p,d,f</w:t>
+      </w:r>
+      <w:r>
+        <w:rPr>
+          <w:rFonts w:ascii="Times New Roman" w:hAnsi="Times New Roman" w:eastAsia="Times New Roman" w:cs="Times New Roman"/>
+        </w:rPr>
+        <w:t xml:space="preserve"> </w:t>
+      </w:r>
+      <w:r>
+        <w:rPr>
+          <w:rFonts w:hint="eastAsia" w:ascii="Times New Roman" w:hAnsi="Times New Roman" w:eastAsia="FangSong" w:cs="Times New Roman"/>
+        </w:rPr>
+        <w:t>符号</w:t>
+      </w:r>
+      <w:r>
+        <w:rPr>
+          <w:rFonts w:hint="eastAsia" w:ascii="Times New Roman" w:hAnsi="Times New Roman" w:eastAsia="Times New Roman" w:cs="Times New Roman"/>
+        </w:rPr>
+        <w:t>)。</w:t>
+      </w:r>
+      <w:r>
+        <w:rPr>
+          <w:rFonts w:hint="eastAsia" w:ascii="Times New Roman" w:hAnsi="Times New Roman" w:eastAsia="FangSong" w:cs="Times New Roman"/>
+        </w:rPr>
+        <w:t>它属于第几周期</w:t>
+      </w:r>
+      <w:r>
+        <w:rPr>
+          <w:rFonts w:hint="eastAsia" w:ascii="Times New Roman" w:hAnsi="Times New Roman" w:eastAsia="Times New Roman" w:cs="Times New Roman"/>
+        </w:rPr>
+        <w:t>？</w:t>
+      </w:r>
+      <w:r>
+        <w:rPr>
+          <w:rFonts w:hint="eastAsia" w:ascii="Times New Roman" w:hAnsi="Times New Roman" w:eastAsia="FangSong" w:cs="Times New Roman"/>
+        </w:rPr>
+        <w:t>哪一族</w:t>
+      </w:r>
+      <w:r>
+        <w:rPr>
+          <w:rFonts w:hint="eastAsia" w:ascii="Times New Roman" w:hAnsi="Times New Roman" w:eastAsia="Times New Roman" w:cs="Times New Roman"/>
+        </w:rPr>
+        <w:t>？</w:t>
       </w:r>
     </w:p>
     <w:p>
       <w:pPr>
-        <w:pStyle w:val="BodyText"/>
+        <w:numPr>
+          <w:ilvl w:val="0"/>
+          <w:numId w:val="1012"/>
+        </w:numPr>
+        <w:ind w:firstLine="420"/>
       </w:pPr>
       <w:r>
         <w:rPr>
-          <w:rFonts w:hint="eastAsia" w:ascii="Times New Roman" w:hAnsi="Times New Roman" w:eastAsia="Times New Roman" w:cs="Times New Roman"/>
-        </w:rPr>
-        <w:t>①</w:t>
-      </w:r>
-      <w:r>
-        <w:rPr>
-          <w:rFonts w:hint="eastAsia" w:ascii="Times New Roman" w:hAnsi="Times New Roman" w:eastAsia="FangSong" w:cs="Times New Roman"/>
-        </w:rPr>
-        <w:t>试写出合成第</w:t>
-      </w:r>
-      <w:r>
-        <w:rPr>
-          <w:rFonts w:ascii="Times New Roman" w:hAnsi="Times New Roman" w:eastAsia="Times New Roman" w:cs="Times New Roman"/>
-        </w:rPr>
-        <w:t xml:space="preserve"> 118 </w:t>
-      </w:r>
-      <w:r>
-        <w:rPr>
-          <w:rFonts w:hint="eastAsia" w:ascii="Times New Roman" w:hAnsi="Times New Roman" w:eastAsia="FangSong" w:cs="Times New Roman"/>
-        </w:rPr>
-        <w:t>号元素的核反应方程式</w:t>
+          <w:rFonts w:hint="eastAsia" w:ascii="Times New Roman" w:hAnsi="Times New Roman" w:eastAsia="FangSong" w:cs="Times New Roman"/>
+        </w:rPr>
+        <w:t>在确定周期表是否收敛问题上</w:t>
+      </w:r>
+      <w:r>
+        <w:rPr>
+          <w:rFonts w:hint="eastAsia" w:ascii="Times New Roman" w:hAnsi="Times New Roman" w:eastAsia="Times New Roman" w:cs="Times New Roman"/>
+        </w:rPr>
+        <w:t>，</w:t>
+      </w:r>
+      <w:r>
+        <w:rPr>
+          <w:rFonts w:hint="eastAsia" w:ascii="Times New Roman" w:hAnsi="Times New Roman" w:eastAsia="FangSong" w:cs="Times New Roman"/>
+        </w:rPr>
+        <w:t>国内外皆有争论</w:t>
+      </w:r>
+      <w:r>
+        <w:rPr>
+          <w:rFonts w:hint="eastAsia" w:ascii="Times New Roman" w:hAnsi="Times New Roman" w:eastAsia="Times New Roman" w:cs="Times New Roman"/>
+        </w:rPr>
+        <w:t>。</w:t>
+      </w:r>
+      <w:r>
+        <w:rPr>
+          <w:rFonts w:hint="eastAsia" w:ascii="Times New Roman" w:hAnsi="Times New Roman" w:eastAsia="FangSong" w:cs="Times New Roman"/>
+        </w:rPr>
+        <w:t>系统论者认为任何一个具有周期性的事物</w:t>
+      </w:r>
+      <w:r>
+        <w:rPr>
+          <w:rFonts w:hint="eastAsia" w:ascii="Times New Roman" w:hAnsi="Times New Roman" w:eastAsia="Times New Roman" w:cs="Times New Roman"/>
+        </w:rPr>
+        <w:t>，</w:t>
+      </w:r>
+      <w:r>
+        <w:rPr>
+          <w:rFonts w:hint="eastAsia" w:ascii="Times New Roman" w:hAnsi="Times New Roman" w:eastAsia="FangSong" w:cs="Times New Roman"/>
+        </w:rPr>
+        <w:t>必有它的始</w:t>
+      </w:r>
+      <w:r>
+        <w:rPr>
+          <w:rFonts w:hint="eastAsia" w:ascii="Times New Roman" w:hAnsi="Times New Roman" w:eastAsia="Times New Roman" w:cs="Times New Roman"/>
+        </w:rPr>
+        <w:t>、</w:t>
+      </w:r>
+      <w:r>
+        <w:rPr>
+          <w:rFonts w:hint="eastAsia" w:ascii="Times New Roman" w:hAnsi="Times New Roman" w:eastAsia="FangSong" w:cs="Times New Roman"/>
+        </w:rPr>
+        <w:t>终点</w:t>
+      </w:r>
+      <w:r>
+        <w:rPr>
+          <w:rFonts w:hint="eastAsia" w:ascii="Times New Roman" w:hAnsi="Times New Roman" w:eastAsia="Times New Roman" w:cs="Times New Roman"/>
+        </w:rPr>
+        <w:t>，</w:t>
+      </w:r>
+      <w:r>
+        <w:rPr>
+          <w:rFonts w:hint="eastAsia" w:ascii="Times New Roman" w:hAnsi="Times New Roman" w:eastAsia="FangSong" w:cs="Times New Roman"/>
+        </w:rPr>
+        <w:t>并认为最终元素的最佳位置在</w:t>
+      </w:r>
+      <w:r>
+        <w:rPr>
+          <w:rFonts w:hint="eastAsia" w:ascii="Times New Roman" w:hAnsi="Times New Roman" w:eastAsia="Times New Roman" w:cs="Times New Roman"/>
+        </w:rPr>
+        <w:t>“</w:t>
+      </w:r>
+      <w:r>
+        <w:rPr>
+          <w:rFonts w:hint="eastAsia" w:ascii="Times New Roman" w:hAnsi="Times New Roman" w:eastAsia="FangSong" w:cs="Times New Roman"/>
+        </w:rPr>
+        <w:t>两性线</w:t>
+      </w:r>
+      <w:r>
+        <w:rPr>
+          <w:rFonts w:hint="eastAsia" w:ascii="Times New Roman" w:hAnsi="Times New Roman" w:eastAsia="Times New Roman" w:cs="Times New Roman"/>
+        </w:rPr>
+        <w:t>”</w:t>
+      </w:r>
+      <w:r>
+        <w:rPr>
+          <w:rFonts w:hint="eastAsia" w:ascii="Times New Roman" w:hAnsi="Times New Roman" w:eastAsia="FangSong" w:cs="Times New Roman"/>
+        </w:rPr>
+        <w:t>和</w:t>
+      </w:r>
+      <w:r>
+        <w:rPr>
+          <w:rFonts w:hint="eastAsia" w:ascii="Times New Roman" w:hAnsi="Times New Roman" w:eastAsia="Times New Roman" w:cs="Times New Roman"/>
+        </w:rPr>
+        <w:t>“</w:t>
+      </w:r>
+      <w:r>
+        <w:rPr>
+          <w:rFonts w:hint="eastAsia" w:ascii="Times New Roman" w:hAnsi="Times New Roman" w:eastAsia="FangSong" w:cs="Times New Roman"/>
+        </w:rPr>
+        <w:t>周期终点线</w:t>
+      </w:r>
+      <w:r>
+        <w:rPr>
+          <w:rFonts w:hint="eastAsia" w:ascii="Times New Roman" w:hAnsi="Times New Roman" w:eastAsia="Times New Roman" w:cs="Times New Roman"/>
+        </w:rPr>
+        <w:t>”</w:t>
+      </w:r>
+      <w:r>
+        <w:rPr>
+          <w:rFonts w:hint="eastAsia" w:ascii="Times New Roman" w:hAnsi="Times New Roman" w:eastAsia="FangSong" w:cs="Times New Roman"/>
+        </w:rPr>
+        <w:t>的交点</w:t>
+      </w:r>
+      <w:r>
+        <w:rPr>
+          <w:rFonts w:hint="eastAsia" w:ascii="Times New Roman" w:hAnsi="Times New Roman" w:eastAsia="Times New Roman" w:cs="Times New Roman"/>
+        </w:rPr>
+        <w:t>，</w:t>
+      </w:r>
+      <w:r>
+        <w:rPr>
+          <w:rFonts w:hint="eastAsia" w:ascii="Times New Roman" w:hAnsi="Times New Roman" w:eastAsia="FangSong" w:cs="Times New Roman"/>
+        </w:rPr>
+        <w:t>该交点元素原子序数是多少</w:t>
+      </w:r>
+      <w:r>
+        <w:rPr>
+          <w:rFonts w:hint="eastAsia" w:ascii="Times New Roman" w:hAnsi="Times New Roman" w:eastAsia="Times New Roman" w:cs="Times New Roman"/>
+        </w:rPr>
+        <w:t>？</w:t>
+      </w:r>
+      <w:r>
+        <w:rPr>
+          <w:rFonts w:hint="eastAsia" w:ascii="Times New Roman" w:hAnsi="Times New Roman" w:eastAsia="FangSong" w:cs="Times New Roman"/>
+        </w:rPr>
+        <w:t>写出其核外电子排布</w:t>
       </w:r>
       <w:r>
         <w:rPr>
@@ -19485,120 +20499,122 @@
     </w:p>
     <w:p>
       <w:pPr>
-        <w:pStyle w:val="BodyText"/>
+        <w:numPr>
+          <w:ilvl w:val="0"/>
+          <w:numId w:val="1012"/>
+        </w:numPr>
+        <w:ind w:firstLine="420"/>
       </w:pPr>
       <w:r>
         <w:rPr>
-          <w:rFonts w:hint="eastAsia" w:ascii="Times New Roman" w:hAnsi="Times New Roman" w:eastAsia="Times New Roman" w:cs="Times New Roman"/>
-        </w:rPr>
-        <w:t>②</w:t>
-      </w:r>
-      <w:r>
-        <w:rPr>
-          <w:rFonts w:hint="eastAsia" w:ascii="Times New Roman" w:hAnsi="Times New Roman" w:eastAsia="FangSong" w:cs="Times New Roman"/>
-        </w:rPr>
-        <w:t>试写出第</w:t>
-      </w:r>
-      <w:r>
-        <w:rPr>
-          <w:rFonts w:ascii="Times New Roman" w:hAnsi="Times New Roman" w:eastAsia="Times New Roman" w:cs="Times New Roman"/>
-        </w:rPr>
-        <w:t xml:space="preserve"> 118 </w:t>
-      </w:r>
-      <w:r>
-        <w:rPr>
-          <w:rFonts w:hint="eastAsia" w:ascii="Times New Roman" w:hAnsi="Times New Roman" w:eastAsia="FangSong" w:cs="Times New Roman"/>
-        </w:rPr>
-        <w:t xml:space="preserve">号元素的三次</w:t>
-      </w:r>
-      <w:r>
-        <w:rPr>
-          <w:rFonts w:ascii="Times New Roman" w:hAnsi="Times New Roman" w:eastAsia="Times New Roman" w:cs="Times New Roman"/>
-        </w:rPr>
-        <w:t xml:space="preserve"> - </w:t>
-      </w:r>
-      <w:r>
-        <w:rPr>
-          <w:rFonts w:hint="eastAsia" w:ascii="Times New Roman" w:hAnsi="Times New Roman" w:eastAsia="FangSong" w:cs="Times New Roman"/>
-        </w:rPr>
-        <w:t>衰变的核反应方程式</w:t>
-      </w:r>
-      <w:r>
-        <w:rPr>
-          <w:rFonts w:hint="eastAsia" w:ascii="Times New Roman" w:hAnsi="Times New Roman" w:eastAsia="Times New Roman" w:cs="Times New Roman"/>
-        </w:rPr>
-        <w:t>。</w:t>
+          <w:rFonts w:hint="eastAsia" w:ascii="Times New Roman" w:hAnsi="Times New Roman" w:eastAsia="FangSong" w:cs="Times New Roman"/>
+        </w:rPr>
+        <w:t xml:space="preserve">假定每个轨道只能容纳</w:t>
+      </w:r>
+      <w:r>
+        <w:rPr>
+          <w:rFonts w:ascii="Times New Roman" w:hAnsi="Times New Roman" w:eastAsia="Times New Roman" w:cs="Times New Roman"/>
+        </w:rPr>
+        <w:t xml:space="preserve"> 1 </w:t>
+      </w:r>
+      <w:r>
+        <w:rPr>
+          <w:rFonts w:hint="eastAsia" w:ascii="Times New Roman" w:hAnsi="Times New Roman" w:eastAsia="FangSong" w:cs="Times New Roman"/>
+        </w:rPr>
+        <w:t>个电子</w:t>
+      </w:r>
+      <w:r>
+        <w:rPr>
+          <w:rFonts w:hint="eastAsia" w:ascii="Times New Roman" w:hAnsi="Times New Roman" w:eastAsia="Times New Roman" w:cs="Times New Roman"/>
+        </w:rPr>
+        <w:t>，</w:t>
+      </w:r>
+      <w:r>
+        <w:rPr>
+          <w:rFonts w:hint="eastAsia" w:ascii="Times New Roman" w:hAnsi="Times New Roman" w:eastAsia="FangSong" w:cs="Times New Roman"/>
+        </w:rPr>
+        <w:t>其他规则不变</w:t>
+      </w:r>
+      <w:r>
+        <w:rPr>
+          <w:rFonts w:hint="eastAsia" w:ascii="Times New Roman" w:hAnsi="Times New Roman" w:eastAsia="Times New Roman" w:cs="Times New Roman"/>
+        </w:rPr>
+        <w:t>，</w:t>
+      </w:r>
+      <w:r>
+        <w:rPr>
+          <w:rFonts w:hint="eastAsia" w:ascii="Times New Roman" w:hAnsi="Times New Roman" w:eastAsia="FangSong" w:cs="Times New Roman"/>
+        </w:rPr>
+        <w:t>则原子序数为</w:t>
+      </w:r>
+      <w:r>
+        <w:rPr>
+          <w:rFonts w:ascii="Times New Roman" w:hAnsi="Times New Roman" w:eastAsia="Times New Roman" w:cs="Times New Roman"/>
+        </w:rPr>
+        <w:t xml:space="preserve"> 42 </w:t>
+      </w:r>
+      <w:r>
+        <w:rPr>
+          <w:rFonts w:hint="eastAsia" w:ascii="Times New Roman" w:hAnsi="Times New Roman" w:eastAsia="FangSong" w:cs="Times New Roman"/>
+        </w:rPr>
+        <w:t>的元素核外电子的排布如何</w:t>
+      </w:r>
+      <w:r>
+        <w:rPr>
+          <w:rFonts w:hint="eastAsia" w:ascii="Times New Roman" w:hAnsi="Times New Roman" w:eastAsia="Times New Roman" w:cs="Times New Roman"/>
+        </w:rPr>
+        <w:t>？</w:t>
       </w:r>
     </w:p>
     <w:p>
       <w:pPr>
-        <w:pStyle w:val="BodyText"/>
+        <w:numPr>
+          <w:ilvl w:val="0"/>
+          <w:numId w:val="1012"/>
+        </w:numPr>
+        <w:ind w:firstLine="420"/>
       </w:pPr>
       <w:r>
         <w:rPr>
-          <w:rFonts w:hint="eastAsia" w:ascii="Times New Roman" w:hAnsi="Times New Roman" w:eastAsia="Times New Roman" w:cs="Times New Roman"/>
-        </w:rPr>
-        <w:t>③</w:t>
-      </w:r>
-      <w:r>
-        <w:rPr>
-          <w:rFonts w:hint="eastAsia" w:ascii="Times New Roman" w:hAnsi="Times New Roman" w:eastAsia="FangSong" w:cs="Times New Roman"/>
-        </w:rPr>
-        <w:t>写出第</w:t>
-      </w:r>
-      <w:r>
-        <w:rPr>
-          <w:rFonts w:ascii="Times New Roman" w:hAnsi="Times New Roman" w:eastAsia="Times New Roman" w:cs="Times New Roman"/>
-        </w:rPr>
-        <w:t xml:space="preserve"> 118 </w:t>
-      </w:r>
-      <w:r>
-        <w:rPr>
-          <w:rFonts w:hint="eastAsia" w:ascii="Times New Roman" w:hAnsi="Times New Roman" w:eastAsia="FangSong" w:cs="Times New Roman"/>
-        </w:rPr>
-        <w:t>号元素的核外电子排布</w:t>
-      </w:r>
-      <w:r>
-        <w:rPr>
-          <w:rFonts w:hint="eastAsia" w:ascii="Times New Roman" w:hAnsi="Times New Roman" w:eastAsia="Times New Roman" w:cs="Times New Roman"/>
-        </w:rPr>
-        <w:t>(</w:t>
-      </w:r>
-      <w:r>
-        <w:rPr>
-          <w:rFonts w:hint="eastAsia" w:ascii="Times New Roman" w:hAnsi="Times New Roman" w:eastAsia="FangSong" w:cs="Times New Roman"/>
-        </w:rPr>
-        <w:t>用稀有气体</w:t>
-      </w:r>
-      <w:r>
-        <w:rPr>
-          <w:rFonts w:hint="eastAsia" w:ascii="Times New Roman" w:hAnsi="Times New Roman" w:eastAsia="Times New Roman" w:cs="Times New Roman"/>
-        </w:rPr>
-        <w:t>+s,p,d,f</w:t>
-      </w:r>
-      <w:r>
-        <w:rPr>
-          <w:rFonts w:ascii="Times New Roman" w:hAnsi="Times New Roman" w:eastAsia="Times New Roman" w:cs="Times New Roman"/>
-        </w:rPr>
-        <w:t xml:space="preserve"> </w:t>
-      </w:r>
-      <w:r>
-        <w:rPr>
-          <w:rFonts w:hint="eastAsia" w:ascii="Times New Roman" w:hAnsi="Times New Roman" w:eastAsia="FangSong" w:cs="Times New Roman"/>
-        </w:rPr>
-        <w:t>符号</w:t>
-      </w:r>
-      <w:r>
-        <w:rPr>
-          <w:rFonts w:hint="eastAsia" w:ascii="Times New Roman" w:hAnsi="Times New Roman" w:eastAsia="Times New Roman" w:cs="Times New Roman"/>
-        </w:rPr>
-        <w:t>)。</w:t>
-      </w:r>
-      <w:r>
-        <w:rPr>
-          <w:rFonts w:hint="eastAsia" w:ascii="Times New Roman" w:hAnsi="Times New Roman" w:eastAsia="FangSong" w:cs="Times New Roman"/>
-        </w:rPr>
-        <w:t>它属于第几周期</w:t>
+          <w:rFonts w:hint="eastAsia" w:ascii="Times New Roman" w:hAnsi="Times New Roman" w:eastAsia="FangSong" w:cs="Times New Roman"/>
+        </w:rPr>
+        <w:t xml:space="preserve">按照第</w:t>
+      </w:r>
+      <w:r>
+        <w:rPr>
+          <w:rFonts w:ascii="Times New Roman" w:hAnsi="Times New Roman" w:eastAsia="Times New Roman" w:cs="Times New Roman"/>
+        </w:rPr>
+        <w:t xml:space="preserve"> 4 </w:t>
+      </w:r>
+      <w:r>
+        <w:rPr>
+          <w:rFonts w:hint="eastAsia" w:ascii="Times New Roman" w:hAnsi="Times New Roman" w:eastAsia="FangSong" w:cs="Times New Roman"/>
+        </w:rPr>
+        <w:t>题假设所设计出来的元素周期表</w:t>
+      </w:r>
+      <w:r>
+        <w:rPr>
+          <w:rFonts w:hint="eastAsia" w:ascii="Times New Roman" w:hAnsi="Times New Roman" w:eastAsia="Times New Roman" w:cs="Times New Roman"/>
+        </w:rPr>
+        <w:t>，</w:t>
+      </w:r>
+      <w:r>
+        <w:rPr>
+          <w:rFonts w:hint="eastAsia" w:ascii="Times New Roman" w:hAnsi="Times New Roman" w:eastAsia="FangSong" w:cs="Times New Roman"/>
+        </w:rPr>
+        <w:t>第</w:t>
+      </w:r>
+      <w:r>
+        <w:rPr>
+          <w:rFonts w:ascii="Times New Roman" w:hAnsi="Times New Roman" w:eastAsia="Times New Roman" w:cs="Times New Roman"/>
+        </w:rPr>
+        <w:t xml:space="preserve"> 42 </w:t>
+      </w:r>
+      <w:r>
+        <w:rPr>
+          <w:rFonts w:hint="eastAsia" w:ascii="Times New Roman" w:hAnsi="Times New Roman" w:eastAsia="FangSong" w:cs="Times New Roman"/>
+        </w:rPr>
+        <w:t>号元素应属于第几周期</w:t>
       </w:r>
       <w:r>
         <w:rPr>
@@ -19610,7 +20626,19 @@
         <w:rPr>
           <w:rFonts w:hint="eastAsia" w:ascii="Times New Roman" w:hAnsi="Times New Roman" w:eastAsia="FangSong" w:cs="Times New Roman"/>
         </w:rPr>
-        <w:t>哪一族</w:t>
+        <w:t>哪一类</w:t>
+      </w:r>
+      <w:r>
+        <w:rPr>
+          <w:rFonts w:hint="eastAsia" w:ascii="Times New Roman" w:hAnsi="Times New Roman" w:eastAsia="Times New Roman" w:cs="Times New Roman"/>
+        </w:rPr>
+        <w:t>？</w:t>
+      </w:r>
+      <w:r>
+        <w:rPr>
+          <w:rFonts w:hint="eastAsia" w:ascii="Times New Roman" w:hAnsi="Times New Roman" w:eastAsia="FangSong" w:cs="Times New Roman"/>
+        </w:rPr>
+        <w:t>该元素可能呈现哪些稳定氧化态</w:t>
       </w:r>
       <w:r>
         <w:rPr>
@@ -19621,186 +20649,91 @@
     </w:p>
     <w:p>
       <w:pPr>
-        <w:pStyle w:val="BodyText"/>
+        <w:pStyle w:val="FirstParagraph"/>
+        <w:ind w:firstLine="420"/>
       </w:pPr>
       <w:r>
         <w:rPr>
-          <w:rFonts w:ascii="Times New Roman" w:hAnsi="Times New Roman" w:eastAsia="Times New Roman" w:cs="Times New Roman"/>
-        </w:rPr>
-        <w:t xml:space="preserve">14-3 </w:t>
-      </w:r>
-      <w:r>
-        <w:rPr>
-          <w:rFonts w:hint="eastAsia" w:ascii="Times New Roman" w:hAnsi="Times New Roman" w:eastAsia="FangSong" w:cs="Times New Roman"/>
-        </w:rPr>
-        <w:t>在确定周期表是否收敛问题上</w:t>
-      </w:r>
-      <w:r>
-        <w:rPr>
-          <w:rFonts w:hint="eastAsia" w:ascii="Times New Roman" w:hAnsi="Times New Roman" w:eastAsia="Times New Roman" w:cs="Times New Roman"/>
-        </w:rPr>
-        <w:t>，</w:t>
-      </w:r>
-      <w:r>
-        <w:rPr>
-          <w:rFonts w:hint="eastAsia" w:ascii="Times New Roman" w:hAnsi="Times New Roman" w:eastAsia="FangSong" w:cs="Times New Roman"/>
-        </w:rPr>
-        <w:t>国内外皆有争论</w:t>
-      </w:r>
-      <w:r>
-        <w:rPr>
-          <w:rFonts w:hint="eastAsia" w:ascii="Times New Roman" w:hAnsi="Times New Roman" w:eastAsia="Times New Roman" w:cs="Times New Roman"/>
-        </w:rPr>
-        <w:t>。</w:t>
-      </w:r>
-      <w:r>
-        <w:rPr>
-          <w:rFonts w:hint="eastAsia" w:ascii="Times New Roman" w:hAnsi="Times New Roman" w:eastAsia="FangSong" w:cs="Times New Roman"/>
-        </w:rPr>
-        <w:t>系统论者认为任何一个具有周期性的事物</w:t>
-      </w:r>
-      <w:r>
-        <w:rPr>
-          <w:rFonts w:hint="eastAsia" w:ascii="Times New Roman" w:hAnsi="Times New Roman" w:eastAsia="Times New Roman" w:cs="Times New Roman"/>
-        </w:rPr>
-        <w:t>，</w:t>
-      </w:r>
-      <w:r>
-        <w:rPr>
-          <w:rFonts w:hint="eastAsia" w:ascii="Times New Roman" w:hAnsi="Times New Roman" w:eastAsia="FangSong" w:cs="Times New Roman"/>
-        </w:rPr>
-        <w:t>必有它的始</w:t>
-      </w:r>
-      <w:r>
-        <w:rPr>
-          <w:rFonts w:hint="eastAsia" w:ascii="Times New Roman" w:hAnsi="Times New Roman" w:eastAsia="Times New Roman" w:cs="Times New Roman"/>
-        </w:rPr>
-        <w:t>、</w:t>
-      </w:r>
-      <w:r>
-        <w:rPr>
-          <w:rFonts w:hint="eastAsia" w:ascii="Times New Roman" w:hAnsi="Times New Roman" w:eastAsia="FangSong" w:cs="Times New Roman"/>
-        </w:rPr>
-        <w:t>终点</w:t>
-      </w:r>
-      <w:r>
-        <w:rPr>
-          <w:rFonts w:hint="eastAsia" w:ascii="Times New Roman" w:hAnsi="Times New Roman" w:eastAsia="Times New Roman" w:cs="Times New Roman"/>
-        </w:rPr>
-        <w:t>，</w:t>
-      </w:r>
-      <w:r>
-        <w:rPr>
-          <w:rFonts w:hint="eastAsia" w:ascii="Times New Roman" w:hAnsi="Times New Roman" w:eastAsia="FangSong" w:cs="Times New Roman"/>
-        </w:rPr>
-        <w:t>并认为最终元素的最佳位置在</w:t>
-      </w:r>
-      <w:r>
-        <w:rPr>
-          <w:rFonts w:hint="eastAsia" w:ascii="Times New Roman" w:hAnsi="Times New Roman" w:eastAsia="Times New Roman" w:cs="Times New Roman"/>
-        </w:rPr>
-        <w:t>“</w:t>
-      </w:r>
-      <w:r>
-        <w:rPr>
-          <w:rFonts w:hint="eastAsia" w:ascii="Times New Roman" w:hAnsi="Times New Roman" w:eastAsia="FangSong" w:cs="Times New Roman"/>
-        </w:rPr>
-        <w:t>两性线</w:t>
-      </w:r>
-      <w:r>
-        <w:rPr>
-          <w:rFonts w:hint="eastAsia" w:ascii="Times New Roman" w:hAnsi="Times New Roman" w:eastAsia="Times New Roman" w:cs="Times New Roman"/>
-        </w:rPr>
-        <w:t>”</w:t>
-      </w:r>
-      <w:r>
-        <w:rPr>
-          <w:rFonts w:hint="eastAsia" w:ascii="Times New Roman" w:hAnsi="Times New Roman" w:eastAsia="FangSong" w:cs="Times New Roman"/>
-        </w:rPr>
-        <w:t>和</w:t>
-      </w:r>
-      <w:r>
-        <w:rPr>
-          <w:rFonts w:hint="eastAsia" w:ascii="Times New Roman" w:hAnsi="Times New Roman" w:eastAsia="Times New Roman" w:cs="Times New Roman"/>
-        </w:rPr>
-        <w:t>“</w:t>
-      </w:r>
-      <w:r>
-        <w:rPr>
-          <w:rFonts w:hint="eastAsia" w:ascii="Times New Roman" w:hAnsi="Times New Roman" w:eastAsia="FangSong" w:cs="Times New Roman"/>
-        </w:rPr>
-        <w:t>周期终点线</w:t>
-      </w:r>
-      <w:r>
-        <w:rPr>
-          <w:rFonts w:hint="eastAsia" w:ascii="Times New Roman" w:hAnsi="Times New Roman" w:eastAsia="Times New Roman" w:cs="Times New Roman"/>
-        </w:rPr>
-        <w:t>”</w:t>
-      </w:r>
-      <w:r>
-        <w:rPr>
-          <w:rFonts w:hint="eastAsia" w:ascii="Times New Roman" w:hAnsi="Times New Roman" w:eastAsia="FangSong" w:cs="Times New Roman"/>
-        </w:rPr>
-        <w:t>的交点</w:t>
-      </w:r>
-      <w:r>
-        <w:rPr>
-          <w:rFonts w:hint="eastAsia" w:ascii="Times New Roman" w:hAnsi="Times New Roman" w:eastAsia="Times New Roman" w:cs="Times New Roman"/>
-        </w:rPr>
-        <w:t>，</w:t>
-      </w:r>
-      <w:r>
-        <w:rPr>
-          <w:rFonts w:hint="eastAsia" w:ascii="Times New Roman" w:hAnsi="Times New Roman" w:eastAsia="FangSong" w:cs="Times New Roman"/>
-        </w:rPr>
-        <w:t>该交点元素原子序数是多少</w:t>
-      </w:r>
-      <w:r>
-        <w:rPr>
-          <w:rFonts w:hint="eastAsia" w:ascii="Times New Roman" w:hAnsi="Times New Roman" w:eastAsia="Times New Roman" w:cs="Times New Roman"/>
-        </w:rPr>
-        <w:t>？</w:t>
-      </w:r>
-      <w:r>
-        <w:rPr>
-          <w:rFonts w:hint="eastAsia" w:ascii="Times New Roman" w:hAnsi="Times New Roman" w:eastAsia="FangSong" w:cs="Times New Roman"/>
-        </w:rPr>
-        <w:t>写出其核外电子排布</w:t>
-      </w:r>
-      <w:r>
-        <w:rPr>
-          <w:rFonts w:hint="eastAsia" w:ascii="Times New Roman" w:hAnsi="Times New Roman" w:eastAsia="Times New Roman" w:cs="Times New Roman"/>
-        </w:rPr>
-        <w:t>。</w:t>
+          <w:rFonts w:hint="eastAsia" w:ascii="Times New Roman" w:hAnsi="Times New Roman" w:eastAsia="FangSong" w:cs="Times New Roman"/>
+          <w:b/>
+          <w:bCs/>
+        </w:rPr>
+        <w:t xml:space="preserve">参考答案</w:t>
+      </w:r>
+      <w:r>
+        <w:rPr>
+          <w:rFonts w:hint="eastAsia" w:ascii="Times New Roman" w:hAnsi="Times New Roman" w:eastAsia="Times New Roman" w:cs="Times New Roman"/>
+        </w:rPr>
+        <w:t xml:space="preserve">：</w:t>
       </w:r>
     </w:p>
     <w:p>
       <w:pPr>
-        <w:pStyle w:val="BodyText"/>
+        <w:numPr>
+          <w:ilvl w:val="0"/>
+          <w:numId w:val="1013"/>
+        </w:numPr>
+        <w:ind w:firstLine="420"/>
       </w:pPr>
       <w:r>
         <w:rPr>
-          <w:rFonts w:ascii="Times New Roman" w:hAnsi="Times New Roman" w:eastAsia="Times New Roman" w:cs="Times New Roman"/>
-        </w:rPr>
-        <w:t xml:space="preserve">14-4 </w:t>
-      </w:r>
-      <w:r>
-        <w:rPr>
-          <w:rFonts w:hint="eastAsia" w:ascii="Times New Roman" w:hAnsi="Times New Roman" w:eastAsia="FangSong" w:cs="Times New Roman"/>
-        </w:rPr>
-        <w:t xml:space="preserve">假定每个轨道只能容纳</w:t>
-      </w:r>
-      <w:r>
-        <w:rPr>
-          <w:rFonts w:ascii="Times New Roman" w:hAnsi="Times New Roman" w:eastAsia="Times New Roman" w:cs="Times New Roman"/>
-        </w:rPr>
-        <w:t xml:space="preserve"> 1 </w:t>
-      </w:r>
-      <w:r>
-        <w:rPr>
-          <w:rFonts w:hint="eastAsia" w:ascii="Times New Roman" w:hAnsi="Times New Roman" w:eastAsia="FangSong" w:cs="Times New Roman"/>
-        </w:rPr>
-        <w:t>个电子</w:t>
+          <w:rFonts w:hint="eastAsia" w:ascii="Times New Roman" w:hAnsi="Times New Roman" w:eastAsia="FangSong" w:cs="Times New Roman"/>
+        </w:rPr>
+        <w:t xml:space="preserve">类硼为</w:t>
+      </w:r>
+      <w:r>
+        <w:rPr>
+          <w:rFonts w:ascii="Times New Roman" w:hAnsi="Times New Roman" w:eastAsia="Times New Roman" w:cs="Times New Roman"/>
+        </w:rPr>
+        <w:t xml:space="preserve"> </w:t>
+      </w:r>
+      <w:r>
+        <w:rPr>
+          <w:rFonts w:hint="eastAsia" w:ascii="Times New Roman" w:hAnsi="Times New Roman" w:eastAsia="Times New Roman" w:cs="Times New Roman"/>
+        </w:rPr>
+        <w:t>Sc，</w:t>
+      </w:r>
+      <w:r>
+        <w:rPr>
+          <w:rFonts w:hint="eastAsia" w:ascii="Times New Roman" w:hAnsi="Times New Roman" w:eastAsia="FangSong" w:cs="Times New Roman"/>
+        </w:rPr>
+        <w:t>类铝为</w:t>
+      </w:r>
+      <w:r>
+        <w:rPr>
+          <w:rFonts w:ascii="Times New Roman" w:hAnsi="Times New Roman" w:eastAsia="Times New Roman" w:cs="Times New Roman"/>
+        </w:rPr>
+        <w:t xml:space="preserve"> </w:t>
+      </w:r>
+      <w:r>
+        <w:rPr>
+          <w:rFonts w:hint="eastAsia" w:ascii="Times New Roman" w:hAnsi="Times New Roman" w:eastAsia="Times New Roman" w:cs="Times New Roman"/>
+        </w:rPr>
+        <w:t>Ga，</w:t>
+      </w:r>
+      <w:r>
+        <w:rPr>
+          <w:rFonts w:hint="eastAsia" w:ascii="Times New Roman" w:hAnsi="Times New Roman" w:eastAsia="FangSong" w:cs="Times New Roman"/>
+        </w:rPr>
+        <w:t>类硅为</w:t>
+      </w:r>
+      <w:r>
+        <w:rPr>
+          <w:rFonts w:ascii="Times New Roman" w:hAnsi="Times New Roman" w:eastAsia="Times New Roman" w:cs="Times New Roman"/>
+        </w:rPr>
+        <w:t xml:space="preserve"> </w:t>
+      </w:r>
+      <w:r>
+        <w:rPr>
+          <w:rFonts w:hint="eastAsia" w:ascii="Times New Roman" w:hAnsi="Times New Roman" w:eastAsia="Times New Roman" w:cs="Times New Roman"/>
+        </w:rPr>
+        <w:t>Ge。</w:t>
+      </w:r>
+      <w:r>
+        <w:rPr>
+          <w:rFonts w:hint="eastAsia" w:ascii="Times New Roman" w:hAnsi="Times New Roman" w:eastAsia="FangSong" w:cs="Times New Roman"/>
+        </w:rPr>
+        <w:t>要预言元素</w:t>
       </w:r>
       <w:r>
         <w:rPr>
@@ -19812,7 +20745,7 @@
         <w:rPr>
           <w:rFonts w:hint="eastAsia" w:ascii="Times New Roman" w:hAnsi="Times New Roman" w:eastAsia="FangSong" w:cs="Times New Roman"/>
         </w:rPr>
-        <w:t>其他规则不变</w:t>
+        <w:t>只能预言一周期中的中间元素</w:t>
       </w:r>
       <w:r>
         <w:rPr>
@@ -19824,328 +20757,102 @@
         <w:rPr>
           <w:rFonts w:hint="eastAsia" w:ascii="Times New Roman" w:hAnsi="Times New Roman" w:eastAsia="FangSong" w:cs="Times New Roman"/>
         </w:rPr>
-        <w:t>则原子序数为</w:t>
-      </w:r>
-      <w:r>
-        <w:rPr>
-          <w:rFonts w:ascii="Times New Roman" w:hAnsi="Times New Roman" w:eastAsia="Times New Roman" w:cs="Times New Roman"/>
-        </w:rPr>
-        <w:t xml:space="preserve"> 42 </w:t>
-      </w:r>
-      <w:r>
-        <w:rPr>
-          <w:rFonts w:hint="eastAsia" w:ascii="Times New Roman" w:hAnsi="Times New Roman" w:eastAsia="FangSong" w:cs="Times New Roman"/>
-        </w:rPr>
-        <w:t>的元素核外电子的排布如何</w:t>
-      </w:r>
-      <w:r>
-        <w:rPr>
-          <w:rFonts w:hint="eastAsia" w:ascii="Times New Roman" w:hAnsi="Times New Roman" w:eastAsia="Times New Roman" w:cs="Times New Roman"/>
-        </w:rPr>
-        <w:t>？</w:t>
+        <w:t>通过前</w:t>
+      </w:r>
+      <w:r>
+        <w:rPr>
+          <w:rFonts w:hint="eastAsia" w:ascii="Times New Roman" w:hAnsi="Times New Roman" w:eastAsia="Times New Roman" w:cs="Times New Roman"/>
+        </w:rPr>
+        <w:t>、</w:t>
+      </w:r>
+      <w:r>
+        <w:rPr>
+          <w:rFonts w:hint="eastAsia" w:ascii="Times New Roman" w:hAnsi="Times New Roman" w:eastAsia="FangSong" w:cs="Times New Roman"/>
+        </w:rPr>
+        <w:t>后两元素的性质比较</w:t>
+      </w:r>
+      <w:r>
+        <w:rPr>
+          <w:rFonts w:hint="eastAsia" w:ascii="Times New Roman" w:hAnsi="Times New Roman" w:eastAsia="Times New Roman" w:cs="Times New Roman"/>
+        </w:rPr>
+        <w:t>，</w:t>
+      </w:r>
+      <w:r>
+        <w:rPr>
+          <w:rFonts w:hint="eastAsia" w:ascii="Times New Roman" w:hAnsi="Times New Roman" w:eastAsia="FangSong" w:cs="Times New Roman"/>
+        </w:rPr>
+        <w:t>才能确定是否存在有中间元素</w:t>
+      </w:r>
+      <w:r>
+        <w:rPr>
+          <w:rFonts w:hint="eastAsia" w:ascii="Times New Roman" w:hAnsi="Times New Roman" w:eastAsia="Times New Roman" w:cs="Times New Roman"/>
+        </w:rPr>
+        <w:t>。</w:t>
+      </w:r>
+      <w:r>
+        <w:rPr>
+          <w:rFonts w:hint="eastAsia" w:ascii="Times New Roman" w:hAnsi="Times New Roman" w:eastAsia="FangSong" w:cs="Times New Roman"/>
+        </w:rPr>
+        <w:t>但稀有气体是一周期中的最后一个元素</w:t>
+      </w:r>
+      <w:r>
+        <w:rPr>
+          <w:rFonts w:hint="eastAsia" w:ascii="Times New Roman" w:hAnsi="Times New Roman" w:eastAsia="Times New Roman" w:cs="Times New Roman"/>
+        </w:rPr>
+        <w:t>，</w:t>
+      </w:r>
+      <w:r>
+        <w:rPr>
+          <w:rFonts w:hint="eastAsia" w:ascii="Times New Roman" w:hAnsi="Times New Roman" w:eastAsia="FangSong" w:cs="Times New Roman"/>
+        </w:rPr>
+        <w:t>另外稀有气体是全满电子构型</w:t>
+      </w:r>
+      <w:r>
+        <w:rPr>
+          <w:rFonts w:hint="eastAsia" w:ascii="Times New Roman" w:hAnsi="Times New Roman" w:eastAsia="Times New Roman" w:cs="Times New Roman"/>
+        </w:rPr>
+        <w:t>，</w:t>
+      </w:r>
+      <w:r>
+        <w:rPr>
+          <w:rFonts w:hint="eastAsia" w:ascii="Times New Roman" w:hAnsi="Times New Roman" w:eastAsia="FangSong" w:cs="Times New Roman"/>
+        </w:rPr>
+        <w:t>性质反常</w:t>
+      </w:r>
+      <w:r>
+        <w:rPr>
+          <w:rFonts w:hint="eastAsia" w:ascii="Times New Roman" w:hAnsi="Times New Roman" w:eastAsia="Times New Roman" w:cs="Times New Roman"/>
+        </w:rPr>
+        <w:t>，</w:t>
+      </w:r>
+      <w:r>
+        <w:rPr>
+          <w:rFonts w:hint="eastAsia" w:ascii="Times New Roman" w:hAnsi="Times New Roman" w:eastAsia="FangSong" w:cs="Times New Roman"/>
+        </w:rPr>
+        <w:t>这两个原因导致</w:t>
+      </w:r>
+      <w:r>
+        <w:rPr>
+          <w:rFonts w:ascii="Times New Roman" w:hAnsi="Times New Roman" w:eastAsia="Times New Roman" w:cs="Times New Roman"/>
+        </w:rPr>
+        <w:t xml:space="preserve"> Mendeleev </w:t>
+      </w:r>
+      <w:r>
+        <w:rPr>
+          <w:rFonts w:hint="eastAsia" w:ascii="Times New Roman" w:hAnsi="Times New Roman" w:eastAsia="FangSong" w:cs="Times New Roman"/>
+        </w:rPr>
+        <w:t>不能预测出稀有气体</w:t>
+      </w:r>
+      <w:r>
+        <w:rPr>
+          <w:rFonts w:hint="eastAsia" w:ascii="Times New Roman" w:hAnsi="Times New Roman" w:eastAsia="Times New Roman" w:cs="Times New Roman"/>
+        </w:rPr>
+        <w:t>。</w:t>
       </w:r>
     </w:p>
     <w:p>
       <w:pPr>
-        <w:pStyle w:val="BodyText"/>
-      </w:pPr>
-      <w:r>
-        <w:rPr>
-          <w:rFonts w:ascii="Times New Roman" w:hAnsi="Times New Roman" w:eastAsia="Times New Roman" w:cs="Times New Roman"/>
-        </w:rPr>
-        <w:t xml:space="preserve">14-5 </w:t>
-      </w:r>
-      <w:r>
-        <w:rPr>
-          <w:rFonts w:hint="eastAsia" w:ascii="Times New Roman" w:hAnsi="Times New Roman" w:eastAsia="FangSong" w:cs="Times New Roman"/>
-        </w:rPr>
-        <w:t xml:space="preserve">按照第</w:t>
-      </w:r>
-      <w:r>
-        <w:rPr>
-          <w:rFonts w:ascii="Times New Roman" w:hAnsi="Times New Roman" w:eastAsia="Times New Roman" w:cs="Times New Roman"/>
-        </w:rPr>
-        <w:t xml:space="preserve"> 4 </w:t>
-      </w:r>
-      <w:r>
-        <w:rPr>
-          <w:rFonts w:hint="eastAsia" w:ascii="Times New Roman" w:hAnsi="Times New Roman" w:eastAsia="FangSong" w:cs="Times New Roman"/>
-        </w:rPr>
-        <w:t>题假设所设计出来的元素周期表</w:t>
-      </w:r>
-      <w:r>
-        <w:rPr>
-          <w:rFonts w:hint="eastAsia" w:ascii="Times New Roman" w:hAnsi="Times New Roman" w:eastAsia="Times New Roman" w:cs="Times New Roman"/>
-        </w:rPr>
-        <w:t>，</w:t>
-      </w:r>
-      <w:r>
-        <w:rPr>
-          <w:rFonts w:hint="eastAsia" w:ascii="Times New Roman" w:hAnsi="Times New Roman" w:eastAsia="FangSong" w:cs="Times New Roman"/>
-        </w:rPr>
-        <w:t>第</w:t>
-      </w:r>
-      <w:r>
-        <w:rPr>
-          <w:rFonts w:ascii="Times New Roman" w:hAnsi="Times New Roman" w:eastAsia="Times New Roman" w:cs="Times New Roman"/>
-        </w:rPr>
-        <w:t xml:space="preserve"> 42 </w:t>
-      </w:r>
-      <w:r>
-        <w:rPr>
-          <w:rFonts w:hint="eastAsia" w:ascii="Times New Roman" w:hAnsi="Times New Roman" w:eastAsia="FangSong" w:cs="Times New Roman"/>
-        </w:rPr>
-        <w:t>号元素应属于第几周期</w:t>
-      </w:r>
-      <w:r>
-        <w:rPr>
-          <w:rFonts w:hint="eastAsia" w:ascii="Times New Roman" w:hAnsi="Times New Roman" w:eastAsia="Times New Roman" w:cs="Times New Roman"/>
-        </w:rPr>
-        <w:t>？</w:t>
-      </w:r>
-      <w:r>
-        <w:rPr>
-          <w:rFonts w:hint="eastAsia" w:ascii="Times New Roman" w:hAnsi="Times New Roman" w:eastAsia="FangSong" w:cs="Times New Roman"/>
-        </w:rPr>
-        <w:t>哪一类</w:t>
-      </w:r>
-      <w:r>
-        <w:rPr>
-          <w:rFonts w:hint="eastAsia" w:ascii="Times New Roman" w:hAnsi="Times New Roman" w:eastAsia="Times New Roman" w:cs="Times New Roman"/>
-        </w:rPr>
-        <w:t>？</w:t>
-      </w:r>
-      <w:r>
-        <w:rPr>
-          <w:rFonts w:hint="eastAsia" w:ascii="Times New Roman" w:hAnsi="Times New Roman" w:eastAsia="FangSong" w:cs="Times New Roman"/>
-        </w:rPr>
-        <w:t>该元素可能呈现哪些稳定氧化态</w:t>
-      </w:r>
-      <w:r>
-        <w:rPr>
-          <w:rFonts w:hint="eastAsia" w:ascii="Times New Roman" w:hAnsi="Times New Roman" w:eastAsia="Times New Roman" w:cs="Times New Roman"/>
-        </w:rPr>
-        <w:t>？</w:t>
-      </w:r>
-    </w:p>
-    <w:p>
-      <w:pPr>
-        <w:pStyle w:val="BodyText"/>
-      </w:pPr>
-      <w:r>
-        <w:rPr>
-          <w:rFonts w:hint="eastAsia" w:ascii="Times New Roman" w:hAnsi="Times New Roman" w:eastAsia="FangSong" w:cs="Times New Roman"/>
-          <w:b/>
-          <w:bCs/>
-        </w:rPr>
-        <w:t xml:space="preserve">参考答案</w:t>
-      </w:r>
-      <w:r>
-        <w:rPr>
-          <w:rFonts w:hint="eastAsia" w:ascii="Times New Roman" w:hAnsi="Times New Roman" w:eastAsia="Times New Roman" w:cs="Times New Roman"/>
-        </w:rPr>
-        <w:t xml:space="preserve">：</w:t>
-      </w:r>
-    </w:p>
-    <w:p>
-      <w:pPr>
-        <w:pStyle w:val="BodyText"/>
-      </w:pPr>
-      <w:r>
-        <w:rPr>
-          <w:rFonts w:ascii="Times New Roman" w:hAnsi="Times New Roman" w:eastAsia="Times New Roman" w:cs="Times New Roman"/>
-        </w:rPr>
-        <w:t xml:space="preserve">14-1 </w:t>
-      </w:r>
-      <w:r>
-        <w:rPr>
-          <w:rFonts w:hint="eastAsia" w:ascii="Times New Roman" w:hAnsi="Times New Roman" w:eastAsia="FangSong" w:cs="Times New Roman"/>
-        </w:rPr>
-        <w:t xml:space="preserve">类硼为</w:t>
-      </w:r>
-      <w:r>
-        <w:rPr>
-          <w:rFonts w:ascii="Times New Roman" w:hAnsi="Times New Roman" w:eastAsia="Times New Roman" w:cs="Times New Roman"/>
-        </w:rPr>
-        <w:t xml:space="preserve"> </w:t>
-      </w:r>
-      <w:r>
-        <w:rPr>
-          <w:rFonts w:hint="eastAsia" w:ascii="Times New Roman" w:hAnsi="Times New Roman" w:eastAsia="Times New Roman" w:cs="Times New Roman"/>
-        </w:rPr>
-        <w:t>Sc，</w:t>
-      </w:r>
-      <w:r>
-        <w:rPr>
-          <w:rFonts w:hint="eastAsia" w:ascii="Times New Roman" w:hAnsi="Times New Roman" w:eastAsia="FangSong" w:cs="Times New Roman"/>
-        </w:rPr>
-        <w:t>类铝为</w:t>
-      </w:r>
-      <w:r>
-        <w:rPr>
-          <w:rFonts w:ascii="Times New Roman" w:hAnsi="Times New Roman" w:eastAsia="Times New Roman" w:cs="Times New Roman"/>
-        </w:rPr>
-        <w:t xml:space="preserve"> </w:t>
-      </w:r>
-      <w:r>
-        <w:rPr>
-          <w:rFonts w:hint="eastAsia" w:ascii="Times New Roman" w:hAnsi="Times New Roman" w:eastAsia="Times New Roman" w:cs="Times New Roman"/>
-        </w:rPr>
-        <w:t>Ga，</w:t>
-      </w:r>
-      <w:r>
-        <w:rPr>
-          <w:rFonts w:hint="eastAsia" w:ascii="Times New Roman" w:hAnsi="Times New Roman" w:eastAsia="FangSong" w:cs="Times New Roman"/>
-        </w:rPr>
-        <w:t>类硅为</w:t>
-      </w:r>
-      <w:r>
-        <w:rPr>
-          <w:rFonts w:ascii="Times New Roman" w:hAnsi="Times New Roman" w:eastAsia="Times New Roman" w:cs="Times New Roman"/>
-        </w:rPr>
-        <w:t xml:space="preserve"> </w:t>
-      </w:r>
-      <w:r>
-        <w:rPr>
-          <w:rFonts w:hint="eastAsia" w:ascii="Times New Roman" w:hAnsi="Times New Roman" w:eastAsia="Times New Roman" w:cs="Times New Roman"/>
-        </w:rPr>
-        <w:t>Ge。</w:t>
-      </w:r>
-      <w:r>
-        <w:rPr>
-          <w:rFonts w:hint="eastAsia" w:ascii="Times New Roman" w:hAnsi="Times New Roman" w:eastAsia="FangSong" w:cs="Times New Roman"/>
-        </w:rPr>
-        <w:t>要预言元素</w:t>
-      </w:r>
-      <w:r>
-        <w:rPr>
-          <w:rFonts w:hint="eastAsia" w:ascii="Times New Roman" w:hAnsi="Times New Roman" w:eastAsia="Times New Roman" w:cs="Times New Roman"/>
-        </w:rPr>
-        <w:t>，</w:t>
-      </w:r>
-      <w:r>
-        <w:rPr>
-          <w:rFonts w:hint="eastAsia" w:ascii="Times New Roman" w:hAnsi="Times New Roman" w:eastAsia="FangSong" w:cs="Times New Roman"/>
-        </w:rPr>
-        <w:t>只能预言一周期中的中间元素</w:t>
-      </w:r>
-      <w:r>
-        <w:rPr>
-          <w:rFonts w:hint="eastAsia" w:ascii="Times New Roman" w:hAnsi="Times New Roman" w:eastAsia="Times New Roman" w:cs="Times New Roman"/>
-        </w:rPr>
-        <w:t>，</w:t>
-      </w:r>
-      <w:r>
-        <w:rPr>
-          <w:rFonts w:hint="eastAsia" w:ascii="Times New Roman" w:hAnsi="Times New Roman" w:eastAsia="FangSong" w:cs="Times New Roman"/>
-        </w:rPr>
-        <w:t>通过前</w:t>
-      </w:r>
-      <w:r>
-        <w:rPr>
-          <w:rFonts w:hint="eastAsia" w:ascii="Times New Roman" w:hAnsi="Times New Roman" w:eastAsia="Times New Roman" w:cs="Times New Roman"/>
-        </w:rPr>
-        <w:t>、</w:t>
-      </w:r>
-      <w:r>
-        <w:rPr>
-          <w:rFonts w:hint="eastAsia" w:ascii="Times New Roman" w:hAnsi="Times New Roman" w:eastAsia="FangSong" w:cs="Times New Roman"/>
-        </w:rPr>
-        <w:t>后两元素的性质比较</w:t>
-      </w:r>
-      <w:r>
-        <w:rPr>
-          <w:rFonts w:hint="eastAsia" w:ascii="Times New Roman" w:hAnsi="Times New Roman" w:eastAsia="Times New Roman" w:cs="Times New Roman"/>
-        </w:rPr>
-        <w:t>，</w:t>
-      </w:r>
-      <w:r>
-        <w:rPr>
-          <w:rFonts w:hint="eastAsia" w:ascii="Times New Roman" w:hAnsi="Times New Roman" w:eastAsia="FangSong" w:cs="Times New Roman"/>
-        </w:rPr>
-        <w:t>才能确定是否存在有中间元素</w:t>
-      </w:r>
-      <w:r>
-        <w:rPr>
-          <w:rFonts w:hint="eastAsia" w:ascii="Times New Roman" w:hAnsi="Times New Roman" w:eastAsia="Times New Roman" w:cs="Times New Roman"/>
-        </w:rPr>
-        <w:t>。</w:t>
-      </w:r>
-      <w:r>
-        <w:rPr>
-          <w:rFonts w:hint="eastAsia" w:ascii="Times New Roman" w:hAnsi="Times New Roman" w:eastAsia="FangSong" w:cs="Times New Roman"/>
-        </w:rPr>
-        <w:t>但稀有气体是一周期中的最后一个元素</w:t>
-      </w:r>
-      <w:r>
-        <w:rPr>
-          <w:rFonts w:hint="eastAsia" w:ascii="Times New Roman" w:hAnsi="Times New Roman" w:eastAsia="Times New Roman" w:cs="Times New Roman"/>
-        </w:rPr>
-        <w:t>，</w:t>
-      </w:r>
-      <w:r>
-        <w:rPr>
-          <w:rFonts w:hint="eastAsia" w:ascii="Times New Roman" w:hAnsi="Times New Roman" w:eastAsia="FangSong" w:cs="Times New Roman"/>
-        </w:rPr>
-        <w:t>另外稀有气体是全满电子构型</w:t>
-      </w:r>
-      <w:r>
-        <w:rPr>
-          <w:rFonts w:hint="eastAsia" w:ascii="Times New Roman" w:hAnsi="Times New Roman" w:eastAsia="Times New Roman" w:cs="Times New Roman"/>
-        </w:rPr>
-        <w:t>，</w:t>
-      </w:r>
-      <w:r>
-        <w:rPr>
-          <w:rFonts w:hint="eastAsia" w:ascii="Times New Roman" w:hAnsi="Times New Roman" w:eastAsia="FangSong" w:cs="Times New Roman"/>
-        </w:rPr>
-        <w:t>性质反常</w:t>
-      </w:r>
-      <w:r>
-        <w:rPr>
-          <w:rFonts w:hint="eastAsia" w:ascii="Times New Roman" w:hAnsi="Times New Roman" w:eastAsia="Times New Roman" w:cs="Times New Roman"/>
-        </w:rPr>
-        <w:t>，</w:t>
-      </w:r>
-      <w:r>
-        <w:rPr>
-          <w:rFonts w:hint="eastAsia" w:ascii="Times New Roman" w:hAnsi="Times New Roman" w:eastAsia="FangSong" w:cs="Times New Roman"/>
-        </w:rPr>
-        <w:t>这两个原因导致</w:t>
-      </w:r>
-      <w:r>
-        <w:rPr>
-          <w:rFonts w:ascii="Times New Roman" w:hAnsi="Times New Roman" w:eastAsia="Times New Roman" w:cs="Times New Roman"/>
-        </w:rPr>
-        <w:t xml:space="preserve"> Mendeleev </w:t>
-      </w:r>
-      <w:r>
-        <w:rPr>
-          <w:rFonts w:hint="eastAsia" w:ascii="Times New Roman" w:hAnsi="Times New Roman" w:eastAsia="FangSong" w:cs="Times New Roman"/>
-        </w:rPr>
-        <w:t>不能预测出稀有气体</w:t>
-      </w:r>
-      <w:r>
-        <w:rPr>
-          <w:rFonts w:hint="eastAsia" w:ascii="Times New Roman" w:hAnsi="Times New Roman" w:eastAsia="Times New Roman" w:cs="Times New Roman"/>
-        </w:rPr>
-        <w:t>。</w:t>
-      </w:r>
-    </w:p>
-    <w:p>
-      <w:pPr>
-        <w:pStyle w:val="BodyText"/>
-      </w:pPr>
-      <w:r>
-        <w:rPr>
-          <w:rFonts w:ascii="Times New Roman" w:hAnsi="Times New Roman" w:eastAsia="Times New Roman" w:cs="Times New Roman"/>
-        </w:rPr>
-        <w:t xml:space="preserve">14-2</w:t>
-      </w:r>
-    </w:p>
-    <w:p>
-      <w:pPr>
-        <w:pStyle w:val="BodyText"/>
+        <w:pStyle w:val="FirstParagraph"/>
       </w:pPr>
       <w:r>
         <w:rPr>
@@ -20433,6 +21140,7 @@
     <w:p>
       <w:pPr>
         <w:pStyle w:val="BodyText"/>
+        <w:ind w:firstLine="420"/>
       </w:pPr>
       <w:r>
         <w:rPr>
@@ -20567,14 +21275,12 @@
     </w:p>
     <w:p>
       <w:pPr>
-        <w:pStyle w:val="BodyText"/>
+        <w:numPr>
+          <w:ilvl w:val="0"/>
+          <w:numId w:val="1014"/>
+        </w:numPr>
+        <w:ind w:firstLine="420"/>
       </w:pPr>
-      <w:r>
-        <w:rPr>
-          <w:rFonts w:ascii="Times New Roman" w:hAnsi="Times New Roman" w:eastAsia="Times New Roman" w:cs="Times New Roman"/>
-        </w:rPr>
-        <w:t xml:space="preserve">14-3 </w:t>
-      </w:r>
       <w:r>
         <w:rPr>
           <w:rFonts w:hint="eastAsia" w:ascii="Times New Roman" w:hAnsi="Times New Roman" w:eastAsia="FangSong" w:cs="Times New Roman"/>
@@ -20708,20 +21414,12 @@
     </w:p>
     <w:p>
       <w:pPr>
-        <w:pStyle w:val="BodyText"/>
+        <w:numPr>
+          <w:ilvl w:val="0"/>
+          <w:numId w:val="1014"/>
+        </w:numPr>
+        <w:ind w:firstLine="420"/>
       </w:pPr>
-      <w:r>
-        <w:rPr>
-          <w:rFonts w:ascii="Times New Roman" w:hAnsi="Times New Roman" w:eastAsia="Times New Roman" w:cs="Times New Roman"/>
-        </w:rPr>
-        <w:t xml:space="preserve">14-4</w:t>
-      </w:r>
-      <w:r>
-        <w:rPr>
-          <w:rFonts w:ascii="Times New Roman" w:hAnsi="Times New Roman" w:eastAsia="Times New Roman" w:cs="Times New Roman"/>
-        </w:rPr>
-        <w:t xml:space="preserve"> </w:t>
-      </w:r>
       <m:oMath>
         <m:oMathPr>
           <m:ctrlPr>
@@ -21229,14 +21927,12 @@
     </w:p>
     <w:p>
       <w:pPr>
-        <w:pStyle w:val="BodyText"/>
+        <w:numPr>
+          <w:ilvl w:val="0"/>
+          <w:numId w:val="1014"/>
+        </w:numPr>
+        <w:ind w:firstLine="420"/>
       </w:pPr>
-      <w:r>
-        <w:rPr>
-          <w:rFonts w:ascii="Times New Roman" w:hAnsi="Times New Roman" w:eastAsia="Times New Roman" w:cs="Times New Roman"/>
-        </w:rPr>
-        <w:t xml:space="preserve">14-5 </w:t>
-      </w:r>
       <w:r>
         <w:rPr>
           <w:rFonts w:hint="eastAsia" w:ascii="Times New Roman" w:hAnsi="Times New Roman" w:eastAsia="FangSong" w:cs="Times New Roman"/>
@@ -21307,6 +22003,7 @@
     <w:p>
       <w:pPr>
         <w:pStyle w:val="BlockText"/>
+        <w:ind w:firstLine="420"/>
       </w:pPr>
       <w:r>
         <w:rPr>
@@ -21330,6 +22027,7 @@
     <w:p>
       <w:pPr>
         <w:pStyle w:val="FirstParagraph"/>
+        <w:ind w:firstLine="420"/>
       </w:pPr>
       <w:r>
         <w:rPr>
@@ -21448,6 +22146,7 @@
     <w:p>
       <w:pPr>
         <w:pStyle w:val="FirstParagraph"/>
+        <w:ind w:firstLine="420"/>
       </w:pPr>
       <w:r>
         <w:rPr>
@@ -21529,6 +22228,7 @@
     <w:p>
       <w:pPr>
         <w:pStyle w:val="BodyText"/>
+        <w:ind w:firstLine="420"/>
       </w:pPr>
       <w:r>
         <w:rPr>
@@ -21566,8 +22266,9 @@
         <w:pStyle w:val="Compact"/>
         <w:numPr>
           <w:ilvl w:val="0"/>
-          <w:numId w:val="1006"/>
+          <w:numId w:val="1015"/>
         </w:numPr>
+        <w:ind w:firstLine="420"/>
       </w:pPr>
       <w:r>
         <w:rPr>
@@ -21629,8 +22330,9 @@
         <w:pStyle w:val="Compact"/>
         <w:numPr>
           <w:ilvl w:val="0"/>
-          <w:numId w:val="1006"/>
+          <w:numId w:val="1015"/>
         </w:numPr>
+        <w:ind w:firstLine="420"/>
       </w:pPr>
       <w:r>
         <w:rPr>
@@ -21685,6 +22387,7 @@
     <w:p>
       <w:pPr>
         <w:pStyle w:val="FirstParagraph"/>
+        <w:ind w:firstLine="420"/>
       </w:pPr>
       <w:r>
         <w:rPr>
@@ -21706,8 +22409,9 @@
         <w:pStyle w:val="Compact"/>
         <w:numPr>
           <w:ilvl w:val="0"/>
-          <w:numId w:val="1007"/>
+          <w:numId w:val="1016"/>
         </w:numPr>
+        <w:ind w:firstLine="420"/>
       </w:pPr>
       <w:r>
         <w:rPr>
@@ -21934,8 +22638,9 @@
         <w:pStyle w:val="Compact"/>
         <w:numPr>
           <w:ilvl w:val="0"/>
-          <w:numId w:val="1008"/>
+          <w:numId w:val="1017"/>
         </w:numPr>
+        <w:ind w:firstLine="420"/>
       </w:pPr>
       <w:r>
         <w:rPr>
@@ -22041,6 +22746,7 @@
     <w:p>
       <w:pPr>
         <w:pStyle w:val="BlockText"/>
+        <w:ind w:firstLine="420"/>
       </w:pPr>
       <w:r>
         <w:rPr>
@@ -22064,6 +22770,7 @@
     <w:p>
       <w:pPr>
         <w:pStyle w:val="FirstParagraph"/>
+        <w:ind w:firstLine="420"/>
       </w:pPr>
       <w:r>
         <w:rPr>
@@ -22466,8 +23173,9 @@
         <w:pStyle w:val="Compact"/>
         <w:numPr>
           <w:ilvl w:val="0"/>
-          <w:numId w:val="1009"/>
+          <w:numId w:val="1018"/>
         </w:numPr>
+        <w:ind w:firstLine="420"/>
       </w:pPr>
       <w:r>
         <w:rPr>
@@ -22529,8 +23237,9 @@
         <w:pStyle w:val="Compact"/>
         <w:numPr>
           <w:ilvl w:val="0"/>
-          <w:numId w:val="1009"/>
+          <w:numId w:val="1018"/>
         </w:numPr>
+        <w:ind w:firstLine="420"/>
       </w:pPr>
       <w:r>
         <w:rPr>
@@ -22605,7 +23314,7 @@
         </w:rPr>
         <w:drawing>
           <wp:inline>
-            <wp:extent cx="3600000" cy="2426086"/>
+            <wp:extent cx="3600000" cy="2308332"/>
             <wp:effectExtent b="0" l="0" r="0" t="0"/>
             <wp:docPr descr="" title="" id="63" name="Picture"/>
             <a:graphic>
@@ -22626,7 +23335,7 @@
                   <pic:spPr bwMode="auto">
                     <a:xfrm>
                       <a:off x="0" y="0"/>
-                      <a:ext cx="3600000" cy="2426086"/>
+                      <a:ext cx="3600000" cy="2308332"/>
                     </a:xfrm>
                     <a:prstGeom prst="rect">
                       <a:avLst/>
@@ -22648,6 +23357,7 @@
     <w:p>
       <w:pPr>
         <w:pStyle w:val="BodyText"/>
+        <w:ind w:firstLine="420"/>
       </w:pPr>
       <w:r>
         <w:rPr>
@@ -22668,8 +23378,9 @@
       <w:pPr>
         <w:numPr>
           <w:ilvl w:val="0"/>
-          <w:numId w:val="1010"/>
+          <w:numId w:val="1019"/>
         </w:numPr>
+        <w:ind w:firstLine="420"/>
       </w:pPr>
       <m:oMath>
         <m:oMathPr>
@@ -23247,8 +23958,9 @@
       <w:pPr>
         <w:numPr>
           <w:ilvl w:val="0"/>
-          <w:numId w:val="1010"/>
+          <w:numId w:val="1019"/>
         </w:numPr>
+        <w:ind w:firstLine="420"/>
       </w:pPr>
       <w:r>
         <w:rPr>
@@ -23419,6 +24131,7 @@
     <w:p>
       <w:pPr>
         <w:pStyle w:val="BlockText"/>
+        <w:ind w:firstLine="420"/>
       </w:pPr>
       <w:r>
         <w:rPr>
@@ -23442,6 +24155,7 @@
     <w:p>
       <w:pPr>
         <w:pStyle w:val="FirstParagraph"/>
+        <w:ind w:firstLine="420"/>
       </w:pPr>
       <w:r>
         <w:rPr>
@@ -23581,8 +24295,9 @@
         <w:pStyle w:val="Compact"/>
         <w:numPr>
           <w:ilvl w:val="0"/>
-          <w:numId w:val="1011"/>
+          <w:numId w:val="1020"/>
         </w:numPr>
+        <w:ind w:firstLine="420"/>
       </w:pPr>
       <w:r>
         <w:rPr>
@@ -23626,8 +24341,9 @@
         <w:pStyle w:val="Compact"/>
         <w:numPr>
           <w:ilvl w:val="0"/>
-          <w:numId w:val="1011"/>
+          <w:numId w:val="1020"/>
         </w:numPr>
+        <w:ind w:firstLine="420"/>
       </w:pPr>
       <w:r>
         <w:rPr>
@@ -23693,6 +24409,7 @@
     <w:p>
       <w:pPr>
         <w:pStyle w:val="FirstParagraph"/>
+        <w:ind w:firstLine="420"/>
       </w:pPr>
       <w:r>
         <w:rPr>
@@ -23713,8 +24430,9 @@
       <w:pPr>
         <w:numPr>
           <w:ilvl w:val="0"/>
-          <w:numId w:val="1012"/>
+          <w:numId w:val="1021"/>
         </w:numPr>
+        <w:ind w:firstLine="420"/>
       </w:pPr>
       <w:r>
         <w:rPr>
@@ -24123,8 +24841,9 @@
       <w:pPr>
         <w:numPr>
           <w:ilvl w:val="0"/>
-          <w:numId w:val="1012"/>
+          <w:numId w:val="1021"/>
         </w:numPr>
+        <w:ind w:firstLine="420"/>
       </w:pPr>
       <w:r>
         <w:rPr>
@@ -24230,6 +24949,7 @@
     <w:p>
       <w:pPr>
         <w:pStyle w:val="BlockText"/>
+        <w:ind w:firstLine="420"/>
       </w:pPr>
       <w:r>
         <w:rPr>
@@ -24253,6 +24973,7 @@
     <w:p>
       <w:pPr>
         <w:pStyle w:val="FirstParagraph"/>
+        <w:ind w:firstLine="420"/>
       </w:pPr>
       <w:r>
         <w:rPr>
@@ -25029,8 +25750,9 @@
         <w:pStyle w:val="Compact"/>
         <w:numPr>
           <w:ilvl w:val="0"/>
-          <w:numId w:val="1013"/>
+          <w:numId w:val="1022"/>
         </w:numPr>
+        <w:ind w:firstLine="420"/>
       </w:pPr>
       <w:r>
         <w:rPr>
@@ -25062,8 +25784,9 @@
         <w:pStyle w:val="Compact"/>
         <w:numPr>
           <w:ilvl w:val="0"/>
-          <w:numId w:val="1013"/>
+          <w:numId w:val="1022"/>
         </w:numPr>
+        <w:ind w:firstLine="420"/>
       </w:pPr>
       <w:r>
         <w:rPr>
@@ -25095,8 +25818,9 @@
         <w:pStyle w:val="Compact"/>
         <w:numPr>
           <w:ilvl w:val="0"/>
-          <w:numId w:val="1013"/>
+          <w:numId w:val="1022"/>
         </w:numPr>
+        <w:ind w:firstLine="420"/>
       </w:pPr>
       <w:r>
         <w:rPr>
@@ -25146,8 +25870,9 @@
         <w:pStyle w:val="Compact"/>
         <w:numPr>
           <w:ilvl w:val="0"/>
-          <w:numId w:val="1013"/>
+          <w:numId w:val="1022"/>
         </w:numPr>
+        <w:ind w:firstLine="420"/>
       </w:pPr>
       <w:r>
         <w:rPr>
@@ -25242,6 +25967,7 @@
     <w:p>
       <w:pPr>
         <w:pStyle w:val="FirstParagraph"/>
+        <w:ind w:firstLine="420"/>
       </w:pPr>
       <w:r>
         <w:rPr>
@@ -25262,8 +25988,9 @@
       <w:pPr>
         <w:numPr>
           <w:ilvl w:val="0"/>
-          <w:numId w:val="1014"/>
+          <w:numId w:val="1023"/>
         </w:numPr>
+        <w:ind w:firstLine="420"/>
       </w:pPr>
       <w:r>
         <w:rPr>
@@ -25696,8 +26423,9 @@
       <w:pPr>
         <w:numPr>
           <w:ilvl w:val="0"/>
-          <w:numId w:val="1014"/>
+          <w:numId w:val="1023"/>
         </w:numPr>
+        <w:ind w:firstLine="420"/>
       </w:pPr>
       <w:r>
         <w:rPr>
@@ -25781,7 +26509,7 @@
         <w:pStyle w:val="Compact"/>
         <w:numPr>
           <w:ilvl w:val="0"/>
-          <w:numId w:val="1015"/>
+          <w:numId w:val="1024"/>
         </w:numPr>
       </w:pPr>
       <m:oMath>
@@ -26448,6 +27176,7 @@
     <w:p>
       <w:pPr>
         <w:pStyle w:val="BlockText"/>
+        <w:ind w:firstLine="420"/>
       </w:pPr>
       <w:r>
         <w:rPr>
@@ -26501,6 +27230,7 @@
     <w:p>
       <w:pPr>
         <w:pStyle w:val="FirstParagraph"/>
+        <w:ind w:firstLine="420"/>
       </w:pPr>
       <w:r>
         <w:rPr>
@@ -26761,8 +27491,9 @@
         <w:pStyle w:val="Compact"/>
         <w:numPr>
           <w:ilvl w:val="0"/>
-          <w:numId w:val="1016"/>
+          <w:numId w:val="1025"/>
         </w:numPr>
+        <w:ind w:firstLine="420"/>
       </w:pPr>
       <w:r>
         <w:rPr>
@@ -26904,8 +27635,9 @@
         <w:pStyle w:val="Compact"/>
         <w:numPr>
           <w:ilvl w:val="0"/>
-          <w:numId w:val="1016"/>
+          <w:numId w:val="1025"/>
         </w:numPr>
+        <w:ind w:firstLine="420"/>
       </w:pPr>
       <w:r>
         <w:rPr>
@@ -27081,8 +27813,9 @@
         <w:pStyle w:val="Compact"/>
         <w:numPr>
           <w:ilvl w:val="0"/>
-          <w:numId w:val="1016"/>
+          <w:numId w:val="1025"/>
         </w:numPr>
+        <w:ind w:firstLine="420"/>
       </w:pPr>
       <w:r>
         <w:rPr>
@@ -27166,8 +27899,9 @@
         <w:pStyle w:val="Compact"/>
         <w:numPr>
           <w:ilvl w:val="0"/>
-          <w:numId w:val="1016"/>
+          <w:numId w:val="1025"/>
         </w:numPr>
+        <w:ind w:firstLine="420"/>
       </w:pPr>
       <w:r>
         <w:rPr>
@@ -27256,6 +27990,7 @@
     <w:p>
       <w:pPr>
         <w:pStyle w:val="FirstParagraph"/>
+        <w:ind w:firstLine="420"/>
       </w:pPr>
       <w:r>
         <w:rPr>
@@ -27275,6 +28010,7 @@
     <w:p>
       <w:pPr>
         <w:pStyle w:val="BodyText"/>
+        <w:ind w:firstLine="420"/>
       </w:pPr>
       <w:r>
         <w:rPr>
@@ -27332,6 +28068,7 @@
     <w:p>
       <w:pPr>
         <w:pStyle w:val="BlockText"/>
+        <w:ind w:firstLine="420"/>
       </w:pPr>
       <w:r>
         <w:rPr>
@@ -27385,6 +28122,7 @@
     <w:p>
       <w:pPr>
         <w:pStyle w:val="FirstParagraph"/>
+        <w:ind w:firstLine="420"/>
       </w:pPr>
       <w:r>
         <w:rPr>
@@ -27832,7 +28570,7 @@
         <w:pStyle w:val="Compact"/>
         <w:numPr>
           <w:ilvl w:val="0"/>
-          <w:numId w:val="1017"/>
+          <w:numId w:val="1026"/>
         </w:numPr>
       </w:pPr>
       <w:r>
@@ -27906,7 +28644,7 @@
         <w:pStyle w:val="Compact"/>
         <w:numPr>
           <w:ilvl w:val="0"/>
-          <w:numId w:val="1017"/>
+          <w:numId w:val="1026"/>
         </w:numPr>
       </w:pPr>
       <w:r>
@@ -27960,7 +28698,7 @@
         <w:pStyle w:val="Compact"/>
         <w:numPr>
           <w:ilvl w:val="0"/>
-          <w:numId w:val="1017"/>
+          <w:numId w:val="1026"/>
         </w:numPr>
       </w:pPr>
       <w:r>
@@ -27995,7 +28733,7 @@
         <w:pStyle w:val="Compact"/>
         <w:numPr>
           <w:ilvl w:val="0"/>
-          <w:numId w:val="1017"/>
+          <w:numId w:val="1026"/>
         </w:numPr>
       </w:pPr>
       <w:r>
@@ -28047,6 +28785,7 @@
     <w:p>
       <w:pPr>
         <w:pStyle w:val="FirstParagraph"/>
+        <w:ind w:firstLine="420"/>
       </w:pPr>
       <w:r>
         <w:rPr>
@@ -28066,6 +28805,7 @@
     <w:p>
       <w:pPr>
         <w:pStyle w:val="BodyText"/>
+        <w:ind w:firstLine="420"/>
       </w:pPr>
       <w:r>
         <w:rPr>
@@ -28123,6 +28863,7 @@
     <w:p>
       <w:pPr>
         <w:pStyle w:val="BlockText"/>
+        <w:ind w:firstLine="420"/>
       </w:pPr>
       <w:r>
         <w:rPr>
@@ -28146,6 +28887,7 @@
     <w:p>
       <w:pPr>
         <w:pStyle w:val="FirstParagraph"/>
+        <w:ind w:firstLine="420"/>
       </w:pPr>
       <w:r>
         <w:rPr>
@@ -28188,6 +28930,7 @@
       <w:pPr>
         <w:pStyle w:val="BodyText"/>
         <w:spacing w:after="80"/>
+        <w:ind w:firstLine="420"/>
       </w:pPr>
       <w:r>
         <w:rPr>
@@ -28195,7 +28938,7 @@
           <w:b/>
           <w:bCs/>
         </w:rPr>
-        <w:t xml:space="preserve">1-1</w:t>
+        <w:t xml:space="preserve">(1)</w:t>
       </w:r>
       <w:r>
         <w:rPr>
@@ -28222,6 +28965,15 @@
         <w:tblW w:type="pct" w:w="5000"/>
         <w:tblLayout w:type="fixed"/>
         <w:tblLook w:firstRow="1" w:lastRow="0" w:firstColumn="0" w:lastColumn="0" w:noHBand="0" w:noVBand="0" w:val="0020"/>
+        <w:jc w:val="center"/>
+        <w:tblBorders>
+          <w:top w:val="single" w:sz="12" w:space="0" w:color="333333"/>
+          <w:bottom w:val="single" w:sz="12" w:space="0" w:color="333333"/>
+          <w:left w:val="none"/>
+          <w:right w:val="none"/>
+          <w:insideH w:val="none"/>
+          <w:insideV w:val="none"/>
+        </w:tblBorders>
       </w:tblPr>
       <w:tblGrid>
         <w:gridCol w:w="1980"/>
@@ -28234,7 +28986,11 @@
           <w:tblHeader w:val="on"/>
         </w:trPr>
         <w:tc>
-          <w:tcPr/>
+          <w:tcPr>
+            <w:tcBorders>
+              <w:bottom w:val="single" w:sz="6" w:space="0" w:color="333333"/>
+            </w:tcBorders>
+          </w:tcPr>
           <w:p>
             <w:pPr>
               <w:pStyle w:val="Compact"/>
@@ -28250,7 +29006,11 @@
           </w:p>
         </w:tc>
         <w:tc>
-          <w:tcPr/>
+          <w:tcPr>
+            <w:tcBorders>
+              <w:bottom w:val="single" w:sz="6" w:space="0" w:color="333333"/>
+            </w:tcBorders>
+          </w:tcPr>
           <w:p>
             <w:pPr>
               <w:pStyle w:val="Compact"/>
@@ -28287,7 +29047,11 @@
           </w:p>
         </w:tc>
         <w:tc>
-          <w:tcPr/>
+          <w:tcPr>
+            <w:tcBorders>
+              <w:bottom w:val="single" w:sz="6" w:space="0" w:color="333333"/>
+            </w:tcBorders>
+          </w:tcPr>
           <w:p>
             <w:pPr>
               <w:pStyle w:val="Compact"/>
@@ -28339,7 +29103,11 @@
           </w:p>
         </w:tc>
         <w:tc>
-          <w:tcPr/>
+          <w:tcPr>
+            <w:tcBorders>
+              <w:bottom w:val="single" w:sz="6" w:space="0" w:color="333333"/>
+            </w:tcBorders>
+          </w:tcPr>
           <w:p>
             <w:pPr>
               <w:pStyle w:val="Compact"/>
@@ -28511,6 +29279,7 @@
       <w:pPr>
         <w:pStyle w:val="BodyText"/>
         <w:spacing w:before="120"/>
+        <w:ind w:firstLine="420"/>
       </w:pPr>
       <w:r>
         <w:rPr>
@@ -28552,6 +29321,7 @@
     <w:p>
       <w:pPr>
         <w:pStyle w:val="BodyText"/>
+        <w:ind w:firstLine="420"/>
       </w:pPr>
       <w:r>
         <w:rPr>
@@ -28559,7 +29329,7 @@
           <w:b/>
           <w:bCs/>
         </w:rPr>
-        <w:t xml:space="preserve">1-2</w:t>
+        <w:t xml:space="preserve">(2)</w:t>
       </w:r>
       <w:r>
         <w:rPr>
@@ -28649,6 +29419,7 @@
     <w:p>
       <w:pPr>
         <w:pStyle w:val="BodyText"/>
+        <w:ind w:firstLine="420"/>
       </w:pPr>
       <w:r>
         <w:rPr>
@@ -28656,7 +29427,7 @@
           <w:b/>
           <w:bCs/>
         </w:rPr>
-        <w:t xml:space="preserve">1-3</w:t>
+        <w:t xml:space="preserve">(3)</w:t>
       </w:r>
       <w:r>
         <w:rPr>
@@ -28752,6 +29523,7 @@
     <w:p>
       <w:pPr>
         <w:pStyle w:val="BodyText"/>
+        <w:ind w:firstLine="420"/>
       </w:pPr>
       <w:r>
         <w:rPr>
@@ -28759,7 +29531,7 @@
           <w:b/>
           <w:bCs/>
         </w:rPr>
-        <w:t xml:space="preserve">1-4</w:t>
+        <w:t xml:space="preserve">(4)</w:t>
       </w:r>
       <w:r>
         <w:rPr>
@@ -28952,6 +29724,7 @@
     <w:p>
       <w:pPr>
         <w:pStyle w:val="BodyText"/>
+        <w:ind w:firstLine="420"/>
       </w:pPr>
       <w:r>
         <w:rPr>
@@ -28971,6 +29744,7 @@
     <w:p>
       <w:pPr>
         <w:pStyle w:val="BodyText"/>
+        <w:ind w:firstLine="420"/>
       </w:pPr>
       <w:r>
         <w:rPr>
@@ -28978,7 +29752,7 @@
           <w:b/>
           <w:bCs/>
         </w:rPr>
-        <w:t xml:space="preserve">1-1</w:t>
+        <w:t xml:space="preserve">(1)</w:t>
       </w:r>
       <w:r>
         <w:rPr>
@@ -29734,6 +30508,7 @@
     <w:p>
       <w:pPr>
         <w:pStyle w:val="FirstParagraph"/>
+        <w:ind w:firstLine="420"/>
       </w:pPr>
       <w:r>
         <w:rPr>
@@ -29884,7 +30659,7 @@
           <w:b/>
           <w:bCs/>
         </w:rPr>
-        <w:t xml:space="preserve">1-2</w:t>
+        <w:t xml:space="preserve">(2)</w:t>
       </w:r>
     </w:p>
     <w:p>
@@ -29998,6 +30773,7 @@
     <w:p>
       <w:pPr>
         <w:pStyle w:val="FirstParagraph"/>
+        <w:ind w:firstLine="420"/>
       </w:pPr>
       <w:r>
         <w:rPr>
@@ -30158,6 +30934,7 @@
     <w:p>
       <w:pPr>
         <w:pStyle w:val="BodyText"/>
+        <w:ind w:firstLine="420"/>
       </w:pPr>
       <w:r>
         <w:rPr>
@@ -30165,7 +30942,7 @@
           <w:b/>
           <w:bCs/>
         </w:rPr>
-        <w:t xml:space="preserve">1-3</w:t>
+        <w:t xml:space="preserve">(3)</w:t>
       </w:r>
       <w:r>
         <w:rPr>
@@ -30231,6 +31008,7 @@
     <w:p>
       <w:pPr>
         <w:pStyle w:val="BodyText"/>
+        <w:ind w:firstLine="420"/>
       </w:pPr>
       <w:r>
         <w:rPr>
@@ -30238,7 +31016,7 @@
           <w:b/>
           <w:bCs/>
         </w:rPr>
-        <w:t xml:space="preserve">1-4</w:t>
+        <w:t xml:space="preserve">(4)</w:t>
       </w:r>
       <w:r>
         <w:rPr>
@@ -30542,6 +31320,7 @@
     <w:p>
       <w:pPr>
         <w:pStyle w:val="FirstParagraph"/>
+        <w:ind w:firstLine="420"/>
       </w:pPr>
       <w:r>
         <w:rPr>
@@ -30631,6 +31410,7 @@
     <w:p>
       <w:pPr>
         <w:pStyle w:val="BlockText"/>
+        <w:ind w:firstLine="420"/>
       </w:pPr>
       <w:r>
         <w:rPr>
@@ -30654,6 +31434,7 @@
     <w:p>
       <w:pPr>
         <w:pStyle w:val="FirstParagraph"/>
+        <w:ind w:firstLine="420"/>
       </w:pPr>
       <w:r>
         <w:rPr>
@@ -30849,6 +31630,7 @@
     <w:p>
       <w:pPr>
         <w:pStyle w:val="BodyText"/>
+        <w:ind w:firstLine="420"/>
       </w:pPr>
       <w:r>
         <w:rPr>
@@ -31299,6 +32081,7 @@
     <w:p>
       <w:pPr>
         <w:pStyle w:val="BodyText"/>
+        <w:ind w:firstLine="420"/>
       </w:pPr>
       <w:r>
         <w:rPr>
@@ -31318,6 +32101,7 @@
     <w:p>
       <w:pPr>
         <w:pStyle w:val="BodyText"/>
+        <w:ind w:firstLine="420"/>
       </w:pPr>
       <w:r>
         <w:rPr>
@@ -31399,6 +32183,7 @@
     <w:p>
       <w:pPr>
         <w:pStyle w:val="BlockText"/>
+        <w:ind w:firstLine="420"/>
       </w:pPr>
       <w:r>
         <w:rPr>
@@ -31422,6 +32207,7 @@
     <w:p>
       <w:pPr>
         <w:pStyle w:val="FirstParagraph"/>
+        <w:ind w:firstLine="420"/>
       </w:pPr>
       <m:oMath>
         <m:oMathPr>
@@ -31651,6 +32437,7 @@
     <w:p>
       <w:pPr>
         <w:pStyle w:val="BodyText"/>
+        <w:ind w:firstLine="420"/>
       </w:pPr>
       <w:r>
         <w:rPr>
@@ -32009,6 +32796,7 @@
     <w:p>
       <w:pPr>
         <w:pStyle w:val="FirstParagraph"/>
+        <w:ind w:firstLine="420"/>
       </w:pPr>
       <w:r>
         <w:rPr>
@@ -32076,6 +32864,7 @@
     <w:p>
       <w:pPr>
         <w:pStyle w:val="BlockText"/>
+        <w:ind w:firstLine="420"/>
       </w:pPr>
       <w:r>
         <w:rPr>
@@ -32099,6 +32888,7 @@
     <w:p>
       <w:pPr>
         <w:pStyle w:val="FirstParagraph"/>
+        <w:ind w:firstLine="420"/>
       </w:pPr>
       <w:r>
         <w:rPr>
@@ -32416,6 +33206,7 @@
     <w:p>
       <w:pPr>
         <w:pStyle w:val="BodyText"/>
+        <w:ind w:firstLine="420"/>
       </w:pPr>
       <w:r>
         <w:rPr>
@@ -32747,6 +33538,7 @@
     <w:p>
       <w:pPr>
         <w:pStyle w:val="FirstParagraph"/>
+        <w:ind w:firstLine="420"/>
       </w:pPr>
       <w:r>
         <w:rPr>
@@ -32814,6 +33606,7 @@
     <w:p>
       <w:pPr>
         <w:pStyle w:val="BlockText"/>
+        <w:ind w:firstLine="420"/>
       </w:pPr>
       <w:r>
         <w:rPr>
@@ -32837,6 +33630,7 @@
     <w:p>
       <w:pPr>
         <w:pStyle w:val="FirstParagraph"/>
+        <w:ind w:firstLine="420"/>
       </w:pPr>
       <m:oMath>
         <m:oMathPr>
@@ -33522,6 +34316,7 @@
     <w:p>
       <w:pPr>
         <w:pStyle w:val="BodyText"/>
+        <w:ind w:firstLine="420"/>
       </w:pPr>
       <w:r>
         <w:rPr>
@@ -33545,6 +34340,7 @@
     <w:p>
       <w:pPr>
         <w:pStyle w:val="BodyText"/>
+        <w:ind w:firstLine="420"/>
       </w:pPr>
       <w:r>
         <w:rPr>
@@ -33598,6 +34394,7 @@
     <w:p>
       <w:pPr>
         <w:pStyle w:val="BodyText"/>
+        <w:ind w:firstLine="420"/>
       </w:pPr>
       <w:r>
         <w:rPr>
@@ -33614,13 +34411,17 @@
     </w:p>
     <w:p>
       <w:pPr>
-        <w:pStyle w:val="BodyText"/>
+        <w:numPr>
+          <w:ilvl w:val="0"/>
+          <w:numId w:val="1027"/>
+        </w:numPr>
+        <w:ind w:firstLine="420"/>
       </w:pPr>
       <w:r>
         <w:rPr>
           <w:rFonts w:ascii="Times New Roman" w:hAnsi="Times New Roman" w:eastAsia="Times New Roman" w:cs="Times New Roman"/>
         </w:rPr>
-        <w:t xml:space="preserve">7-1 A </w:t>
+        <w:t xml:space="preserve">A </w:t>
       </w:r>
       <w:r>
         <w:rPr>
@@ -33637,14 +34438,12 @@
     </w:p>
     <w:p>
       <w:pPr>
-        <w:pStyle w:val="BodyText"/>
+        <w:numPr>
+          <w:ilvl w:val="0"/>
+          <w:numId w:val="1027"/>
+        </w:numPr>
+        <w:ind w:firstLine="420"/>
       </w:pPr>
-      <w:r>
-        <w:rPr>
-          <w:rFonts w:ascii="Times New Roman" w:hAnsi="Times New Roman" w:eastAsia="Times New Roman" w:cs="Times New Roman"/>
-        </w:rPr>
-        <w:t xml:space="preserve">7-2 </w:t>
-      </w:r>
       <w:r>
         <w:rPr>
           <w:rFonts w:hint="eastAsia" w:ascii="Times New Roman" w:hAnsi="Times New Roman" w:eastAsia="FangSong" w:cs="Times New Roman"/>
@@ -33732,14 +34531,12 @@
     </w:p>
     <w:p>
       <w:pPr>
-        <w:pStyle w:val="BodyText"/>
+        <w:numPr>
+          <w:ilvl w:val="0"/>
+          <w:numId w:val="1027"/>
+        </w:numPr>
+        <w:ind w:firstLine="420"/>
       </w:pPr>
-      <w:r>
-        <w:rPr>
-          <w:rFonts w:ascii="Times New Roman" w:hAnsi="Times New Roman" w:eastAsia="Times New Roman" w:cs="Times New Roman"/>
-        </w:rPr>
-        <w:t xml:space="preserve">7-3 </w:t>
-      </w:r>
       <w:r>
         <w:rPr>
           <w:rFonts w:hint="eastAsia" w:ascii="Times New Roman" w:hAnsi="Times New Roman" w:eastAsia="FangSong" w:cs="Times New Roman"/>
@@ -34197,7 +34994,8 @@
     </w:p>
     <w:p>
       <w:pPr>
-        <w:pStyle w:val="BodyText"/>
+        <w:pStyle w:val="FirstParagraph"/>
+        <w:ind w:firstLine="420"/>
       </w:pPr>
       <w:r>
         <w:rPr>
@@ -34216,20 +35014,11 @@
     </w:p>
     <w:p>
       <w:pPr>
-        <w:pStyle w:val="BodyText"/>
+        <w:numPr>
+          <w:ilvl w:val="0"/>
+          <w:numId w:val="1028"/>
+        </w:numPr>
       </w:pPr>
-      <w:r>
-        <w:rPr>
-          <w:rFonts w:ascii="Times New Roman" w:hAnsi="Times New Roman" w:eastAsia="Times New Roman" w:cs="Times New Roman"/>
-        </w:rPr>
-        <w:t xml:space="preserve">7-1</w:t>
-      </w:r>
-      <w:r>
-        <w:rPr>
-          <w:rFonts w:ascii="Times New Roman" w:hAnsi="Times New Roman" w:eastAsia="Times New Roman" w:cs="Times New Roman"/>
-        </w:rPr>
-        <w:t xml:space="preserve"> </w:t>
-      </w:r>
       <m:oMath>
         <m:oMathPr>
           <m:ctrlPr>
@@ -34375,13 +35164,16 @@
     </w:p>
     <w:p>
       <w:pPr>
-        <w:pStyle w:val="BodyText"/>
+        <w:numPr>
+          <w:ilvl w:val="0"/>
+          <w:numId w:val="1028"/>
+        </w:numPr>
       </w:pPr>
       <w:r>
         <w:rPr>
           <w:rFonts w:ascii="Times New Roman" w:hAnsi="Times New Roman" w:eastAsia="Times New Roman" w:cs="Times New Roman"/>
         </w:rPr>
-        <w:t xml:space="preserve">7-2 400 </w:t>
+        <w:t xml:space="preserve">400 </w:t>
       </w:r>
       <w:r>
         <w:rPr>
@@ -34722,14 +35514,12 @@
     </w:p>
     <w:p>
       <w:pPr>
-        <w:pStyle w:val="BodyText"/>
+        <w:numPr>
+          <w:ilvl w:val="0"/>
+          <w:numId w:val="1028"/>
+        </w:numPr>
+        <w:ind w:firstLine="420"/>
       </w:pPr>
-      <w:r>
-        <w:rPr>
-          <w:rFonts w:ascii="Times New Roman" w:hAnsi="Times New Roman" w:eastAsia="Times New Roman" w:cs="Times New Roman"/>
-        </w:rPr>
-        <w:t xml:space="preserve">7-3 </w:t>
-      </w:r>
       <w:r>
         <w:rPr>
           <w:rFonts w:hint="eastAsia" w:ascii="Times New Roman" w:hAnsi="Times New Roman" w:eastAsia="FangSong" w:cs="Times New Roman"/>
@@ -34813,7 +35603,7 @@
     </w:p>
     <w:p>
       <w:pPr>
-        <w:pStyle w:val="BodyText"/>
+        <w:pStyle w:val="FirstParagraph"/>
         <w:spacing w:before="160" w:after="80"/>
         <w:jc w:val="center"/>
       </w:pPr>
@@ -34866,6 +35656,7 @@
     <w:p>
       <w:pPr>
         <w:pStyle w:val="BodyText"/>
+        <w:ind w:firstLine="420"/>
       </w:pPr>
       <w:r>
         <w:rPr>
@@ -34889,6 +35680,7 @@
     <w:p>
       <w:pPr>
         <w:pStyle w:val="BodyText"/>
+        <w:ind w:firstLine="420"/>
       </w:pPr>
       <m:oMath>
         <m:r>
@@ -34997,6 +35789,7 @@
     <w:p>
       <w:pPr>
         <w:pStyle w:val="BodyText"/>
+        <w:ind w:firstLine="420"/>
       </w:pPr>
       <w:r>
         <w:rPr>
@@ -35070,6 +35863,7 @@
     <w:p>
       <w:pPr>
         <w:pStyle w:val="BodyText"/>
+        <w:ind w:firstLine="420"/>
       </w:pPr>
       <m:oMath>
         <m:sSup>
@@ -35184,6 +35978,7 @@
     <w:p>
       <w:pPr>
         <w:pStyle w:val="BodyText"/>
+        <w:ind w:firstLine="420"/>
       </w:pPr>
       <w:r>
         <w:rPr>
@@ -35225,6 +36020,7 @@
     <w:p>
       <w:pPr>
         <w:pStyle w:val="BodyText"/>
+        <w:ind w:firstLine="420"/>
       </w:pPr>
       <w:r>
         <w:rPr>
@@ -35912,6 +36708,7 @@
     <w:p>
       <w:pPr>
         <w:pStyle w:val="BodyText"/>
+        <w:ind w:firstLine="420"/>
       </w:pPr>
       <w:r>
         <w:rPr>
@@ -35929,6 +36726,7 @@
     <w:p>
       <w:pPr>
         <w:pStyle w:val="BodyText"/>
+        <w:ind w:firstLine="420"/>
       </w:pPr>
       <w:r>
         <w:rPr>
@@ -36151,6 +36949,7 @@
     <w:p>
       <w:pPr>
         <w:pStyle w:val="BodyText"/>
+        <w:ind w:firstLine="420"/>
       </w:pPr>
       <w:r>
         <w:rPr>
@@ -36550,6 +37349,7 @@
     <w:p>
       <w:pPr>
         <w:pStyle w:val="FirstParagraph"/>
+        <w:ind w:firstLine="420"/>
       </w:pPr>
       <w:r>
         <w:rPr>
@@ -36868,6 +37668,7 @@
     <w:p>
       <w:pPr>
         <w:pStyle w:val="BodyText"/>
+        <w:ind w:firstLine="420"/>
       </w:pPr>
       <w:r>
         <w:rPr>
@@ -37284,6 +38085,7 @@
     <w:p>
       <w:pPr>
         <w:pStyle w:val="BodyText"/>
+        <w:ind w:firstLine="420"/>
       </w:pPr>
       <w:r>
         <w:rPr>
@@ -37676,6 +38478,7 @@
     <w:p>
       <w:pPr>
         <w:pStyle w:val="BodyText"/>
+        <w:ind w:firstLine="420"/>
       </w:pPr>
       <w:r>
         <w:rPr>
@@ -38144,6 +38947,7 @@
     <w:p>
       <w:pPr>
         <w:pStyle w:val="BodyText"/>
+        <w:ind w:firstLine="420"/>
       </w:pPr>
       <w:r>
         <w:rPr>
@@ -38526,6 +39330,7 @@
     <w:p>
       <w:pPr>
         <w:pStyle w:val="BodyText"/>
+        <w:ind w:firstLine="420"/>
       </w:pPr>
       <w:r>
         <w:rPr>
@@ -39064,14 +39869,13 @@
     </w:p>
     <w:p>
       <w:pPr>
-        <w:pStyle w:val="FirstParagraph"/>
+        <w:pStyle w:val="Compact"/>
+        <w:numPr>
+          <w:ilvl w:val="0"/>
+          <w:numId w:val="1029"/>
+        </w:numPr>
+        <w:ind w:firstLine="420"/>
       </w:pPr>
-      <w:r>
-        <w:rPr>
-          <w:rFonts w:ascii="Times New Roman" w:hAnsi="Times New Roman" w:eastAsia="Times New Roman" w:cs="Times New Roman"/>
-        </w:rPr>
-        <w:t xml:space="preserve">7-3 </w:t>
-      </w:r>
       <w:r>
         <w:rPr>
           <w:rFonts w:hint="eastAsia" w:ascii="Times New Roman" w:hAnsi="Times New Roman" w:eastAsia="FangSong" w:cs="Times New Roman"/>
@@ -39087,7 +39891,7 @@
     </w:p>
     <w:p>
       <w:pPr>
-        <w:pStyle w:val="BodyText"/>
+        <w:pStyle w:val="FirstParagraph"/>
         <w:spacing w:before="160" w:after="80"/>
         <w:jc w:val="center"/>
       </w:pPr>
@@ -39140,6 +39944,7 @@
     <w:p>
       <w:pPr>
         <w:pStyle w:val="BodyText"/>
+        <w:ind w:firstLine="420"/>
       </w:pPr>
       <m:oMath>
         <m:r>
@@ -39248,6 +40053,7 @@
     <w:p>
       <w:pPr>
         <w:pStyle w:val="BodyText"/>
+        <w:ind w:firstLine="420"/>
       </w:pPr>
       <w:r>
         <w:rPr>
@@ -39321,6 +40127,7 @@
     <w:p>
       <w:pPr>
         <w:pStyle w:val="BodyText"/>
+        <w:ind w:firstLine="420"/>
       </w:pPr>
       <m:oMath>
         <m:sSup>
@@ -39471,6 +40278,7 @@
     <w:p>
       <w:pPr>
         <w:pStyle w:val="BlockText"/>
+        <w:ind w:firstLine="420"/>
       </w:pPr>
       <w:r>
         <w:rPr>
@@ -39494,6 +40302,7 @@
     <w:p>
       <w:pPr>
         <w:pStyle w:val="FirstParagraph"/>
+        <w:ind w:firstLine="420"/>
       </w:pPr>
       <w:r>
         <w:rPr>
@@ -39534,14 +40343,13 @@
     </w:p>
     <w:p>
       <w:pPr>
-        <w:pStyle w:val="BodyText"/>
+        <w:pStyle w:val="Compact"/>
+        <w:numPr>
+          <w:ilvl w:val="0"/>
+          <w:numId w:val="1030"/>
+        </w:numPr>
+        <w:ind w:firstLine="420"/>
       </w:pPr>
-      <w:r>
-        <w:rPr>
-          <w:rFonts w:ascii="Times New Roman" w:hAnsi="Times New Roman" w:eastAsia="Times New Roman" w:cs="Times New Roman"/>
-        </w:rPr>
-        <w:t xml:space="preserve">2-1 </w:t>
-      </w:r>
       <w:r>
         <w:rPr>
           <w:rFonts w:hint="eastAsia" w:ascii="Times New Roman" w:hAnsi="Times New Roman" w:eastAsia="FangSong" w:cs="Times New Roman"/>
@@ -39557,7 +40365,7 @@
     </w:p>
     <w:p>
       <w:pPr>
-        <w:pStyle w:val="BodyText"/>
+        <w:pStyle w:val="FirstParagraph"/>
       </w:pPr>
       <m:oMathPara>
         <m:oMathParaPr>
@@ -40164,6 +40972,7 @@
     <w:p>
       <w:pPr>
         <w:pStyle w:val="FirstParagraph"/>
+        <w:ind w:firstLine="420"/>
       </w:pPr>
       <w:r>
         <w:rPr>
@@ -40385,14 +41194,13 @@
     </w:p>
     <w:p>
       <w:pPr>
-        <w:pStyle w:val="BodyText"/>
+        <w:pStyle w:val="Compact"/>
+        <w:numPr>
+          <w:ilvl w:val="0"/>
+          <w:numId w:val="1031"/>
+        </w:numPr>
+        <w:ind w:firstLine="420"/>
       </w:pPr>
-      <w:r>
-        <w:rPr>
-          <w:rFonts w:ascii="Times New Roman" w:hAnsi="Times New Roman" w:eastAsia="Times New Roman" w:cs="Times New Roman"/>
-        </w:rPr>
-        <w:t xml:space="preserve">2-2 </w:t>
-      </w:r>
       <w:r>
         <w:rPr>
           <w:rFonts w:hint="eastAsia" w:ascii="Times New Roman" w:hAnsi="Times New Roman" w:eastAsia="FangSong" w:cs="Times New Roman"/>
@@ -40426,7 +41234,7 @@
     </w:p>
     <w:p>
       <w:pPr>
-        <w:pStyle w:val="BodyText"/>
+        <w:pStyle w:val="FirstParagraph"/>
       </w:pPr>
       <m:oMathPara>
         <m:oMathParaPr>
@@ -41149,6 +41957,7 @@
     <w:p>
       <w:pPr>
         <w:pStyle w:val="BodyText"/>
+        <w:ind w:firstLine="420"/>
       </w:pPr>
       <w:r>
         <w:rPr>
@@ -41212,14 +42021,13 @@
     </w:p>
     <w:p>
       <w:pPr>
-        <w:pStyle w:val="BodyText"/>
+        <w:pStyle w:val="Compact"/>
+        <w:numPr>
+          <w:ilvl w:val="0"/>
+          <w:numId w:val="1032"/>
+        </w:numPr>
+        <w:ind w:firstLine="420"/>
       </w:pPr>
-      <w:r>
-        <w:rPr>
-          <w:rFonts w:ascii="Times New Roman" w:hAnsi="Times New Roman" w:eastAsia="Times New Roman" w:cs="Times New Roman"/>
-        </w:rPr>
-        <w:t xml:space="preserve">2-3 </w:t>
-      </w:r>
       <w:r>
         <w:rPr>
           <w:rFonts w:hint="eastAsia" w:ascii="Times New Roman" w:hAnsi="Times New Roman" w:eastAsia="FangSong" w:cs="Times New Roman"/>
@@ -41329,7 +42137,7 @@
     </w:p>
     <w:p>
       <w:pPr>
-        <w:pStyle w:val="BodyText"/>
+        <w:pStyle w:val="FirstParagraph"/>
       </w:pPr>
       <m:oMathPara>
         <m:oMathParaPr>
@@ -41900,6 +42708,7 @@
     <w:p>
       <w:pPr>
         <w:pStyle w:val="FirstParagraph"/>
+        <w:ind w:firstLine="420"/>
       </w:pPr>
       <w:r>
         <w:rPr>
@@ -42241,6 +43050,7 @@
     <w:p>
       <w:pPr>
         <w:pStyle w:val="BodyText"/>
+        <w:ind w:firstLine="420"/>
       </w:pPr>
       <w:r>
         <w:rPr>
@@ -42259,14 +43069,12 @@
     </w:p>
     <w:p>
       <w:pPr>
-        <w:pStyle w:val="BodyText"/>
+        <w:numPr>
+          <w:ilvl w:val="0"/>
+          <w:numId w:val="1033"/>
+        </w:numPr>
+        <w:ind w:firstLine="420"/>
       </w:pPr>
-      <w:r>
-        <w:rPr>
-          <w:rFonts w:ascii="Times New Roman" w:hAnsi="Times New Roman" w:eastAsia="Times New Roman" w:cs="Times New Roman"/>
-        </w:rPr>
-        <w:t xml:space="preserve">2-1 </w:t>
-      </w:r>
       <w:r>
         <w:rPr>
           <w:rFonts w:hint="eastAsia" w:ascii="Times New Roman" w:hAnsi="Times New Roman" w:eastAsia="FangSong" w:cs="Times New Roman"/>
@@ -43219,14 +44027,12 @@
     </w:p>
     <w:p>
       <w:pPr>
-        <w:pStyle w:val="BodyText"/>
+        <w:numPr>
+          <w:ilvl w:val="0"/>
+          <w:numId w:val="1033"/>
+        </w:numPr>
+        <w:ind w:firstLine="420"/>
       </w:pPr>
-      <w:r>
-        <w:rPr>
-          <w:rFonts w:ascii="Times New Roman" w:hAnsi="Times New Roman" w:eastAsia="Times New Roman" w:cs="Times New Roman"/>
-        </w:rPr>
-        <w:t xml:space="preserve">2-2 </w:t>
-      </w:r>
       <w:r>
         <w:rPr>
           <w:rFonts w:hint="eastAsia" w:ascii="Times New Roman" w:hAnsi="Times New Roman" w:eastAsia="FangSong" w:cs="Times New Roman"/>
@@ -43941,14 +44747,12 @@
     </w:p>
     <w:p>
       <w:pPr>
-        <w:pStyle w:val="BodyText"/>
+        <w:numPr>
+          <w:ilvl w:val="0"/>
+          <w:numId w:val="1033"/>
+        </w:numPr>
+        <w:ind w:firstLine="420"/>
       </w:pPr>
-      <w:r>
-        <w:rPr>
-          <w:rFonts w:ascii="Times New Roman" w:hAnsi="Times New Roman" w:eastAsia="Times New Roman" w:cs="Times New Roman"/>
-        </w:rPr>
-        <w:t xml:space="preserve">2-3 </w:t>
-      </w:r>
       <w:r>
         <w:rPr>
           <w:rFonts w:hint="eastAsia" w:ascii="Times New Roman" w:hAnsi="Times New Roman" w:eastAsia="FangSong" w:cs="Times New Roman"/>
@@ -44443,7 +45247,8 @@
     </w:p>
     <w:p>
       <w:pPr>
-        <w:pStyle w:val="BodyText"/>
+        <w:pStyle w:val="FirstParagraph"/>
+        <w:ind w:firstLine="420"/>
       </w:pPr>
       <w:r>
         <w:rPr>
@@ -45072,13 +45877,17 @@
     </w:p>
     <w:p>
       <w:pPr>
-        <w:pStyle w:val="FirstParagraph"/>
+        <w:pStyle w:val="Compact"/>
+        <w:numPr>
+          <w:ilvl w:val="0"/>
+          <w:numId w:val="1034"/>
+        </w:numPr>
       </w:pPr>
       <w:r>
         <w:rPr>
           <w:rFonts w:ascii="Times New Roman" w:hAnsi="Times New Roman" w:eastAsia="Times New Roman" w:cs="Times New Roman"/>
         </w:rPr>
-        <w:t xml:space="preserve">2-3 -86.98</w:t>
+        <w:t xml:space="preserve">-86.98</w:t>
       </w:r>
     </w:p>
     <w:p>
@@ -45120,6 +45929,7 @@
     <w:p>
       <w:pPr>
         <w:pStyle w:val="BlockText"/>
+        <w:ind w:firstLine="420"/>
       </w:pPr>
       <w:r>
         <w:rPr>
@@ -45143,6 +45953,7 @@
     <w:p>
       <w:pPr>
         <w:pStyle w:val="FirstParagraph"/>
+        <w:ind w:firstLine="420"/>
       </w:pPr>
       <w:r>
         <w:rPr>
@@ -45171,14 +45982,12 @@
     </w:p>
     <w:p>
       <w:pPr>
-        <w:pStyle w:val="BodyText"/>
+        <w:numPr>
+          <w:ilvl w:val="0"/>
+          <w:numId w:val="1035"/>
+        </w:numPr>
+        <w:ind w:firstLine="420"/>
       </w:pPr>
-      <w:r>
-        <w:rPr>
-          <w:rFonts w:ascii="Times New Roman" w:hAnsi="Times New Roman" w:eastAsia="Times New Roman" w:cs="Times New Roman"/>
-        </w:rPr>
-        <w:t xml:space="preserve">3-1 </w:t>
-      </w:r>
       <w:r>
         <w:rPr>
           <w:rFonts w:hint="eastAsia" w:ascii="Times New Roman" w:hAnsi="Times New Roman" w:eastAsia="FangSong" w:cs="Times New Roman"/>
@@ -45264,14 +46073,12 @@
     </w:p>
     <w:p>
       <w:pPr>
-        <w:pStyle w:val="BodyText"/>
+        <w:numPr>
+          <w:ilvl w:val="0"/>
+          <w:numId w:val="1035"/>
+        </w:numPr>
+        <w:ind w:firstLine="420"/>
       </w:pPr>
-      <w:r>
-        <w:rPr>
-          <w:rFonts w:ascii="Times New Roman" w:hAnsi="Times New Roman" w:eastAsia="Times New Roman" w:cs="Times New Roman"/>
-        </w:rPr>
-        <w:t xml:space="preserve">3-2 </w:t>
-      </w:r>
       <w:r>
         <w:rPr>
           <w:rFonts w:hint="eastAsia" w:ascii="Times New Roman" w:hAnsi="Times New Roman" w:eastAsia="FangSong" w:cs="Times New Roman"/>
@@ -45287,7 +46094,8 @@
     </w:p>
     <w:p>
       <w:pPr>
-        <w:pStyle w:val="BodyText"/>
+        <w:pStyle w:val="FirstParagraph"/>
+        <w:ind w:firstLine="420"/>
       </w:pPr>
       <w:r>
         <w:rPr>
@@ -45823,6 +46631,7 @@
     <w:p>
       <w:pPr>
         <w:pStyle w:val="FirstParagraph"/>
+        <w:ind w:firstLine="420"/>
       </w:pPr>
       <w:r>
         <w:rPr>
@@ -45839,14 +46648,12 @@
     </w:p>
     <w:p>
       <w:pPr>
-        <w:pStyle w:val="BodyText"/>
+        <w:numPr>
+          <w:ilvl w:val="0"/>
+          <w:numId w:val="1036"/>
+        </w:numPr>
+        <w:ind w:firstLine="420"/>
       </w:pPr>
-      <w:r>
-        <w:rPr>
-          <w:rFonts w:ascii="Times New Roman" w:hAnsi="Times New Roman" w:eastAsia="Times New Roman" w:cs="Times New Roman"/>
-        </w:rPr>
-        <w:t xml:space="preserve">3-3 </w:t>
-      </w:r>
       <w:r>
         <w:rPr>
           <w:rFonts w:hint="eastAsia" w:ascii="Times New Roman" w:hAnsi="Times New Roman" w:eastAsia="FangSong" w:cs="Times New Roman"/>
@@ -46137,16 +46944,14 @@
     </w:p>
     <w:p>
       <w:pPr>
-        <w:pStyle w:val="BodyText"/>
+        <w:numPr>
+          <w:ilvl w:val="0"/>
+          <w:numId w:val="1036"/>
+        </w:numPr>
+        <w:ind w:firstLine="420"/>
       </w:pPr>
       <w:r>
         <w:rPr>
-          <w:rFonts w:ascii="Times New Roman" w:hAnsi="Times New Roman" w:eastAsia="Times New Roman" w:cs="Times New Roman"/>
-        </w:rPr>
-        <w:t xml:space="preserve">3-4 </w:t>
-      </w:r>
-      <w:r>
-        <w:rPr>
           <w:rFonts w:hint="eastAsia" w:ascii="Times New Roman" w:hAnsi="Times New Roman" w:eastAsia="FangSong" w:cs="Times New Roman"/>
         </w:rPr>
         <w:t>以甲烷为燃料的新型电池</w:t>
@@ -46180,76 +46985,78 @@
           <w:rFonts w:hint="eastAsia" w:ascii="Times New Roman" w:hAnsi="Times New Roman" w:eastAsia="Times New Roman" w:cs="Times New Roman"/>
         </w:rPr>
         <w:t>。</w:t>
+      </w:r>
+    </w:p>
+    <w:p>
+      <w:pPr>
+        <w:pStyle w:val="FirstParagraph"/>
+        <w:ind w:firstLine="420"/>
+      </w:pPr>
+      <w:r>
+        <w:rPr>
+          <w:rFonts w:ascii="Times New Roman" w:hAnsi="Times New Roman" w:eastAsia="Times New Roman" w:cs="Times New Roman"/>
+        </w:rPr>
+        <w:t xml:space="preserve">① </w:t>
+      </w:r>
+      <w:r>
+        <w:rPr>
+          <w:rFonts w:hint="eastAsia" w:ascii="Times New Roman" w:hAnsi="Times New Roman" w:eastAsia="Times New Roman" w:cs="Times New Roman"/>
+        </w:rPr>
+        <w:t>B</w:t>
+      </w:r>
+      <w:r>
+        <w:rPr>
+          <w:rFonts w:hint="eastAsia" w:ascii="Times New Roman" w:hAnsi="Times New Roman" w:eastAsia="FangSong" w:cs="Times New Roman"/>
+        </w:rPr>
+        <w:t>极为电池</w:t>
+      </w:r>
+      <w:r>
+        <w:rPr>
+          <w:rFonts w:hint="eastAsia" w:ascii="Times New Roman" w:hAnsi="Times New Roman" w:eastAsia="Times New Roman" w:cs="Times New Roman"/>
+        </w:rPr>
+        <w:t>_</w:t>
+      </w:r>
+      <w:r>
+        <w:rPr>
+          <w:rFonts w:hint="eastAsia" w:ascii="Times New Roman" w:hAnsi="Times New Roman" w:eastAsia="FangSong" w:cs="Times New Roman"/>
+          <w:b/>
+          <w:bCs/>
+          <w:i/>
+          <w:iCs/>
+        </w:rPr>
+        <w:t>极</w:t>
+      </w:r>
+      <w:r>
+        <w:rPr>
+          <w:rFonts w:hint="eastAsia" w:ascii="Times New Roman" w:hAnsi="Times New Roman" w:eastAsia="Times New Roman" w:cs="Times New Roman"/>
+          <w:b/>
+          <w:bCs/>
+          <w:i/>
+          <w:iCs/>
+        </w:rPr>
+        <w:t>，</w:t>
+      </w:r>
+      <w:r>
+        <w:rPr>
+          <w:rFonts w:hint="eastAsia" w:ascii="Times New Roman" w:hAnsi="Times New Roman" w:eastAsia="FangSong" w:cs="Times New Roman"/>
+          <w:b/>
+          <w:bCs/>
+          <w:i/>
+          <w:iCs/>
+        </w:rPr>
+        <w:t>电极反应式为</w:t>
+      </w:r>
+      <w:r>
+        <w:rPr>
+          <w:rFonts w:ascii="Times New Roman" w:hAnsi="Times New Roman" w:eastAsia="Times New Roman" w:cs="Times New Roman"/>
+        </w:rPr>
+        <w:t xml:space="preserve">_。</w:t>
       </w:r>
     </w:p>
     <w:p>
       <w:pPr>
         <w:pStyle w:val="BodyText"/>
-      </w:pPr>
-      <w:r>
-        <w:rPr>
-          <w:rFonts w:ascii="Times New Roman" w:hAnsi="Times New Roman" w:eastAsia="Times New Roman" w:cs="Times New Roman"/>
-        </w:rPr>
-        <w:t xml:space="preserve">① </w:t>
-      </w:r>
-      <w:r>
-        <w:rPr>
-          <w:rFonts w:hint="eastAsia" w:ascii="Times New Roman" w:hAnsi="Times New Roman" w:eastAsia="Times New Roman" w:cs="Times New Roman"/>
-        </w:rPr>
-        <w:t>B</w:t>
-      </w:r>
-      <w:r>
-        <w:rPr>
-          <w:rFonts w:hint="eastAsia" w:ascii="Times New Roman" w:hAnsi="Times New Roman" w:eastAsia="FangSong" w:cs="Times New Roman"/>
-        </w:rPr>
-        <w:t>极为电池</w:t>
-      </w:r>
-      <w:r>
-        <w:rPr>
-          <w:rFonts w:hint="eastAsia" w:ascii="Times New Roman" w:hAnsi="Times New Roman" w:eastAsia="Times New Roman" w:cs="Times New Roman"/>
-        </w:rPr>
-        <w:t>_</w:t>
-      </w:r>
-      <w:r>
-        <w:rPr>
-          <w:rFonts w:hint="eastAsia" w:ascii="Times New Roman" w:hAnsi="Times New Roman" w:eastAsia="FangSong" w:cs="Times New Roman"/>
-          <w:b/>
-          <w:bCs/>
-          <w:i/>
-          <w:iCs/>
-        </w:rPr>
-        <w:t>极</w:t>
-      </w:r>
-      <w:r>
-        <w:rPr>
-          <w:rFonts w:hint="eastAsia" w:ascii="Times New Roman" w:hAnsi="Times New Roman" w:eastAsia="Times New Roman" w:cs="Times New Roman"/>
-          <w:b/>
-          <w:bCs/>
-          <w:i/>
-          <w:iCs/>
-        </w:rPr>
-        <w:t>，</w:t>
-      </w:r>
-      <w:r>
-        <w:rPr>
-          <w:rFonts w:hint="eastAsia" w:ascii="Times New Roman" w:hAnsi="Times New Roman" w:eastAsia="FangSong" w:cs="Times New Roman"/>
-          <w:b/>
-          <w:bCs/>
-          <w:i/>
-          <w:iCs/>
-        </w:rPr>
-        <w:t>电极反应式为</w:t>
-      </w:r>
-      <w:r>
-        <w:rPr>
-          <w:rFonts w:ascii="Times New Roman" w:hAnsi="Times New Roman" w:eastAsia="Times New Roman" w:cs="Times New Roman"/>
-        </w:rPr>
-        <w:t xml:space="preserve">_。</w:t>
-      </w:r>
-    </w:p>
-    <w:p>
-      <w:pPr>
-        <w:pStyle w:val="BodyText"/>
+        <w:ind w:firstLine="420"/>
       </w:pPr>
       <w:r>
         <w:rPr>
@@ -46573,6 +47380,7 @@
     <w:p>
       <w:pPr>
         <w:pStyle w:val="BodyText"/>
+        <w:ind w:firstLine="420"/>
       </w:pPr>
       <w:r>
         <w:rPr>
@@ -46591,14 +47399,12 @@
     </w:p>
     <w:p>
       <w:pPr>
-        <w:pStyle w:val="BodyText"/>
+        <w:numPr>
+          <w:ilvl w:val="0"/>
+          <w:numId w:val="1037"/>
+        </w:numPr>
+        <w:ind w:firstLine="420"/>
       </w:pPr>
-      <w:r>
-        <w:rPr>
-          <w:rFonts w:ascii="Times New Roman" w:hAnsi="Times New Roman" w:eastAsia="Times New Roman" w:cs="Times New Roman"/>
-        </w:rPr>
-        <w:t xml:space="preserve">3-1 </w:t>
-      </w:r>
       <w:r>
         <w:rPr>
           <w:rFonts w:hint="eastAsia" w:ascii="Times New Roman" w:hAnsi="Times New Roman" w:eastAsia="FangSong" w:cs="Times New Roman"/>
@@ -46751,14 +47557,12 @@
     </w:p>
     <w:p>
       <w:pPr>
-        <w:pStyle w:val="BodyText"/>
+        <w:numPr>
+          <w:ilvl w:val="0"/>
+          <w:numId w:val="1037"/>
+        </w:numPr>
+        <w:ind w:firstLine="420"/>
       </w:pPr>
-      <w:r>
-        <w:rPr>
-          <w:rFonts w:ascii="Times New Roman" w:hAnsi="Times New Roman" w:eastAsia="Times New Roman" w:cs="Times New Roman"/>
-        </w:rPr>
-        <w:t xml:space="preserve">3-2 </w:t>
-      </w:r>
       <w:r>
         <w:rPr>
           <w:rFonts w:hint="eastAsia" w:ascii="Times New Roman" w:hAnsi="Times New Roman" w:eastAsia="FangSong" w:cs="Times New Roman"/>
@@ -46880,6 +47684,652 @@
       <w:r>
         <w:rPr>
           <w:rFonts w:hint="eastAsia" w:ascii="Times New Roman" w:hAnsi="Times New Roman" w:eastAsia="Times New Roman" w:cs="Times New Roman"/>
+        </w:rPr>
+        <w:t>。</w:t>
+      </w:r>
+    </w:p>
+    <w:p>
+      <w:pPr>
+        <w:numPr>
+          <w:ilvl w:val="0"/>
+          <w:numId w:val="1037"/>
+        </w:numPr>
+        <w:ind w:firstLine="420"/>
+      </w:pPr>
+      <w:r>
+        <w:rPr>
+          <w:rFonts w:hint="eastAsia" w:ascii="Times New Roman" w:hAnsi="Times New Roman" w:eastAsia="FangSong" w:cs="Times New Roman"/>
+        </w:rPr>
+        <w:t xml:space="preserve">反应中碳元素由</w:t>
+      </w:r>
+      <w:r>
+        <w:rPr>
+          <w:rFonts w:ascii="Times New Roman" w:hAnsi="Times New Roman" w:eastAsia="Times New Roman" w:cs="Times New Roman"/>
+        </w:rPr>
+        <w:t xml:space="preserve"> -4 </w:t>
+      </w:r>
+      <w:r>
+        <w:rPr>
+          <w:rFonts w:hint="eastAsia" w:ascii="Times New Roman" w:hAnsi="Times New Roman" w:eastAsia="FangSong" w:cs="Times New Roman"/>
+        </w:rPr>
+        <w:t xml:space="preserve">价升高为</w:t>
+      </w:r>
+      <w:r>
+        <w:rPr>
+          <w:rFonts w:ascii="Times New Roman" w:hAnsi="Times New Roman" w:eastAsia="Times New Roman" w:cs="Times New Roman"/>
+        </w:rPr>
+        <w:t xml:space="preserve"> +2 </w:t>
+      </w:r>
+      <w:r>
+        <w:rPr>
+          <w:rFonts w:hint="eastAsia" w:ascii="Times New Roman" w:hAnsi="Times New Roman" w:eastAsia="FangSong" w:cs="Times New Roman"/>
+        </w:rPr>
+        <w:t>价</w:t>
+      </w:r>
+      <w:r>
+        <w:rPr>
+          <w:rFonts w:hint="eastAsia" w:ascii="Times New Roman" w:hAnsi="Times New Roman" w:eastAsia="Times New Roman" w:cs="Times New Roman"/>
+        </w:rPr>
+        <w:t>。</w:t>
+      </w:r>
+      <w:r>
+        <w:rPr>
+          <w:rFonts w:hint="eastAsia" w:ascii="Times New Roman" w:hAnsi="Times New Roman" w:eastAsia="FangSong" w:cs="Times New Roman"/>
+        </w:rPr>
+        <w:t>每生成</w:t>
+      </w:r>
+      <w:r>
+        <w:rPr>
+          <w:rFonts w:ascii="Times New Roman" w:hAnsi="Times New Roman" w:eastAsia="Times New Roman" w:cs="Times New Roman"/>
+        </w:rPr>
+        <w:t xml:space="preserve"> 1 mol CO </w:t>
+      </w:r>
+      <w:r>
+        <w:rPr>
+          <w:rFonts w:hint="eastAsia" w:ascii="Times New Roman" w:hAnsi="Times New Roman" w:eastAsia="FangSong" w:cs="Times New Roman"/>
+        </w:rPr>
+        <w:t>时</w:t>
+      </w:r>
+      <w:r>
+        <w:rPr>
+          <w:rFonts w:hint="eastAsia" w:ascii="Times New Roman" w:hAnsi="Times New Roman" w:eastAsia="Times New Roman" w:cs="Times New Roman"/>
+        </w:rPr>
+        <w:t>，</w:t>
+      </w:r>
+      <w:r>
+        <w:rPr>
+          <w:rFonts w:hint="eastAsia" w:ascii="Times New Roman" w:hAnsi="Times New Roman" w:eastAsia="FangSong" w:cs="Times New Roman"/>
+        </w:rPr>
+        <w:t>转移</w:t>
+      </w:r>
+      <w:r>
+        <w:rPr>
+          <w:rFonts w:ascii="Times New Roman" w:hAnsi="Times New Roman" w:eastAsia="Times New Roman" w:cs="Times New Roman"/>
+        </w:rPr>
+        <w:t xml:space="preserve"> 6 mol </w:t>
+      </w:r>
+      <w:r>
+        <w:rPr>
+          <w:rFonts w:hint="eastAsia" w:ascii="Times New Roman" w:hAnsi="Times New Roman" w:eastAsia="FangSong" w:cs="Times New Roman"/>
+        </w:rPr>
+        <w:t>电子</w:t>
+      </w:r>
+      <w:r>
+        <w:rPr>
+          <w:rFonts w:hint="eastAsia" w:ascii="Times New Roman" w:hAnsi="Times New Roman" w:eastAsia="Times New Roman" w:cs="Times New Roman"/>
+        </w:rPr>
+        <w:t>，</w:t>
+      </w:r>
+      <w:r>
+        <w:rPr>
+          <w:rFonts w:hint="eastAsia" w:ascii="Times New Roman" w:hAnsi="Times New Roman" w:eastAsia="FangSong" w:cs="Times New Roman"/>
+        </w:rPr>
+        <w:t>则生成标准状况下</w:t>
+      </w:r>
+      <w:r>
+        <w:rPr>
+          <w:rFonts w:ascii="Times New Roman" w:hAnsi="Times New Roman" w:eastAsia="Times New Roman" w:cs="Times New Roman"/>
+        </w:rPr>
+        <w:t xml:space="preserve"> 8.96 </w:t>
+      </w:r>
+      <w:r>
+        <w:rPr>
+          <w:rFonts w:hint="eastAsia" w:ascii="Times New Roman" w:hAnsi="Times New Roman" w:eastAsia="Times New Roman" w:cs="Times New Roman"/>
+        </w:rPr>
+        <w:t xml:space="preserve">L（0.4</w:t>
+      </w:r>
+      <w:r>
+        <w:rPr>
+          <w:rFonts w:ascii="Times New Roman" w:hAnsi="Times New Roman" w:eastAsia="Times New Roman" w:cs="Times New Roman"/>
+        </w:rPr>
+        <w:t xml:space="preserve"> </w:t>
+      </w:r>
+      <w:r>
+        <w:rPr>
+          <w:rFonts w:hint="eastAsia" w:ascii="Times New Roman" w:hAnsi="Times New Roman" w:eastAsia="Times New Roman" w:cs="Times New Roman"/>
+        </w:rPr>
+        <w:t xml:space="preserve">mol）CO</w:t>
+      </w:r>
+      <w:r>
+        <w:rPr>
+          <w:rFonts w:ascii="Times New Roman" w:hAnsi="Times New Roman" w:eastAsia="Times New Roman" w:cs="Times New Roman"/>
+        </w:rPr>
+        <w:t xml:space="preserve"> </w:t>
+      </w:r>
+      <w:r>
+        <w:rPr>
+          <w:rFonts w:hint="eastAsia" w:ascii="Times New Roman" w:hAnsi="Times New Roman" w:eastAsia="FangSong" w:cs="Times New Roman"/>
+        </w:rPr>
+        <w:t>时</w:t>
+      </w:r>
+      <w:r>
+        <w:rPr>
+          <w:rFonts w:hint="eastAsia" w:ascii="Times New Roman" w:hAnsi="Times New Roman" w:eastAsia="Times New Roman" w:cs="Times New Roman"/>
+        </w:rPr>
+        <w:t>，</w:t>
+      </w:r>
+      <w:r>
+        <w:rPr>
+          <w:rFonts w:hint="eastAsia" w:ascii="Times New Roman" w:hAnsi="Times New Roman" w:eastAsia="FangSong" w:cs="Times New Roman"/>
+        </w:rPr>
+        <w:t>转移</w:t>
+      </w:r>
+      <w:r>
+        <w:rPr>
+          <w:rFonts w:ascii="Times New Roman" w:hAnsi="Times New Roman" w:eastAsia="Times New Roman" w:cs="Times New Roman"/>
+        </w:rPr>
+        <w:t xml:space="preserve"> 2.4 mol </w:t>
+      </w:r>
+      <w:r>
+        <w:rPr>
+          <w:rFonts w:hint="eastAsia" w:ascii="Times New Roman" w:hAnsi="Times New Roman" w:eastAsia="FangSong" w:cs="Times New Roman"/>
+        </w:rPr>
+        <w:t>电子</w:t>
+      </w:r>
+      <w:r>
+        <w:rPr>
+          <w:rFonts w:hint="eastAsia" w:ascii="Times New Roman" w:hAnsi="Times New Roman" w:eastAsia="Times New Roman" w:cs="Times New Roman"/>
+        </w:rPr>
+        <w:t>。</w:t>
+      </w:r>
+    </w:p>
+    <w:p>
+      <w:pPr>
+        <w:numPr>
+          <w:ilvl w:val="0"/>
+          <w:numId w:val="1037"/>
+        </w:numPr>
+        <w:ind w:firstLine="420"/>
+      </w:pPr>
+      <w:r>
+        <w:rPr>
+          <w:rFonts w:ascii="Times New Roman" w:hAnsi="Times New Roman" w:eastAsia="Times New Roman" w:cs="Times New Roman"/>
+        </w:rPr>
+        <w:t xml:space="preserve">① B </w:t>
+      </w:r>
+      <w:r>
+        <w:rPr>
+          <w:rFonts w:hint="eastAsia" w:ascii="Times New Roman" w:hAnsi="Times New Roman" w:eastAsia="FangSong" w:cs="Times New Roman"/>
+        </w:rPr>
+        <w:t xml:space="preserve">极通入的气体是</w:t>
+      </w:r>
+      <w:r>
+        <w:rPr>
+          <w:rFonts w:ascii="Times New Roman" w:hAnsi="Times New Roman" w:eastAsia="Times New Roman" w:cs="Times New Roman"/>
+        </w:rPr>
+        <w:t xml:space="preserve"> </w:t>
+      </w:r>
+      <w:r>
+        <w:rPr>
+          <w:rFonts w:hint="eastAsia" w:ascii="Times New Roman" w:hAnsi="Times New Roman" w:eastAsia="Times New Roman" w:cs="Times New Roman"/>
+        </w:rPr>
+        <w:t>CH</w:t>
+      </w:r>
+      <w:r>
+        <w:rPr>
+          <w:rFonts w:hint="eastAsia" w:ascii="Times New Roman" w:hAnsi="Times New Roman" w:eastAsia="Times New Roman" w:cs="Times New Roman"/>
+          <w:vertAlign w:val="subscript"/>
+        </w:rPr>
+        <w:t>4</w:t>
+      </w:r>
+      <w:r>
+        <w:rPr>
+          <w:rFonts w:hint="eastAsia" w:ascii="Times New Roman" w:hAnsi="Times New Roman" w:eastAsia="Times New Roman" w:cs="Times New Roman"/>
+        </w:rPr>
+        <w:t>，CH</w:t>
+      </w:r>
+      <w:r>
+        <w:rPr>
+          <w:rFonts w:hint="eastAsia" w:ascii="Times New Roman" w:hAnsi="Times New Roman" w:eastAsia="Times New Roman" w:cs="Times New Roman"/>
+          <w:vertAlign w:val="subscript"/>
+        </w:rPr>
+        <w:t>4</w:t>
+      </w:r>
+      <w:r>
+        <w:rPr>
+          <w:rFonts w:ascii="Times New Roman" w:hAnsi="Times New Roman" w:eastAsia="Times New Roman" w:cs="Times New Roman"/>
+        </w:rPr>
+        <w:t xml:space="preserve"> </w:t>
+      </w:r>
+      <w:r>
+        <w:rPr>
+          <w:rFonts w:hint="eastAsia" w:ascii="Times New Roman" w:hAnsi="Times New Roman" w:eastAsia="FangSong" w:cs="Times New Roman"/>
+        </w:rPr>
+        <w:t>发生氧化反应</w:t>
+      </w:r>
+      <w:r>
+        <w:rPr>
+          <w:rFonts w:hint="eastAsia" w:ascii="Times New Roman" w:hAnsi="Times New Roman" w:eastAsia="Times New Roman" w:cs="Times New Roman"/>
+        </w:rPr>
+        <w:t>，B</w:t>
+      </w:r>
+      <w:r>
+        <w:rPr>
+          <w:rFonts w:ascii="Times New Roman" w:hAnsi="Times New Roman" w:eastAsia="Times New Roman" w:cs="Times New Roman"/>
+        </w:rPr>
+        <w:t xml:space="preserve"> </w:t>
+      </w:r>
+      <w:r>
+        <w:rPr>
+          <w:rFonts w:hint="eastAsia" w:ascii="Times New Roman" w:hAnsi="Times New Roman" w:eastAsia="FangSong" w:cs="Times New Roman"/>
+        </w:rPr>
+        <w:t>极是电池的负极</w:t>
+      </w:r>
+      <w:r>
+        <w:rPr>
+          <w:rFonts w:hint="eastAsia" w:ascii="Times New Roman" w:hAnsi="Times New Roman" w:eastAsia="Times New Roman" w:cs="Times New Roman"/>
+        </w:rPr>
+        <w:t>。</w:t>
+      </w:r>
+      <w:r>
+        <w:rPr>
+          <w:rFonts w:hint="eastAsia" w:ascii="Times New Roman" w:hAnsi="Times New Roman" w:eastAsia="FangSong" w:cs="Times New Roman"/>
+        </w:rPr>
+        <w:t>电池总反应为</w:t>
+      </w:r>
+      <w:r>
+        <w:rPr>
+          <w:rFonts w:ascii="Times New Roman" w:hAnsi="Times New Roman" w:eastAsia="Times New Roman" w:cs="Times New Roman"/>
+        </w:rPr>
+        <w:t xml:space="preserve"> CH</w:t>
+      </w:r>
+      <w:r>
+        <w:rPr>
+          <w:rFonts w:ascii="Times New Roman" w:hAnsi="Times New Roman" w:eastAsia="Times New Roman" w:cs="Times New Roman"/>
+          <w:vertAlign w:val="subscript"/>
+        </w:rPr>
+        <w:t>4</w:t>
+      </w:r>
+      <w:r>
+        <w:rPr>
+          <w:rFonts w:ascii="Times New Roman" w:hAnsi="Times New Roman" w:eastAsia="Times New Roman" w:cs="Times New Roman"/>
+        </w:rPr>
+        <w:t xml:space="preserve"> + 2O</w:t>
+      </w:r>
+      <w:r>
+        <w:rPr>
+          <w:rFonts w:ascii="Times New Roman" w:hAnsi="Times New Roman" w:eastAsia="Times New Roman" w:cs="Times New Roman"/>
+          <w:vertAlign w:val="subscript"/>
+        </w:rPr>
+        <w:t>2</w:t>
+      </w:r>
+      <w:r>
+        <w:rPr>
+          <w:rFonts w:ascii="Times New Roman" w:hAnsi="Times New Roman" w:eastAsia="Times New Roman" w:cs="Times New Roman"/>
+        </w:rPr>
+        <w:t xml:space="preserve"> = CO</w:t>
+      </w:r>
+      <w:r>
+        <w:rPr>
+          <w:rFonts w:ascii="Times New Roman" w:hAnsi="Times New Roman" w:eastAsia="Times New Roman" w:cs="Times New Roman"/>
+          <w:vertAlign w:val="subscript"/>
+        </w:rPr>
+        <w:t>2</w:t>
+      </w:r>
+      <w:r>
+        <w:rPr>
+          <w:rFonts w:ascii="Times New Roman" w:hAnsi="Times New Roman" w:eastAsia="Times New Roman" w:cs="Times New Roman"/>
+        </w:rPr>
+        <w:t xml:space="preserve"> + </w:t>
+      </w:r>
+      <w:r>
+        <w:rPr>
+          <w:rFonts w:hint="eastAsia" w:ascii="Times New Roman" w:hAnsi="Times New Roman" w:eastAsia="Times New Roman" w:cs="Times New Roman"/>
+        </w:rPr>
+        <w:t>2H</w:t>
+      </w:r>
+      <w:r>
+        <w:rPr>
+          <w:rFonts w:hint="eastAsia" w:ascii="Times New Roman" w:hAnsi="Times New Roman" w:eastAsia="Times New Roman" w:cs="Times New Roman"/>
+          <w:vertAlign w:val="subscript"/>
+        </w:rPr>
+        <w:t>2</w:t>
+      </w:r>
+      <w:r>
+        <w:rPr>
+          <w:rFonts w:hint="eastAsia" w:ascii="Times New Roman" w:hAnsi="Times New Roman" w:eastAsia="Times New Roman" w:cs="Times New Roman"/>
+        </w:rPr>
+        <w:t>O，</w:t>
+      </w:r>
+      <w:r>
+        <w:rPr>
+          <w:rFonts w:hint="eastAsia" w:ascii="Times New Roman" w:hAnsi="Times New Roman" w:eastAsia="FangSong" w:cs="Times New Roman"/>
+        </w:rPr>
+        <w:t>因为电解质是固体氧化物</w:t>
+      </w:r>
+      <w:r>
+        <w:rPr>
+          <w:rFonts w:hint="eastAsia" w:ascii="Times New Roman" w:hAnsi="Times New Roman" w:eastAsia="Times New Roman" w:cs="Times New Roman"/>
+        </w:rPr>
+        <w:t>，</w:t>
+      </w:r>
+      <w:r>
+        <w:rPr>
+          <w:rFonts w:hint="eastAsia" w:ascii="Times New Roman" w:hAnsi="Times New Roman" w:eastAsia="FangSong" w:cs="Times New Roman"/>
+        </w:rPr>
+        <w:t>所以</w:t>
+      </w:r>
+      <w:r>
+        <w:rPr>
+          <w:rFonts w:ascii="Times New Roman" w:hAnsi="Times New Roman" w:eastAsia="Times New Roman" w:cs="Times New Roman"/>
+        </w:rPr>
+        <w:t xml:space="preserve"> O</w:t>
+      </w:r>
+      <w:r>
+        <w:rPr>
+          <w:rFonts w:ascii="Times New Roman" w:hAnsi="Times New Roman" w:eastAsia="Times New Roman" w:cs="Times New Roman"/>
+          <w:vertAlign w:val="subscript"/>
+        </w:rPr>
+        <w:t>2</w:t>
+      </w:r>
+      <w:r>
+        <w:rPr>
+          <w:rFonts w:ascii="Times New Roman" w:hAnsi="Times New Roman" w:eastAsia="Times New Roman" w:cs="Times New Roman"/>
+        </w:rPr>
+        <w:t xml:space="preserve"> </w:t>
+      </w:r>
+      <w:r>
+        <w:rPr>
+          <w:rFonts w:hint="eastAsia" w:ascii="Times New Roman" w:hAnsi="Times New Roman" w:eastAsia="FangSong" w:cs="Times New Roman"/>
+        </w:rPr>
+        <w:t xml:space="preserve">在正极发生还原反应生成</w:t>
+      </w:r>
+      <w:r>
+        <w:rPr>
+          <w:rFonts w:ascii="Times New Roman" w:hAnsi="Times New Roman" w:eastAsia="Times New Roman" w:cs="Times New Roman"/>
+        </w:rPr>
+        <w:t xml:space="preserve"> </w:t>
+      </w:r>
+      <w:r>
+        <w:rPr>
+          <w:rFonts w:hint="eastAsia" w:ascii="Times New Roman" w:hAnsi="Times New Roman" w:eastAsia="Times New Roman" w:cs="Times New Roman"/>
+        </w:rPr>
+        <w:t>O</w:t>
+      </w:r>
+      <w:r>
+        <w:rPr>
+          <w:rFonts w:hint="eastAsia" w:ascii="Times New Roman" w:hAnsi="Times New Roman" w:eastAsia="Times New Roman" w:cs="Times New Roman"/>
+          <w:vertAlign w:val="superscript"/>
+        </w:rPr>
+        <w:t>2-</w:t>
+      </w:r>
+      <w:r>
+        <w:rPr>
+          <w:rFonts w:hint="eastAsia" w:ascii="Times New Roman" w:hAnsi="Times New Roman" w:eastAsia="Times New Roman" w:cs="Times New Roman"/>
+        </w:rPr>
+        <w:t>，</w:t>
+      </w:r>
+      <w:r>
+        <w:rPr>
+          <w:rFonts w:hint="eastAsia" w:ascii="Times New Roman" w:hAnsi="Times New Roman" w:eastAsia="FangSong" w:cs="Times New Roman"/>
+        </w:rPr>
+        <w:t>电极反应式为</w:t>
+      </w:r>
+      <w:r>
+        <w:rPr>
+          <w:rFonts w:ascii="Times New Roman" w:hAnsi="Times New Roman" w:eastAsia="Times New Roman" w:cs="Times New Roman"/>
+        </w:rPr>
+        <w:t xml:space="preserve"> O</w:t>
+      </w:r>
+      <w:r>
+        <w:rPr>
+          <w:rFonts w:ascii="Times New Roman" w:hAnsi="Times New Roman" w:eastAsia="Times New Roman" w:cs="Times New Roman"/>
+          <w:vertAlign w:val="subscript"/>
+        </w:rPr>
+        <w:t>2</w:t>
+      </w:r>
+      <w:r>
+        <w:rPr>
+          <w:rFonts w:ascii="Times New Roman" w:hAnsi="Times New Roman" w:eastAsia="Times New Roman" w:cs="Times New Roman"/>
+        </w:rPr>
+        <w:t xml:space="preserve"> + 4e</w:t>
+      </w:r>
+      <w:r>
+        <w:rPr>
+          <w:rFonts w:ascii="Times New Roman" w:hAnsi="Times New Roman" w:eastAsia="Times New Roman" w:cs="Times New Roman"/>
+          <w:vertAlign w:val="superscript"/>
+        </w:rPr>
+        <w:t>-</w:t>
+      </w:r>
+      <w:r>
+        <w:rPr>
+          <w:rFonts w:ascii="Times New Roman" w:hAnsi="Times New Roman" w:eastAsia="Times New Roman" w:cs="Times New Roman"/>
+        </w:rPr>
+        <w:t xml:space="preserve"> = </w:t>
+      </w:r>
+      <w:r>
+        <w:rPr>
+          <w:rFonts w:hint="eastAsia" w:ascii="Times New Roman" w:hAnsi="Times New Roman" w:eastAsia="Times New Roman" w:cs="Times New Roman"/>
+        </w:rPr>
+        <w:t>2O</w:t>
+      </w:r>
+      <w:r>
+        <w:rPr>
+          <w:rFonts w:hint="eastAsia" w:ascii="Times New Roman" w:hAnsi="Times New Roman" w:eastAsia="Times New Roman" w:cs="Times New Roman"/>
+          <w:vertAlign w:val="superscript"/>
+        </w:rPr>
+        <w:t>2-</w:t>
+      </w:r>
+      <w:r>
+        <w:rPr>
+          <w:rFonts w:hint="eastAsia" w:ascii="Times New Roman" w:hAnsi="Times New Roman" w:eastAsia="Times New Roman" w:cs="Times New Roman"/>
+        </w:rPr>
+        <w:t>，</w:t>
+      </w:r>
+      <w:r>
+        <w:rPr>
+          <w:rFonts w:hint="eastAsia" w:ascii="Times New Roman" w:hAnsi="Times New Roman" w:eastAsia="FangSong" w:cs="Times New Roman"/>
+        </w:rPr>
+        <w:t>用电池总反应式减去正极反应式即得负极反应式</w:t>
+      </w:r>
+      <w:r>
+        <w:rPr>
+          <w:rFonts w:hint="eastAsia" w:ascii="Times New Roman" w:hAnsi="Times New Roman" w:eastAsia="Times New Roman" w:cs="Times New Roman"/>
+        </w:rPr>
+        <w:t>。</w:t>
+      </w:r>
+    </w:p>
+    <w:p>
+      <w:pPr>
+        <w:pStyle w:val="FirstParagraph"/>
+        <w:ind w:firstLine="420"/>
+      </w:pPr>
+      <w:r>
+        <w:rPr>
+          <w:rFonts w:ascii="Times New Roman" w:hAnsi="Times New Roman" w:eastAsia="Times New Roman" w:cs="Times New Roman"/>
+        </w:rPr>
+        <w:t xml:space="preserve">② </w:t>
+      </w:r>
+      <w:r>
+        <w:rPr>
+          <w:rFonts w:hint="eastAsia" w:ascii="Times New Roman" w:hAnsi="Times New Roman" w:eastAsia="FangSong" w:cs="Times New Roman"/>
+        </w:rPr>
+        <w:t xml:space="preserve">电解</w:t>
+      </w:r>
+      <w:r>
+        <w:rPr>
+          <w:rFonts w:ascii="Times New Roman" w:hAnsi="Times New Roman" w:eastAsia="Times New Roman" w:cs="Times New Roman"/>
+        </w:rPr>
+        <w:t xml:space="preserve"> CuSO</w:t>
+      </w:r>
+      <w:r>
+        <w:rPr>
+          <w:rFonts w:ascii="Times New Roman" w:hAnsi="Times New Roman" w:eastAsia="Times New Roman" w:cs="Times New Roman"/>
+          <w:vertAlign w:val="subscript"/>
+        </w:rPr>
+        <w:t>4</w:t>
+      </w:r>
+      <w:r>
+        <w:rPr>
+          <w:rFonts w:ascii="Times New Roman" w:hAnsi="Times New Roman" w:eastAsia="Times New Roman" w:cs="Times New Roman"/>
+        </w:rPr>
+        <w:t xml:space="preserve"> </w:t>
+      </w:r>
+      <w:r>
+        <w:rPr>
+          <w:rFonts w:hint="eastAsia" w:ascii="Times New Roman" w:hAnsi="Times New Roman" w:eastAsia="FangSong" w:cs="Times New Roman"/>
+        </w:rPr>
+        <w:t>溶液时</w:t>
+      </w:r>
+      <w:r>
+        <w:rPr>
+          <w:rFonts w:hint="eastAsia" w:ascii="Times New Roman" w:hAnsi="Times New Roman" w:eastAsia="Times New Roman" w:cs="Times New Roman"/>
+        </w:rPr>
+        <w:t>，</w:t>
+      </w:r>
+      <w:r>
+        <w:rPr>
+          <w:rFonts w:hint="eastAsia" w:ascii="Times New Roman" w:hAnsi="Times New Roman" w:eastAsia="FangSong" w:cs="Times New Roman"/>
+        </w:rPr>
+        <w:t>阴极生成</w:t>
+      </w:r>
+      <w:r>
+        <w:rPr>
+          <w:rFonts w:ascii="Times New Roman" w:hAnsi="Times New Roman" w:eastAsia="Times New Roman" w:cs="Times New Roman"/>
+        </w:rPr>
+        <w:t xml:space="preserve"> </w:t>
+      </w:r>
+      <w:r>
+        <w:rPr>
+          <w:rFonts w:hint="eastAsia" w:ascii="Times New Roman" w:hAnsi="Times New Roman" w:eastAsia="Times New Roman" w:cs="Times New Roman"/>
+        </w:rPr>
+        <w:t>Cu，</w:t>
+      </w:r>
+      <w:r>
+        <w:rPr>
+          <w:rFonts w:hint="eastAsia" w:ascii="Times New Roman" w:hAnsi="Times New Roman" w:eastAsia="FangSong" w:cs="Times New Roman"/>
+        </w:rPr>
+        <w:t>阳极生成</w:t>
+      </w:r>
+      <w:r>
+        <w:rPr>
+          <w:rFonts w:ascii="Times New Roman" w:hAnsi="Times New Roman" w:eastAsia="Times New Roman" w:cs="Times New Roman"/>
+        </w:rPr>
+        <w:t xml:space="preserve"> </w:t>
+      </w:r>
+      <w:r>
+        <w:rPr>
+          <w:rFonts w:hint="eastAsia" w:ascii="Times New Roman" w:hAnsi="Times New Roman" w:eastAsia="Times New Roman" w:cs="Times New Roman"/>
+        </w:rPr>
+        <w:t>O</w:t>
+      </w:r>
+      <w:r>
+        <w:rPr>
+          <w:rFonts w:hint="eastAsia" w:ascii="Times New Roman" w:hAnsi="Times New Roman" w:eastAsia="Times New Roman" w:cs="Times New Roman"/>
+          <w:vertAlign w:val="subscript"/>
+        </w:rPr>
+        <w:t>2</w:t>
+      </w:r>
+      <w:r>
+        <w:rPr>
+          <w:rFonts w:hint="eastAsia" w:ascii="Times New Roman" w:hAnsi="Times New Roman" w:eastAsia="Times New Roman" w:cs="Times New Roman"/>
+        </w:rPr>
+        <w:t>。</w:t>
+      </w:r>
+      <w:r>
+        <w:rPr>
+          <w:rFonts w:hint="eastAsia" w:ascii="Times New Roman" w:hAnsi="Times New Roman" w:eastAsia="FangSong" w:cs="Times New Roman"/>
+        </w:rPr>
+        <w:t>当</w:t>
+      </w:r>
+      <w:r>
+        <w:rPr>
+          <w:rFonts w:ascii="Times New Roman" w:hAnsi="Times New Roman" w:eastAsia="Times New Roman" w:cs="Times New Roman"/>
+        </w:rPr>
+        <w:t xml:space="preserve"> Cu</w:t>
+      </w:r>
+      <w:r>
+        <w:rPr>
+          <w:rFonts w:ascii="Times New Roman" w:hAnsi="Times New Roman" w:eastAsia="Times New Roman" w:cs="Times New Roman"/>
+          <w:vertAlign w:val="superscript"/>
+        </w:rPr>
+        <w:t>2+</w:t>
+      </w:r>
+      <w:r>
+        <w:rPr>
+          <w:rFonts w:ascii="Times New Roman" w:hAnsi="Times New Roman" w:eastAsia="Times New Roman" w:cs="Times New Roman"/>
+        </w:rPr>
+        <w:t xml:space="preserve"> </w:t>
+      </w:r>
+      <w:r>
+        <w:rPr>
+          <w:rFonts w:hint="eastAsia" w:ascii="Times New Roman" w:hAnsi="Times New Roman" w:eastAsia="FangSong" w:cs="Times New Roman"/>
+        </w:rPr>
+        <w:t>被电解完之后</w:t>
+      </w:r>
+      <w:r>
+        <w:rPr>
+          <w:rFonts w:hint="eastAsia" w:ascii="Times New Roman" w:hAnsi="Times New Roman" w:eastAsia="Times New Roman" w:cs="Times New Roman"/>
+        </w:rPr>
+        <w:t>，</w:t>
+      </w:r>
+      <w:r>
+        <w:rPr>
+          <w:rFonts w:hint="eastAsia" w:ascii="Times New Roman" w:hAnsi="Times New Roman" w:eastAsia="FangSong" w:cs="Times New Roman"/>
+        </w:rPr>
+        <w:t>水电离产生的</w:t>
+      </w:r>
+      <w:r>
+        <w:rPr>
+          <w:rFonts w:ascii="Times New Roman" w:hAnsi="Times New Roman" w:eastAsia="Times New Roman" w:cs="Times New Roman"/>
+        </w:rPr>
+        <w:t xml:space="preserve"> H</w:t>
+      </w:r>
+      <w:r>
+        <w:rPr>
+          <w:rFonts w:ascii="Times New Roman" w:hAnsi="Times New Roman" w:eastAsia="Times New Roman" w:cs="Times New Roman"/>
+          <w:vertAlign w:val="superscript"/>
+        </w:rPr>
+        <w:t>+</w:t>
+      </w:r>
+      <w:r>
+        <w:rPr>
+          <w:rFonts w:ascii="Times New Roman" w:hAnsi="Times New Roman" w:eastAsia="Times New Roman" w:cs="Times New Roman"/>
+        </w:rPr>
+        <w:t xml:space="preserve"> </w:t>
+      </w:r>
+      <w:r>
+        <w:rPr>
+          <w:rFonts w:hint="eastAsia" w:ascii="Times New Roman" w:hAnsi="Times New Roman" w:eastAsia="FangSong" w:cs="Times New Roman"/>
+        </w:rPr>
+        <w:t xml:space="preserve">被还原为</w:t>
+      </w:r>
+      <w:r>
+        <w:rPr>
+          <w:rFonts w:ascii="Times New Roman" w:hAnsi="Times New Roman" w:eastAsia="Times New Roman" w:cs="Times New Roman"/>
+        </w:rPr>
+        <w:t xml:space="preserve"> H</w:t>
+      </w:r>
+      <w:r>
+        <w:rPr>
+          <w:rFonts w:ascii="Times New Roman" w:hAnsi="Times New Roman" w:eastAsia="Times New Roman" w:cs="Times New Roman"/>
+          <w:vertAlign w:val="subscript"/>
+        </w:rPr>
+        <w:t>2</w:t>
+      </w:r>
+      <w:r>
+        <w:rPr>
+          <w:rFonts w:ascii="Times New Roman" w:hAnsi="Times New Roman" w:eastAsia="Times New Roman" w:cs="Times New Roman"/>
         </w:rPr>
         <w:t>。</w:t>
       </w:r>
@@ -46887,649 +48337,7 @@
     <w:p>
       <w:pPr>
         <w:pStyle w:val="BodyText"/>
-      </w:pPr>
-      <w:r>
-        <w:rPr>
-          <w:rFonts w:ascii="Times New Roman" w:hAnsi="Times New Roman" w:eastAsia="Times New Roman" w:cs="Times New Roman"/>
-        </w:rPr>
-        <w:t xml:space="preserve">3-3 </w:t>
-      </w:r>
-      <w:r>
-        <w:rPr>
-          <w:rFonts w:hint="eastAsia" w:ascii="Times New Roman" w:hAnsi="Times New Roman" w:eastAsia="FangSong" w:cs="Times New Roman"/>
-        </w:rPr>
-        <w:t xml:space="preserve">反应中碳元素由</w:t>
-      </w:r>
-      <w:r>
-        <w:rPr>
-          <w:rFonts w:ascii="Times New Roman" w:hAnsi="Times New Roman" w:eastAsia="Times New Roman" w:cs="Times New Roman"/>
-        </w:rPr>
-        <w:t xml:space="preserve"> -4 </w:t>
-      </w:r>
-      <w:r>
-        <w:rPr>
-          <w:rFonts w:hint="eastAsia" w:ascii="Times New Roman" w:hAnsi="Times New Roman" w:eastAsia="FangSong" w:cs="Times New Roman"/>
-        </w:rPr>
-        <w:t xml:space="preserve">价升高为</w:t>
-      </w:r>
-      <w:r>
-        <w:rPr>
-          <w:rFonts w:ascii="Times New Roman" w:hAnsi="Times New Roman" w:eastAsia="Times New Roman" w:cs="Times New Roman"/>
-        </w:rPr>
-        <w:t xml:space="preserve"> +2 </w:t>
-      </w:r>
-      <w:r>
-        <w:rPr>
-          <w:rFonts w:hint="eastAsia" w:ascii="Times New Roman" w:hAnsi="Times New Roman" w:eastAsia="FangSong" w:cs="Times New Roman"/>
-        </w:rPr>
-        <w:t>价</w:t>
-      </w:r>
-      <w:r>
-        <w:rPr>
-          <w:rFonts w:hint="eastAsia" w:ascii="Times New Roman" w:hAnsi="Times New Roman" w:eastAsia="Times New Roman" w:cs="Times New Roman"/>
-        </w:rPr>
-        <w:t>。</w:t>
-      </w:r>
-      <w:r>
-        <w:rPr>
-          <w:rFonts w:hint="eastAsia" w:ascii="Times New Roman" w:hAnsi="Times New Roman" w:eastAsia="FangSong" w:cs="Times New Roman"/>
-        </w:rPr>
-        <w:t>每生成</w:t>
-      </w:r>
-      <w:r>
-        <w:rPr>
-          <w:rFonts w:ascii="Times New Roman" w:hAnsi="Times New Roman" w:eastAsia="Times New Roman" w:cs="Times New Roman"/>
-        </w:rPr>
-        <w:t xml:space="preserve"> 1 mol CO </w:t>
-      </w:r>
-      <w:r>
-        <w:rPr>
-          <w:rFonts w:hint="eastAsia" w:ascii="Times New Roman" w:hAnsi="Times New Roman" w:eastAsia="FangSong" w:cs="Times New Roman"/>
-        </w:rPr>
-        <w:t>时</w:t>
-      </w:r>
-      <w:r>
-        <w:rPr>
-          <w:rFonts w:hint="eastAsia" w:ascii="Times New Roman" w:hAnsi="Times New Roman" w:eastAsia="Times New Roman" w:cs="Times New Roman"/>
-        </w:rPr>
-        <w:t>，</w:t>
-      </w:r>
-      <w:r>
-        <w:rPr>
-          <w:rFonts w:hint="eastAsia" w:ascii="Times New Roman" w:hAnsi="Times New Roman" w:eastAsia="FangSong" w:cs="Times New Roman"/>
-        </w:rPr>
-        <w:t>转移</w:t>
-      </w:r>
-      <w:r>
-        <w:rPr>
-          <w:rFonts w:ascii="Times New Roman" w:hAnsi="Times New Roman" w:eastAsia="Times New Roman" w:cs="Times New Roman"/>
-        </w:rPr>
-        <w:t xml:space="preserve"> 6 mol </w:t>
-      </w:r>
-      <w:r>
-        <w:rPr>
-          <w:rFonts w:hint="eastAsia" w:ascii="Times New Roman" w:hAnsi="Times New Roman" w:eastAsia="FangSong" w:cs="Times New Roman"/>
-        </w:rPr>
-        <w:t>电子</w:t>
-      </w:r>
-      <w:r>
-        <w:rPr>
-          <w:rFonts w:hint="eastAsia" w:ascii="Times New Roman" w:hAnsi="Times New Roman" w:eastAsia="Times New Roman" w:cs="Times New Roman"/>
-        </w:rPr>
-        <w:t>，</w:t>
-      </w:r>
-      <w:r>
-        <w:rPr>
-          <w:rFonts w:hint="eastAsia" w:ascii="Times New Roman" w:hAnsi="Times New Roman" w:eastAsia="FangSong" w:cs="Times New Roman"/>
-        </w:rPr>
-        <w:t>则生成标准状况下</w:t>
-      </w:r>
-      <w:r>
-        <w:rPr>
-          <w:rFonts w:ascii="Times New Roman" w:hAnsi="Times New Roman" w:eastAsia="Times New Roman" w:cs="Times New Roman"/>
-        </w:rPr>
-        <w:t xml:space="preserve"> 8.96 </w:t>
-      </w:r>
-      <w:r>
-        <w:rPr>
-          <w:rFonts w:hint="eastAsia" w:ascii="Times New Roman" w:hAnsi="Times New Roman" w:eastAsia="Times New Roman" w:cs="Times New Roman"/>
-        </w:rPr>
-        <w:t xml:space="preserve">L（0.4</w:t>
-      </w:r>
-      <w:r>
-        <w:rPr>
-          <w:rFonts w:ascii="Times New Roman" w:hAnsi="Times New Roman" w:eastAsia="Times New Roman" w:cs="Times New Roman"/>
-        </w:rPr>
-        <w:t xml:space="preserve"> </w:t>
-      </w:r>
-      <w:r>
-        <w:rPr>
-          <w:rFonts w:hint="eastAsia" w:ascii="Times New Roman" w:hAnsi="Times New Roman" w:eastAsia="Times New Roman" w:cs="Times New Roman"/>
-        </w:rPr>
-        <w:t xml:space="preserve">mol）CO</w:t>
-      </w:r>
-      <w:r>
-        <w:rPr>
-          <w:rFonts w:ascii="Times New Roman" w:hAnsi="Times New Roman" w:eastAsia="Times New Roman" w:cs="Times New Roman"/>
-        </w:rPr>
-        <w:t xml:space="preserve"> </w:t>
-      </w:r>
-      <w:r>
-        <w:rPr>
-          <w:rFonts w:hint="eastAsia" w:ascii="Times New Roman" w:hAnsi="Times New Roman" w:eastAsia="FangSong" w:cs="Times New Roman"/>
-        </w:rPr>
-        <w:t>时</w:t>
-      </w:r>
-      <w:r>
-        <w:rPr>
-          <w:rFonts w:hint="eastAsia" w:ascii="Times New Roman" w:hAnsi="Times New Roman" w:eastAsia="Times New Roman" w:cs="Times New Roman"/>
-        </w:rPr>
-        <w:t>，</w:t>
-      </w:r>
-      <w:r>
-        <w:rPr>
-          <w:rFonts w:hint="eastAsia" w:ascii="Times New Roman" w:hAnsi="Times New Roman" w:eastAsia="FangSong" w:cs="Times New Roman"/>
-        </w:rPr>
-        <w:t>转移</w:t>
-      </w:r>
-      <w:r>
-        <w:rPr>
-          <w:rFonts w:ascii="Times New Roman" w:hAnsi="Times New Roman" w:eastAsia="Times New Roman" w:cs="Times New Roman"/>
-        </w:rPr>
-        <w:t xml:space="preserve"> 2.4 mol </w:t>
-      </w:r>
-      <w:r>
-        <w:rPr>
-          <w:rFonts w:hint="eastAsia" w:ascii="Times New Roman" w:hAnsi="Times New Roman" w:eastAsia="FangSong" w:cs="Times New Roman"/>
-        </w:rPr>
-        <w:t>电子</w:t>
-      </w:r>
-      <w:r>
-        <w:rPr>
-          <w:rFonts w:hint="eastAsia" w:ascii="Times New Roman" w:hAnsi="Times New Roman" w:eastAsia="Times New Roman" w:cs="Times New Roman"/>
-        </w:rPr>
-        <w:t>。</w:t>
-      </w:r>
-    </w:p>
-    <w:p>
-      <w:pPr>
-        <w:pStyle w:val="BodyText"/>
-      </w:pPr>
-      <w:r>
-        <w:rPr>
-          <w:rFonts w:ascii="Times New Roman" w:hAnsi="Times New Roman" w:eastAsia="Times New Roman" w:cs="Times New Roman"/>
-        </w:rPr>
-        <w:t xml:space="preserve">3-4 ① B </w:t>
-      </w:r>
-      <w:r>
-        <w:rPr>
-          <w:rFonts w:hint="eastAsia" w:ascii="Times New Roman" w:hAnsi="Times New Roman" w:eastAsia="FangSong" w:cs="Times New Roman"/>
-        </w:rPr>
-        <w:t xml:space="preserve">极通入的气体是</w:t>
-      </w:r>
-      <w:r>
-        <w:rPr>
-          <w:rFonts w:ascii="Times New Roman" w:hAnsi="Times New Roman" w:eastAsia="Times New Roman" w:cs="Times New Roman"/>
-        </w:rPr>
-        <w:t xml:space="preserve"> </w:t>
-      </w:r>
-      <w:r>
-        <w:rPr>
-          <w:rFonts w:hint="eastAsia" w:ascii="Times New Roman" w:hAnsi="Times New Roman" w:eastAsia="Times New Roman" w:cs="Times New Roman"/>
-        </w:rPr>
-        <w:t>CH</w:t>
-      </w:r>
-      <w:r>
-        <w:rPr>
-          <w:rFonts w:hint="eastAsia" w:ascii="Times New Roman" w:hAnsi="Times New Roman" w:eastAsia="Times New Roman" w:cs="Times New Roman"/>
-          <w:vertAlign w:val="subscript"/>
-        </w:rPr>
-        <w:t>4</w:t>
-      </w:r>
-      <w:r>
-        <w:rPr>
-          <w:rFonts w:hint="eastAsia" w:ascii="Times New Roman" w:hAnsi="Times New Roman" w:eastAsia="Times New Roman" w:cs="Times New Roman"/>
-        </w:rPr>
-        <w:t>，CH</w:t>
-      </w:r>
-      <w:r>
-        <w:rPr>
-          <w:rFonts w:hint="eastAsia" w:ascii="Times New Roman" w:hAnsi="Times New Roman" w:eastAsia="Times New Roman" w:cs="Times New Roman"/>
-          <w:vertAlign w:val="subscript"/>
-        </w:rPr>
-        <w:t>4</w:t>
-      </w:r>
-      <w:r>
-        <w:rPr>
-          <w:rFonts w:ascii="Times New Roman" w:hAnsi="Times New Roman" w:eastAsia="Times New Roman" w:cs="Times New Roman"/>
-        </w:rPr>
-        <w:t xml:space="preserve"> </w:t>
-      </w:r>
-      <w:r>
-        <w:rPr>
-          <w:rFonts w:hint="eastAsia" w:ascii="Times New Roman" w:hAnsi="Times New Roman" w:eastAsia="FangSong" w:cs="Times New Roman"/>
-        </w:rPr>
-        <w:t>发生氧化反应</w:t>
-      </w:r>
-      <w:r>
-        <w:rPr>
-          <w:rFonts w:hint="eastAsia" w:ascii="Times New Roman" w:hAnsi="Times New Roman" w:eastAsia="Times New Roman" w:cs="Times New Roman"/>
-        </w:rPr>
-        <w:t>，B</w:t>
-      </w:r>
-      <w:r>
-        <w:rPr>
-          <w:rFonts w:ascii="Times New Roman" w:hAnsi="Times New Roman" w:eastAsia="Times New Roman" w:cs="Times New Roman"/>
-        </w:rPr>
-        <w:t xml:space="preserve"> </w:t>
-      </w:r>
-      <w:r>
-        <w:rPr>
-          <w:rFonts w:hint="eastAsia" w:ascii="Times New Roman" w:hAnsi="Times New Roman" w:eastAsia="FangSong" w:cs="Times New Roman"/>
-        </w:rPr>
-        <w:t>极是电池的负极</w:t>
-      </w:r>
-      <w:r>
-        <w:rPr>
-          <w:rFonts w:hint="eastAsia" w:ascii="Times New Roman" w:hAnsi="Times New Roman" w:eastAsia="Times New Roman" w:cs="Times New Roman"/>
-        </w:rPr>
-        <w:t>。</w:t>
-      </w:r>
-      <w:r>
-        <w:rPr>
-          <w:rFonts w:hint="eastAsia" w:ascii="Times New Roman" w:hAnsi="Times New Roman" w:eastAsia="FangSong" w:cs="Times New Roman"/>
-        </w:rPr>
-        <w:t>电池总反应为</w:t>
-      </w:r>
-      <w:r>
-        <w:rPr>
-          <w:rFonts w:ascii="Times New Roman" w:hAnsi="Times New Roman" w:eastAsia="Times New Roman" w:cs="Times New Roman"/>
-        </w:rPr>
-        <w:t xml:space="preserve"> CH</w:t>
-      </w:r>
-      <w:r>
-        <w:rPr>
-          <w:rFonts w:ascii="Times New Roman" w:hAnsi="Times New Roman" w:eastAsia="Times New Roman" w:cs="Times New Roman"/>
-          <w:vertAlign w:val="subscript"/>
-        </w:rPr>
-        <w:t>4</w:t>
-      </w:r>
-      <w:r>
-        <w:rPr>
-          <w:rFonts w:ascii="Times New Roman" w:hAnsi="Times New Roman" w:eastAsia="Times New Roman" w:cs="Times New Roman"/>
-        </w:rPr>
-        <w:t xml:space="preserve"> + 2O</w:t>
-      </w:r>
-      <w:r>
-        <w:rPr>
-          <w:rFonts w:ascii="Times New Roman" w:hAnsi="Times New Roman" w:eastAsia="Times New Roman" w:cs="Times New Roman"/>
-          <w:vertAlign w:val="subscript"/>
-        </w:rPr>
-        <w:t>2</w:t>
-      </w:r>
-      <w:r>
-        <w:rPr>
-          <w:rFonts w:ascii="Times New Roman" w:hAnsi="Times New Roman" w:eastAsia="Times New Roman" w:cs="Times New Roman"/>
-        </w:rPr>
-        <w:t xml:space="preserve"> = CO</w:t>
-      </w:r>
-      <w:r>
-        <w:rPr>
-          <w:rFonts w:ascii="Times New Roman" w:hAnsi="Times New Roman" w:eastAsia="Times New Roman" w:cs="Times New Roman"/>
-          <w:vertAlign w:val="subscript"/>
-        </w:rPr>
-        <w:t>2</w:t>
-      </w:r>
-      <w:r>
-        <w:rPr>
-          <w:rFonts w:ascii="Times New Roman" w:hAnsi="Times New Roman" w:eastAsia="Times New Roman" w:cs="Times New Roman"/>
-        </w:rPr>
-        <w:t xml:space="preserve"> + </w:t>
-      </w:r>
-      <w:r>
-        <w:rPr>
-          <w:rFonts w:hint="eastAsia" w:ascii="Times New Roman" w:hAnsi="Times New Roman" w:eastAsia="Times New Roman" w:cs="Times New Roman"/>
-        </w:rPr>
-        <w:t>2H</w:t>
-      </w:r>
-      <w:r>
-        <w:rPr>
-          <w:rFonts w:hint="eastAsia" w:ascii="Times New Roman" w:hAnsi="Times New Roman" w:eastAsia="Times New Roman" w:cs="Times New Roman"/>
-          <w:vertAlign w:val="subscript"/>
-        </w:rPr>
-        <w:t>2</w:t>
-      </w:r>
-      <w:r>
-        <w:rPr>
-          <w:rFonts w:hint="eastAsia" w:ascii="Times New Roman" w:hAnsi="Times New Roman" w:eastAsia="Times New Roman" w:cs="Times New Roman"/>
-        </w:rPr>
-        <w:t>O，</w:t>
-      </w:r>
-      <w:r>
-        <w:rPr>
-          <w:rFonts w:hint="eastAsia" w:ascii="Times New Roman" w:hAnsi="Times New Roman" w:eastAsia="FangSong" w:cs="Times New Roman"/>
-        </w:rPr>
-        <w:t>因为电解质是固体氧化物</w:t>
-      </w:r>
-      <w:r>
-        <w:rPr>
-          <w:rFonts w:hint="eastAsia" w:ascii="Times New Roman" w:hAnsi="Times New Roman" w:eastAsia="Times New Roman" w:cs="Times New Roman"/>
-        </w:rPr>
-        <w:t>，</w:t>
-      </w:r>
-      <w:r>
-        <w:rPr>
-          <w:rFonts w:hint="eastAsia" w:ascii="Times New Roman" w:hAnsi="Times New Roman" w:eastAsia="FangSong" w:cs="Times New Roman"/>
-        </w:rPr>
-        <w:t>所以</w:t>
-      </w:r>
-      <w:r>
-        <w:rPr>
-          <w:rFonts w:ascii="Times New Roman" w:hAnsi="Times New Roman" w:eastAsia="Times New Roman" w:cs="Times New Roman"/>
-        </w:rPr>
-        <w:t xml:space="preserve"> O</w:t>
-      </w:r>
-      <w:r>
-        <w:rPr>
-          <w:rFonts w:ascii="Times New Roman" w:hAnsi="Times New Roman" w:eastAsia="Times New Roman" w:cs="Times New Roman"/>
-          <w:vertAlign w:val="subscript"/>
-        </w:rPr>
-        <w:t>2</w:t>
-      </w:r>
-      <w:r>
-        <w:rPr>
-          <w:rFonts w:ascii="Times New Roman" w:hAnsi="Times New Roman" w:eastAsia="Times New Roman" w:cs="Times New Roman"/>
-        </w:rPr>
-        <w:t xml:space="preserve"> </w:t>
-      </w:r>
-      <w:r>
-        <w:rPr>
-          <w:rFonts w:hint="eastAsia" w:ascii="Times New Roman" w:hAnsi="Times New Roman" w:eastAsia="FangSong" w:cs="Times New Roman"/>
-        </w:rPr>
-        <w:t xml:space="preserve">在正极发生还原反应生成</w:t>
-      </w:r>
-      <w:r>
-        <w:rPr>
-          <w:rFonts w:ascii="Times New Roman" w:hAnsi="Times New Roman" w:eastAsia="Times New Roman" w:cs="Times New Roman"/>
-        </w:rPr>
-        <w:t xml:space="preserve"> </w:t>
-      </w:r>
-      <w:r>
-        <w:rPr>
-          <w:rFonts w:hint="eastAsia" w:ascii="Times New Roman" w:hAnsi="Times New Roman" w:eastAsia="Times New Roman" w:cs="Times New Roman"/>
-        </w:rPr>
-        <w:t>O</w:t>
-      </w:r>
-      <w:r>
-        <w:rPr>
-          <w:rFonts w:hint="eastAsia" w:ascii="Times New Roman" w:hAnsi="Times New Roman" w:eastAsia="Times New Roman" w:cs="Times New Roman"/>
-          <w:vertAlign w:val="superscript"/>
-        </w:rPr>
-        <w:t>2-</w:t>
-      </w:r>
-      <w:r>
-        <w:rPr>
-          <w:rFonts w:hint="eastAsia" w:ascii="Times New Roman" w:hAnsi="Times New Roman" w:eastAsia="Times New Roman" w:cs="Times New Roman"/>
-        </w:rPr>
-        <w:t>，</w:t>
-      </w:r>
-      <w:r>
-        <w:rPr>
-          <w:rFonts w:hint="eastAsia" w:ascii="Times New Roman" w:hAnsi="Times New Roman" w:eastAsia="FangSong" w:cs="Times New Roman"/>
-        </w:rPr>
-        <w:t>电极反应式为</w:t>
-      </w:r>
-      <w:r>
-        <w:rPr>
-          <w:rFonts w:ascii="Times New Roman" w:hAnsi="Times New Roman" w:eastAsia="Times New Roman" w:cs="Times New Roman"/>
-        </w:rPr>
-        <w:t xml:space="preserve"> O</w:t>
-      </w:r>
-      <w:r>
-        <w:rPr>
-          <w:rFonts w:ascii="Times New Roman" w:hAnsi="Times New Roman" w:eastAsia="Times New Roman" w:cs="Times New Roman"/>
-          <w:vertAlign w:val="subscript"/>
-        </w:rPr>
-        <w:t>2</w:t>
-      </w:r>
-      <w:r>
-        <w:rPr>
-          <w:rFonts w:ascii="Times New Roman" w:hAnsi="Times New Roman" w:eastAsia="Times New Roman" w:cs="Times New Roman"/>
-        </w:rPr>
-        <w:t xml:space="preserve"> + 4e</w:t>
-      </w:r>
-      <w:r>
-        <w:rPr>
-          <w:rFonts w:ascii="Times New Roman" w:hAnsi="Times New Roman" w:eastAsia="Times New Roman" w:cs="Times New Roman"/>
-          <w:vertAlign w:val="superscript"/>
-        </w:rPr>
-        <w:t>-</w:t>
-      </w:r>
-      <w:r>
-        <w:rPr>
-          <w:rFonts w:ascii="Times New Roman" w:hAnsi="Times New Roman" w:eastAsia="Times New Roman" w:cs="Times New Roman"/>
-        </w:rPr>
-        <w:t xml:space="preserve"> = </w:t>
-      </w:r>
-      <w:r>
-        <w:rPr>
-          <w:rFonts w:hint="eastAsia" w:ascii="Times New Roman" w:hAnsi="Times New Roman" w:eastAsia="Times New Roman" w:cs="Times New Roman"/>
-        </w:rPr>
-        <w:t>2O</w:t>
-      </w:r>
-      <w:r>
-        <w:rPr>
-          <w:rFonts w:hint="eastAsia" w:ascii="Times New Roman" w:hAnsi="Times New Roman" w:eastAsia="Times New Roman" w:cs="Times New Roman"/>
-          <w:vertAlign w:val="superscript"/>
-        </w:rPr>
-        <w:t>2-</w:t>
-      </w:r>
-      <w:r>
-        <w:rPr>
-          <w:rFonts w:hint="eastAsia" w:ascii="Times New Roman" w:hAnsi="Times New Roman" w:eastAsia="Times New Roman" w:cs="Times New Roman"/>
-        </w:rPr>
-        <w:t>，</w:t>
-      </w:r>
-      <w:r>
-        <w:rPr>
-          <w:rFonts w:hint="eastAsia" w:ascii="Times New Roman" w:hAnsi="Times New Roman" w:eastAsia="FangSong" w:cs="Times New Roman"/>
-        </w:rPr>
-        <w:t>用电池总反应式减去正极反应式即得负极反应式</w:t>
-      </w:r>
-      <w:r>
-        <w:rPr>
-          <w:rFonts w:hint="eastAsia" w:ascii="Times New Roman" w:hAnsi="Times New Roman" w:eastAsia="Times New Roman" w:cs="Times New Roman"/>
-        </w:rPr>
-        <w:t>。</w:t>
-      </w:r>
-    </w:p>
-    <w:p>
-      <w:pPr>
-        <w:pStyle w:val="BodyText"/>
-      </w:pPr>
-      <w:r>
-        <w:rPr>
-          <w:rFonts w:ascii="Times New Roman" w:hAnsi="Times New Roman" w:eastAsia="Times New Roman" w:cs="Times New Roman"/>
-        </w:rPr>
-        <w:t xml:space="preserve">② </w:t>
-      </w:r>
-      <w:r>
-        <w:rPr>
-          <w:rFonts w:hint="eastAsia" w:ascii="Times New Roman" w:hAnsi="Times New Roman" w:eastAsia="FangSong" w:cs="Times New Roman"/>
-        </w:rPr>
-        <w:t xml:space="preserve">电解</w:t>
-      </w:r>
-      <w:r>
-        <w:rPr>
-          <w:rFonts w:ascii="Times New Roman" w:hAnsi="Times New Roman" w:eastAsia="Times New Roman" w:cs="Times New Roman"/>
-        </w:rPr>
-        <w:t xml:space="preserve"> CuSO</w:t>
-      </w:r>
-      <w:r>
-        <w:rPr>
-          <w:rFonts w:ascii="Times New Roman" w:hAnsi="Times New Roman" w:eastAsia="Times New Roman" w:cs="Times New Roman"/>
-          <w:vertAlign w:val="subscript"/>
-        </w:rPr>
-        <w:t>4</w:t>
-      </w:r>
-      <w:r>
-        <w:rPr>
-          <w:rFonts w:ascii="Times New Roman" w:hAnsi="Times New Roman" w:eastAsia="Times New Roman" w:cs="Times New Roman"/>
-        </w:rPr>
-        <w:t xml:space="preserve"> </w:t>
-      </w:r>
-      <w:r>
-        <w:rPr>
-          <w:rFonts w:hint="eastAsia" w:ascii="Times New Roman" w:hAnsi="Times New Roman" w:eastAsia="FangSong" w:cs="Times New Roman"/>
-        </w:rPr>
-        <w:t>溶液时</w:t>
-      </w:r>
-      <w:r>
-        <w:rPr>
-          <w:rFonts w:hint="eastAsia" w:ascii="Times New Roman" w:hAnsi="Times New Roman" w:eastAsia="Times New Roman" w:cs="Times New Roman"/>
-        </w:rPr>
-        <w:t>，</w:t>
-      </w:r>
-      <w:r>
-        <w:rPr>
-          <w:rFonts w:hint="eastAsia" w:ascii="Times New Roman" w:hAnsi="Times New Roman" w:eastAsia="FangSong" w:cs="Times New Roman"/>
-        </w:rPr>
-        <w:t>阴极生成</w:t>
-      </w:r>
-      <w:r>
-        <w:rPr>
-          <w:rFonts w:ascii="Times New Roman" w:hAnsi="Times New Roman" w:eastAsia="Times New Roman" w:cs="Times New Roman"/>
-        </w:rPr>
-        <w:t xml:space="preserve"> </w:t>
-      </w:r>
-      <w:r>
-        <w:rPr>
-          <w:rFonts w:hint="eastAsia" w:ascii="Times New Roman" w:hAnsi="Times New Roman" w:eastAsia="Times New Roman" w:cs="Times New Roman"/>
-        </w:rPr>
-        <w:t>Cu，</w:t>
-      </w:r>
-      <w:r>
-        <w:rPr>
-          <w:rFonts w:hint="eastAsia" w:ascii="Times New Roman" w:hAnsi="Times New Roman" w:eastAsia="FangSong" w:cs="Times New Roman"/>
-        </w:rPr>
-        <w:t>阳极生成</w:t>
-      </w:r>
-      <w:r>
-        <w:rPr>
-          <w:rFonts w:ascii="Times New Roman" w:hAnsi="Times New Roman" w:eastAsia="Times New Roman" w:cs="Times New Roman"/>
-        </w:rPr>
-        <w:t xml:space="preserve"> </w:t>
-      </w:r>
-      <w:r>
-        <w:rPr>
-          <w:rFonts w:hint="eastAsia" w:ascii="Times New Roman" w:hAnsi="Times New Roman" w:eastAsia="Times New Roman" w:cs="Times New Roman"/>
-        </w:rPr>
-        <w:t>O</w:t>
-      </w:r>
-      <w:r>
-        <w:rPr>
-          <w:rFonts w:hint="eastAsia" w:ascii="Times New Roman" w:hAnsi="Times New Roman" w:eastAsia="Times New Roman" w:cs="Times New Roman"/>
-          <w:vertAlign w:val="subscript"/>
-        </w:rPr>
-        <w:t>2</w:t>
-      </w:r>
-      <w:r>
-        <w:rPr>
-          <w:rFonts w:hint="eastAsia" w:ascii="Times New Roman" w:hAnsi="Times New Roman" w:eastAsia="Times New Roman" w:cs="Times New Roman"/>
-        </w:rPr>
-        <w:t>。</w:t>
-      </w:r>
-      <w:r>
-        <w:rPr>
-          <w:rFonts w:hint="eastAsia" w:ascii="Times New Roman" w:hAnsi="Times New Roman" w:eastAsia="FangSong" w:cs="Times New Roman"/>
-        </w:rPr>
-        <w:t>当</w:t>
-      </w:r>
-      <w:r>
-        <w:rPr>
-          <w:rFonts w:ascii="Times New Roman" w:hAnsi="Times New Roman" w:eastAsia="Times New Roman" w:cs="Times New Roman"/>
-        </w:rPr>
-        <w:t xml:space="preserve"> Cu</w:t>
-      </w:r>
-      <w:r>
-        <w:rPr>
-          <w:rFonts w:ascii="Times New Roman" w:hAnsi="Times New Roman" w:eastAsia="Times New Roman" w:cs="Times New Roman"/>
-          <w:vertAlign w:val="superscript"/>
-        </w:rPr>
-        <w:t>2+</w:t>
-      </w:r>
-      <w:r>
-        <w:rPr>
-          <w:rFonts w:ascii="Times New Roman" w:hAnsi="Times New Roman" w:eastAsia="Times New Roman" w:cs="Times New Roman"/>
-        </w:rPr>
-        <w:t xml:space="preserve"> </w:t>
-      </w:r>
-      <w:r>
-        <w:rPr>
-          <w:rFonts w:hint="eastAsia" w:ascii="Times New Roman" w:hAnsi="Times New Roman" w:eastAsia="FangSong" w:cs="Times New Roman"/>
-        </w:rPr>
-        <w:t>被电解完之后</w:t>
-      </w:r>
-      <w:r>
-        <w:rPr>
-          <w:rFonts w:hint="eastAsia" w:ascii="Times New Roman" w:hAnsi="Times New Roman" w:eastAsia="Times New Roman" w:cs="Times New Roman"/>
-        </w:rPr>
-        <w:t>，</w:t>
-      </w:r>
-      <w:r>
-        <w:rPr>
-          <w:rFonts w:hint="eastAsia" w:ascii="Times New Roman" w:hAnsi="Times New Roman" w:eastAsia="FangSong" w:cs="Times New Roman"/>
-        </w:rPr>
-        <w:t>水电离产生的</w:t>
-      </w:r>
-      <w:r>
-        <w:rPr>
-          <w:rFonts w:ascii="Times New Roman" w:hAnsi="Times New Roman" w:eastAsia="Times New Roman" w:cs="Times New Roman"/>
-        </w:rPr>
-        <w:t xml:space="preserve"> H</w:t>
-      </w:r>
-      <w:r>
-        <w:rPr>
-          <w:rFonts w:ascii="Times New Roman" w:hAnsi="Times New Roman" w:eastAsia="Times New Roman" w:cs="Times New Roman"/>
-          <w:vertAlign w:val="superscript"/>
-        </w:rPr>
-        <w:t>+</w:t>
-      </w:r>
-      <w:r>
-        <w:rPr>
-          <w:rFonts w:ascii="Times New Roman" w:hAnsi="Times New Roman" w:eastAsia="Times New Roman" w:cs="Times New Roman"/>
-        </w:rPr>
-        <w:t xml:space="preserve"> </w:t>
-      </w:r>
-      <w:r>
-        <w:rPr>
-          <w:rFonts w:hint="eastAsia" w:ascii="Times New Roman" w:hAnsi="Times New Roman" w:eastAsia="FangSong" w:cs="Times New Roman"/>
-        </w:rPr>
-        <w:t xml:space="preserve">被还原为</w:t>
-      </w:r>
-      <w:r>
-        <w:rPr>
-          <w:rFonts w:ascii="Times New Roman" w:hAnsi="Times New Roman" w:eastAsia="Times New Roman" w:cs="Times New Roman"/>
-        </w:rPr>
-        <w:t xml:space="preserve"> H</w:t>
-      </w:r>
-      <w:r>
-        <w:rPr>
-          <w:rFonts w:ascii="Times New Roman" w:hAnsi="Times New Roman" w:eastAsia="Times New Roman" w:cs="Times New Roman"/>
-          <w:vertAlign w:val="subscript"/>
-        </w:rPr>
-        <w:t>2</w:t>
-      </w:r>
-      <w:r>
-        <w:rPr>
-          <w:rFonts w:ascii="Times New Roman" w:hAnsi="Times New Roman" w:eastAsia="Times New Roman" w:cs="Times New Roman"/>
-        </w:rPr>
-        <w:t>。</w:t>
-      </w:r>
-    </w:p>
-    <w:p>
-      <w:pPr>
-        <w:pStyle w:val="BodyText"/>
+        <w:ind w:firstLine="420"/>
       </w:pPr>
       <w:r>
         <w:rPr>
@@ -47978,6 +48786,7 @@
     <w:p>
       <w:pPr>
         <w:pStyle w:val="BodyText"/>
+        <w:ind w:firstLine="420"/>
       </w:pPr>
       <w:r>
         <w:rPr>
@@ -48279,14 +49088,12 @@
     </w:p>
     <w:p>
       <w:pPr>
-        <w:pStyle w:val="FirstParagraph"/>
+        <w:numPr>
+          <w:ilvl w:val="0"/>
+          <w:numId w:val="1038"/>
+        </w:numPr>
+        <w:ind w:firstLine="420"/>
       </w:pPr>
-      <w:r>
-        <w:rPr>
-          <w:rFonts w:ascii="Times New Roman" w:hAnsi="Times New Roman" w:eastAsia="Times New Roman" w:cs="Times New Roman"/>
-        </w:rPr>
-        <w:t xml:space="preserve">3-2 </w:t>
-      </w:r>
       <w:r>
         <w:rPr>
           <w:rFonts w:hint="eastAsia" w:ascii="Times New Roman" w:hAnsi="Times New Roman" w:eastAsia="FangSong" w:cs="Times New Roman"/>
@@ -48314,14 +49121,12 @@
     </w:p>
     <w:p>
       <w:pPr>
-        <w:pStyle w:val="BodyText"/>
+        <w:numPr>
+          <w:ilvl w:val="0"/>
+          <w:numId w:val="1038"/>
+        </w:numPr>
+        <w:ind w:firstLine="420"/>
       </w:pPr>
-      <w:r>
-        <w:rPr>
-          <w:rFonts w:ascii="Times New Roman" w:hAnsi="Times New Roman" w:eastAsia="Times New Roman" w:cs="Times New Roman"/>
-        </w:rPr>
-        <w:t xml:space="preserve">3-3 </w:t>
-      </w:r>
       <w:r>
         <w:rPr>
           <w:rFonts w:hint="eastAsia" w:ascii="Times New Roman" w:hAnsi="Times New Roman" w:eastAsia="Times New Roman" w:cs="Times New Roman"/>
@@ -48349,13 +49154,17 @@
     </w:p>
     <w:p>
       <w:pPr>
-        <w:pStyle w:val="BodyText"/>
+        <w:numPr>
+          <w:ilvl w:val="0"/>
+          <w:numId w:val="1038"/>
+        </w:numPr>
+        <w:ind w:firstLine="420"/>
       </w:pPr>
       <w:r>
         <w:rPr>
           <w:rFonts w:ascii="Times New Roman" w:hAnsi="Times New Roman" w:eastAsia="Times New Roman" w:cs="Times New Roman"/>
         </w:rPr>
-        <w:t xml:space="preserve">3-4 ① </w:t>
+        <w:t xml:space="preserve">① </w:t>
       </w:r>
       <w:r>
         <w:rPr>
@@ -48644,6 +49453,7 @@
     <w:p>
       <w:pPr>
         <w:pStyle w:val="BlockText"/>
+        <w:ind w:firstLine="420"/>
       </w:pPr>
       <w:r>
         <w:rPr>
@@ -48667,6 +49477,7 @@
     <w:p>
       <w:pPr>
         <w:pStyle w:val="FirstParagraph"/>
+        <w:ind w:firstLine="420"/>
       </w:pPr>
       <w:r>
         <w:rPr>
@@ -49286,6 +50097,7 @@
     <w:p>
       <w:pPr>
         <w:pStyle w:val="BodyText"/>
+        <w:ind w:firstLine="420"/>
       </w:pPr>
       <m:oMath>
         <m:sSub>
@@ -49363,6 +50175,7 @@
     <w:p>
       <w:pPr>
         <w:pStyle w:val="BodyText"/>
+        <w:ind w:firstLine="420"/>
       </w:pPr>
       <w:r>
         <w:rPr>
@@ -50638,6 +51451,176 @@
       <w:rPr>
         <w:rFonts w:ascii="Wingdings" w:hAnsi="Wingdings" w:cs="Wingdings" w:hint="default"/>
       </w:rPr>
+    </w:lvl>
+  </w:abstractNum>
+  <w:abstractNum w:abstractNumId="99431">
+    <w:nsid w:val="00A99431"/>
+    <w:multiLevelType w:val="multilevel"/>
+    <w:lvl w:ilvl="0">
+      <w:start w:val="1"/>
+      <w:numFmt w:val="decimal"/>
+      <w:lvlText w:val="(%1)"/>
+      <w:lvlJc w:val="left"/>
+      <w:pPr>
+        <w:ind w:left="720" w:hanging="360"/>
+      </w:pPr>
+    </w:lvl>
+    <w:lvl w:ilvl="1">
+      <w:start w:val="1"/>
+      <w:numFmt w:val="decimal"/>
+      <w:lvlText w:val="(%2)"/>
+      <w:lvlJc w:val="left"/>
+      <w:pPr>
+        <w:ind w:left="1440" w:hanging="360"/>
+      </w:pPr>
+    </w:lvl>
+    <w:lvl w:ilvl="2">
+      <w:start w:val="1"/>
+      <w:numFmt w:val="decimal"/>
+      <w:lvlText w:val="(%3)"/>
+      <w:lvlJc w:val="left"/>
+      <w:pPr>
+        <w:ind w:left="2160" w:hanging="360"/>
+      </w:pPr>
+    </w:lvl>
+    <w:lvl w:ilvl="3">
+      <w:start w:val="1"/>
+      <w:numFmt w:val="decimal"/>
+      <w:lvlText w:val="(%4)"/>
+      <w:lvlJc w:val="left"/>
+      <w:pPr>
+        <w:ind w:left="2880" w:hanging="360"/>
+      </w:pPr>
+    </w:lvl>
+    <w:lvl w:ilvl="4">
+      <w:start w:val="1"/>
+      <w:numFmt w:val="decimal"/>
+      <w:lvlText w:val="(%5)"/>
+      <w:lvlJc w:val="left"/>
+      <w:pPr>
+        <w:ind w:left="3600" w:hanging="360"/>
+      </w:pPr>
+    </w:lvl>
+    <w:lvl w:ilvl="5">
+      <w:start w:val="1"/>
+      <w:numFmt w:val="decimal"/>
+      <w:lvlText w:val="(%6)"/>
+      <w:lvlJc w:val="left"/>
+      <w:pPr>
+        <w:ind w:left="4320" w:hanging="360"/>
+      </w:pPr>
+    </w:lvl>
+    <w:lvl w:ilvl="6">
+      <w:start w:val="1"/>
+      <w:numFmt w:val="decimal"/>
+      <w:lvlText w:val="(%7)"/>
+      <w:lvlJc w:val="left"/>
+      <w:pPr>
+        <w:ind w:left="5040" w:hanging="360"/>
+      </w:pPr>
+    </w:lvl>
+    <w:lvl w:ilvl="7">
+      <w:start w:val="1"/>
+      <w:numFmt w:val="decimal"/>
+      <w:lvlText w:val="(%8)"/>
+      <w:lvlJc w:val="left"/>
+      <w:pPr>
+        <w:ind w:left="5760" w:hanging="360"/>
+      </w:pPr>
+    </w:lvl>
+    <w:lvl w:ilvl="8">
+      <w:start w:val="1"/>
+      <w:numFmt w:val="decimal"/>
+      <w:lvlText w:val="(%9)"/>
+      <w:lvlJc w:val="left"/>
+      <w:pPr>
+        <w:ind w:left="6480" w:hanging="360"/>
+      </w:pPr>
+    </w:lvl>
+  </w:abstractNum>
+  <w:abstractNum w:abstractNumId="99433">
+    <w:nsid w:val="00A99433"/>
+    <w:multiLevelType w:val="multilevel"/>
+    <w:lvl w:ilvl="0">
+      <w:start w:val="3"/>
+      <w:numFmt w:val="decimal"/>
+      <w:lvlText w:val="(%1)"/>
+      <w:lvlJc w:val="left"/>
+      <w:pPr>
+        <w:ind w:left="720" w:hanging="360"/>
+      </w:pPr>
+    </w:lvl>
+    <w:lvl w:ilvl="1">
+      <w:start w:val="3"/>
+      <w:numFmt w:val="decimal"/>
+      <w:lvlText w:val="(%2)"/>
+      <w:lvlJc w:val="left"/>
+      <w:pPr>
+        <w:ind w:left="1440" w:hanging="360"/>
+      </w:pPr>
+    </w:lvl>
+    <w:lvl w:ilvl="2">
+      <w:start w:val="3"/>
+      <w:numFmt w:val="decimal"/>
+      <w:lvlText w:val="(%3)"/>
+      <w:lvlJc w:val="left"/>
+      <w:pPr>
+        <w:ind w:left="2160" w:hanging="360"/>
+      </w:pPr>
+    </w:lvl>
+    <w:lvl w:ilvl="3">
+      <w:start w:val="3"/>
+      <w:numFmt w:val="decimal"/>
+      <w:lvlText w:val="(%4)"/>
+      <w:lvlJc w:val="left"/>
+      <w:pPr>
+        <w:ind w:left="2880" w:hanging="360"/>
+      </w:pPr>
+    </w:lvl>
+    <w:lvl w:ilvl="4">
+      <w:start w:val="3"/>
+      <w:numFmt w:val="decimal"/>
+      <w:lvlText w:val="(%5)"/>
+      <w:lvlJc w:val="left"/>
+      <w:pPr>
+        <w:ind w:left="3600" w:hanging="360"/>
+      </w:pPr>
+    </w:lvl>
+    <w:lvl w:ilvl="5">
+      <w:start w:val="3"/>
+      <w:numFmt w:val="decimal"/>
+      <w:lvlText w:val="(%6)"/>
+      <w:lvlJc w:val="left"/>
+      <w:pPr>
+        <w:ind w:left="4320" w:hanging="360"/>
+      </w:pPr>
+    </w:lvl>
+    <w:lvl w:ilvl="6">
+      <w:start w:val="3"/>
+      <w:numFmt w:val="decimal"/>
+      <w:lvlText w:val="(%7)"/>
+      <w:lvlJc w:val="left"/>
+      <w:pPr>
+        <w:ind w:left="5040" w:hanging="360"/>
+      </w:pPr>
+    </w:lvl>
+    <w:lvl w:ilvl="7">
+      <w:start w:val="3"/>
+      <w:numFmt w:val="decimal"/>
+      <w:lvlText w:val="(%8)"/>
+      <w:lvlJc w:val="left"/>
+      <w:pPr>
+        <w:ind w:left="5760" w:hanging="360"/>
+      </w:pPr>
+    </w:lvl>
+    <w:lvl w:ilvl="8">
+      <w:start w:val="3"/>
+      <w:numFmt w:val="decimal"/>
+      <w:lvlText w:val="(%9)"/>
+      <w:lvlJc w:val="left"/>
+      <w:pPr>
+        <w:ind w:left="6480" w:hanging="360"/>
+      </w:pPr>
     </w:lvl>
   </w:abstractNum>
   <w:abstractNum w:abstractNumId="99411">
@@ -50895,6 +51878,91 @@
       </w:pPr>
     </w:lvl>
   </w:abstractNum>
+  <w:abstractNum w:abstractNumId="99432">
+    <w:nsid w:val="00A99432"/>
+    <w:multiLevelType w:val="multilevel"/>
+    <w:lvl w:ilvl="0">
+      <w:start w:val="2"/>
+      <w:numFmt w:val="decimal"/>
+      <w:lvlText w:val="(%1)"/>
+      <w:lvlJc w:val="left"/>
+      <w:pPr>
+        <w:ind w:left="720" w:hanging="360"/>
+      </w:pPr>
+    </w:lvl>
+    <w:lvl w:ilvl="1">
+      <w:start w:val="2"/>
+      <w:numFmt w:val="decimal"/>
+      <w:lvlText w:val="(%2)"/>
+      <w:lvlJc w:val="left"/>
+      <w:pPr>
+        <w:ind w:left="1440" w:hanging="360"/>
+      </w:pPr>
+    </w:lvl>
+    <w:lvl w:ilvl="2">
+      <w:start w:val="2"/>
+      <w:numFmt w:val="decimal"/>
+      <w:lvlText w:val="(%3)"/>
+      <w:lvlJc w:val="left"/>
+      <w:pPr>
+        <w:ind w:left="2160" w:hanging="360"/>
+      </w:pPr>
+    </w:lvl>
+    <w:lvl w:ilvl="3">
+      <w:start w:val="2"/>
+      <w:numFmt w:val="decimal"/>
+      <w:lvlText w:val="(%4)"/>
+      <w:lvlJc w:val="left"/>
+      <w:pPr>
+        <w:ind w:left="2880" w:hanging="360"/>
+      </w:pPr>
+    </w:lvl>
+    <w:lvl w:ilvl="4">
+      <w:start w:val="2"/>
+      <w:numFmt w:val="decimal"/>
+      <w:lvlText w:val="(%5)"/>
+      <w:lvlJc w:val="left"/>
+      <w:pPr>
+        <w:ind w:left="3600" w:hanging="360"/>
+      </w:pPr>
+    </w:lvl>
+    <w:lvl w:ilvl="5">
+      <w:start w:val="2"/>
+      <w:numFmt w:val="decimal"/>
+      <w:lvlText w:val="(%6)"/>
+      <w:lvlJc w:val="left"/>
+      <w:pPr>
+        <w:ind w:left="4320" w:hanging="360"/>
+      </w:pPr>
+    </w:lvl>
+    <w:lvl w:ilvl="6">
+      <w:start w:val="2"/>
+      <w:numFmt w:val="decimal"/>
+      <w:lvlText w:val="(%7)"/>
+      <w:lvlJc w:val="left"/>
+      <w:pPr>
+        <w:ind w:left="5040" w:hanging="360"/>
+      </w:pPr>
+    </w:lvl>
+    <w:lvl w:ilvl="7">
+      <w:start w:val="2"/>
+      <w:numFmt w:val="decimal"/>
+      <w:lvlText w:val="(%8)"/>
+      <w:lvlJc w:val="left"/>
+      <w:pPr>
+        <w:ind w:left="5760" w:hanging="360"/>
+      </w:pPr>
+    </w:lvl>
+    <w:lvl w:ilvl="8">
+      <w:start w:val="2"/>
+      <w:numFmt w:val="decimal"/>
+      <w:lvlText w:val="(%9)"/>
+      <w:lvlJc w:val="left"/>
+      <w:pPr>
+        <w:ind w:left="6480" w:hanging="360"/>
+      </w:pPr>
+    </w:lvl>
+  </w:abstractNum>
   <w:num w:numId="1000">
     <w:abstractNumId w:val="990"/>
   </w:num>
@@ -50908,12 +51976,201 @@
     <w:abstractNumId w:val="991"/>
   </w:num>
   <w:num w:numId="1004">
-    <w:abstractNumId w:val="991"/>
+    <w:abstractNumId w:val="99431"/>
+    <w:lvlOverride w:ilvl="0">
+      <w:startOverride w:val="1"/>
+    </w:lvlOverride>
+    <w:lvlOverride w:ilvl="1">
+      <w:startOverride w:val="1"/>
+    </w:lvlOverride>
+    <w:lvlOverride w:ilvl="2">
+      <w:startOverride w:val="1"/>
+    </w:lvlOverride>
+    <w:lvlOverride w:ilvl="3">
+      <w:startOverride w:val="1"/>
+    </w:lvlOverride>
+    <w:lvlOverride w:ilvl="4">
+      <w:startOverride w:val="1"/>
+    </w:lvlOverride>
+    <w:lvlOverride w:ilvl="5">
+      <w:startOverride w:val="1"/>
+    </w:lvlOverride>
+    <w:lvlOverride w:ilvl="6">
+      <w:startOverride w:val="1"/>
+    </w:lvlOverride>
+    <w:lvlOverride w:ilvl="7">
+      <w:startOverride w:val="1"/>
+    </w:lvlOverride>
+    <w:lvlOverride w:ilvl="8">
+      <w:startOverride w:val="1"/>
+    </w:lvlOverride>
   </w:num>
   <w:num w:numId="1005">
     <w:abstractNumId w:val="991"/>
   </w:num>
   <w:num w:numId="1006">
+    <w:abstractNumId w:val="991"/>
+  </w:num>
+  <w:num w:numId="1007">
+    <w:abstractNumId w:val="991"/>
+  </w:num>
+  <w:num w:numId="1008">
+    <w:abstractNumId w:val="991"/>
+  </w:num>
+  <w:num w:numId="1009">
+    <w:abstractNumId w:val="991"/>
+  </w:num>
+  <w:num w:numId="1010">
+    <w:abstractNumId w:val="99431"/>
+    <w:lvlOverride w:ilvl="0">
+      <w:startOverride w:val="1"/>
+    </w:lvlOverride>
+    <w:lvlOverride w:ilvl="1">
+      <w:startOverride w:val="1"/>
+    </w:lvlOverride>
+    <w:lvlOverride w:ilvl="2">
+      <w:startOverride w:val="1"/>
+    </w:lvlOverride>
+    <w:lvlOverride w:ilvl="3">
+      <w:startOverride w:val="1"/>
+    </w:lvlOverride>
+    <w:lvlOverride w:ilvl="4">
+      <w:startOverride w:val="1"/>
+    </w:lvlOverride>
+    <w:lvlOverride w:ilvl="5">
+      <w:startOverride w:val="1"/>
+    </w:lvlOverride>
+    <w:lvlOverride w:ilvl="6">
+      <w:startOverride w:val="1"/>
+    </w:lvlOverride>
+    <w:lvlOverride w:ilvl="7">
+      <w:startOverride w:val="1"/>
+    </w:lvlOverride>
+    <w:lvlOverride w:ilvl="8">
+      <w:startOverride w:val="1"/>
+    </w:lvlOverride>
+  </w:num>
+  <w:num w:numId="1011">
+    <w:abstractNumId w:val="99431"/>
+    <w:lvlOverride w:ilvl="0">
+      <w:startOverride w:val="1"/>
+    </w:lvlOverride>
+    <w:lvlOverride w:ilvl="1">
+      <w:startOverride w:val="1"/>
+    </w:lvlOverride>
+    <w:lvlOverride w:ilvl="2">
+      <w:startOverride w:val="1"/>
+    </w:lvlOverride>
+    <w:lvlOverride w:ilvl="3">
+      <w:startOverride w:val="1"/>
+    </w:lvlOverride>
+    <w:lvlOverride w:ilvl="4">
+      <w:startOverride w:val="1"/>
+    </w:lvlOverride>
+    <w:lvlOverride w:ilvl="5">
+      <w:startOverride w:val="1"/>
+    </w:lvlOverride>
+    <w:lvlOverride w:ilvl="6">
+      <w:startOverride w:val="1"/>
+    </w:lvlOverride>
+    <w:lvlOverride w:ilvl="7">
+      <w:startOverride w:val="1"/>
+    </w:lvlOverride>
+    <w:lvlOverride w:ilvl="8">
+      <w:startOverride w:val="1"/>
+    </w:lvlOverride>
+  </w:num>
+  <w:num w:numId="1012">
+    <w:abstractNumId w:val="99433"/>
+    <w:lvlOverride w:ilvl="0">
+      <w:startOverride w:val="3"/>
+    </w:lvlOverride>
+    <w:lvlOverride w:ilvl="1">
+      <w:startOverride w:val="3"/>
+    </w:lvlOverride>
+    <w:lvlOverride w:ilvl="2">
+      <w:startOverride w:val="3"/>
+    </w:lvlOverride>
+    <w:lvlOverride w:ilvl="3">
+      <w:startOverride w:val="3"/>
+    </w:lvlOverride>
+    <w:lvlOverride w:ilvl="4">
+      <w:startOverride w:val="3"/>
+    </w:lvlOverride>
+    <w:lvlOverride w:ilvl="5">
+      <w:startOverride w:val="3"/>
+    </w:lvlOverride>
+    <w:lvlOverride w:ilvl="6">
+      <w:startOverride w:val="3"/>
+    </w:lvlOverride>
+    <w:lvlOverride w:ilvl="7">
+      <w:startOverride w:val="3"/>
+    </w:lvlOverride>
+    <w:lvlOverride w:ilvl="8">
+      <w:startOverride w:val="3"/>
+    </w:lvlOverride>
+  </w:num>
+  <w:num w:numId="1013">
+    <w:abstractNumId w:val="99431"/>
+    <w:lvlOverride w:ilvl="0">
+      <w:startOverride w:val="1"/>
+    </w:lvlOverride>
+    <w:lvlOverride w:ilvl="1">
+      <w:startOverride w:val="1"/>
+    </w:lvlOverride>
+    <w:lvlOverride w:ilvl="2">
+      <w:startOverride w:val="1"/>
+    </w:lvlOverride>
+    <w:lvlOverride w:ilvl="3">
+      <w:startOverride w:val="1"/>
+    </w:lvlOverride>
+    <w:lvlOverride w:ilvl="4">
+      <w:startOverride w:val="1"/>
+    </w:lvlOverride>
+    <w:lvlOverride w:ilvl="5">
+      <w:startOverride w:val="1"/>
+    </w:lvlOverride>
+    <w:lvlOverride w:ilvl="6">
+      <w:startOverride w:val="1"/>
+    </w:lvlOverride>
+    <w:lvlOverride w:ilvl="7">
+      <w:startOverride w:val="1"/>
+    </w:lvlOverride>
+    <w:lvlOverride w:ilvl="8">
+      <w:startOverride w:val="1"/>
+    </w:lvlOverride>
+  </w:num>
+  <w:num w:numId="1014">
+    <w:abstractNumId w:val="99433"/>
+    <w:lvlOverride w:ilvl="0">
+      <w:startOverride w:val="3"/>
+    </w:lvlOverride>
+    <w:lvlOverride w:ilvl="1">
+      <w:startOverride w:val="3"/>
+    </w:lvlOverride>
+    <w:lvlOverride w:ilvl="2">
+      <w:startOverride w:val="3"/>
+    </w:lvlOverride>
+    <w:lvlOverride w:ilvl="3">
+      <w:startOverride w:val="3"/>
+    </w:lvlOverride>
+    <w:lvlOverride w:ilvl="4">
+      <w:startOverride w:val="3"/>
+    </w:lvlOverride>
+    <w:lvlOverride w:ilvl="5">
+      <w:startOverride w:val="3"/>
+    </w:lvlOverride>
+    <w:lvlOverride w:ilvl="6">
+      <w:startOverride w:val="3"/>
+    </w:lvlOverride>
+    <w:lvlOverride w:ilvl="7">
+      <w:startOverride w:val="3"/>
+    </w:lvlOverride>
+    <w:lvlOverride w:ilvl="8">
+      <w:startOverride w:val="3"/>
+    </w:lvlOverride>
+  </w:num>
+  <w:num w:numId="1015">
     <w:abstractNumId w:val="99411"/>
     <w:lvlOverride w:ilvl="0">
       <w:startOverride w:val="1"/>
@@ -50943,7 +52200,7 @@
       <w:startOverride w:val="1"/>
     </w:lvlOverride>
   </w:num>
-  <w:num w:numId="1007">
+  <w:num w:numId="1016">
     <w:abstractNumId w:val="99411"/>
     <w:lvlOverride w:ilvl="0">
       <w:startOverride w:val="1"/>
@@ -50973,7 +52230,7 @@
       <w:startOverride w:val="1"/>
     </w:lvlOverride>
   </w:num>
-  <w:num w:numId="1008">
+  <w:num w:numId="1017">
     <w:abstractNumId w:val="99412"/>
     <w:lvlOverride w:ilvl="0">
       <w:startOverride w:val="2"/>
@@ -51003,7 +52260,7 @@
       <w:startOverride w:val="2"/>
     </w:lvlOverride>
   </w:num>
-  <w:num w:numId="1009">
+  <w:num w:numId="1018">
     <w:abstractNumId w:val="99411"/>
     <w:lvlOverride w:ilvl="0">
       <w:startOverride w:val="1"/>
@@ -51033,7 +52290,7 @@
       <w:startOverride w:val="1"/>
     </w:lvlOverride>
   </w:num>
-  <w:num w:numId="1010">
+  <w:num w:numId="1019">
     <w:abstractNumId w:val="99411"/>
     <w:lvlOverride w:ilvl="0">
       <w:startOverride w:val="1"/>
@@ -51063,7 +52320,7 @@
       <w:startOverride w:val="1"/>
     </w:lvlOverride>
   </w:num>
-  <w:num w:numId="1011">
+  <w:num w:numId="1020">
     <w:abstractNumId w:val="99411"/>
     <w:lvlOverride w:ilvl="0">
       <w:startOverride w:val="1"/>
@@ -51093,7 +52350,7 @@
       <w:startOverride w:val="1"/>
     </w:lvlOverride>
   </w:num>
-  <w:num w:numId="1012">
+  <w:num w:numId="1021">
     <w:abstractNumId w:val="99411"/>
     <w:lvlOverride w:ilvl="0">
       <w:startOverride w:val="1"/>
@@ -51123,7 +52380,7 @@
       <w:startOverride w:val="1"/>
     </w:lvlOverride>
   </w:num>
-  <w:num w:numId="1013">
+  <w:num w:numId="1022">
     <w:abstractNumId w:val="99411"/>
     <w:lvlOverride w:ilvl="0">
       <w:startOverride w:val="1"/>
@@ -51153,7 +52410,7 @@
       <w:startOverride w:val="1"/>
     </w:lvlOverride>
   </w:num>
-  <w:num w:numId="1014">
+  <w:num w:numId="1023">
     <w:abstractNumId w:val="99411"/>
     <w:lvlOverride w:ilvl="0">
       <w:startOverride w:val="1"/>
@@ -51183,7 +52440,7 @@
       <w:startOverride w:val="1"/>
     </w:lvlOverride>
   </w:num>
-  <w:num w:numId="1015">
+  <w:num w:numId="1024">
     <w:abstractNumId w:val="99414"/>
     <w:lvlOverride w:ilvl="0">
       <w:startOverride w:val="4"/>
@@ -51213,11 +52470,371 @@
       <w:startOverride w:val="4"/>
     </w:lvlOverride>
   </w:num>
-  <w:num w:numId="1016">
+  <w:num w:numId="1025">
     <w:abstractNumId w:val="991"/>
   </w:num>
-  <w:num w:numId="1017">
+  <w:num w:numId="1026">
     <w:abstractNumId w:val="991"/>
+  </w:num>
+  <w:num w:numId="1027">
+    <w:abstractNumId w:val="99431"/>
+    <w:lvlOverride w:ilvl="0">
+      <w:startOverride w:val="1"/>
+    </w:lvlOverride>
+    <w:lvlOverride w:ilvl="1">
+      <w:startOverride w:val="1"/>
+    </w:lvlOverride>
+    <w:lvlOverride w:ilvl="2">
+      <w:startOverride w:val="1"/>
+    </w:lvlOverride>
+    <w:lvlOverride w:ilvl="3">
+      <w:startOverride w:val="1"/>
+    </w:lvlOverride>
+    <w:lvlOverride w:ilvl="4">
+      <w:startOverride w:val="1"/>
+    </w:lvlOverride>
+    <w:lvlOverride w:ilvl="5">
+      <w:startOverride w:val="1"/>
+    </w:lvlOverride>
+    <w:lvlOverride w:ilvl="6">
+      <w:startOverride w:val="1"/>
+    </w:lvlOverride>
+    <w:lvlOverride w:ilvl="7">
+      <w:startOverride w:val="1"/>
+    </w:lvlOverride>
+    <w:lvlOverride w:ilvl="8">
+      <w:startOverride w:val="1"/>
+    </w:lvlOverride>
+  </w:num>
+  <w:num w:numId="1028">
+    <w:abstractNumId w:val="99431"/>
+    <w:lvlOverride w:ilvl="0">
+      <w:startOverride w:val="1"/>
+    </w:lvlOverride>
+    <w:lvlOverride w:ilvl="1">
+      <w:startOverride w:val="1"/>
+    </w:lvlOverride>
+    <w:lvlOverride w:ilvl="2">
+      <w:startOverride w:val="1"/>
+    </w:lvlOverride>
+    <w:lvlOverride w:ilvl="3">
+      <w:startOverride w:val="1"/>
+    </w:lvlOverride>
+    <w:lvlOverride w:ilvl="4">
+      <w:startOverride w:val="1"/>
+    </w:lvlOverride>
+    <w:lvlOverride w:ilvl="5">
+      <w:startOverride w:val="1"/>
+    </w:lvlOverride>
+    <w:lvlOverride w:ilvl="6">
+      <w:startOverride w:val="1"/>
+    </w:lvlOverride>
+    <w:lvlOverride w:ilvl="7">
+      <w:startOverride w:val="1"/>
+    </w:lvlOverride>
+    <w:lvlOverride w:ilvl="8">
+      <w:startOverride w:val="1"/>
+    </w:lvlOverride>
+  </w:num>
+  <w:num w:numId="1029">
+    <w:abstractNumId w:val="99433"/>
+    <w:lvlOverride w:ilvl="0">
+      <w:startOverride w:val="3"/>
+    </w:lvlOverride>
+    <w:lvlOverride w:ilvl="1">
+      <w:startOverride w:val="3"/>
+    </w:lvlOverride>
+    <w:lvlOverride w:ilvl="2">
+      <w:startOverride w:val="3"/>
+    </w:lvlOverride>
+    <w:lvlOverride w:ilvl="3">
+      <w:startOverride w:val="3"/>
+    </w:lvlOverride>
+    <w:lvlOverride w:ilvl="4">
+      <w:startOverride w:val="3"/>
+    </w:lvlOverride>
+    <w:lvlOverride w:ilvl="5">
+      <w:startOverride w:val="3"/>
+    </w:lvlOverride>
+    <w:lvlOverride w:ilvl="6">
+      <w:startOverride w:val="3"/>
+    </w:lvlOverride>
+    <w:lvlOverride w:ilvl="7">
+      <w:startOverride w:val="3"/>
+    </w:lvlOverride>
+    <w:lvlOverride w:ilvl="8">
+      <w:startOverride w:val="3"/>
+    </w:lvlOverride>
+  </w:num>
+  <w:num w:numId="1030">
+    <w:abstractNumId w:val="99431"/>
+    <w:lvlOverride w:ilvl="0">
+      <w:startOverride w:val="1"/>
+    </w:lvlOverride>
+    <w:lvlOverride w:ilvl="1">
+      <w:startOverride w:val="1"/>
+    </w:lvlOverride>
+    <w:lvlOverride w:ilvl="2">
+      <w:startOverride w:val="1"/>
+    </w:lvlOverride>
+    <w:lvlOverride w:ilvl="3">
+      <w:startOverride w:val="1"/>
+    </w:lvlOverride>
+    <w:lvlOverride w:ilvl="4">
+      <w:startOverride w:val="1"/>
+    </w:lvlOverride>
+    <w:lvlOverride w:ilvl="5">
+      <w:startOverride w:val="1"/>
+    </w:lvlOverride>
+    <w:lvlOverride w:ilvl="6">
+      <w:startOverride w:val="1"/>
+    </w:lvlOverride>
+    <w:lvlOverride w:ilvl="7">
+      <w:startOverride w:val="1"/>
+    </w:lvlOverride>
+    <w:lvlOverride w:ilvl="8">
+      <w:startOverride w:val="1"/>
+    </w:lvlOverride>
+  </w:num>
+  <w:num w:numId="1031">
+    <w:abstractNumId w:val="99432"/>
+    <w:lvlOverride w:ilvl="0">
+      <w:startOverride w:val="2"/>
+    </w:lvlOverride>
+    <w:lvlOverride w:ilvl="1">
+      <w:startOverride w:val="2"/>
+    </w:lvlOverride>
+    <w:lvlOverride w:ilvl="2">
+      <w:startOverride w:val="2"/>
+    </w:lvlOverride>
+    <w:lvlOverride w:ilvl="3">
+      <w:startOverride w:val="2"/>
+    </w:lvlOverride>
+    <w:lvlOverride w:ilvl="4">
+      <w:startOverride w:val="2"/>
+    </w:lvlOverride>
+    <w:lvlOverride w:ilvl="5">
+      <w:startOverride w:val="2"/>
+    </w:lvlOverride>
+    <w:lvlOverride w:ilvl="6">
+      <w:startOverride w:val="2"/>
+    </w:lvlOverride>
+    <w:lvlOverride w:ilvl="7">
+      <w:startOverride w:val="2"/>
+    </w:lvlOverride>
+    <w:lvlOverride w:ilvl="8">
+      <w:startOverride w:val="2"/>
+    </w:lvlOverride>
+  </w:num>
+  <w:num w:numId="1032">
+    <w:abstractNumId w:val="99433"/>
+    <w:lvlOverride w:ilvl="0">
+      <w:startOverride w:val="3"/>
+    </w:lvlOverride>
+    <w:lvlOverride w:ilvl="1">
+      <w:startOverride w:val="3"/>
+    </w:lvlOverride>
+    <w:lvlOverride w:ilvl="2">
+      <w:startOverride w:val="3"/>
+    </w:lvlOverride>
+    <w:lvlOverride w:ilvl="3">
+      <w:startOverride w:val="3"/>
+    </w:lvlOverride>
+    <w:lvlOverride w:ilvl="4">
+      <w:startOverride w:val="3"/>
+    </w:lvlOverride>
+    <w:lvlOverride w:ilvl="5">
+      <w:startOverride w:val="3"/>
+    </w:lvlOverride>
+    <w:lvlOverride w:ilvl="6">
+      <w:startOverride w:val="3"/>
+    </w:lvlOverride>
+    <w:lvlOverride w:ilvl="7">
+      <w:startOverride w:val="3"/>
+    </w:lvlOverride>
+    <w:lvlOverride w:ilvl="8">
+      <w:startOverride w:val="3"/>
+    </w:lvlOverride>
+  </w:num>
+  <w:num w:numId="1033">
+    <w:abstractNumId w:val="99431"/>
+    <w:lvlOverride w:ilvl="0">
+      <w:startOverride w:val="1"/>
+    </w:lvlOverride>
+    <w:lvlOverride w:ilvl="1">
+      <w:startOverride w:val="1"/>
+    </w:lvlOverride>
+    <w:lvlOverride w:ilvl="2">
+      <w:startOverride w:val="1"/>
+    </w:lvlOverride>
+    <w:lvlOverride w:ilvl="3">
+      <w:startOverride w:val="1"/>
+    </w:lvlOverride>
+    <w:lvlOverride w:ilvl="4">
+      <w:startOverride w:val="1"/>
+    </w:lvlOverride>
+    <w:lvlOverride w:ilvl="5">
+      <w:startOverride w:val="1"/>
+    </w:lvlOverride>
+    <w:lvlOverride w:ilvl="6">
+      <w:startOverride w:val="1"/>
+    </w:lvlOverride>
+    <w:lvlOverride w:ilvl="7">
+      <w:startOverride w:val="1"/>
+    </w:lvlOverride>
+    <w:lvlOverride w:ilvl="8">
+      <w:startOverride w:val="1"/>
+    </w:lvlOverride>
+  </w:num>
+  <w:num w:numId="1034">
+    <w:abstractNumId w:val="99433"/>
+    <w:lvlOverride w:ilvl="0">
+      <w:startOverride w:val="3"/>
+    </w:lvlOverride>
+    <w:lvlOverride w:ilvl="1">
+      <w:startOverride w:val="3"/>
+    </w:lvlOverride>
+    <w:lvlOverride w:ilvl="2">
+      <w:startOverride w:val="3"/>
+    </w:lvlOverride>
+    <w:lvlOverride w:ilvl="3">
+      <w:startOverride w:val="3"/>
+    </w:lvlOverride>
+    <w:lvlOverride w:ilvl="4">
+      <w:startOverride w:val="3"/>
+    </w:lvlOverride>
+    <w:lvlOverride w:ilvl="5">
+      <w:startOverride w:val="3"/>
+    </w:lvlOverride>
+    <w:lvlOverride w:ilvl="6">
+      <w:startOverride w:val="3"/>
+    </w:lvlOverride>
+    <w:lvlOverride w:ilvl="7">
+      <w:startOverride w:val="3"/>
+    </w:lvlOverride>
+    <w:lvlOverride w:ilvl="8">
+      <w:startOverride w:val="3"/>
+    </w:lvlOverride>
+  </w:num>
+  <w:num w:numId="1035">
+    <w:abstractNumId w:val="99431"/>
+    <w:lvlOverride w:ilvl="0">
+      <w:startOverride w:val="1"/>
+    </w:lvlOverride>
+    <w:lvlOverride w:ilvl="1">
+      <w:startOverride w:val="1"/>
+    </w:lvlOverride>
+    <w:lvlOverride w:ilvl="2">
+      <w:startOverride w:val="1"/>
+    </w:lvlOverride>
+    <w:lvlOverride w:ilvl="3">
+      <w:startOverride w:val="1"/>
+    </w:lvlOverride>
+    <w:lvlOverride w:ilvl="4">
+      <w:startOverride w:val="1"/>
+    </w:lvlOverride>
+    <w:lvlOverride w:ilvl="5">
+      <w:startOverride w:val="1"/>
+    </w:lvlOverride>
+    <w:lvlOverride w:ilvl="6">
+      <w:startOverride w:val="1"/>
+    </w:lvlOverride>
+    <w:lvlOverride w:ilvl="7">
+      <w:startOverride w:val="1"/>
+    </w:lvlOverride>
+    <w:lvlOverride w:ilvl="8">
+      <w:startOverride w:val="1"/>
+    </w:lvlOverride>
+  </w:num>
+  <w:num w:numId="1036">
+    <w:abstractNumId w:val="99433"/>
+    <w:lvlOverride w:ilvl="0">
+      <w:startOverride w:val="3"/>
+    </w:lvlOverride>
+    <w:lvlOverride w:ilvl="1">
+      <w:startOverride w:val="3"/>
+    </w:lvlOverride>
+    <w:lvlOverride w:ilvl="2">
+      <w:startOverride w:val="3"/>
+    </w:lvlOverride>
+    <w:lvlOverride w:ilvl="3">
+      <w:startOverride w:val="3"/>
+    </w:lvlOverride>
+    <w:lvlOverride w:ilvl="4">
+      <w:startOverride w:val="3"/>
+    </w:lvlOverride>
+    <w:lvlOverride w:ilvl="5">
+      <w:startOverride w:val="3"/>
+    </w:lvlOverride>
+    <w:lvlOverride w:ilvl="6">
+      <w:startOverride w:val="3"/>
+    </w:lvlOverride>
+    <w:lvlOverride w:ilvl="7">
+      <w:startOverride w:val="3"/>
+    </w:lvlOverride>
+    <w:lvlOverride w:ilvl="8">
+      <w:startOverride w:val="3"/>
+    </w:lvlOverride>
+  </w:num>
+  <w:num w:numId="1037">
+    <w:abstractNumId w:val="99431"/>
+    <w:lvlOverride w:ilvl="0">
+      <w:startOverride w:val="1"/>
+    </w:lvlOverride>
+    <w:lvlOverride w:ilvl="1">
+      <w:startOverride w:val="1"/>
+    </w:lvlOverride>
+    <w:lvlOverride w:ilvl="2">
+      <w:startOverride w:val="1"/>
+    </w:lvlOverride>
+    <w:lvlOverride w:ilvl="3">
+      <w:startOverride w:val="1"/>
+    </w:lvlOverride>
+    <w:lvlOverride w:ilvl="4">
+      <w:startOverride w:val="1"/>
+    </w:lvlOverride>
+    <w:lvlOverride w:ilvl="5">
+      <w:startOverride w:val="1"/>
+    </w:lvlOverride>
+    <w:lvlOverride w:ilvl="6">
+      <w:startOverride w:val="1"/>
+    </w:lvlOverride>
+    <w:lvlOverride w:ilvl="7">
+      <w:startOverride w:val="1"/>
+    </w:lvlOverride>
+    <w:lvlOverride w:ilvl="8">
+      <w:startOverride w:val="1"/>
+    </w:lvlOverride>
+  </w:num>
+  <w:num w:numId="1038">
+    <w:abstractNumId w:val="99432"/>
+    <w:lvlOverride w:ilvl="0">
+      <w:startOverride w:val="2"/>
+    </w:lvlOverride>
+    <w:lvlOverride w:ilvl="1">
+      <w:startOverride w:val="2"/>
+    </w:lvlOverride>
+    <w:lvlOverride w:ilvl="2">
+      <w:startOverride w:val="2"/>
+    </w:lvlOverride>
+    <w:lvlOverride w:ilvl="3">
+      <w:startOverride w:val="2"/>
+    </w:lvlOverride>
+    <w:lvlOverride w:ilvl="4">
+      <w:startOverride w:val="2"/>
+    </w:lvlOverride>
+    <w:lvlOverride w:ilvl="5">
+      <w:startOverride w:val="2"/>
+    </w:lvlOverride>
+    <w:lvlOverride w:ilvl="6">
+      <w:startOverride w:val="2"/>
+    </w:lvlOverride>
+    <w:lvlOverride w:ilvl="7">
+      <w:startOverride w:val="2"/>
+    </w:lvlOverride>
+    <w:lvlOverride w:ilvl="8">
+      <w:startOverride w:val="2"/>
+    </w:lvlOverride>
   </w:num>
 </w:numbering>
 </file>

--- a/00-首页/题组Word/第一轮·综合套卷/第一轮综合卷09（教师版）.docx
+++ b/00-首页/题组Word/第一轮·综合套卷/第一轮综合卷09（教师版）.docx
@@ -10197,7 +10197,7 @@
           <w:b/>
           <w:bCs/>
         </w:rPr>
-        <w:t xml:space="preserve">7-4-1</w:t>
+        <w:t xml:space="preserve">①</w:t>
       </w:r>
       <w:r>
         <w:rPr>
@@ -10277,7 +10277,7 @@
           <w:b/>
           <w:bCs/>
         </w:rPr>
-        <w:t xml:space="preserve">7-4-2</w:t>
+        <w:t xml:space="preserve">②</w:t>
       </w:r>
       <w:r>
         <w:rPr>
@@ -32132,16 +32132,6 @@
           <w:rFonts w:ascii="Times New Roman" w:hAnsi="Times New Roman" w:eastAsia="Times New Roman" w:cs="Times New Roman"/>
         </w:rPr>
         <w:t xml:space="preserve"> -5.2%。</w:t>
-      </w:r>
-    </w:p>
-    <w:p>
-      <w:pPr>
-        <w:spacing w:before="160" w:after="80"/>
-      </w:pPr>
-      <w:r>
-        <w:pict>
-          <v:rect style="width:0;height:1.5pt" o:hralign="center" o:hrstd="t" o:hr="t"/>
-        </w:pict>
       </w:r>
     </w:p>
     <w:p>

--- a/00-首页/题组Word/第一轮·综合套卷/第一轮综合卷09（教师版）.docx
+++ b/00-首页/题组Word/第一轮·综合套卷/第一轮综合卷09（教师版）.docx
@@ -2,7 +2,7 @@
 <file path=word/document.xml><?xml version="1.0" encoding="utf-8"?>
 <w:document xmlns:w="http://schemas.openxmlformats.org/wordprocessingml/2006/main" xmlns:m="http://schemas.openxmlformats.org/officeDocument/2006/math" xmlns:r="http://schemas.openxmlformats.org/officeDocument/2006/relationships" xmlns:o="urn:schemas-microsoft-com:office:office" xmlns:v="urn:schemas-microsoft-com:vml" xmlns:w10="urn:schemas-microsoft-com:office:word" xmlns:a="http://schemas.openxmlformats.org/drawingml/2006/main" xmlns:pic="http://schemas.openxmlformats.org/drawingml/2006/picture" xmlns:wp="http://schemas.openxmlformats.org/drawingml/2006/wordprocessingDrawing">
   <w:body>
-    <w:bookmarkStart w:id="105" w:name="第一轮综合练习-第09卷"/>
+    <w:bookmarkStart w:id="102" w:name="第一轮综合练习-第09卷"/>
     <w:p>
       <w:pPr>
         <w:pStyle w:val="Heading1"/>
@@ -567,7 +567,7 @@
       </w:r>
     </w:p>
     <w:bookmarkEnd w:id="9"/>
-    <w:bookmarkStart w:id="104" w:name="题目"/>
+    <w:bookmarkStart w:id="101" w:name="题目"/>
     <w:p>
       <w:pPr>
         <w:pStyle w:val="Heading2"/>
@@ -22718,7 +22718,7 @@
       </w:r>
     </w:p>
     <w:bookmarkEnd w:id="61"/>
-    <w:bookmarkStart w:id="68" w:name="第14题"/>
+    <w:bookmarkStart w:id="65" w:name="第14题"/>
     <w:p>
       <w:pPr>
         <w:pStyle w:val="Heading3"/>
@@ -23305,58 +23305,6 @@
     <w:p>
       <w:pPr>
         <w:pStyle w:val="FirstParagraph"/>
-        <w:spacing w:before="160" w:after="80"/>
-        <w:jc w:val="center"/>
-      </w:pPr>
-      <w:r>
-        <w:rPr>
-          <w:rFonts w:ascii="Times New Roman" w:hAnsi="Times New Roman" w:eastAsia="Times New Roman" w:cs="Times New Roman"/>
-        </w:rPr>
-        <w:drawing>
-          <wp:inline>
-            <wp:extent cx="3600000" cy="2308332"/>
-            <wp:effectExtent b="0" l="0" r="0" t="0"/>
-            <wp:docPr descr="" title="" id="63" name="Picture"/>
-            <a:graphic>
-              <a:graphicData uri="http://schemas.openxmlformats.org/drawingml/2006/picture">
-                <pic:pic>
-                  <pic:nvPicPr>
-                    <pic:cNvPr descr="7937fa3a4ad6d5d9124ba067bca2710abd9c4ab591c0e70741f298f0452bda78.png" id="64" name="Picture"/>
-                    <pic:cNvPicPr>
-                      <a:picLocks noChangeArrowheads="1" noChangeAspect="1"/>
-                    </pic:cNvPicPr>
-                  </pic:nvPicPr>
-                  <pic:blipFill>
-                    <a:blip r:embed="rId62"/>
-                    <a:stretch>
-                      <a:fillRect/>
-                    </a:stretch>
-                  </pic:blipFill>
-                  <pic:spPr bwMode="auto">
-                    <a:xfrm>
-                      <a:off x="0" y="0"/>
-                      <a:ext cx="3600000" cy="2308332"/>
-                    </a:xfrm>
-                    <a:prstGeom prst="rect">
-                      <a:avLst/>
-                    </a:prstGeom>
-                    <a:noFill/>
-                    <a:ln w="9525">
-                      <a:noFill/>
-                      <a:headEnd/>
-                      <a:tailEnd/>
-                    </a:ln>
-                  </pic:spPr>
-                </pic:pic>
-              </a:graphicData>
-            </a:graphic>
-          </wp:inline>
-        </w:drawing>
-      </w:r>
-    </w:p>
-    <w:p>
-      <w:pPr>
-        <w:pStyle w:val="BodyText"/>
         <w:ind w:firstLine="420"/>
       </w:pPr>
       <w:r>
@@ -24054,18 +24002,18 @@
           <wp:inline>
             <wp:extent cx="2476500" cy="2197100"/>
             <wp:effectExtent b="0" l="0" r="0" t="0"/>
-            <wp:docPr descr="" title="" id="66" name="Picture"/>
+            <wp:docPr descr="" title="" id="63" name="Picture"/>
             <a:graphic>
               <a:graphicData uri="http://schemas.openxmlformats.org/drawingml/2006/picture">
                 <pic:pic>
                   <pic:nvPicPr>
-                    <pic:cNvPr descr="c012d48d96b660ccc1e4fffea79502d3eac22732abcabc5187445f4af3b59b7b.jpg" id="67" name="Picture"/>
+                    <pic:cNvPr descr="c012d48d96b660ccc1e4fffea79502d3eac22732abcabc5187445f4af3b59b7b.jpg" id="64" name="Picture"/>
                     <pic:cNvPicPr>
                       <a:picLocks noChangeArrowheads="1" noChangeAspect="1"/>
                     </pic:cNvPicPr>
                   </pic:nvPicPr>
                   <pic:blipFill>
-                    <a:blip r:embed="rId65"/>
+                    <a:blip r:embed="rId62"/>
                     <a:stretch>
                       <a:fillRect/>
                     </a:stretch>
@@ -24102,8 +24050,8 @@
         </w:pict>
       </w:r>
     </w:p>
-    <w:bookmarkEnd w:id="68"/>
-    <w:bookmarkStart w:id="72" w:name="第15题"/>
+    <w:bookmarkEnd w:id="65"/>
+    <w:bookmarkStart w:id="69" w:name="第15题"/>
     <w:p>
       <w:pPr>
         <w:pStyle w:val="Heading3"/>
@@ -24872,18 +24820,18 @@
           <wp:inline>
             <wp:extent cx="3600000" cy="2044067"/>
             <wp:effectExtent b="0" l="0" r="0" t="0"/>
-            <wp:docPr descr="" title="" id="70" name="Picture"/>
+            <wp:docPr descr="" title="" id="67" name="Picture"/>
             <a:graphic>
               <a:graphicData uri="http://schemas.openxmlformats.org/drawingml/2006/picture">
                 <pic:pic>
                   <pic:nvPicPr>
-                    <pic:cNvPr descr="278751244a4a16c4b21b0a0661e3e1cc6de1db7d6a746f1ca409dfa784afe2cf.jpg" id="71" name="Picture"/>
+                    <pic:cNvPr descr="278751244a4a16c4b21b0a0661e3e1cc6de1db7d6a746f1ca409dfa784afe2cf.jpg" id="68" name="Picture"/>
                     <pic:cNvPicPr>
                       <a:picLocks noChangeArrowheads="1" noChangeAspect="1"/>
                     </pic:cNvPicPr>
                   </pic:nvPicPr>
                   <pic:blipFill>
-                    <a:blip r:embed="rId69"/>
+                    <a:blip r:embed="rId66"/>
                     <a:stretch>
                       <a:fillRect/>
                     </a:stretch>
@@ -24920,8 +24868,8 @@
         </w:pict>
       </w:r>
     </w:p>
-    <w:bookmarkEnd w:id="72"/>
-    <w:bookmarkStart w:id="76" w:name="第16题"/>
+    <w:bookmarkEnd w:id="69"/>
+    <w:bookmarkStart w:id="73" w:name="第16题"/>
     <w:p>
       <w:pPr>
         <w:pStyle w:val="Heading3"/>
@@ -26466,18 +26414,18 @@
           <wp:inline>
             <wp:extent cx="3600000" cy="1308433"/>
             <wp:effectExtent b="0" l="0" r="0" t="0"/>
-            <wp:docPr descr="" title="" id="74" name="Picture"/>
+            <wp:docPr descr="" title="" id="71" name="Picture"/>
             <a:graphic>
               <a:graphicData uri="http://schemas.openxmlformats.org/drawingml/2006/picture">
                 <pic:pic>
                   <pic:nvPicPr>
-                    <pic:cNvPr descr="08450a9563947966ba50345e1210d9814e9ece0dfea784110314d8bf240daa0d.jpg" id="75" name="Picture"/>
+                    <pic:cNvPr descr="08450a9563947966ba50345e1210d9814e9ece0dfea784110314d8bf240daa0d.jpg" id="72" name="Picture"/>
                     <pic:cNvPicPr>
                       <a:picLocks noChangeArrowheads="1" noChangeAspect="1"/>
                     </pic:cNvPicPr>
                   </pic:nvPicPr>
                   <pic:blipFill>
-                    <a:blip r:embed="rId73"/>
+                    <a:blip r:embed="rId70"/>
                     <a:stretch>
                       <a:fillRect/>
                     </a:stretch>
@@ -27147,8 +27095,8 @@
         </w:pict>
       </w:r>
     </w:p>
-    <w:bookmarkEnd w:id="76"/>
-    <w:bookmarkStart w:id="80" w:name="第17题"/>
+    <w:bookmarkEnd w:id="73"/>
+    <w:bookmarkStart w:id="77" w:name="第17题"/>
     <w:p>
       <w:pPr>
         <w:pStyle w:val="Heading3"/>
@@ -27448,18 +27396,18 @@
           <wp:inline>
             <wp:extent cx="3600000" cy="1525023"/>
             <wp:effectExtent b="0" l="0" r="0" t="0"/>
-            <wp:docPr descr="" title="" id="78" name="Picture"/>
+            <wp:docPr descr="" title="" id="75" name="Picture"/>
             <a:graphic>
               <a:graphicData uri="http://schemas.openxmlformats.org/drawingml/2006/picture">
                 <pic:pic>
                   <pic:nvPicPr>
-                    <pic:cNvPr descr="6f0bf8789489a212.png" id="79" name="Picture"/>
+                    <pic:cNvPr descr="6f0bf8789489a212.png" id="76" name="Picture"/>
                     <pic:cNvPicPr>
                       <a:picLocks noChangeArrowheads="1" noChangeAspect="1"/>
                     </pic:cNvPicPr>
                   </pic:nvPicPr>
                   <pic:blipFill>
-                    <a:blip r:embed="rId77"/>
+                    <a:blip r:embed="rId74"/>
                     <a:stretch>
                       <a:fillRect/>
                     </a:stretch>
@@ -28039,8 +27987,8 @@
         </w:pict>
       </w:r>
     </w:p>
-    <w:bookmarkEnd w:id="80"/>
-    <w:bookmarkStart w:id="84" w:name="第18题"/>
+    <w:bookmarkEnd w:id="77"/>
+    <w:bookmarkStart w:id="81" w:name="第18题"/>
     <w:p>
       <w:pPr>
         <w:pStyle w:val="Heading3"/>
@@ -28527,18 +28475,18 @@
           <wp:inline>
             <wp:extent cx="3600000" cy="1066019"/>
             <wp:effectExtent b="0" l="0" r="0" t="0"/>
-            <wp:docPr descr="" title="" id="82" name="Picture"/>
+            <wp:docPr descr="" title="" id="79" name="Picture"/>
             <a:graphic>
               <a:graphicData uri="http://schemas.openxmlformats.org/drawingml/2006/picture">
                 <pic:pic>
                   <pic:nvPicPr>
-                    <pic:cNvPr descr="aa299cc0797a8401.png" id="83" name="Picture"/>
+                    <pic:cNvPr descr="aa299cc0797a8401.png" id="80" name="Picture"/>
                     <pic:cNvPicPr>
                       <a:picLocks noChangeArrowheads="1" noChangeAspect="1"/>
                     </pic:cNvPicPr>
                   </pic:nvPicPr>
                   <pic:blipFill>
-                    <a:blip r:embed="rId81"/>
+                    <a:blip r:embed="rId78"/>
                     <a:stretch>
                       <a:fillRect/>
                     </a:stretch>
@@ -28834,8 +28782,8 @@
         </w:pict>
       </w:r>
     </w:p>
-    <w:bookmarkEnd w:id="84"/>
-    <w:bookmarkStart w:id="85" w:name="第19题"/>
+    <w:bookmarkEnd w:id="81"/>
+    <w:bookmarkStart w:id="82" w:name="第19题"/>
     <w:p>
       <w:pPr>
         <w:pStyle w:val="Heading3"/>
@@ -31381,8 +31329,8 @@
         </w:pict>
       </w:r>
     </w:p>
-    <w:bookmarkEnd w:id="85"/>
-    <w:bookmarkStart w:id="86" w:name="第20题"/>
+    <w:bookmarkEnd w:id="82"/>
+    <w:bookmarkStart w:id="83" w:name="第20题"/>
     <w:p>
       <w:pPr>
         <w:pStyle w:val="Heading3"/>
@@ -32144,8 +32092,8 @@
         </w:pict>
       </w:r>
     </w:p>
-    <w:bookmarkEnd w:id="86"/>
-    <w:bookmarkStart w:id="87" w:name="第21题"/>
+    <w:bookmarkEnd w:id="83"/>
+    <w:bookmarkStart w:id="84" w:name="第21题"/>
     <w:p>
       <w:pPr>
         <w:pStyle w:val="Heading3"/>
@@ -32825,8 +32773,8 @@
         </w:pict>
       </w:r>
     </w:p>
-    <w:bookmarkEnd w:id="87"/>
-    <w:bookmarkStart w:id="88" w:name="第22题"/>
+    <w:bookmarkEnd w:id="84"/>
+    <w:bookmarkStart w:id="85" w:name="第22题"/>
     <w:p>
       <w:pPr>
         <w:pStyle w:val="Heading3"/>
@@ -33567,8 +33515,8 @@
         </w:pict>
       </w:r>
     </w:p>
-    <w:bookmarkEnd w:id="88"/>
-    <w:bookmarkStart w:id="97" w:name="第23题"/>
+    <w:bookmarkEnd w:id="85"/>
+    <w:bookmarkStart w:id="94" w:name="第23题"/>
     <w:p>
       <w:pPr>
         <w:pStyle w:val="Heading3"/>
@@ -34265,18 +34213,18 @@
           <wp:inline>
             <wp:extent cx="3240000" cy="2546225"/>
             <wp:effectExtent b="0" l="0" r="0" t="0"/>
-            <wp:docPr descr="" title="" id="90" name="Picture"/>
+            <wp:docPr descr="" title="" id="87" name="Picture"/>
             <a:graphic>
               <a:graphicData uri="http://schemas.openxmlformats.org/drawingml/2006/picture">
                 <pic:pic>
                   <pic:nvPicPr>
-                    <pic:cNvPr descr="c136ad01e9af85711659c2b06c97a3379827f71ae8369b3dfbe0f89c6e3c1e19.jpg" id="91" name="Picture"/>
+                    <pic:cNvPr descr="c136ad01e9af85711659c2b06c97a3379827f71ae8369b3dfbe0f89c6e3c1e19.jpg" id="88" name="Picture"/>
                     <pic:cNvPicPr>
                       <a:picLocks noChangeArrowheads="1" noChangeAspect="1"/>
                     </pic:cNvPicPr>
                   </pic:nvPicPr>
                   <pic:blipFill>
-                    <a:blip r:embed="rId89"/>
+                    <a:blip r:embed="rId86"/>
                     <a:stretch>
                       <a:fillRect/>
                     </a:stretch>
@@ -35605,18 +35553,18 @@
           <wp:inline>
             <wp:extent cx="3600000" cy="1489655"/>
             <wp:effectExtent b="0" l="0" r="0" t="0"/>
-            <wp:docPr descr="" title="" id="93" name="Picture"/>
+            <wp:docPr descr="" title="" id="90" name="Picture"/>
             <a:graphic>
               <a:graphicData uri="http://schemas.openxmlformats.org/drawingml/2006/picture">
                 <pic:pic>
                   <pic:nvPicPr>
-                    <pic:cNvPr descr="8009a0c4f67b0ff44b78224e4921e625cda70386ecb3be1d879716d4719d6508.jpg" id="94" name="Picture"/>
+                    <pic:cNvPr descr="8009a0c4f67b0ff44b78224e4921e625cda70386ecb3be1d879716d4719d6508.jpg" id="91" name="Picture"/>
                     <pic:cNvPicPr>
                       <a:picLocks noChangeArrowheads="1" noChangeAspect="1"/>
                     </pic:cNvPicPr>
                   </pic:nvPicPr>
                   <pic:blipFill>
-                    <a:blip r:embed="rId92"/>
+                    <a:blip r:embed="rId89"/>
                     <a:stretch>
                       <a:fillRect/>
                     </a:stretch>
@@ -39893,18 +39841,18 @@
           <wp:inline>
             <wp:extent cx="3600000" cy="1489655"/>
             <wp:effectExtent b="0" l="0" r="0" t="0"/>
-            <wp:docPr descr="" title="" id="95" name="Picture"/>
+            <wp:docPr descr="" title="" id="92" name="Picture"/>
             <a:graphic>
               <a:graphicData uri="http://schemas.openxmlformats.org/drawingml/2006/picture">
                 <pic:pic>
                   <pic:nvPicPr>
-                    <pic:cNvPr descr="8009a0c4f67b0ff44b78224e4921e625cda70386ecb3be1d879716d4719d6508.jpg" id="96" name="Picture"/>
+                    <pic:cNvPr descr="8009a0c4f67b0ff44b78224e4921e625cda70386ecb3be1d879716d4719d6508.jpg" id="93" name="Picture"/>
                     <pic:cNvPicPr>
                       <a:picLocks noChangeArrowheads="1" noChangeAspect="1"/>
                     </pic:cNvPicPr>
                   </pic:nvPicPr>
                   <pic:blipFill>
-                    <a:blip r:embed="rId92"/>
+                    <a:blip r:embed="rId89"/>
                     <a:stretch>
                       <a:fillRect/>
                     </a:stretch>
@@ -40239,8 +40187,8 @@
         </w:pict>
       </w:r>
     </w:p>
-    <w:bookmarkEnd w:id="97"/>
-    <w:bookmarkStart w:id="98" w:name="第24题"/>
+    <w:bookmarkEnd w:id="94"/>
+    <w:bookmarkStart w:id="95" w:name="第24题"/>
     <w:p>
       <w:pPr>
         <w:pStyle w:val="Heading3"/>
@@ -45890,8 +45838,8 @@
         </w:pict>
       </w:r>
     </w:p>
-    <w:bookmarkEnd w:id="98"/>
-    <w:bookmarkStart w:id="102" w:name="第25题"/>
+    <w:bookmarkEnd w:id="95"/>
+    <w:bookmarkStart w:id="99" w:name="第25题"/>
     <w:p>
       <w:pPr>
         <w:pStyle w:val="Heading3"/>
@@ -47305,18 +47253,18 @@
           <wp:inline>
             <wp:extent cx="3600000" cy="2454919"/>
             <wp:effectExtent b="0" l="0" r="0" t="0"/>
-            <wp:docPr descr="" title="" id="100" name="Picture"/>
+            <wp:docPr descr="" title="" id="97" name="Picture"/>
             <a:graphic>
               <a:graphicData uri="http://schemas.openxmlformats.org/drawingml/2006/picture">
                 <pic:pic>
                   <pic:nvPicPr>
-                    <pic:cNvPr descr="aa9a37e8cb5cb22fb67c2082e39ea4360bd06dc65b0d333972a61d8e7ecaefb5.jpg" id="101" name="Picture"/>
+                    <pic:cNvPr descr="aa9a37e8cb5cb22fb67c2082e39ea4360bd06dc65b0d333972a61d8e7ecaefb5.jpg" id="98" name="Picture"/>
                     <pic:cNvPicPr>
                       <a:picLocks noChangeArrowheads="1" noChangeAspect="1"/>
                     </pic:cNvPicPr>
                   </pic:nvPicPr>
                   <pic:blipFill>
-                    <a:blip r:embed="rId99"/>
+                    <a:blip r:embed="rId96"/>
                     <a:stretch>
                       <a:fillRect/>
                     </a:stretch>
@@ -49414,8 +49362,8 @@
         </w:pict>
       </w:r>
     </w:p>
-    <w:bookmarkEnd w:id="102"/>
-    <w:bookmarkStart w:id="103" w:name="第26题"/>
+    <w:bookmarkEnd w:id="99"/>
+    <w:bookmarkStart w:id="100" w:name="第26题"/>
     <w:p>
       <w:pPr>
         <w:pStyle w:val="Heading3"/>
@@ -51189,9 +51137,9 @@
         </w:pict>
       </w:r>
     </w:p>
-    <w:bookmarkEnd w:id="103"/>
-    <w:bookmarkEnd w:id="104"/>
-    <w:bookmarkEnd w:id="105"/>
+    <w:bookmarkEnd w:id="100"/>
+    <w:bookmarkEnd w:id="101"/>
+    <w:bookmarkEnd w:id="102"/>
     <w:sectPr>
       <w:footerReference w:type="default" r:id="rId9"/>
       <w:footnotePr>
